--- a/downloads/teacher/ai-4-week-19.docx
+++ b/downloads/teacher/ai-4-week-19.docx
@@ -3003,6 +3003,396 @@
         <w:t>For your Responsible Plant Classifier, save the input, procedure, observed result and limitation of this check. Label this worked example as practice; use a different, previously unreviewed case when checking independent understanding.</w:t>
       </w:r>
     </w:p>
+    <w:p>
+      <w:pPr>
+        <w:pStyle w:val="Heading1"/>
+      </w:pPr>
+      <w:r>
+        <w:t>07. Prepare, teach and assess</w:t>
+      </w:r>
+    </w:p>
+    <w:p>
+      <w:r>
+        <w:t>Teaching target: Distinguish numeric prediction from classification</w:t>
+      </w:r>
+    </w:p>
+    <w:p>
+      <w:r>
+        <w:t>Prepare the labelled worked-case picture, the matching workbook, fictional input cards and a place for individual responses. Check a local Python 3 environment before class; have a paper-trace version ready.</w:t>
+      </w:r>
+    </w:p>
+    <w:tbl>
+      <w:tblPr>
+        <w:tblStyle w:val="LightShading-Accent1"/>
+        <w:tblW w:type="auto" w:w="0"/>
+        <w:tblLook w:firstColumn="1" w:firstRow="1" w:lastColumn="0" w:lastRow="0" w:noHBand="0" w:noVBand="1" w:val="04A0"/>
+      </w:tblPr>
+      <w:tblGrid>
+        <w:gridCol w:w="3408"/>
+        <w:gridCol w:w="3408"/>
+        <w:gridCol w:w="3408"/>
+      </w:tblGrid>
+      <w:tr>
+        <w:trPr>
+          <w:tblHeader/>
+        </w:trPr>
+        <w:tc>
+          <w:tcPr>
+            <w:tcW w:type="dxa" w:w="3408"/>
+          </w:tcPr>
+          <w:p>
+            <w:r>
+              <w:t>Session</w:t>
+            </w:r>
+          </w:p>
+        </w:tc>
+        <w:tc>
+          <w:tcPr>
+            <w:tcW w:type="dxa" w:w="3408"/>
+          </w:tcPr>
+          <w:p>
+            <w:r>
+              <w:t>Plan</w:t>
+            </w:r>
+          </w:p>
+        </w:tc>
+        <w:tc>
+          <w:tcPr>
+            <w:tcW w:type="dxa" w:w="3408"/>
+          </w:tcPr>
+          <w:p>
+            <w:r>
+              <w:t>Resources</w:t>
+            </w:r>
+          </w:p>
+        </w:tc>
+      </w:tr>
+      <w:tr>
+        <w:tc>
+          <w:tcPr>
+            <w:tcW w:type="dxa" w:w="3408"/>
+          </w:tcPr>
+          <w:p>
+            <w:r>
+              <w:t>Session 1 · Understand · 45 min</w:t>
+            </w:r>
+          </w:p>
+        </w:tc>
+        <w:tc>
+          <w:tcPr>
+            <w:tcW w:type="dxa" w:w="3408"/>
+          </w:tcPr>
+          <w:p>
+            <w:r>
+              <w:t>0–7: recall and prerequisite; 7–15: inspect the concrete case and predict; 15–30: teacher models the worked trace; 30–40: learners explain a step using the text and visual; 40–45: check the core idea.</w:t>
+            </w:r>
+          </w:p>
+        </w:tc>
+        <w:tc>
+          <w:tcPr>
+            <w:tcW w:type="dxa" w:w="3408"/>
+          </w:tcPr>
+          <w:p>
+            <w:r>
+              <w:t>Sections 1–6; record the brief recall in the workbook.</w:t>
+            </w:r>
+          </w:p>
+        </w:tc>
+      </w:tr>
+      <w:tr>
+        <w:tc>
+          <w:tcPr>
+            <w:tcW w:type="dxa" w:w="3408"/>
+          </w:tcPr>
+          <w:p>
+            <w:r>
+              <w:t>Session 2 · Practise · 45 min</w:t>
+            </w:r>
+          </w:p>
+        </w:tc>
+        <w:tc>
+          <w:tcPr>
+            <w:tcW w:type="dxa" w:w="3408"/>
+          </w:tcPr>
+          <w:p>
+            <w:r>
+              <w:t>0–5: retrieve the procedure; 5–15: W2 completion practice; 15–23: explain and check with a partner; 23–30: each learner answers the misconception check; 30–40: targeted reteaching or a harder variation; 40–45: prepare the investigation.</w:t>
+            </w:r>
+          </w:p>
+        </w:tc>
+        <w:tc>
+          <w:tcPr>
+            <w:tcW w:type="dxa" w:w="3408"/>
+          </w:tcPr>
+          <w:p>
+            <w:r>
+              <w:t>Sections 7–10; use the matching workbook W2 and misconception check.</w:t>
+            </w:r>
+          </w:p>
+        </w:tc>
+      </w:tr>
+      <w:tr>
+        <w:tc>
+          <w:tcPr>
+            <w:tcW w:type="dxa" w:w="3408"/>
+          </w:tcPr>
+          <w:p>
+            <w:r>
+              <w:t>Session 3 · Investigate and transfer · 45 min</w:t>
+            </w:r>
+          </w:p>
+        </w:tc>
+        <w:tc>
+          <w:tcPr>
+            <w:tcW w:type="dxa" w:w="3408"/>
+          </w:tcPr>
+          <w:p>
+            <w:r>
+              <w:t>0–5: retrieve the decision rule; 5–20: investigate or trace; 20–30: start the independent case; 30–38: connect the project; 38–43: act on feedback; 43–45: plan the return check.</w:t>
+            </w:r>
+          </w:p>
+        </w:tc>
+        <w:tc>
+          <w:tcPr>
+            <w:tcW w:type="dxa" w:w="3408"/>
+          </w:tcPr>
+          <w:p>
+            <w:r>
+              <w:t>Sections 9 and 11–14. Give extra time to finish the full task set; use Section 15 when the week includes a coding lab.</w:t>
+            </w:r>
+          </w:p>
+        </w:tc>
+      </w:tr>
+    </w:tbl>
+    <w:p>
+      <w:r>
+        <w:t>Before class, solve the supported practice: Why does mean residual zero not imply perfect predictions?</w:t>
+      </w:r>
+    </w:p>
+    <w:p>
+      <w:r>
+        <w:t>Reasoned practice answer: Teacher explanation: Negative and positive residuals cancel even when individual errors are nonzero.</w:t>
+      </w:r>
+    </w:p>
+    <w:p>
+      <w:r>
+        <w:t>Check every learner before discussion: Use the worked case for Regression and residuals. Proposed explanation: “A final answer is enough”. Decide whether this explanation is supported. Point to the step or supplied fact that decides; explain your repair if needed.</w:t>
+      </w:r>
+    </w:p>
+    <w:p>
+      <w:r>
+        <w:t>Misconception repair: Ask for the relevant counts, units, procedure or saved record. For this week: Residuals -1, 1, 0 cm; the first record is overpredicted.</w:t>
+      </w:r>
+    </w:p>
+    <w:p>
+      <w:r>
+        <w:t>Support: read the exact case aloud, enlarge the labelled picture, supply input cards and model only the first deciding step. Accept a spoken explanation or drawing; retain the reasoning goal.</w:t>
+      </w:r>
+    </w:p>
+    <w:p>
+      <w:r>
+        <w:t>Extension: Raise all predictions by1 cm. Require a prediction and a reason before comparing. Expected result: Residuals become [-3, 0, 1]; mean=-2/3 cm and MAE=4/3 cm. Reason: Each residual decreases by1 under the observed-minus-predicted convention.</w:t>
+      </w:r>
+    </w:p>
+    <w:p>
+      <w:r>
+        <w:t>Independent assessment: withhold the reserved answer until the learner has attempted the new case. Record support separately from correctness.</w:t>
+      </w:r>
+    </w:p>
+    <w:tbl>
+      <w:tblPr>
+        <w:tblStyle w:val="LightShading-Accent1"/>
+        <w:tblW w:type="auto" w:w="0"/>
+        <w:tblLook w:firstColumn="1" w:firstRow="1" w:lastColumn="0" w:lastRow="0" w:noHBand="0" w:noVBand="1" w:val="04A0"/>
+      </w:tblPr>
+      <w:tblGrid>
+        <w:gridCol w:w="2556"/>
+        <w:gridCol w:w="2556"/>
+        <w:gridCol w:w="2556"/>
+        <w:gridCol w:w="2556"/>
+      </w:tblGrid>
+      <w:tr>
+        <w:trPr>
+          <w:tblHeader/>
+        </w:trPr>
+        <w:tc>
+          <w:tcPr>
+            <w:tcW w:type="dxa" w:w="2556"/>
+          </w:tcPr>
+          <w:p>
+            <w:r>
+              <w:t>Criterion</w:t>
+            </w:r>
+          </w:p>
+        </w:tc>
+        <w:tc>
+          <w:tcPr>
+            <w:tcW w:type="dxa" w:w="2556"/>
+          </w:tcPr>
+          <w:p>
+            <w:r>
+              <w:t>Not yet</w:t>
+            </w:r>
+          </w:p>
+        </w:tc>
+        <w:tc>
+          <w:tcPr>
+            <w:tcW w:type="dxa" w:w="2556"/>
+          </w:tcPr>
+          <w:p>
+            <w:r>
+              <w:t>With support</w:t>
+            </w:r>
+          </w:p>
+        </w:tc>
+        <w:tc>
+          <w:tcPr>
+            <w:tcW w:type="dxa" w:w="2556"/>
+          </w:tcPr>
+          <w:p>
+            <w:r>
+              <w:t>Independent</w:t>
+            </w:r>
+          </w:p>
+        </w:tc>
+      </w:tr>
+      <w:tr>
+        <w:tc>
+          <w:tcPr>
+            <w:tcW w:type="dxa" w:w="2556"/>
+          </w:tcPr>
+          <w:p>
+            <w:r>
+              <w:t>Explanation</w:t>
+            </w:r>
+          </w:p>
+        </w:tc>
+        <w:tc>
+          <w:tcPr>
+            <w:tcW w:type="dxa" w:w="2556"/>
+          </w:tcPr>
+          <w:p>
+            <w:r>
+              <w:t>Names an answer without a deciding fact</w:t>
+            </w:r>
+          </w:p>
+        </w:tc>
+        <w:tc>
+          <w:tcPr>
+            <w:tcW w:type="dxa" w:w="2556"/>
+          </w:tcPr>
+          <w:p>
+            <w:r>
+              <w:t>Uses a hint to link fact and decision</w:t>
+            </w:r>
+          </w:p>
+        </w:tc>
+        <w:tc>
+          <w:tcPr>
+            <w:tcW w:type="dxa" w:w="2556"/>
+          </w:tcPr>
+          <w:p>
+            <w:r>
+              <w:t>Explains the deciding fact in own words</w:t>
+            </w:r>
+          </w:p>
+        </w:tc>
+      </w:tr>
+      <w:tr>
+        <w:tc>
+          <w:tcPr>
+            <w:tcW w:type="dxa" w:w="2556"/>
+          </w:tcPr>
+          <w:p>
+            <w:r>
+              <w:t>Trace or test</w:t>
+            </w:r>
+          </w:p>
+        </w:tc>
+        <w:tc>
+          <w:tcPr>
+            <w:tcW w:type="dxa" w:w="2556"/>
+          </w:tcPr>
+          <w:p>
+            <w:r>
+              <w:t>Cannot connect input and result</w:t>
+            </w:r>
+          </w:p>
+        </w:tc>
+        <w:tc>
+          <w:tcPr>
+            <w:tcW w:type="dxa" w:w="2556"/>
+          </w:tcPr>
+          <w:p>
+            <w:r>
+              <w:t>Completes steps with prompts</w:t>
+            </w:r>
+          </w:p>
+        </w:tc>
+        <w:tc>
+          <w:tcPr>
+            <w:tcW w:type="dxa" w:w="2556"/>
+          </w:tcPr>
+          <w:p>
+            <w:r>
+              <w:t>Traces or tests a changed case accurately</w:t>
+            </w:r>
+          </w:p>
+        </w:tc>
+      </w:tr>
+      <w:tr>
+        <w:tc>
+          <w:tcPr>
+            <w:tcW w:type="dxa" w:w="2556"/>
+          </w:tcPr>
+          <w:p>
+            <w:r>
+              <w:t>Limits and revision</w:t>
+            </w:r>
+          </w:p>
+        </w:tc>
+        <w:tc>
+          <w:tcPr>
+            <w:tcW w:type="dxa" w:w="2556"/>
+          </w:tcPr>
+          <w:p>
+            <w:r>
+              <w:t>Claims more than evidence supports</w:t>
+            </w:r>
+          </w:p>
+        </w:tc>
+        <w:tc>
+          <w:tcPr>
+            <w:tcW w:type="dxa" w:w="2556"/>
+          </w:tcPr>
+          <w:p>
+            <w:r>
+              <w:t>Names a limit after a prompt</w:t>
+            </w:r>
+          </w:p>
+        </w:tc>
+        <w:tc>
+          <w:tcPr>
+            <w:tcW w:type="dxa" w:w="2556"/>
+          </w:tcPr>
+          <w:p>
+            <w:r>
+              <w:t>States a defensible limit and useful next test</w:t>
+            </w:r>
+          </w:p>
+        </w:tc>
+      </w:tr>
+    </w:tbl>
+    <w:p>
+      <w:r>
+        <w:t>Project checkpoint: Evaluate and revise. Compare with your starting method, explain errors and record a justified revision.</w:t>
+      </w:r>
+    </w:p>
+    <w:p>
+      <w:r>
+        <w:t>Use the weekly teacher answer for topic-specific reasoning. A saved progress tick is an activity record; judge mastery from the learner’s explanation and evidence.</w:t>
+      </w:r>
+    </w:p>
     <w:sectPr>
       <w:pgSz w:w="12240" w:h="15840"/>
       <w:pgMar w:top="936" w:right="1008" w:bottom="936" w:left="1008" w:header="720" w:footer="720" w:gutter="0"/>

--- a/downloads/teacher/ai-4-week-19.docx
+++ b/downloads/teacher/ai-4-week-19.docx
@@ -3393,6 +3393,39 @@
         <w:t>Use the weekly teacher answer for topic-specific reasoning. A saved progress tick is an activity record; judge mastery from the learner’s explanation and evidence.</w:t>
       </w:r>
     </w:p>
+    <w:p>
+      <w:pPr>
+        <w:pStyle w:val="Heading1"/>
+      </w:pPr>
+      <w:r>
+        <w:t>08. Use feedback, labs and repair paths</w:t>
+      </w:r>
+    </w:p>
+    <w:p>
+      <w:r>
+        <w:t>Use the two formative questions as supported practice, not as independent mastery scores. Discuss the deciding evidence rather than accepting a guessed selection.</w:t>
+      </w:r>
+    </w:p>
+    <w:p>
+      <w:r>
+        <w:t>The feedback comes from the reviewed public worked case. Do not reveal the separately reserved independent teacher answer until the learner has attempted that case.</w:t>
+      </w:r>
+    </w:p>
+    <w:p>
+      <w:r>
+        <w:t>Ask students to predict before running code. Preserve errors and actual outputs; collect a changed test and an explanation. The branch-boundary and indexing lessons deliberately include failure cases.</w:t>
+      </w:r>
+    </w:p>
+    <w:p>
+      <w:r>
+        <w:t>Use the earlier worked-explanation links to address a specific missing building block, then return to the current question. Adapt this suggestion after observing the learner; it is not an automatic diagnosis.</w:t>
+      </w:r>
+    </w:p>
+    <w:p>
+      <w:r>
+        <w:t>Collect the completed-work portfolio as evidence. Record support separately from correctness, and assess explanation, trace/test and limitations. Progress ticks and quiz selections alone do not establish mastery.</w:t>
+      </w:r>
+    </w:p>
     <w:sectPr>
       <w:pgSz w:w="12240" w:h="15840"/>
       <w:pgMar w:top="936" w:right="1008" w:bottom="936" w:left="1008" w:header="720" w:footer="720" w:gutter="0"/>

--- a/downloads/teacher/ai-4-week-19.docx
+++ b/downloads/teacher/ai-4-week-19.docx
@@ -29,6 +29,11 @@
       </w:r>
     </w:p>
     <w:p>
+      <w:r>
+        <w:t>Prepare Regression and Residuals: check the target, prerequisites, resources and adaptable teaching schedule.</w:t>
+      </w:r>
+    </w:p>
+    <w:p>
       <w:pPr>
         <w:pStyle w:val="Heading3"/>
       </w:pPr>
@@ -37,8 +42,26 @@
       </w:r>
     </w:p>
     <w:p>
-      <w:r>
-        <w:t>Primary target: Distinguish numeric prediction from classification</w:t>
+      <w:pPr>
+        <w:spacing w:line="336" w:lineRule="auto" w:after="180"/>
+      </w:pPr>
+      <w:r>
+        <w:rPr>
+          <w:b w:val="0"/>
+        </w:rPr>
+        <w:t xml:space="preserve">Primary target: Distinguish numeric </w:t>
+      </w:r>
+      <w:r>
+        <w:rPr>
+          <w:b/>
+        </w:rPr>
+        <w:t>prediction</w:t>
+      </w:r>
+      <w:r>
+        <w:rPr>
+          <w:b w:val="0"/>
+        </w:rPr>
+        <w:t xml:space="preserve"> from classification</w:t>
       </w:r>
     </w:p>
     <w:tbl>
@@ -185,8 +208,37 @@
       </w:tr>
     </w:tbl>
     <w:p>
-      <w:r>
-        <w:t>This is a starting allocation of 135 minutes, not a validated duration. Preserve all named topics. Schedule extra time for connected examples, the full investigation, independent cases and project building. Repeated copies of a case share one recorded attempt; they are not new evidence.</w:t>
+      <w:pPr>
+        <w:spacing w:line="336" w:lineRule="auto" w:after="180"/>
+      </w:pPr>
+      <w:r>
+        <w:rPr>
+          <w:b w:val="0"/>
+        </w:rPr>
+        <w:t>This is a starting allocation of 135 minutes, not a validated duration. Preserve all named topics. Schedule extra time for connected examples, the full investigation, independent cases and project building.</w:t>
+      </w:r>
+    </w:p>
+    <w:p>
+      <w:pPr>
+        <w:spacing w:line="336" w:lineRule="auto" w:after="180"/>
+      </w:pPr>
+      <w:r>
+        <w:rPr>
+          <w:b w:val="0"/>
+        </w:rPr>
+        <w:t xml:space="preserve">Repeated copies of a case share one recorded attempt; they are not new </w:t>
+      </w:r>
+      <w:r>
+        <w:rPr>
+          <w:b/>
+        </w:rPr>
+        <w:t>evidence</w:t>
+      </w:r>
+      <w:r>
+        <w:rPr>
+          <w:b w:val="0"/>
+        </w:rPr>
+        <w:t>.</w:t>
       </w:r>
     </w:p>
     <w:p>
@@ -206,17 +258,41 @@
       </w:r>
     </w:p>
     <w:p>
-      <w:r>
+      <w:pPr>
+        <w:spacing w:line="336" w:lineRule="auto" w:after="180"/>
+      </w:pPr>
+      <w:r>
+        <w:rPr>
+          <w:b w:val="0"/>
+        </w:rPr>
         <w:t>Without opening the old lesson, explain one key idea from Error Analysis. Give an example and a mistake that the idea helps you avoid.</w:t>
       </w:r>
     </w:p>
     <w:p>
-      <w:r>
-        <w:t>Look for: Categorize development errors using evidence</w:t>
-      </w:r>
-    </w:p>
-    <w:p>
-      <w:r>
+      <w:pPr>
+        <w:spacing w:line="336" w:lineRule="auto" w:after="180"/>
+      </w:pPr>
+      <w:r>
+        <w:rPr>
+          <w:b w:val="0"/>
+        </w:rPr>
+        <w:t xml:space="preserve">Look for: Categorize development errors using </w:t>
+      </w:r>
+      <w:r>
+        <w:rPr>
+          <w:b/>
+        </w:rPr>
+        <w:t>evidence</w:t>
+      </w:r>
+    </w:p>
+    <w:p>
+      <w:pPr>
+        <w:spacing w:line="336" w:lineRule="auto" w:after="180"/>
+      </w:pPr>
+      <w:r>
+        <w:rPr>
+          <w:b w:val="0"/>
+        </w:rPr>
         <w:t>Reference example, not the only acceptable wording: Teacher explanation: Dim 4/12 about 33.3 percent; bright 3/18 about 16.7 percent.</w:t>
       </w:r>
     </w:p>
@@ -229,18 +305,59 @@
       </w:r>
     </w:p>
     <w:p>
-      <w:r>
+      <w:pPr>
+        <w:spacing w:line="336" w:lineRule="auto" w:after="180"/>
+      </w:pPr>
+      <w:r>
+        <w:rPr>
+          <w:b w:val="0"/>
+        </w:rPr>
         <w:t>Without opening the old lesson, explain one key idea from Accuracy and Imbalance. Give an example and a mistake that the idea helps you avoid.</w:t>
       </w:r>
     </w:p>
     <w:p>
-      <w:r>
+      <w:pPr>
+        <w:spacing w:line="336" w:lineRule="auto" w:after="180"/>
+      </w:pPr>
+      <w:r>
+        <w:rPr>
+          <w:b w:val="0"/>
+        </w:rPr>
         <w:t>Look for: Explain why overall accuracy can hide failure on a less common class</w:t>
       </w:r>
     </w:p>
     <w:p>
-      <w:r>
-        <w:t>Reference example, not the only acceptable wording: The training-majority rule always predicts clear. Matrix [[16,0],[4,0]] gives 16/20=80 percent, FP=0,FN=4. It misses all four blocked cases, so the overall score hides complete failure on that evaluated class.</w:t>
+      <w:pPr>
+        <w:spacing w:line="336" w:lineRule="auto" w:after="180"/>
+      </w:pPr>
+      <w:r>
+        <w:rPr>
+          <w:b w:val="0"/>
+        </w:rPr>
+        <w:t xml:space="preserve">Reference example, not the only acceptable wording: The </w:t>
+      </w:r>
+      <w:r>
+        <w:rPr>
+          <w:b/>
+        </w:rPr>
+        <w:t>training</w:t>
+      </w:r>
+      <w:r>
+        <w:rPr>
+          <w:b w:val="0"/>
+        </w:rPr>
+        <w:t>-majority rule always predicts clear. Matrix [[16,0],[4,0]] gives 16/20=80 percent, FP=0,FN=4.</w:t>
+      </w:r>
+    </w:p>
+    <w:p>
+      <w:pPr>
+        <w:spacing w:line="336" w:lineRule="auto" w:after="180"/>
+      </w:pPr>
+      <w:r>
+        <w:rPr>
+          <w:b w:val="0"/>
+        </w:rPr>
+        <w:t>It misses all four blocked cases, so the overall score hides complete failure on that evaluated class.</w:t>
       </w:r>
     </w:p>
     <w:p>
@@ -252,22 +369,129 @@
       </w:r>
     </w:p>
     <w:p>
-      <w:r>
+      <w:pPr>
+        <w:spacing w:line="336" w:lineRule="auto" w:after="180"/>
+      </w:pPr>
+      <w:r>
+        <w:rPr>
+          <w:b w:val="0"/>
+        </w:rPr>
         <w:t>Without opening the old lesson, explain one key idea from Train a Classifier. Give an example and a mistake that the idea helps you avoid.</w:t>
       </w:r>
     </w:p>
     <w:p>
-      <w:r>
-        <w:t>Look for: Connect training-only scaling and neighbour prediction in one pipeline</w:t>
-      </w:r>
-    </w:p>
-    <w:p>
-      <w:r>
-        <w:t>Reference example, not the only acceptable wording: fit learns training minima and ranges and stores scaled training rows with IDs and labels. predict takes a raw feature pair and the fitted state. Evaluation compares a prediction with its reference label afterward. Validation references belong only in evaluation, not in fitting or the neighbour pool.</w:t>
-      </w:r>
-    </w:p>
-    <w:p>
-      <w:r>
+      <w:pPr>
+        <w:spacing w:line="336" w:lineRule="auto" w:after="180"/>
+      </w:pPr>
+      <w:r>
+        <w:rPr>
+          <w:b w:val="0"/>
+        </w:rPr>
+        <w:t xml:space="preserve">Look for: Connect </w:t>
+      </w:r>
+      <w:r>
+        <w:rPr>
+          <w:b/>
+        </w:rPr>
+        <w:t>training</w:t>
+      </w:r>
+      <w:r>
+        <w:rPr>
+          <w:b w:val="0"/>
+        </w:rPr>
+        <w:t xml:space="preserve">-only scaling and neighbour </w:t>
+      </w:r>
+      <w:r>
+        <w:rPr>
+          <w:b/>
+        </w:rPr>
+        <w:t>prediction</w:t>
+      </w:r>
+      <w:r>
+        <w:rPr>
+          <w:b w:val="0"/>
+        </w:rPr>
+        <w:t xml:space="preserve"> in one pipeline</w:t>
+      </w:r>
+    </w:p>
+    <w:p>
+      <w:pPr>
+        <w:spacing w:line="336" w:lineRule="auto" w:after="180"/>
+      </w:pPr>
+      <w:r>
+        <w:rPr>
+          <w:b w:val="0"/>
+        </w:rPr>
+        <w:t xml:space="preserve">Reference example, not the only acceptable wording: fit learns </w:t>
+      </w:r>
+      <w:r>
+        <w:rPr>
+          <w:b/>
+        </w:rPr>
+        <w:t>training</w:t>
+      </w:r>
+      <w:r>
+        <w:rPr>
+          <w:b w:val="0"/>
+        </w:rPr>
+        <w:t xml:space="preserve"> minima and ranges and stores scaled </w:t>
+      </w:r>
+      <w:r>
+        <w:rPr>
+          <w:b/>
+        </w:rPr>
+        <w:t>training</w:t>
+      </w:r>
+      <w:r>
+        <w:rPr>
+          <w:b w:val="0"/>
+        </w:rPr>
+        <w:t xml:space="preserve"> rows with IDs and labels. predict takes a raw feature pair and the fitted state.</w:t>
+      </w:r>
+    </w:p>
+    <w:p>
+      <w:pPr>
+        <w:spacing w:line="336" w:lineRule="auto" w:after="180"/>
+      </w:pPr>
+      <w:r>
+        <w:rPr>
+          <w:b w:val="0"/>
+        </w:rPr>
+        <w:t xml:space="preserve">Evaluation compares a </w:t>
+      </w:r>
+      <w:r>
+        <w:rPr>
+          <w:b/>
+        </w:rPr>
+        <w:t>prediction</w:t>
+      </w:r>
+      <w:r>
+        <w:rPr>
+          <w:b w:val="0"/>
+        </w:rPr>
+        <w:t xml:space="preserve"> with its reference label afterward. Validation references belong only in evaluation, not in </w:t>
+      </w:r>
+      <w:r>
+        <w:rPr>
+          <w:b/>
+        </w:rPr>
+        <w:t>fitting</w:t>
+      </w:r>
+      <w:r>
+        <w:rPr>
+          <w:b w:val="0"/>
+        </w:rPr>
+        <w:t xml:space="preserve"> or the neighbour pool.</w:t>
+      </w:r>
+    </w:p>
+    <w:p>
+      <w:pPr>
+        <w:spacing w:line="336" w:lineRule="auto" w:after="180"/>
+      </w:pPr>
+      <w:r>
+        <w:rPr>
+          <w:b w:val="0"/>
+        </w:rPr>
         <w:t>Use the student module and workbook section with this exact week title. The worked case, independent question and answers below form one aligned lesson sequence.</w:t>
       </w:r>
     </w:p>
@@ -280,8 +504,50 @@
       </w:r>
     </w:p>
     <w:p>
-      <w:r>
-        <w:t>Actual leaf length is 7 cm and prediction is 10 cm. Using residual=actual−predicted, calculate residual and absolute error. Interpret the sign.</w:t>
+      <w:pPr>
+        <w:spacing w:line="336" w:lineRule="auto" w:after="180"/>
+      </w:pPr>
+      <w:r>
+        <w:rPr>
+          <w:b w:val="0"/>
+        </w:rPr>
+        <w:t xml:space="preserve">Actual leaf length is 7 cm and </w:t>
+      </w:r>
+      <w:r>
+        <w:rPr>
+          <w:b/>
+        </w:rPr>
+        <w:t>prediction</w:t>
+      </w:r>
+      <w:r>
+        <w:rPr>
+          <w:b w:val="0"/>
+        </w:rPr>
+        <w:t xml:space="preserve"> is 10 cm. Using </w:t>
+      </w:r>
+      <w:r>
+        <w:rPr>
+          <w:b/>
+        </w:rPr>
+        <w:t>residual</w:t>
+      </w:r>
+      <w:r>
+        <w:rPr>
+          <w:b w:val="0"/>
+        </w:rPr>
+        <w:t xml:space="preserve">=actual−predicted, calculate </w:t>
+      </w:r>
+      <w:r>
+        <w:rPr>
+          <w:b/>
+        </w:rPr>
+        <w:t>residual</w:t>
+      </w:r>
+      <w:r>
+        <w:rPr>
+          <w:b w:val="0"/>
+        </w:rPr>
+        <w:t xml:space="preserve"> and absolute error. Interpret the sign.</w:t>
       </w:r>
     </w:p>
     <w:p>
@@ -293,8 +559,32 @@
       </w:r>
     </w:p>
     <w:p>
-      <w:r>
-        <w:t>Regression predicts a number; a residual records signed error and reveals direction as well as size.</w:t>
+      <w:pPr>
+        <w:spacing w:line="336" w:lineRule="auto" w:after="180"/>
+      </w:pPr>
+      <w:r>
+        <w:rPr>
+          <w:b/>
+        </w:rPr>
+        <w:t>Regression</w:t>
+      </w:r>
+      <w:r>
+        <w:rPr>
+          <w:b w:val="0"/>
+        </w:rPr>
+        <w:t xml:space="preserve"> predicts a number; a </w:t>
+      </w:r>
+      <w:r>
+        <w:rPr>
+          <w:b/>
+        </w:rPr>
+        <w:t>residual</w:t>
+      </w:r>
+      <w:r>
+        <w:rPr>
+          <w:b w:val="0"/>
+        </w:rPr>
+        <w:t xml:space="preserve"> records signed error and reveals direction as well as size.</w:t>
       </w:r>
     </w:p>
     <w:tbl>
@@ -430,12 +720,38 @@
       </w:r>
     </w:p>
     <w:p>
-      <w:r>
+      <w:pPr>
+        <w:spacing w:line="336" w:lineRule="auto" w:after="180"/>
+      </w:pPr>
+      <w:r>
+        <w:rPr>
+          <w:b w:val="0"/>
+        </w:rPr>
         <w:t>Use the supplied scenario, student illustrations and blank paper. For numeric work, offer counters or a calculator after learners show the setup. Fictional records are supplied; personal data and paid accounts are unnecessary.</w:t>
       </w:r>
     </w:p>
     <w:p>
-      <w:r>
+      <w:pPr>
+        <w:pStyle w:val="Heading3"/>
+      </w:pPr>
+      <w:r>
+        <w:t>Alternative compact allocation</w:t>
+      </w:r>
+    </w:p>
+    <w:p>
+      <w:r>
+        <w:t>This compact option is not the full-week schedule. Use the main teaching cycle and allow extra sessions for the investigation, independent work and project.</w:t>
+      </w:r>
+    </w:p>
+    <w:p>
+      <w:pPr>
+        <w:spacing w:line="336" w:lineRule="auto" w:after="180"/>
+        <w:shd w:fill="F1F6F8"/>
+      </w:pPr>
+      <w:r>
+        <w:rPr>
+          <w:b w:val="0"/>
+        </w:rPr>
         <w:t>Allow 80 minutes: recall 8; explanation 12; worked demonstration 15; guided practice 20; independent assessment 15; project and reflection 10. Extend the lab into a second session when needed.</w:t>
       </w:r>
     </w:p>
@@ -448,8 +764,49 @@
       </w:r>
     </w:p>
     <w:p>
-      <w:r>
-        <w:t>Teach two 45-minute sessions. This week focuses on regression and residuals. Model the worked example first, collect the new W 4 case independently before feedback, and use the fresh retry to check transfer. Award credit for traceable reasoning and bounded claims, including justified uncertainty.</w:t>
+      <w:pPr>
+        <w:spacing w:line="336" w:lineRule="auto" w:after="180"/>
+      </w:pPr>
+      <w:r>
+        <w:rPr>
+          <w:b w:val="0"/>
+        </w:rPr>
+        <w:t xml:space="preserve">Teach two 45-minute sessions. This week focuses on </w:t>
+      </w:r>
+      <w:r>
+        <w:rPr>
+          <w:b/>
+        </w:rPr>
+        <w:t>regression</w:t>
+      </w:r>
+      <w:r>
+        <w:rPr>
+          <w:b w:val="0"/>
+        </w:rPr>
+        <w:t xml:space="preserve"> and </w:t>
+      </w:r>
+      <w:r>
+        <w:rPr>
+          <w:b/>
+        </w:rPr>
+        <w:t>residual</w:t>
+      </w:r>
+      <w:r>
+        <w:rPr>
+          <w:b w:val="0"/>
+        </w:rPr>
+        <w:t>s. Model the worked example first, collect the new W 4 case independently before feedback, and use the fresh retry to check transfer.</w:t>
+      </w:r>
+    </w:p>
+    <w:p>
+      <w:pPr>
+        <w:spacing w:line="336" w:lineRule="auto" w:after="180"/>
+      </w:pPr>
+      <w:r>
+        <w:rPr>
+          <w:b w:val="0"/>
+        </w:rPr>
+        <w:t>Award credit for traceable reasoning and bounded claims, including justified uncertainty.</w:t>
       </w:r>
     </w:p>
     <w:p>
@@ -461,27 +818,81 @@
       </w:r>
     </w:p>
     <w:p>
-      <w:r>
-        <w:t>A category; regression predicts a numeric target instead.</w:t>
-      </w:r>
-    </w:p>
-    <w:p>
-      <w:r>
+      <w:pPr>
+        <w:spacing w:line="336" w:lineRule="auto" w:after="180"/>
+      </w:pPr>
+      <w:r>
+        <w:rPr>
+          <w:b w:val="0"/>
+        </w:rPr>
+        <w:t xml:space="preserve">A category; </w:t>
+      </w:r>
+      <w:r>
+        <w:rPr>
+          <w:b/>
+        </w:rPr>
+        <w:t>regression</w:t>
+      </w:r>
+      <w:r>
+        <w:rPr>
+          <w:b w:val="0"/>
+        </w:rPr>
+        <w:t xml:space="preserve"> predicts a numeric target instead.</w:t>
+      </w:r>
+    </w:p>
+    <w:p>
+      <w:pPr>
+        <w:spacing w:line="336" w:lineRule="auto" w:after="180"/>
+      </w:pPr>
+      <w:r>
+        <w:rPr>
+          <w:b w:val="0"/>
+        </w:rPr>
         <w:t>Printed student lesson and workbook</w:t>
       </w:r>
     </w:p>
     <w:p>
-      <w:r>
+      <w:pPr>
+        <w:spacing w:line="336" w:lineRule="auto" w:after="180"/>
+      </w:pPr>
+      <w:r>
+        <w:rPr>
+          <w:b w:val="0"/>
+        </w:rPr>
         <w:t>Paper, pencils and a calculator for fractions</w:t>
       </w:r>
     </w:p>
     <w:p>
-      <w:r>
-        <w:t>The fictional examples and a blank evidence table</w:t>
-      </w:r>
-    </w:p>
-    <w:p>
-      <w:r>
+      <w:pPr>
+        <w:spacing w:line="336" w:lineRule="auto" w:after="180"/>
+      </w:pPr>
+      <w:r>
+        <w:rPr>
+          <w:b w:val="0"/>
+        </w:rPr>
+        <w:t xml:space="preserve">The fictional examples and a blank </w:t>
+      </w:r>
+      <w:r>
+        <w:rPr>
+          <w:b/>
+        </w:rPr>
+        <w:t>evidence</w:t>
+      </w:r>
+      <w:r>
+        <w:rPr>
+          <w:b w:val="0"/>
+        </w:rPr>
+        <w:t xml:space="preserve"> table</w:t>
+      </w:r>
+    </w:p>
+    <w:p>
+      <w:pPr>
+        <w:spacing w:line="336" w:lineRule="auto" w:after="180"/>
+      </w:pPr>
+      <w:r>
+        <w:rPr>
+          <w:b w:val="0"/>
+        </w:rPr>
         <w:t>Optional Python 3 editor; no external packages or AI accounts required</w:t>
       </w:r>
     </w:p>
@@ -494,12 +905,48 @@
       </w:r>
     </w:p>
     <w:p>
-      <w:r>
-        <w:t>By the end, I can explain regression and residuals using a traced example and a stated limitation.</w:t>
-      </w:r>
-    </w:p>
-    <w:p>
-      <w:r>
+      <w:pPr>
+        <w:spacing w:line="336" w:lineRule="auto" w:after="180"/>
+      </w:pPr>
+      <w:r>
+        <w:rPr>
+          <w:b w:val="0"/>
+        </w:rPr>
+        <w:t xml:space="preserve">By the end, I can explain </w:t>
+      </w:r>
+      <w:r>
+        <w:rPr>
+          <w:b/>
+        </w:rPr>
+        <w:t>regression</w:t>
+      </w:r>
+      <w:r>
+        <w:rPr>
+          <w:b w:val="0"/>
+        </w:rPr>
+        <w:t xml:space="preserve"> and </w:t>
+      </w:r>
+      <w:r>
+        <w:rPr>
+          <w:b/>
+        </w:rPr>
+        <w:t>residual</w:t>
+      </w:r>
+      <w:r>
+        <w:rPr>
+          <w:b w:val="0"/>
+        </w:rPr>
+        <w:t>s using a traced example and a stated limitation.</w:t>
+      </w:r>
+    </w:p>
+    <w:p>
+      <w:pPr>
+        <w:spacing w:line="336" w:lineRule="auto" w:after="180"/>
+      </w:pPr>
+      <w:r>
+        <w:rPr>
+          <w:b w:val="0"/>
+        </w:rPr>
         <w:t>This added worked case illustrates the week’s main idea. Retain all original and connected topics; schedule its practice within the teaching cycle.</w:t>
       </w:r>
     </w:p>
@@ -512,76 +959,361 @@
       </w:r>
     </w:p>
     <w:p>
+      <w:r>
+        <w:t>Model Regression and Residuals using the supplied case, labelled mechanism and reasoning. Make the scope of each conclusion explicit.</w:t>
+      </w:r>
+    </w:p>
+    <w:p>
+      <w:pPr>
+        <w:spacing w:line="336" w:lineRule="auto" w:after="180"/>
+      </w:pPr>
+      <w:r>
+        <w:rPr>
+          <w:b w:val="0"/>
+        </w:rPr>
+        <w:t>Trace the information, fitted behavior, and evaluation proof separately.</w:t>
+      </w:r>
+    </w:p>
+    <w:p>
       <w:pPr>
         <w:pStyle w:val="Heading3"/>
       </w:pPr>
       <w:r>
-        <w:t>Explain the mechanism</w:t>
-      </w:r>
-    </w:p>
-    <w:p>
-      <w:r>
-        <w:t>Trace the information, fitted behavior, and evaluation proof separately.</w:t>
-      </w:r>
-    </w:p>
-    <w:p>
-      <w:r>
-        <w:t>QUESTION Plot predictions and calculate positive and negative residuals.</w:t>
-      </w:r>
-    </w:p>
-    <w:p>
-      <w:r>
-        <w:t>MODEL IDEA Regression predicts a number; a residual records signed error and reveals direction as well as size.</w:t>
-      </w:r>
-    </w:p>
-    <w:p>
-      <w:r>
+        <w:t>Question to explain</w:t>
+      </w:r>
+    </w:p>
+    <w:p>
+      <w:pPr>
+        <w:spacing w:line="336" w:lineRule="auto" w:after="180"/>
+        <w:shd w:fill="F5F1FB"/>
+      </w:pPr>
+      <w:r>
+        <w:rPr>
+          <w:b w:val="0"/>
+        </w:rPr>
+        <w:t xml:space="preserve">QUESTION Plot </w:t>
+      </w:r>
+      <w:r>
+        <w:rPr>
+          <w:b/>
+        </w:rPr>
+        <w:t>prediction</w:t>
+      </w:r>
+      <w:r>
+        <w:rPr>
+          <w:b w:val="0"/>
+        </w:rPr>
+        <w:t xml:space="preserve">s and calculate positive and negative </w:t>
+      </w:r>
+      <w:r>
+        <w:rPr>
+          <w:b/>
+        </w:rPr>
+        <w:t>residual</w:t>
+      </w:r>
+      <w:r>
+        <w:rPr>
+          <w:b w:val="0"/>
+        </w:rPr>
+        <w:t>s.</w:t>
+      </w:r>
+    </w:p>
+    <w:p>
+      <w:pPr>
+        <w:spacing w:line="336" w:lineRule="auto" w:after="180"/>
+      </w:pPr>
+      <w:r>
+        <w:rPr>
+          <w:b w:val="0"/>
+        </w:rPr>
+        <w:t xml:space="preserve">MODEL IDEA </w:t>
+      </w:r>
+      <w:r>
+        <w:rPr>
+          <w:b/>
+        </w:rPr>
+        <w:t>Regression</w:t>
+      </w:r>
+      <w:r>
+        <w:rPr>
+          <w:b w:val="0"/>
+        </w:rPr>
+        <w:t xml:space="preserve"> predicts a number; a </w:t>
+      </w:r>
+      <w:r>
+        <w:rPr>
+          <w:b/>
+        </w:rPr>
+        <w:t>residual</w:t>
+      </w:r>
+      <w:r>
+        <w:rPr>
+          <w:b w:val="0"/>
+        </w:rPr>
+        <w:t xml:space="preserve"> records signed error and reveals direction as well as size.</w:t>
+      </w:r>
+    </w:p>
+    <w:p>
+      <w:pPr>
+        <w:spacing w:line="336" w:lineRule="auto" w:after="180"/>
+      </w:pPr>
+      <w:r>
+        <w:rPr>
+          <w:b w:val="0"/>
+        </w:rPr>
         <w:t>PROOF NEEDED Use an unseen case, visible calculation, error analysis, and a stated limitation.</w:t>
       </w:r>
     </w:p>
     <w:p>
-      <w:r>
-        <w:t>UNDER THE HOOD Actual plant height is 30 cm; prediction is 27 cm. Residual = actual − predicted = 30 − 27 = +3 cm.</w:t>
-      </w:r>
-    </w:p>
-    <w:p>
-      <w:r>
-        <w:t>Draw a fresh data → model → prediction → evaluation trace:</w:t>
-      </w:r>
-    </w:p>
-    <w:p>
-      <w:r>
-        <w:t>Predict first. Then check each step. A correct answer without visible evidence cannot be audited.</w:t>
-      </w:r>
-    </w:p>
-    <w:p>
-      <w:r>
-        <w:t>STEP 1 Actual plant height is 30 cm; prediction is 27 cm.</w:t>
-      </w:r>
-    </w:p>
-    <w:p>
-      <w:r>
-        <w:t>STEP 2 Residual = actual − predicted = 30 − 27 = +3 cm.</w:t>
-      </w:r>
-    </w:p>
-    <w:p>
-      <w:r>
-        <w:t>STEP 3 Another case has actual 20 and predicted 24, residual −4 cm.</w:t>
-      </w:r>
-    </w:p>
-    <w:p>
-      <w:r>
-        <w:t>STEP 4 Plot residuals; a pattern above or below zero suggests systematic model error.</w:t>
-      </w:r>
-    </w:p>
-    <w:p>
-      <w:r>
+      <w:pPr>
+        <w:pStyle w:val="Heading3"/>
+      </w:pPr>
+      <w:r>
+        <w:t>How the mechanism works</w:t>
+      </w:r>
+    </w:p>
+    <w:p>
+      <w:pPr>
+        <w:spacing w:line="336" w:lineRule="auto" w:after="180"/>
+        <w:shd w:fill="F1F6F8"/>
+      </w:pPr>
+      <w:r>
+        <w:rPr>
+          <w:b w:val="0"/>
+        </w:rPr>
+        <w:t xml:space="preserve">UNDER THE HOOD Actual plant height is 30 cm; </w:t>
+      </w:r>
+      <w:r>
+        <w:rPr>
+          <w:b/>
+        </w:rPr>
+        <w:t>prediction</w:t>
+      </w:r>
+      <w:r>
+        <w:rPr>
+          <w:b w:val="0"/>
+        </w:rPr>
+        <w:t xml:space="preserve"> is 27 cm. </w:t>
+      </w:r>
+      <w:r>
+        <w:rPr>
+          <w:b/>
+        </w:rPr>
+        <w:t>Residual</w:t>
+      </w:r>
+      <w:r>
+        <w:rPr>
+          <w:b w:val="0"/>
+        </w:rPr>
+        <w:t xml:space="preserve"> = actual − predicted = 30 − 27 = +3 cm.</w:t>
+      </w:r>
+    </w:p>
+    <w:p>
+      <w:pPr>
+        <w:spacing w:line="336" w:lineRule="auto" w:after="180"/>
+      </w:pPr>
+      <w:r>
+        <w:rPr>
+          <w:b w:val="0"/>
+        </w:rPr>
+        <w:t xml:space="preserve">Draw a fresh data → model → </w:t>
+      </w:r>
+      <w:r>
+        <w:rPr>
+          <w:b/>
+        </w:rPr>
+        <w:t>prediction</w:t>
+      </w:r>
+      <w:r>
+        <w:rPr>
+          <w:b w:val="0"/>
+        </w:rPr>
+        <w:t xml:space="preserve"> → evaluation trace:</w:t>
+      </w:r>
+    </w:p>
+    <w:p>
+      <w:pPr>
+        <w:spacing w:line="336" w:lineRule="auto" w:after="180"/>
+      </w:pPr>
+      <w:r>
+        <w:rPr>
+          <w:b w:val="0"/>
+        </w:rPr>
+        <w:t xml:space="preserve">Predict first. Then check each step. A correct answer without visible </w:t>
+      </w:r>
+      <w:r>
+        <w:rPr>
+          <w:b/>
+        </w:rPr>
+        <w:t>evidence</w:t>
+      </w:r>
+      <w:r>
+        <w:rPr>
+          <w:b w:val="0"/>
+        </w:rPr>
+        <w:t xml:space="preserve"> cannot be audited.</w:t>
+      </w:r>
+    </w:p>
+    <w:p>
+      <w:pPr>
+        <w:pStyle w:val="Heading3"/>
+      </w:pPr>
+      <w:r>
+        <w:t>Step 1</w:t>
+      </w:r>
+    </w:p>
+    <w:p>
+      <w:pPr>
+        <w:spacing w:line="336" w:lineRule="auto" w:after="180"/>
+        <w:shd w:fill="F4F9FC"/>
+      </w:pPr>
+      <w:r>
+        <w:rPr>
+          <w:b w:val="0"/>
+        </w:rPr>
+        <w:t xml:space="preserve">STEP 1 Actual plant height is 30 cm; </w:t>
+      </w:r>
+      <w:r>
+        <w:rPr>
+          <w:b/>
+        </w:rPr>
+        <w:t>prediction</w:t>
+      </w:r>
+      <w:r>
+        <w:rPr>
+          <w:b w:val="0"/>
+        </w:rPr>
+        <w:t xml:space="preserve"> is 27 cm.</w:t>
+      </w:r>
+    </w:p>
+    <w:p>
+      <w:pPr>
+        <w:pStyle w:val="Heading3"/>
+      </w:pPr>
+      <w:r>
+        <w:t>Step 2</w:t>
+      </w:r>
+    </w:p>
+    <w:p>
+      <w:pPr>
+        <w:spacing w:line="336" w:lineRule="auto" w:after="180"/>
+        <w:shd w:fill="F4F9FC"/>
+      </w:pPr>
+      <w:r>
+        <w:rPr>
+          <w:b w:val="0"/>
+        </w:rPr>
+        <w:t xml:space="preserve">STEP 2 </w:t>
+      </w:r>
+      <w:r>
+        <w:rPr>
+          <w:b/>
+        </w:rPr>
+        <w:t>Residual</w:t>
+      </w:r>
+      <w:r>
+        <w:rPr>
+          <w:b w:val="0"/>
+        </w:rPr>
+        <w:t xml:space="preserve"> = actual − predicted = 30 − 27 = +3 cm.</w:t>
+      </w:r>
+    </w:p>
+    <w:p>
+      <w:pPr>
+        <w:pStyle w:val="Heading3"/>
+      </w:pPr>
+      <w:r>
+        <w:t>Step 3</w:t>
+      </w:r>
+    </w:p>
+    <w:p>
+      <w:pPr>
+        <w:spacing w:line="336" w:lineRule="auto" w:after="180"/>
+        <w:shd w:fill="F4F9FC"/>
+      </w:pPr>
+      <w:r>
+        <w:rPr>
+          <w:b w:val="0"/>
+        </w:rPr>
+        <w:t xml:space="preserve">STEP 3 Another case has actual 20 and predicted 24, </w:t>
+      </w:r>
+      <w:r>
+        <w:rPr>
+          <w:b/>
+        </w:rPr>
+        <w:t>residual</w:t>
+      </w:r>
+      <w:r>
+        <w:rPr>
+          <w:b w:val="0"/>
+        </w:rPr>
+        <w:t xml:space="preserve"> −4 cm.</w:t>
+      </w:r>
+    </w:p>
+    <w:p>
+      <w:pPr>
+        <w:pStyle w:val="Heading3"/>
+      </w:pPr>
+      <w:r>
+        <w:t>Step 4</w:t>
+      </w:r>
+    </w:p>
+    <w:p>
+      <w:pPr>
+        <w:spacing w:line="336" w:lineRule="auto" w:after="180"/>
+        <w:shd w:fill="F4F9FC"/>
+      </w:pPr>
+      <w:r>
+        <w:rPr>
+          <w:b w:val="0"/>
+        </w:rPr>
+        <w:t xml:space="preserve">STEP 4 Plot </w:t>
+      </w:r>
+      <w:r>
+        <w:rPr>
+          <w:b/>
+        </w:rPr>
+        <w:t>residual</w:t>
+      </w:r>
+      <w:r>
+        <w:rPr>
+          <w:b w:val="0"/>
+        </w:rPr>
+        <w:t>s; a pattern above or below zero suggests systematic model error.</w:t>
+      </w:r>
+    </w:p>
+    <w:p>
+      <w:pPr>
+        <w:spacing w:line="336" w:lineRule="auto" w:after="180"/>
+      </w:pPr>
+      <w:r>
+        <w:rPr>
+          <w:b w:val="0"/>
+        </w:rPr>
         <w:t>CHECK Verify the denominator, unit, split, class definition, and data version before interpreting a score.</w:t>
       </w:r>
     </w:p>
     <w:p>
-      <w:r>
-        <w:t>Recalculate, retrace, or restate the evidence independently:</w:t>
+      <w:pPr>
+        <w:spacing w:line="336" w:lineRule="auto" w:after="180"/>
+      </w:pPr>
+      <w:r>
+        <w:rPr>
+          <w:b w:val="0"/>
+        </w:rPr>
+        <w:t xml:space="preserve">Recalculate, retrace, or restate the </w:t>
+      </w:r>
+      <w:r>
+        <w:rPr>
+          <w:b/>
+        </w:rPr>
+        <w:t>evidence</w:t>
+      </w:r>
+      <w:r>
+        <w:rPr>
+          <w:b w:val="0"/>
+        </w:rPr>
+        <w:t xml:space="preserve"> independently:</w:t>
       </w:r>
     </w:p>
     <w:p>
@@ -593,12 +1325,66 @@
       </w:r>
     </w:p>
     <w:p>
-      <w:r>
-        <w:t>Actual height=12 cm, prediction=9 cm. Residual means actual minus predicted.</w:t>
-      </w:r>
-    </w:p>
-    <w:p>
-      <w:r>
+      <w:pPr>
+        <w:pStyle w:val="Heading3"/>
+      </w:pPr>
+      <w:r>
+        <w:t>The teaching case</w:t>
+      </w:r>
+    </w:p>
+    <w:p>
+      <w:pPr>
+        <w:spacing w:line="336" w:lineRule="auto" w:after="180"/>
+        <w:shd w:fill="F1F6FC"/>
+      </w:pPr>
+      <w:r>
+        <w:rPr>
+          <w:b w:val="0"/>
+        </w:rPr>
+        <w:t xml:space="preserve">Actual height=12 cm, </w:t>
+      </w:r>
+      <w:r>
+        <w:rPr>
+          <w:b/>
+        </w:rPr>
+        <w:t>prediction</w:t>
+      </w:r>
+      <w:r>
+        <w:rPr>
+          <w:b w:val="0"/>
+        </w:rPr>
+        <w:t xml:space="preserve">=9 cm. </w:t>
+      </w:r>
+      <w:r>
+        <w:rPr>
+          <w:b/>
+        </w:rPr>
+        <w:t>Residual</w:t>
+      </w:r>
+      <w:r>
+        <w:rPr>
+          <w:b w:val="0"/>
+        </w:rPr>
+        <w:t xml:space="preserve"> means actual minus predicted.</w:t>
+      </w:r>
+    </w:p>
+    <w:p>
+      <w:pPr>
+        <w:pStyle w:val="Heading3"/>
+      </w:pPr>
+      <w:r>
+        <w:t>The teaching case</w:t>
+      </w:r>
+    </w:p>
+    <w:p>
+      <w:pPr>
+        <w:spacing w:line="336" w:lineRule="auto" w:after="180"/>
+        <w:shd w:fill="F1F6FC"/>
+      </w:pPr>
+      <w:r>
+        <w:rPr>
+          <w:b w:val="0"/>
+        </w:rPr>
         <w:t>Calculate and interpret.</w:t>
       </w:r>
     </w:p>
@@ -611,36 +1397,272 @@
       </w:r>
     </w:p>
     <w:p>
-      <w:r>
-        <w:t>+3 cm means underprediction by 3 cm. State this sign convention consistently.</w:t>
-      </w:r>
-    </w:p>
-    <w:p>
       <w:pPr>
         <w:pStyle w:val="Heading3"/>
       </w:pPr>
       <w:r>
+        <w:t>Why the result follows</w:t>
+      </w:r>
+    </w:p>
+    <w:p>
+      <w:pPr>
+        <w:spacing w:line="336" w:lineRule="auto" w:after="180"/>
+        <w:shd w:fill="F1F6FC"/>
+      </w:pPr>
+      <w:r>
+        <w:rPr>
+          <w:b w:val="0"/>
+        </w:rPr>
+        <w:t xml:space="preserve">+3 cm means </w:t>
+      </w:r>
+      <w:r>
+        <w:rPr>
+          <w:b/>
+        </w:rPr>
+        <w:t>underprediction</w:t>
+      </w:r>
+      <w:r>
+        <w:rPr>
+          <w:b w:val="0"/>
+        </w:rPr>
+        <w:t xml:space="preserve"> by 3 cm. State this sign convention consistently.</w:t>
+      </w:r>
+    </w:p>
+    <w:p>
+      <w:pPr>
+        <w:pStyle w:val="Heading3"/>
+      </w:pPr>
+      <w:r>
         <w:t>Explain the added worked example</w:t>
       </w:r>
     </w:p>
     <w:p>
-      <w:r>
-        <w:t>A school garden example predicts plant height in cm from recorded conditions. The target is numeric, so a prediction can be too high or too low by different amounts. Define residual as observed minus predicted. Keep units and the sign convention visible; some software uses the opposite error convention.</w:t>
-      </w:r>
-    </w:p>
-    <w:p>
-      <w:r>
-        <w:t>Use fictional classroom data throughout this investigation. Keep the task, units, reference labels and data split visible as you reason. Earlier weeks supplied the model-building process; this week examines regression and residuals.</w:t>
-      </w:r>
-    </w:p>
-    <w:p>
-      <w:r>
-        <w:t>Observed heights [4, 7, 9] cm and predictions [5, 6, 9] cm give residuals [-1, 1, 0] cm. The first prediction is too high, the second too low and the third exact. Mean signed residual is zero, yet two predictions are wrong. Opposite errors can cancel.</w:t>
-      </w:r>
-    </w:p>
-    <w:p>
-      <w:r>
-        <w:t>Trace the calculation on paper before running this optional Python check. Use the stated fictional inputs and compare intermediate values. The code checks this example; your independent workbook case uses different evidence.</w:t>
+      <w:pPr>
+        <w:pStyle w:val="Heading3"/>
+      </w:pPr>
+      <w:r>
+        <w:t>Explain the added worked example · 1</w:t>
+      </w:r>
+    </w:p>
+    <w:p>
+      <w:pPr>
+        <w:spacing w:line="336" w:lineRule="auto" w:after="180"/>
+      </w:pPr>
+      <w:r>
+        <w:rPr>
+          <w:b w:val="0"/>
+        </w:rPr>
+        <w:t xml:space="preserve">A school garden example predicts plant height in cm from recorded conditions. The target is numeric, so a </w:t>
+      </w:r>
+      <w:r>
+        <w:rPr>
+          <w:b/>
+        </w:rPr>
+        <w:t>prediction</w:t>
+      </w:r>
+      <w:r>
+        <w:rPr>
+          <w:b w:val="0"/>
+        </w:rPr>
+        <w:t xml:space="preserve"> can be too high or too low by different amounts. Define </w:t>
+      </w:r>
+      <w:r>
+        <w:rPr>
+          <w:b/>
+        </w:rPr>
+        <w:t>residual</w:t>
+      </w:r>
+      <w:r>
+        <w:rPr>
+          <w:b w:val="0"/>
+        </w:rPr>
+        <w:t xml:space="preserve"> as observed minus predicted.</w:t>
+      </w:r>
+    </w:p>
+    <w:p>
+      <w:pPr>
+        <w:spacing w:line="336" w:lineRule="auto" w:after="180"/>
+      </w:pPr>
+      <w:r>
+        <w:rPr>
+          <w:b w:val="0"/>
+        </w:rPr>
+        <w:t>Keep units and the sign convention visible; some software uses the opposite error convention.</w:t>
+      </w:r>
+    </w:p>
+    <w:p>
+      <w:pPr>
+        <w:spacing w:line="336" w:lineRule="auto" w:after="180"/>
+      </w:pPr>
+      <w:r>
+        <w:rPr>
+          <w:b w:val="0"/>
+        </w:rPr>
+        <w:t>Use fictional classroom data throughout this investigation. Keep the task, units, reference labels and data split visible as you reason.</w:t>
+      </w:r>
+    </w:p>
+    <w:p>
+      <w:pPr>
+        <w:spacing w:line="336" w:lineRule="auto" w:after="180"/>
+      </w:pPr>
+      <w:r>
+        <w:rPr>
+          <w:b w:val="0"/>
+        </w:rPr>
+        <w:t xml:space="preserve">Earlier weeks supplied the model-building </w:t>
+      </w:r>
+      <w:r>
+        <w:rPr>
+          <w:b/>
+        </w:rPr>
+        <w:t>process</w:t>
+      </w:r>
+      <w:r>
+        <w:rPr>
+          <w:b w:val="0"/>
+        </w:rPr>
+        <w:t xml:space="preserve">; this week examines </w:t>
+      </w:r>
+      <w:r>
+        <w:rPr>
+          <w:b/>
+        </w:rPr>
+        <w:t>regression</w:t>
+      </w:r>
+      <w:r>
+        <w:rPr>
+          <w:b w:val="0"/>
+        </w:rPr>
+        <w:t xml:space="preserve"> and </w:t>
+      </w:r>
+      <w:r>
+        <w:rPr>
+          <w:b/>
+        </w:rPr>
+        <w:t>residual</w:t>
+      </w:r>
+      <w:r>
+        <w:rPr>
+          <w:b w:val="0"/>
+        </w:rPr>
+        <w:t>s.</w:t>
+      </w:r>
+    </w:p>
+    <w:p>
+      <w:pPr>
+        <w:spacing w:line="336" w:lineRule="auto" w:after="180"/>
+      </w:pPr>
+      <w:r>
+        <w:rPr>
+          <w:b w:val="0"/>
+        </w:rPr>
+        <w:t xml:space="preserve">Observed heights [4, 7, 9] cm and </w:t>
+      </w:r>
+      <w:r>
+        <w:rPr>
+          <w:b/>
+        </w:rPr>
+        <w:t>prediction</w:t>
+      </w:r>
+      <w:r>
+        <w:rPr>
+          <w:b w:val="0"/>
+        </w:rPr>
+        <w:t xml:space="preserve">s [5, 6, 9] cm give </w:t>
+      </w:r>
+      <w:r>
+        <w:rPr>
+          <w:b/>
+        </w:rPr>
+        <w:t>residual</w:t>
+      </w:r>
+      <w:r>
+        <w:rPr>
+          <w:b w:val="0"/>
+        </w:rPr>
+        <w:t xml:space="preserve">s [-1, 1, 0] cm. The first </w:t>
+      </w:r>
+      <w:r>
+        <w:rPr>
+          <w:b/>
+        </w:rPr>
+        <w:t>prediction</w:t>
+      </w:r>
+      <w:r>
+        <w:rPr>
+          <w:b w:val="0"/>
+        </w:rPr>
+        <w:t xml:space="preserve"> is too high, the second too low and the third exact. Mean signed </w:t>
+      </w:r>
+      <w:r>
+        <w:rPr>
+          <w:b/>
+        </w:rPr>
+        <w:t>residual</w:t>
+      </w:r>
+      <w:r>
+        <w:rPr>
+          <w:b w:val="0"/>
+        </w:rPr>
+        <w:t xml:space="preserve"> is zero, yet two </w:t>
+      </w:r>
+      <w:r>
+        <w:rPr>
+          <w:b/>
+        </w:rPr>
+        <w:t>prediction</w:t>
+      </w:r>
+      <w:r>
+        <w:rPr>
+          <w:b w:val="0"/>
+        </w:rPr>
+        <w:t>s are wrong.</w:t>
+      </w:r>
+    </w:p>
+    <w:p>
+      <w:pPr>
+        <w:spacing w:line="336" w:lineRule="auto" w:after="180"/>
+      </w:pPr>
+      <w:r>
+        <w:rPr>
+          <w:b w:val="0"/>
+        </w:rPr>
+        <w:t>Opposite errors can cancel.</w:t>
+      </w:r>
+    </w:p>
+    <w:p>
+      <w:pPr>
+        <w:spacing w:line="336" w:lineRule="auto" w:after="180"/>
+      </w:pPr>
+      <w:r>
+        <w:rPr>
+          <w:b w:val="0"/>
+        </w:rPr>
+        <w:t xml:space="preserve">Trace the calculation on paper before running this optional Python check. Use the stated fictional </w:t>
+      </w:r>
+      <w:r>
+        <w:rPr>
+          <w:b/>
+        </w:rPr>
+        <w:t>input</w:t>
+      </w:r>
+      <w:r>
+        <w:rPr>
+          <w:b w:val="0"/>
+        </w:rPr>
+        <w:t xml:space="preserve">s and compare intermediate values. The code checks this example; your independent workbook case uses different </w:t>
+      </w:r>
+      <w:r>
+        <w:rPr>
+          <w:b/>
+        </w:rPr>
+        <w:t>evidence</w:t>
+      </w:r>
+      <w:r>
+        <w:rPr>
+          <w:b w:val="0"/>
+        </w:rPr>
+        <w:t>.</w:t>
       </w:r>
     </w:p>
     <w:p>
@@ -784,8 +1806,37 @@
       </w:r>
     </w:p>
     <w:p>
-      <w:r>
-        <w:t>Use the complete worked example below before asking learners to complete W2. Reveal a small part, invite a prediction, then explain the deciding step. These teacher notes contain solutions; do not reveal the independent case answer during modelling.</w:t>
+      <w:pPr>
+        <w:spacing w:line="336" w:lineRule="auto" w:after="180"/>
+      </w:pPr>
+      <w:r>
+        <w:rPr>
+          <w:b w:val="0"/>
+        </w:rPr>
+        <w:t xml:space="preserve">Use the complete worked example below before asking learners to complete W2. Reveal a small part, invite a </w:t>
+      </w:r>
+      <w:r>
+        <w:rPr>
+          <w:b/>
+        </w:rPr>
+        <w:t>prediction</w:t>
+      </w:r>
+      <w:r>
+        <w:rPr>
+          <w:b w:val="0"/>
+        </w:rPr>
+        <w:t>, then explain the deciding step.</w:t>
+      </w:r>
+    </w:p>
+    <w:p>
+      <w:pPr>
+        <w:spacing w:line="336" w:lineRule="auto" w:after="180"/>
+      </w:pPr>
+      <w:r>
+        <w:rPr>
+          <w:b w:val="0"/>
+        </w:rPr>
+        <w:t>These teacher notes contain solutions; do not reveal the independent case answer during modelling.</w:t>
       </w:r>
     </w:p>
     <w:p>
@@ -1075,7 +2126,13 @@
       </w:tr>
     </w:tbl>
     <w:p>
-      <w:r>
+      <w:pPr>
+        <w:spacing w:line="336" w:lineRule="auto" w:after="180"/>
+      </w:pPr>
+      <w:r>
+        <w:rPr>
+          <w:b w:val="0"/>
+        </w:rPr>
         <w:t>Use the diagram and verbal explanation together. Ask learners to match a sentence to a specific visual step; do not assign learners fixed visual or auditory learning styles.</w:t>
       </w:r>
     </w:p>
@@ -1088,8 +2145,26 @@
       </w:r>
     </w:p>
     <w:p>
-      <w:r>
-        <w:t>Use residual signs to say whether each plant-height estimate is too high or low.</w:t>
+      <w:pPr>
+        <w:spacing w:line="336" w:lineRule="auto" w:after="180"/>
+      </w:pPr>
+      <w:r>
+        <w:rPr>
+          <w:b w:val="0"/>
+        </w:rPr>
+        <w:t xml:space="preserve">Use </w:t>
+      </w:r>
+      <w:r>
+        <w:rPr>
+          <w:b/>
+        </w:rPr>
+        <w:t>residual</w:t>
+      </w:r>
+      <w:r>
+        <w:rPr>
+          <w:b w:val="0"/>
+        </w:rPr>
+        <w:t xml:space="preserve"> signs to say whether each plant-height estimate is too high or low.</w:t>
       </w:r>
     </w:p>
     <w:p>
@@ -1101,13 +2176,61 @@
       </w:r>
     </w:p>
     <w:p>
-      <w:r>
-        <w:t>Residual=observed-predicted. Observed heights [5, 8, 12] cm; predicted [7, 7, 10] cm.</w:t>
-      </w:r>
-    </w:p>
-    <w:p>
-      <w:r>
-        <w:t>All inputs and outcomes in this worked example are invented classroom data; no real model run is claimed.</w:t>
+      <w:pPr>
+        <w:pStyle w:val="Heading3"/>
+      </w:pPr>
+      <w:r>
+        <w:t>Supplied facts</w:t>
+      </w:r>
+    </w:p>
+    <w:p>
+      <w:pPr>
+        <w:spacing w:line="336" w:lineRule="auto" w:after="180"/>
+        <w:shd w:fill="F1F6FC"/>
+      </w:pPr>
+      <w:r>
+        <w:rPr>
+          <w:b/>
+        </w:rPr>
+        <w:t>Residual</w:t>
+      </w:r>
+      <w:r>
+        <w:rPr>
+          <w:b w:val="0"/>
+        </w:rPr>
+        <w:t>=observed-predicted. Observed heights [5, 8, 12] cm; predicted [7, 7, 10] cm.</w:t>
+      </w:r>
+    </w:p>
+    <w:p>
+      <w:pPr>
+        <w:pStyle w:val="Heading3"/>
+      </w:pPr>
+      <w:r>
+        <w:t>Supplied facts</w:t>
+      </w:r>
+    </w:p>
+    <w:p>
+      <w:pPr>
+        <w:spacing w:line="336" w:lineRule="auto" w:after="180"/>
+        <w:shd w:fill="F1F6FC"/>
+      </w:pPr>
+      <w:r>
+        <w:rPr>
+          <w:b w:val="0"/>
+        </w:rPr>
+        <w:t xml:space="preserve">All </w:t>
+      </w:r>
+      <w:r>
+        <w:rPr>
+          <w:b/>
+        </w:rPr>
+        <w:t>input</w:t>
+      </w:r>
+      <w:r>
+        <w:rPr>
+          <w:b w:val="0"/>
+        </w:rPr>
+        <w:t>s and outcomes in this worked example are invented classroom data; no real model run is claimed.</w:t>
       </w:r>
     </w:p>
     <w:p>
@@ -1306,57 +2429,271 @@
       </w:r>
     </w:p>
     <w:p>
-      <w:r>
-        <w:t>Read the picture in order. Mean residual is 1/3 cm; MAE is 5/3 cm, so small signed mean does not imply small errors. The arrows show which recorded input or intermediate result each decision uses. Explain the deciding step aloud before checking the changed case; pointing to the final answer alone does not show how it follows.</w:t>
-      </w:r>
-    </w:p>
-    <w:p>
       <w:pPr>
         <w:pStyle w:val="Heading3"/>
       </w:pPr>
       <w:r>
+        <w:t>Why the result follows</w:t>
+      </w:r>
+    </w:p>
+    <w:p>
+      <w:pPr>
+        <w:spacing w:line="336" w:lineRule="auto" w:after="180"/>
+        <w:shd w:fill="F1F6FC"/>
+      </w:pPr>
+      <w:r>
+        <w:rPr>
+          <w:b w:val="0"/>
+        </w:rPr>
+        <w:t xml:space="preserve">Read the picture in order. Mean </w:t>
+      </w:r>
+      <w:r>
+        <w:rPr>
+          <w:b/>
+        </w:rPr>
+        <w:t>residual</w:t>
+      </w:r>
+      <w:r>
+        <w:rPr>
+          <w:b w:val="0"/>
+        </w:rPr>
+        <w:t xml:space="preserve"> is 1/3 cm; MAE is 5/3 cm, so small signed mean does not imply small errors. The arrows show which recorded </w:t>
+      </w:r>
+      <w:r>
+        <w:rPr>
+          <w:b/>
+        </w:rPr>
+        <w:t>input</w:t>
+      </w:r>
+      <w:r>
+        <w:rPr>
+          <w:b w:val="0"/>
+        </w:rPr>
+        <w:t xml:space="preserve"> or intermediate result each decision uses.</w:t>
+      </w:r>
+    </w:p>
+    <w:p>
+      <w:pPr>
+        <w:spacing w:line="336" w:lineRule="auto" w:after="180"/>
+        <w:shd w:fill="F1F6FC"/>
+      </w:pPr>
+      <w:r>
+        <w:rPr>
+          <w:b w:val="0"/>
+        </w:rPr>
+        <w:t>Explain the deciding step aloud before checking the changed case; pointing to the final answer alone does not show how it follows.</w:t>
+      </w:r>
+    </w:p>
+    <w:p>
+      <w:pPr>
+        <w:pStyle w:val="Heading3"/>
+      </w:pPr>
+      <w:r>
         <w:t>What this example does not establish</w:t>
       </w:r>
     </w:p>
     <w:p>
-      <w:r>
-        <w:t>Always declare the residual sign convention; some software uses predicted minus observed.</w:t>
-      </w:r>
-    </w:p>
-    <w:p>
       <w:pPr>
         <w:pStyle w:val="Heading3"/>
       </w:pPr>
       <w:r>
+        <w:t>Keep the stated limit</w:t>
+      </w:r>
+    </w:p>
+    <w:p>
+      <w:pPr>
+        <w:spacing w:line="336" w:lineRule="auto" w:after="180"/>
+        <w:shd w:fill="FFF5E6"/>
+      </w:pPr>
+      <w:r>
+        <w:rPr>
+          <w:b w:val="0"/>
+        </w:rPr>
+        <w:t xml:space="preserve">Always declare the </w:t>
+      </w:r>
+      <w:r>
+        <w:rPr>
+          <w:b/>
+        </w:rPr>
+        <w:t>residual</w:t>
+      </w:r>
+      <w:r>
+        <w:rPr>
+          <w:b w:val="0"/>
+        </w:rPr>
+        <w:t xml:space="preserve"> sign convention; some software uses predicted minus observed.</w:t>
+      </w:r>
+    </w:p>
+    <w:p>
+      <w:pPr>
+        <w:pStyle w:val="Heading3"/>
+      </w:pPr>
+      <w:r>
         <w:t>Change one thing in the pictured case</w:t>
       </w:r>
     </w:p>
     <w:p>
-      <w:r>
-        <w:t>Change: Raise all predictions by1 cm.</w:t>
-      </w:r>
-    </w:p>
-    <w:p>
-      <w:r>
-        <w:t>Prediction: Residuals become [-3, 0, 1]; mean=-2/3 cm and MAE=4/3 cm.</w:t>
-      </w:r>
-    </w:p>
-    <w:p>
-      <w:r>
-        <w:t>Reason: Each residual decreases by1 under the observed-minus-predicted convention.</w:t>
-      </w:r>
-    </w:p>
-    <w:p>
       <w:pPr>
         <w:pStyle w:val="Heading3"/>
       </w:pPr>
       <w:r>
+        <w:t>Change one thing</w:t>
+      </w:r>
+    </w:p>
+    <w:p>
+      <w:pPr>
+        <w:spacing w:line="336" w:lineRule="auto" w:after="180"/>
+        <w:shd w:fill="F5F1FB"/>
+      </w:pPr>
+      <w:r>
+        <w:rPr>
+          <w:b w:val="0"/>
+        </w:rPr>
+        <w:t xml:space="preserve">Change: Raise all </w:t>
+      </w:r>
+      <w:r>
+        <w:rPr>
+          <w:b/>
+        </w:rPr>
+        <w:t>prediction</w:t>
+      </w:r>
+      <w:r>
+        <w:rPr>
+          <w:b w:val="0"/>
+        </w:rPr>
+        <w:t>s by1 cm.</w:t>
+      </w:r>
+    </w:p>
+    <w:p>
+      <w:pPr>
+        <w:pStyle w:val="Heading3"/>
+      </w:pPr>
+      <w:r>
+        <w:t>Predicted result</w:t>
+      </w:r>
+    </w:p>
+    <w:p>
+      <w:pPr>
+        <w:spacing w:line="336" w:lineRule="auto" w:after="180"/>
+        <w:shd w:fill="F1F6FC"/>
+      </w:pPr>
+      <w:r>
+        <w:rPr>
+          <w:b/>
+        </w:rPr>
+        <w:t>Prediction</w:t>
+      </w:r>
+      <w:r>
+        <w:rPr>
+          <w:b w:val="0"/>
+        </w:rPr>
+        <w:t xml:space="preserve">: </w:t>
+      </w:r>
+      <w:r>
+        <w:rPr>
+          <w:b/>
+        </w:rPr>
+        <w:t>Residual</w:t>
+      </w:r>
+      <w:r>
+        <w:rPr>
+          <w:b w:val="0"/>
+        </w:rPr>
+        <w:t>s become [-3, 0, 1]; mean=-2/3 cm and MAE=4/3 cm.</w:t>
+      </w:r>
+    </w:p>
+    <w:p>
+      <w:pPr>
+        <w:pStyle w:val="Heading3"/>
+      </w:pPr>
+      <w:r>
+        <w:t>Why the result follows</w:t>
+      </w:r>
+    </w:p>
+    <w:p>
+      <w:pPr>
+        <w:spacing w:line="336" w:lineRule="auto" w:after="180"/>
+        <w:shd w:fill="F1F6FC"/>
+      </w:pPr>
+      <w:r>
+        <w:rPr>
+          <w:b w:val="0"/>
+        </w:rPr>
+        <w:t xml:space="preserve">Reason: Each </w:t>
+      </w:r>
+      <w:r>
+        <w:rPr>
+          <w:b/>
+        </w:rPr>
+        <w:t>residual</w:t>
+      </w:r>
+      <w:r>
+        <w:rPr>
+          <w:b w:val="0"/>
+        </w:rPr>
+        <w:t xml:space="preserve"> decreases by1 under the observed-minus-predicted convention.</w:t>
+      </w:r>
+    </w:p>
+    <w:p>
+      <w:pPr>
+        <w:pStyle w:val="Heading3"/>
+      </w:pPr>
+      <w:r>
         <w:t>Ask while showing the picture</w:t>
       </w:r>
     </w:p>
     <w:p>
-      <w:r>
-        <w:t>Cover the result. Ask learners to name the inputs and predict the next step. Uncover one step, connect the icon to the actual procedure, and explain its evidence. Then change the supplied condition and compare. The picture is a representation; it does not document execution of a real AI model.</w:t>
+      <w:pPr>
+        <w:pStyle w:val="Heading3"/>
+      </w:pPr>
+      <w:r>
+        <w:t>Ask while showing the picture · 2</w:t>
+      </w:r>
+    </w:p>
+    <w:p>
+      <w:pPr>
+        <w:spacing w:line="336" w:lineRule="auto" w:after="180"/>
+      </w:pPr>
+      <w:r>
+        <w:rPr>
+          <w:b w:val="0"/>
+        </w:rPr>
+        <w:t xml:space="preserve">Cover the result. Ask learners to name the </w:t>
+      </w:r>
+      <w:r>
+        <w:rPr>
+          <w:b/>
+        </w:rPr>
+        <w:t>input</w:t>
+      </w:r>
+      <w:r>
+        <w:rPr>
+          <w:b w:val="0"/>
+        </w:rPr>
+        <w:t xml:space="preserve">s and predict the next step. Uncover one step, connect the icon to the actual procedure, and explain its </w:t>
+      </w:r>
+      <w:r>
+        <w:rPr>
+          <w:b/>
+        </w:rPr>
+        <w:t>evidence</w:t>
+      </w:r>
+      <w:r>
+        <w:rPr>
+          <w:b w:val="0"/>
+        </w:rPr>
+        <w:t>. Then change the supplied condition and compare.</w:t>
+      </w:r>
+    </w:p>
+    <w:p>
+      <w:pPr>
+        <w:spacing w:line="336" w:lineRule="auto" w:after="180"/>
+      </w:pPr>
+      <w:r>
+        <w:rPr>
+          <w:b w:val="0"/>
+        </w:rPr>
+        <w:t>The picture is a representation; it does not document execution of a real AI model.</w:t>
       </w:r>
     </w:p>
     <w:p>
@@ -1368,11 +2705,16 @@
       </w:r>
     </w:p>
     <w:p>
+      <w:r>
+        <w:t>Demonstrate Regression and Residuals, reduce support deliberately and check individual reasoning before discussing answers.</w:t>
+      </w:r>
+    </w:p>
+    <w:p>
       <w:pPr>
         <w:pStyle w:val="Heading3"/>
       </w:pPr>
       <w:r>
-        <w:t>Demonstrate and guide practice</w:t>
+        <w:t>Board sequence</w:t>
       </w:r>
     </w:p>
     <w:p>
@@ -1380,55 +2722,245 @@
         <w:pStyle w:val="Heading3"/>
       </w:pPr>
       <w:r>
-        <w:t>Board sequence</w:t>
-      </w:r>
-    </w:p>
-    <w:p>
-      <w:r>
-        <w:t>Write the given facts: Actual height=12 cm, prediction=9 cm. Residual means actual minus predicted.</w:t>
-      </w:r>
-    </w:p>
-    <w:p>
-      <w:r>
+        <w:t>1. Put the facts on the board</w:t>
+      </w:r>
+    </w:p>
+    <w:p>
+      <w:pPr>
+        <w:spacing w:line="336" w:lineRule="auto" w:after="180"/>
+        <w:shd w:fill="F4F9FC"/>
+      </w:pPr>
+      <w:r>
+        <w:rPr>
+          <w:b w:val="0"/>
+        </w:rPr>
+        <w:t xml:space="preserve">Write the given facts: Actual height=12 cm, </w:t>
+      </w:r>
+      <w:r>
+        <w:rPr>
+          <w:b/>
+        </w:rPr>
+        <w:t>prediction</w:t>
+      </w:r>
+      <w:r>
+        <w:rPr>
+          <w:b w:val="0"/>
+        </w:rPr>
+        <w:t xml:space="preserve">=9 cm. </w:t>
+      </w:r>
+      <w:r>
+        <w:rPr>
+          <w:b/>
+        </w:rPr>
+        <w:t>Residual</w:t>
+      </w:r>
+      <w:r>
+        <w:rPr>
+          <w:b w:val="0"/>
+        </w:rPr>
+        <w:t xml:space="preserve"> means actual minus predicted.</w:t>
+      </w:r>
+    </w:p>
+    <w:p>
+      <w:pPr>
+        <w:pStyle w:val="Heading3"/>
+      </w:pPr>
+      <w:r>
+        <w:t>2. State the decision to explain</w:t>
+      </w:r>
+    </w:p>
+    <w:p>
+      <w:pPr>
+        <w:spacing w:line="336" w:lineRule="auto" w:after="180"/>
+        <w:shd w:fill="F4F9FC"/>
+      </w:pPr>
+      <w:r>
+        <w:rPr>
+          <w:b w:val="0"/>
+        </w:rPr>
         <w:t>Write the question to explain: Calculate and interpret.</w:t>
       </w:r>
     </w:p>
     <w:p>
-      <w:r>
-        <w:t>Reveal after predictions: +3 cm means underprediction by 3 cm. State this sign convention consistently.</w:t>
-      </w:r>
-    </w:p>
-    <w:p>
-      <w:r>
-        <w:t>Keep for an independent attempt: Define residual as actual minus predicted. Actual height is 14 cm and prediction is 17 cm. Calculate residual and interpret its sign.</w:t>
-      </w:r>
-    </w:p>
-    <w:p>
       <w:pPr>
         <w:pStyle w:val="Heading3"/>
       </w:pPr>
       <w:r>
+        <w:t>3. Reveal the worked reasoning</w:t>
+      </w:r>
+    </w:p>
+    <w:p>
+      <w:pPr>
+        <w:spacing w:line="336" w:lineRule="auto" w:after="180"/>
+        <w:shd w:fill="F1F6FC"/>
+      </w:pPr>
+      <w:r>
+        <w:rPr>
+          <w:b w:val="0"/>
+        </w:rPr>
+        <w:t xml:space="preserve">Reveal after </w:t>
+      </w:r>
+      <w:r>
+        <w:rPr>
+          <w:b/>
+        </w:rPr>
+        <w:t>prediction</w:t>
+      </w:r>
+      <w:r>
+        <w:rPr>
+          <w:b w:val="0"/>
+        </w:rPr>
+        <w:t xml:space="preserve">s: +3 cm means </w:t>
+      </w:r>
+      <w:r>
+        <w:rPr>
+          <w:b/>
+        </w:rPr>
+        <w:t>underprediction</w:t>
+      </w:r>
+      <w:r>
+        <w:rPr>
+          <w:b w:val="0"/>
+        </w:rPr>
+        <w:t xml:space="preserve"> by 3 cm. State this sign convention consistently.</w:t>
+      </w:r>
+    </w:p>
+    <w:p>
+      <w:pPr>
+        <w:pStyle w:val="Heading3"/>
+      </w:pPr>
+      <w:r>
+        <w:t>Hold back the independent task</w:t>
+      </w:r>
+    </w:p>
+    <w:p>
+      <w:pPr>
+        <w:spacing w:line="336" w:lineRule="auto" w:after="180"/>
+        <w:shd w:fill="FFF5E6"/>
+      </w:pPr>
+      <w:r>
+        <w:rPr>
+          <w:b w:val="0"/>
+        </w:rPr>
+        <w:t xml:space="preserve">Keep for an independent attempt: Define </w:t>
+      </w:r>
+      <w:r>
+        <w:rPr>
+          <w:b/>
+        </w:rPr>
+        <w:t>residual</w:t>
+      </w:r>
+      <w:r>
+        <w:rPr>
+          <w:b w:val="0"/>
+        </w:rPr>
+        <w:t xml:space="preserve"> as actual minus predicted. Actual height is 14 cm and </w:t>
+      </w:r>
+      <w:r>
+        <w:rPr>
+          <w:b/>
+        </w:rPr>
+        <w:t>prediction</w:t>
+      </w:r>
+      <w:r>
+        <w:rPr>
+          <w:b w:val="0"/>
+        </w:rPr>
+        <w:t xml:space="preserve"> is 17 cm. Calculate </w:t>
+      </w:r>
+      <w:r>
+        <w:rPr>
+          <w:b/>
+        </w:rPr>
+        <w:t>residual</w:t>
+      </w:r>
+      <w:r>
+        <w:rPr>
+          <w:b w:val="0"/>
+        </w:rPr>
+        <w:t xml:space="preserve"> and interpret its sign.</w:t>
+      </w:r>
+    </w:p>
+    <w:p>
+      <w:pPr>
+        <w:pStyle w:val="Heading3"/>
+      </w:pPr>
+      <w:r>
         <w:t>Classroom dialogue</w:t>
       </w:r>
     </w:p>
     <w:p>
-      <w:r>
+      <w:pPr>
+        <w:pStyle w:val="Heading3"/>
+      </w:pPr>
+      <w:r>
+        <w:t>Ask the class</w:t>
+      </w:r>
+    </w:p>
+    <w:p>
+      <w:pPr>
+        <w:spacing w:line="336" w:lineRule="auto" w:after="180"/>
+        <w:shd w:fill="F5F1FB"/>
+      </w:pPr>
+      <w:r>
+        <w:rPr>
+          <w:b w:val="0"/>
+        </w:rPr>
         <w:t>Ask: Which facts are given, and which would we have to assume? Learners mark relevant details before discussing answers.</w:t>
       </w:r>
     </w:p>
     <w:p>
-      <w:r>
+      <w:pPr>
+        <w:pStyle w:val="Heading3"/>
+      </w:pPr>
+      <w:r>
+        <w:t>Language to model</w:t>
+      </w:r>
+    </w:p>
+    <w:p>
+      <w:pPr>
+        <w:spacing w:line="336" w:lineRule="auto" w:after="180"/>
+        <w:shd w:fill="F1F6F8"/>
+      </w:pPr>
+      <w:r>
+        <w:rPr>
+          <w:b w:val="0"/>
+        </w:rPr>
         <w:t>Say: Predict first. Show the rule, information path or calculation that would produce the result. A correct guess is not yet an explanation.</w:t>
       </w:r>
     </w:p>
     <w:p>
-      <w:r>
+      <w:pPr>
+        <w:spacing w:line="336" w:lineRule="auto" w:after="180"/>
+      </w:pPr>
+      <w:r>
+        <w:rPr>
+          <w:b w:val="0"/>
+        </w:rPr>
         <w:t>Reveal reasoning one step at a time. Explain why a tempting alternative fails. Write units and denominators for arithmetic, trace conditions for decisions, and identify supporting sources for claims.</w:t>
       </w:r>
     </w:p>
     <w:p>
-      <w:r>
-        <w:t>In pairs, one learner solves while the other checks evidence; exchange roles. Remove the worked answer before independent assessment.</w:t>
+      <w:pPr>
+        <w:spacing w:line="336" w:lineRule="auto" w:after="180"/>
+      </w:pPr>
+      <w:r>
+        <w:rPr>
+          <w:b w:val="0"/>
+        </w:rPr>
+        <w:t xml:space="preserve">In pairs, one learner solves while the other checks </w:t>
+      </w:r>
+      <w:r>
+        <w:rPr>
+          <w:b/>
+        </w:rPr>
+        <w:t>evidence</w:t>
+      </w:r>
+      <w:r>
+        <w:rPr>
+          <w:b w:val="0"/>
+        </w:rPr>
+        <w:t>; exchange roles. Remove the worked answer before independent assessment.</w:t>
       </w:r>
     </w:p>
     <w:p>
@@ -1440,8 +2972,26 @@
       </w:r>
     </w:p>
     <w:p>
-      <w:r>
-        <w:t>Guided response: Negative and positive residuals cancel even when individual errors are nonzero. Exit response: Convert to a shared unit; both represent 2 cm. Document units before comparing or aggregating errors.</w:t>
+      <w:pPr>
+        <w:spacing w:line="336" w:lineRule="auto" w:after="180"/>
+      </w:pPr>
+      <w:r>
+        <w:rPr>
+          <w:b w:val="0"/>
+        </w:rPr>
+        <w:t xml:space="preserve">Guided response: Negative and positive </w:t>
+      </w:r>
+      <w:r>
+        <w:rPr>
+          <w:b/>
+        </w:rPr>
+        <w:t>residual</w:t>
+      </w:r>
+      <w:r>
+        <w:rPr>
+          <w:b w:val="0"/>
+        </w:rPr>
+        <w:t>s cancel even when individual errors are nonzero. Exit response: Convert to a shared unit; both represent 2 cm. Document units before comparing or aggregating errors.</w:t>
       </w:r>
     </w:p>
     <w:p>
@@ -1673,41 +3223,156 @@
       </w:r>
     </w:p>
     <w:p>
-      <w:r>
-        <w:t>Completion task: Why does mean residual zero not imply perfect predictions?</w:t>
-      </w:r>
-    </w:p>
-    <w:p>
-      <w:r>
-        <w:t>Teacher check: Teacher explanation: Negative and positive residuals cancel even when individual errors are nonzero.</w:t>
-      </w:r>
-    </w:p>
-    <w:p>
-      <w:r>
-        <w:t>Start by identifying the given inputs together. Leave the intermediate steps blank. If needed, model one step, then withdraw that help on the next step. Move to a full trace only when the partial trace is understood. For partners, alternate explainer and checker; collect a response from every learner before discussion.</w:t>
-      </w:r>
-    </w:p>
-    <w:p>
       <w:pPr>
         <w:pStyle w:val="Heading3"/>
       </w:pPr>
       <w:r>
+        <w:t>Completion practice</w:t>
+      </w:r>
+    </w:p>
+    <w:p>
+      <w:pPr>
+        <w:spacing w:line="336" w:lineRule="auto" w:after="180"/>
+        <w:shd w:fill="F5F1FB"/>
+      </w:pPr>
+      <w:r>
+        <w:rPr>
+          <w:b w:val="0"/>
+        </w:rPr>
+        <w:t xml:space="preserve">Completion task: Why does mean </w:t>
+      </w:r>
+      <w:r>
+        <w:rPr>
+          <w:b/>
+        </w:rPr>
+        <w:t>residual</w:t>
+      </w:r>
+      <w:r>
+        <w:rPr>
+          <w:b w:val="0"/>
+        </w:rPr>
+        <w:t xml:space="preserve"> zero not imply perfect </w:t>
+      </w:r>
+      <w:r>
+        <w:rPr>
+          <w:b/>
+        </w:rPr>
+        <w:t>prediction</w:t>
+      </w:r>
+      <w:r>
+        <w:rPr>
+          <w:b w:val="0"/>
+        </w:rPr>
+        <w:t>s?</w:t>
+      </w:r>
+    </w:p>
+    <w:p>
+      <w:pPr>
+        <w:pStyle w:val="Heading3"/>
+      </w:pPr>
+      <w:r>
+        <w:t>Reasoning to listen for</w:t>
+      </w:r>
+    </w:p>
+    <w:p>
+      <w:pPr>
+        <w:spacing w:line="336" w:lineRule="auto" w:after="180"/>
+        <w:shd w:fill="F1F6FC"/>
+      </w:pPr>
+      <w:r>
+        <w:rPr>
+          <w:b w:val="0"/>
+        </w:rPr>
+        <w:t xml:space="preserve">Teacher check: Teacher explanation: Negative and positive </w:t>
+      </w:r>
+      <w:r>
+        <w:rPr>
+          <w:b/>
+        </w:rPr>
+        <w:t>residual</w:t>
+      </w:r>
+      <w:r>
+        <w:rPr>
+          <w:b w:val="0"/>
+        </w:rPr>
+        <w:t>s cancel even when individual errors are nonzero.</w:t>
+      </w:r>
+    </w:p>
+    <w:p>
+      <w:pPr>
+        <w:spacing w:line="336" w:lineRule="auto" w:after="180"/>
+      </w:pPr>
+      <w:r>
+        <w:rPr>
+          <w:b w:val="0"/>
+        </w:rPr>
+        <w:t xml:space="preserve">Start by identifying the given </w:t>
+      </w:r>
+      <w:r>
+        <w:rPr>
+          <w:b/>
+        </w:rPr>
+        <w:t>input</w:t>
+      </w:r>
+      <w:r>
+        <w:rPr>
+          <w:b w:val="0"/>
+        </w:rPr>
+        <w:t>s together. Leave the intermediate steps blank. If needed, model one step, then withdraw that help on the next step. Move to a full trace only when the partial trace is understood.</w:t>
+      </w:r>
+    </w:p>
+    <w:p>
+      <w:pPr>
+        <w:spacing w:line="336" w:lineRule="auto" w:after="180"/>
+      </w:pPr>
+      <w:r>
+        <w:rPr>
+          <w:b w:val="0"/>
+        </w:rPr>
+        <w:t>For partners, alternate explainer and checker; collect a response from every learner before discussion.</w:t>
+      </w:r>
+    </w:p>
+    <w:p>
+      <w:pPr>
+        <w:pStyle w:val="Heading3"/>
+      </w:pPr>
+      <w:r>
         <w:t>Individual reasoning check</w:t>
       </w:r>
     </w:p>
     <w:p>
-      <w:r>
-        <w:t>Use the worked case for Regression and residuals. Proposed explanation: “A final answer is enough”. Decide whether this explanation is supported. Point to the step or supplied fact that decides; explain your repair if needed.</w:t>
-      </w:r>
-    </w:p>
-    <w:p>
-      <w:r>
-        <w:t>Expected correction: Ask for the relevant counts, units, procedure or saved record. For this week: Residuals -1, 1, 0 cm; the first record is overpredicted.</w:t>
-      </w:r>
-    </w:p>
-    <w:p>
-      <w:r>
-        <w:t>Collect explanations, not only yes/no votes. If a misunderstanding is common, re-model the relevant step for the class. If it affects a few learners, give a short targeted group explanation while others solve a more demanding variation.</w:t>
+      <w:pPr>
+        <w:spacing w:line="336" w:lineRule="auto" w:after="180"/>
+      </w:pPr>
+      <w:r>
+        <w:rPr>
+          <w:b w:val="0"/>
+        </w:rPr>
+        <w:t xml:space="preserve">Use the worked case for </w:t>
+      </w:r>
+      <w:r>
+        <w:rPr>
+          <w:b/>
+        </w:rPr>
+        <w:t>Regression</w:t>
+      </w:r>
+      <w:r>
+        <w:rPr>
+          <w:b w:val="0"/>
+        </w:rPr>
+        <w:t xml:space="preserve"> and </w:t>
+      </w:r>
+      <w:r>
+        <w:rPr>
+          <w:b/>
+        </w:rPr>
+        <w:t>residual</w:t>
+      </w:r>
+      <w:r>
+        <w:rPr>
+          <w:b w:val="0"/>
+        </w:rPr>
+        <w:t>s. Proposed explanation: “A final answer is enough”. Decide whether this explanation is supported. Point to the step or supplied fact that decides; explain your repair if needed.</w:t>
       </w:r>
     </w:p>
     <w:p>
@@ -1715,12 +3380,84 @@
         <w:pStyle w:val="Heading3"/>
       </w:pPr>
       <w:r>
+        <w:t>Expected repair</w:t>
+      </w:r>
+    </w:p>
+    <w:p>
+      <w:pPr>
+        <w:spacing w:line="336" w:lineRule="auto" w:after="180"/>
+        <w:shd w:fill="F1F6FC"/>
+      </w:pPr>
+      <w:r>
+        <w:rPr>
+          <w:b w:val="0"/>
+        </w:rPr>
+        <w:t xml:space="preserve">Expected correction: Ask for the relevant counts, units, procedure or saved record. For this week: </w:t>
+      </w:r>
+      <w:r>
+        <w:rPr>
+          <w:b/>
+        </w:rPr>
+        <w:t>Residual</w:t>
+      </w:r>
+      <w:r>
+        <w:rPr>
+          <w:b w:val="0"/>
+        </w:rPr>
+        <w:t>s -1, 1, 0 cm; the first record is overpredicted.</w:t>
+      </w:r>
+    </w:p>
+    <w:p>
+      <w:pPr>
+        <w:spacing w:line="336" w:lineRule="auto" w:after="180"/>
+      </w:pPr>
+      <w:r>
+        <w:rPr>
+          <w:b w:val="0"/>
+        </w:rPr>
+        <w:t>Collect explanations, not only yes/no votes. If a misunderstanding is common, re-model the relevant step for the class.</w:t>
+      </w:r>
+    </w:p>
+    <w:p>
+      <w:pPr>
+        <w:spacing w:line="336" w:lineRule="auto" w:after="180"/>
+      </w:pPr>
+      <w:r>
+        <w:rPr>
+          <w:b w:val="0"/>
+        </w:rPr>
+        <w:t>If it affects a few learners, give a short targeted group explanation while others solve a more demanding variation.</w:t>
+      </w:r>
+    </w:p>
+    <w:p>
+      <w:pPr>
+        <w:pStyle w:val="Heading3"/>
+      </w:pPr>
+      <w:r>
         <w:t>Pictorial practice question</w:t>
       </w:r>
     </w:p>
     <w:p>
-      <w:r>
-        <w:t>Which statistic reveals the size of errors without cancellation? Point to the relevant step in the picture, then write the changed result and the rule or evidence that supports it.</w:t>
+      <w:pPr>
+        <w:spacing w:line="336" w:lineRule="auto" w:after="180"/>
+      </w:pPr>
+      <w:r>
+        <w:rPr>
+          <w:b w:val="0"/>
+        </w:rPr>
+        <w:t xml:space="preserve">Which statistic reveals the size of errors without cancellation? Point to the relevant step in the picture, then write the changed result and the rule or </w:t>
+      </w:r>
+      <w:r>
+        <w:rPr>
+          <w:b/>
+        </w:rPr>
+        <w:t>evidence</w:t>
+      </w:r>
+      <w:r>
+        <w:rPr>
+          <w:b w:val="0"/>
+        </w:rPr>
+        <w:t xml:space="preserve"> that supports it.</w:t>
       </w:r>
     </w:p>
     <w:p>
@@ -1732,18 +3469,119 @@
       </w:r>
     </w:p>
     <w:p>
-      <w:r>
-        <w:t>MAE: original5/3 cm and changed4/3 cm. Signed mean reports average direction and can hide offsetting errors. Changed-case check: Residuals become [-3, 0, 1]; mean=-2/3 cm and MAE=4/3 cm. Each residual decreases by1 under the observed-minus-predicted convention.</w:t>
-      </w:r>
-    </w:p>
-    <w:p>
-      <w:r>
-        <w:t>Changed-case reasoning: Residuals become [-3, 0, 1]; mean=-2/3 cm and MAE=4/3 cm. Each residual decreases by1 under the observed-minus-predicted convention.</w:t>
-      </w:r>
-    </w:p>
-    <w:p>
-      <w:r>
-        <w:t>Collect each learner’s explanation before discussion. Use the first missing connection between input, deciding step and result to choose support. This question is worked-case practice, not fresh mastery evidence.</w:t>
+      <w:pPr>
+        <w:spacing w:line="336" w:lineRule="auto" w:after="180"/>
+      </w:pPr>
+      <w:r>
+        <w:rPr>
+          <w:b w:val="0"/>
+        </w:rPr>
+        <w:t xml:space="preserve">MAE: original5/3 cm and changed4/3 cm. Signed mean reports average direction and can hide offsetting errors. Changed-case check: </w:t>
+      </w:r>
+      <w:r>
+        <w:rPr>
+          <w:b/>
+        </w:rPr>
+        <w:t>Residual</w:t>
+      </w:r>
+      <w:r>
+        <w:rPr>
+          <w:b w:val="0"/>
+        </w:rPr>
+        <w:t>s become [-3, 0, 1]; mean=-2/3 cm and MAE=4/3 cm.</w:t>
+      </w:r>
+    </w:p>
+    <w:p>
+      <w:pPr>
+        <w:spacing w:line="336" w:lineRule="auto" w:after="180"/>
+      </w:pPr>
+      <w:r>
+        <w:rPr>
+          <w:b w:val="0"/>
+        </w:rPr>
+        <w:t xml:space="preserve">Each </w:t>
+      </w:r>
+      <w:r>
+        <w:rPr>
+          <w:b/>
+        </w:rPr>
+        <w:t>residual</w:t>
+      </w:r>
+      <w:r>
+        <w:rPr>
+          <w:b w:val="0"/>
+        </w:rPr>
+        <w:t xml:space="preserve"> decreases by1 under the observed-minus-predicted convention.</w:t>
+      </w:r>
+    </w:p>
+    <w:p>
+      <w:pPr>
+        <w:spacing w:line="336" w:lineRule="auto" w:after="180"/>
+      </w:pPr>
+      <w:r>
+        <w:rPr>
+          <w:b w:val="0"/>
+        </w:rPr>
+        <w:t xml:space="preserve">Changed-case reasoning: </w:t>
+      </w:r>
+      <w:r>
+        <w:rPr>
+          <w:b/>
+        </w:rPr>
+        <w:t>Residual</w:t>
+      </w:r>
+      <w:r>
+        <w:rPr>
+          <w:b w:val="0"/>
+        </w:rPr>
+        <w:t xml:space="preserve">s become [-3, 0, 1]; mean=-2/3 cm and MAE=4/3 cm. Each </w:t>
+      </w:r>
+      <w:r>
+        <w:rPr>
+          <w:b/>
+        </w:rPr>
+        <w:t>residual</w:t>
+      </w:r>
+      <w:r>
+        <w:rPr>
+          <w:b w:val="0"/>
+        </w:rPr>
+        <w:t xml:space="preserve"> decreases by1 under the observed-minus-predicted convention.</w:t>
+      </w:r>
+    </w:p>
+    <w:p>
+      <w:pPr>
+        <w:spacing w:line="336" w:lineRule="auto" w:after="180"/>
+      </w:pPr>
+      <w:r>
+        <w:rPr>
+          <w:b w:val="0"/>
+        </w:rPr>
+        <w:t xml:space="preserve">Collect each learner’s explanation before discussion. Use the first missing connection between </w:t>
+      </w:r>
+      <w:r>
+        <w:rPr>
+          <w:b/>
+        </w:rPr>
+        <w:t>input</w:t>
+      </w:r>
+      <w:r>
+        <w:rPr>
+          <w:b w:val="0"/>
+        </w:rPr>
+        <w:t xml:space="preserve">, deciding step and result to choose support. This question is worked-case practice, not fresh mastery </w:t>
+      </w:r>
+      <w:r>
+        <w:rPr>
+          <w:b/>
+        </w:rPr>
+        <w:t>evidence</w:t>
+      </w:r>
+      <w:r>
+        <w:rPr>
+          <w:b w:val="0"/>
+        </w:rPr>
+        <w:t>.</w:t>
       </w:r>
     </w:p>
     <w:p>
@@ -1755,54 +3593,133 @@
       </w:r>
     </w:p>
     <w:p>
+      <w:r>
+        <w:t>Run the Regression and Residuals investigation and use the first unsupported step to choose a teaching response.</w:t>
+      </w:r>
+    </w:p>
+    <w:p>
+      <w:pPr>
+        <w:spacing w:line="336" w:lineRule="auto" w:after="180"/>
+      </w:pPr>
+      <w:r>
+        <w:rPr>
+          <w:b w:val="0"/>
+        </w:rPr>
+        <w:t>Keep the test conditions fixed, record every result, and change only one planned factor.</w:t>
+      </w:r>
+    </w:p>
+    <w:p>
+      <w:pPr>
+        <w:spacing w:line="336" w:lineRule="auto" w:after="180"/>
+        <w:shd w:fill="F4F9FC"/>
+      </w:pPr>
+      <w:r>
+        <w:rPr>
+          <w:b w:val="0"/>
+        </w:rPr>
+        <w:t xml:space="preserve">1. Write the hypothesis and expected </w:t>
+      </w:r>
+      <w:r>
+        <w:rPr>
+          <w:b/>
+        </w:rPr>
+        <w:t>evidence</w:t>
+      </w:r>
+      <w:r>
+        <w:rPr>
+          <w:b w:val="0"/>
+        </w:rPr>
+        <w:t xml:space="preserve"> before running.</w:t>
+      </w:r>
+    </w:p>
+    <w:p>
+      <w:pPr>
+        <w:spacing w:line="336" w:lineRule="auto" w:after="180"/>
+        <w:shd w:fill="F4F9FC"/>
+      </w:pPr>
+      <w:r>
+        <w:rPr>
+          <w:b w:val="0"/>
+        </w:rPr>
+        <w:t xml:space="preserve">2. </w:t>
+      </w:r>
+      <w:r>
+        <w:rPr>
+          <w:b/>
+        </w:rPr>
+        <w:t>Residual</w:t>
+      </w:r>
+      <w:r>
+        <w:rPr>
+          <w:b w:val="0"/>
+        </w:rPr>
+        <w:t xml:space="preserve"> Walk: calculate signed errors, place them on a plot, and identify bias, outliers, or changing spread.</w:t>
+      </w:r>
+    </w:p>
+    <w:p>
+      <w:pPr>
+        <w:spacing w:line="336" w:lineRule="auto" w:after="180"/>
+        <w:shd w:fill="F4F9FC"/>
+      </w:pPr>
+      <w:r>
+        <w:rPr>
+          <w:b w:val="0"/>
+        </w:rPr>
+        <w:t>3. Run one normal, one boundary, one missing, and one shifted case.</w:t>
+      </w:r>
+    </w:p>
+    <w:p>
+      <w:pPr>
+        <w:spacing w:line="336" w:lineRule="auto" w:after="180"/>
+        <w:shd w:fill="F4F9FC"/>
+      </w:pPr>
+      <w:r>
+        <w:rPr>
+          <w:b w:val="0"/>
+        </w:rPr>
+        <w:t>4. Calculate the metric from raw counts or row-level errors.</w:t>
+      </w:r>
+    </w:p>
+    <w:p>
+      <w:pPr>
+        <w:spacing w:line="336" w:lineRule="auto" w:after="180"/>
+        <w:shd w:fill="F4F9FC"/>
+      </w:pPr>
+      <w:r>
+        <w:rPr>
+          <w:b w:val="0"/>
+        </w:rPr>
+        <w:t>5. Interpret what changed, what did not, and what remains unsafe or unknown.</w:t>
+      </w:r>
+    </w:p>
+    <w:p>
       <w:pPr>
         <w:pStyle w:val="Heading3"/>
       </w:pPr>
       <w:r>
-        <w:t>Run the weekly evidence lab</w:t>
-      </w:r>
-    </w:p>
-    <w:p>
-      <w:r>
-        <w:t>Keep the test conditions fixed, record every result, and change only one planned factor.</w:t>
-      </w:r>
-    </w:p>
-    <w:p>
-      <w:r>
-        <w:t>1. Write the hypothesis and expected evidence before running.</w:t>
-      </w:r>
-    </w:p>
-    <w:p>
-      <w:r>
-        <w:t>2. Residual Walk: calculate signed errors, place them on a plot, and identify bias, outliers, or changing spread.</w:t>
-      </w:r>
-    </w:p>
-    <w:p>
-      <w:r>
-        <w:t>3. Run one normal, one boundary, one missing, and one shifted case.</w:t>
-      </w:r>
-    </w:p>
-    <w:p>
-      <w:r>
-        <w:t>4. Calculate the metric from raw counts or row-level errors.</w:t>
-      </w:r>
-    </w:p>
-    <w:p>
-      <w:r>
-        <w:t>5. Interpret what changed, what did not, and what remains unsafe or unknown.</w:t>
-      </w:r>
-    </w:p>
-    <w:p>
-      <w:pPr>
-        <w:pStyle w:val="Heading3"/>
-      </w:pPr>
-      <w:r>
         <w:t>Make the lab runnable</w:t>
       </w:r>
     </w:p>
     <w:p>
-      <w:r>
-        <w:t>Use the concrete case as the shared normal case and the independent question as a second case. Each pair creates a boundary or missing-information case and predicts its result before testing. Keep the expected result separate from an observed mistake.</w:t>
+      <w:pPr>
+        <w:spacing w:line="336" w:lineRule="auto" w:after="180"/>
+      </w:pPr>
+      <w:r>
+        <w:rPr>
+          <w:b w:val="0"/>
+        </w:rPr>
+        <w:t>Use the concrete case as the shared normal case and the independent question as a second case. Each pair creates a boundary or missing-information case and predicts its result before testing.</w:t>
+      </w:r>
+    </w:p>
+    <w:p>
+      <w:pPr>
+        <w:spacing w:line="336" w:lineRule="auto" w:after="180"/>
+      </w:pPr>
+      <w:r>
+        <w:rPr>
+          <w:b w:val="0"/>
+        </w:rPr>
+        <w:t>Keep the expected result separate from an observed mistake.</w:t>
       </w:r>
     </w:p>
     <w:tbl>
@@ -1960,13 +3877,48 @@
       </w:r>
     </w:p>
     <w:p>
-      <w:r>
-        <w:t>MISCONCEPTION TO REPAIR Positive and negative residuals cancel, so their average proves accuracy.</w:t>
-      </w:r>
-    </w:p>
-    <w:p>
-      <w:r>
-        <w:t>For guessing, return to given facts and request a trace. For vocabulary without application, use one example and one non-example. For arithmetic errors, check the setup before the calculation. Finish with a different uncoached case before recording mastery.</w:t>
+      <w:pPr>
+        <w:spacing w:line="336" w:lineRule="auto" w:after="180"/>
+      </w:pPr>
+      <w:r>
+        <w:rPr>
+          <w:b w:val="0"/>
+        </w:rPr>
+        <w:t xml:space="preserve">MISCONCEPTION TO REPAIR Positive and negative </w:t>
+      </w:r>
+      <w:r>
+        <w:rPr>
+          <w:b/>
+        </w:rPr>
+        <w:t>residual</w:t>
+      </w:r>
+      <w:r>
+        <w:rPr>
+          <w:b w:val="0"/>
+        </w:rPr>
+        <w:t>s cancel, so their average proves accuracy.</w:t>
+      </w:r>
+    </w:p>
+    <w:p>
+      <w:pPr>
+        <w:spacing w:line="336" w:lineRule="auto" w:after="180"/>
+      </w:pPr>
+      <w:r>
+        <w:rPr>
+          <w:b w:val="0"/>
+        </w:rPr>
+        <w:t>For guessing, return to given facts and request a trace. For vocabulary without application, use one example and one non-example. For arithmetic errors, check the setup before the calculation.</w:t>
+      </w:r>
+    </w:p>
+    <w:p>
+      <w:pPr>
+        <w:spacing w:line="336" w:lineRule="auto" w:after="180"/>
+      </w:pPr>
+      <w:r>
+        <w:rPr>
+          <w:b w:val="0"/>
+        </w:rPr>
+        <w:t>Finish with a different uncoached case before recording mastery.</w:t>
       </w:r>
     </w:p>
     <w:p>
@@ -1978,18 +3930,72 @@
       </w:r>
     </w:p>
     <w:p>
-      <w:r>
-        <w:t>A final answer is enough: Ask for the relevant counts, units, procedure or saved record. For this week: Residuals -1, 1, 0 cm; the first record is overpredicted.</w:t>
-      </w:r>
-    </w:p>
-    <w:p>
-      <w:r>
+      <w:pPr>
+        <w:spacing w:line="336" w:lineRule="auto" w:after="180"/>
+      </w:pPr>
+      <w:r>
+        <w:rPr>
+          <w:b w:val="0"/>
+        </w:rPr>
+        <w:t xml:space="preserve">A final answer is enough: Ask for the relevant counts, units, procedure or saved record. For this week: </w:t>
+      </w:r>
+      <w:r>
+        <w:rPr>
+          <w:b/>
+        </w:rPr>
+        <w:t>Residual</w:t>
+      </w:r>
+      <w:r>
+        <w:rPr>
+          <w:b w:val="0"/>
+        </w:rPr>
+        <w:t>s -1, 1, 0 cm; the first record is overpredicted.</w:t>
+      </w:r>
+    </w:p>
+    <w:p>
+      <w:pPr>
+        <w:spacing w:line="336" w:lineRule="auto" w:after="180"/>
+      </w:pPr>
+      <w:r>
+        <w:rPr>
+          <w:b w:val="0"/>
+        </w:rPr>
         <w:t>A stronger claim makes a stronger project: Convert to a shared unit; both represent 2 cm. Document units before comparing or aggregating errors.</w:t>
       </w:r>
     </w:p>
     <w:p>
-      <w:r>
-        <w:t>The new case can be copied from the example: The independent task changes the evidence. Require a fresh explanation: Residuals [-2, 1, 2] cm; mean 1/3 cm. First overpredicted, others underpredicted.</w:t>
+      <w:pPr>
+        <w:spacing w:line="336" w:lineRule="auto" w:after="180"/>
+      </w:pPr>
+      <w:r>
+        <w:rPr>
+          <w:b w:val="0"/>
+        </w:rPr>
+        <w:t xml:space="preserve">The new case can be copied from the example: The independent task changes the </w:t>
+      </w:r>
+      <w:r>
+        <w:rPr>
+          <w:b/>
+        </w:rPr>
+        <w:t>evidence</w:t>
+      </w:r>
+      <w:r>
+        <w:rPr>
+          <w:b w:val="0"/>
+        </w:rPr>
+        <w:t xml:space="preserve">. Require a fresh explanation: </w:t>
+      </w:r>
+      <w:r>
+        <w:rPr>
+          <w:b/>
+        </w:rPr>
+        <w:t>Residual</w:t>
+      </w:r>
+      <w:r>
+        <w:rPr>
+          <w:b w:val="0"/>
+        </w:rPr>
+        <w:t>s [-2, 1, 2] cm; mean 1/3 cm. First overpredicted, others underpredicted.</w:t>
       </w:r>
     </w:p>
     <w:p>
@@ -2147,8 +4153,25 @@
       </w:tr>
     </w:tbl>
     <w:p>
-      <w:r>
-        <w:t>Offer an oral explanation, drawing, enlarged visual or fewer examples when that removes a reading/writing barrier. Keep the same reasoning goal. Stretch secure learners by changing a boundary or assumption and asking them to defend the effect, not simply by assigning more of the same questions.</w:t>
+      <w:pPr>
+        <w:spacing w:line="336" w:lineRule="auto" w:after="180"/>
+      </w:pPr>
+      <w:r>
+        <w:rPr>
+          <w:b w:val="0"/>
+        </w:rPr>
+        <w:t>Offer an oral explanation, drawing, enlarged visual or fewer examples when that removes a reading/writing barrier. Keep the same reasoning goal.</w:t>
+      </w:r>
+    </w:p>
+    <w:p>
+      <w:pPr>
+        <w:spacing w:line="336" w:lineRule="auto" w:after="180"/>
+      </w:pPr>
+      <w:r>
+        <w:rPr>
+          <w:b w:val="0"/>
+        </w:rPr>
+        <w:t>Stretch secure learners by changing a boundary or assumption and asking them to defend the effect, not simply by assigning more of the same questions.</w:t>
       </w:r>
     </w:p>
     <w:p>
@@ -2160,11 +4183,16 @@
       </w:r>
     </w:p>
     <w:p>
+      <w:r>
+        <w:t>Use the Regression and Residuals questions, teacher keys and criteria after the relevant attempts. Previously discussed cases are practice; protect the separately selected independent task.</w:t>
+      </w:r>
+    </w:p>
+    <w:p>
       <w:pPr>
         <w:pStyle w:val="Heading3"/>
       </w:pPr>
       <w:r>
-        <w:t>Assess and explain the answers</w:t>
+        <w:t>Worked case answer</w:t>
       </w:r>
     </w:p>
     <w:p>
@@ -2172,12 +4200,31 @@
         <w:pStyle w:val="Heading3"/>
       </w:pPr>
       <w:r>
-        <w:t>Worked case answer</w:t>
-      </w:r>
-    </w:p>
-    <w:p>
-      <w:r>
-        <w:t>+3 cm means underprediction by 3 cm. State this sign convention consistently.</w:t>
+        <w:t>Teacher key · Worked case answer</w:t>
+      </w:r>
+    </w:p>
+    <w:p>
+      <w:pPr>
+        <w:spacing w:line="336" w:lineRule="auto" w:after="180"/>
+        <w:shd w:fill="F1F6FC"/>
+      </w:pPr>
+      <w:r>
+        <w:rPr>
+          <w:b w:val="0"/>
+        </w:rPr>
+        <w:t xml:space="preserve">+3 cm means </w:t>
+      </w:r>
+      <w:r>
+        <w:rPr>
+          <w:b/>
+        </w:rPr>
+        <w:t>underprediction</w:t>
+      </w:r>
+      <w:r>
+        <w:rPr>
+          <w:b w:val="0"/>
+        </w:rPr>
+        <w:t xml:space="preserve"> by 3 cm. State this sign convention consistently.</w:t>
       </w:r>
     </w:p>
     <w:p>
@@ -2189,21 +4236,93 @@
       </w:r>
     </w:p>
     <w:p>
-      <w:r>
-        <w:t>Define residual as actual minus predicted. Actual height is 14 cm and prediction is 17 cm. Calculate residual and interpret its sign.</w:t>
-      </w:r>
-    </w:p>
-    <w:p>
       <w:pPr>
         <w:pStyle w:val="Heading3"/>
       </w:pPr>
       <w:r>
+        <w:t>Independent question · withhold the key</w:t>
+      </w:r>
+    </w:p>
+    <w:p>
+      <w:pPr>
+        <w:spacing w:line="336" w:lineRule="auto" w:after="180"/>
+        <w:shd w:fill="F5F1FB"/>
+      </w:pPr>
+      <w:r>
+        <w:rPr>
+          <w:b w:val="0"/>
+        </w:rPr>
+        <w:t xml:space="preserve">Define </w:t>
+      </w:r>
+      <w:r>
+        <w:rPr>
+          <w:b/>
+        </w:rPr>
+        <w:t>residual</w:t>
+      </w:r>
+      <w:r>
+        <w:rPr>
+          <w:b w:val="0"/>
+        </w:rPr>
+        <w:t xml:space="preserve"> as actual minus predicted. Actual height is 14 cm and </w:t>
+      </w:r>
+      <w:r>
+        <w:rPr>
+          <w:b/>
+        </w:rPr>
+        <w:t>prediction</w:t>
+      </w:r>
+      <w:r>
+        <w:rPr>
+          <w:b w:val="0"/>
+        </w:rPr>
+        <w:t xml:space="preserve"> is 17 cm. Calculate </w:t>
+      </w:r>
+      <w:r>
+        <w:rPr>
+          <w:b/>
+        </w:rPr>
+        <w:t>residual</w:t>
+      </w:r>
+      <w:r>
+        <w:rPr>
+          <w:b w:val="0"/>
+        </w:rPr>
+        <w:t xml:space="preserve"> and interpret its sign.</w:t>
+      </w:r>
+    </w:p>
+    <w:p>
+      <w:pPr>
+        <w:pStyle w:val="Heading3"/>
+      </w:pPr>
+      <w:r>
         <w:t>Expected independent answer</w:t>
       </w:r>
     </w:p>
     <w:p>
-      <w:r>
-        <w:t>Residual is 14−17 = −3 cm. The model overpredicts by 3 cm under the stated convention.</w:t>
+      <w:pPr>
+        <w:pStyle w:val="Heading3"/>
+      </w:pPr>
+      <w:r>
+        <w:t>Teacher key · Expected independent answer</w:t>
+      </w:r>
+    </w:p>
+    <w:p>
+      <w:pPr>
+        <w:spacing w:line="336" w:lineRule="auto" w:after="180"/>
+        <w:shd w:fill="F1F6FC"/>
+      </w:pPr>
+      <w:r>
+        <w:rPr>
+          <w:b/>
+        </w:rPr>
+        <w:t>Residual</w:t>
+      </w:r>
+      <w:r>
+        <w:rPr>
+          <w:b w:val="0"/>
+        </w:rPr>
+        <w:t xml:space="preserve"> is 14−17 = −3 cm. The model overpredicts by 3 cm under the stated convention.</w:t>
       </w:r>
     </w:p>
     <w:p>
@@ -2441,8 +4560,25 @@
       </w:tr>
     </w:tbl>
     <w:p>
-      <w:r>
-        <w:t>Use 6/8 as a classroom checkpoint, with 2 required for both Result and Reasoning. This is a proposed teaching rule, not a validated certification threshold. Do not count a coached answer as independent mastery; correct unsafe or unsupported claims regardless of total.</w:t>
+      <w:pPr>
+        <w:spacing w:line="336" w:lineRule="auto" w:after="180"/>
+      </w:pPr>
+      <w:r>
+        <w:rPr>
+          <w:b w:val="0"/>
+        </w:rPr>
+        <w:t>Use 6/8 as a classroom checkpoint, with 2 required for both Result and Reasoning. This is a proposed teaching rule, not a validated certification threshold.</w:t>
+      </w:r>
+    </w:p>
+    <w:p>
+      <w:pPr>
+        <w:spacing w:line="336" w:lineRule="auto" w:after="180"/>
+      </w:pPr>
+      <w:r>
+        <w:rPr>
+          <w:b w:val="0"/>
+        </w:rPr>
+        <w:t>Do not count a coached answer as independent mastery; correct unsafe or unsupported claims regardless of total.</w:t>
       </w:r>
     </w:p>
     <w:p>
@@ -2454,8 +4590,38 @@
       </w:r>
     </w:p>
     <w:p>
-      <w:r>
-        <w:t>Ask the learner to find the evidence that challenges this claim: “A negative residual means a negative physical height.” Keep the first attempt and an uncoached retry separate.</w:t>
+      <w:pPr>
+        <w:spacing w:line="336" w:lineRule="auto" w:after="180"/>
+      </w:pPr>
+      <w:r>
+        <w:rPr>
+          <w:b w:val="0"/>
+        </w:rPr>
+        <w:t xml:space="preserve">Ask the learner to find the </w:t>
+      </w:r>
+      <w:r>
+        <w:rPr>
+          <w:b/>
+        </w:rPr>
+        <w:t>evidence</w:t>
+      </w:r>
+      <w:r>
+        <w:rPr>
+          <w:b w:val="0"/>
+        </w:rPr>
+        <w:t xml:space="preserve"> that challenges this claim: “A negative </w:t>
+      </w:r>
+      <w:r>
+        <w:rPr>
+          <w:b/>
+        </w:rPr>
+        <w:t>residual</w:t>
+      </w:r>
+      <w:r>
+        <w:rPr>
+          <w:b w:val="0"/>
+        </w:rPr>
+        <w:t xml:space="preserve"> means a negative physical height.” Keep the first attempt and an uncoached retry separate.</w:t>
       </w:r>
     </w:p>
     <w:p>
@@ -2467,15 +4633,48 @@
       </w:r>
     </w:p>
     <w:p>
-      <w:r>
-        <w:t>Residual=-3 cm means overprediction by 3 cm. Absolute error=3 cm. State the sign convention because some sources reverse it; keep units and convention consistent across plots and calculations.</w:t>
-      </w:r>
-    </w:p>
-    <w:p>
       <w:pPr>
         <w:pStyle w:val="Heading3"/>
       </w:pPr>
       <w:r>
+        <w:t>Teacher key · Original transfer answer</w:t>
+      </w:r>
+    </w:p>
+    <w:p>
+      <w:pPr>
+        <w:spacing w:line="336" w:lineRule="auto" w:after="180"/>
+        <w:shd w:fill="F1F6FC"/>
+      </w:pPr>
+      <w:r>
+        <w:rPr>
+          <w:b/>
+        </w:rPr>
+        <w:t>Residual</w:t>
+      </w:r>
+      <w:r>
+        <w:rPr>
+          <w:b w:val="0"/>
+        </w:rPr>
+        <w:t xml:space="preserve">=-3 cm means </w:t>
+      </w:r>
+      <w:r>
+        <w:rPr>
+          <w:b/>
+        </w:rPr>
+        <w:t>overprediction</w:t>
+      </w:r>
+      <w:r>
+        <w:rPr>
+          <w:b w:val="0"/>
+        </w:rPr>
+        <w:t xml:space="preserve"> by 3 cm. Absolute error=3 cm. State the sign convention because some sources reverse it; keep units and convention consistent across plots and calculations.</w:t>
+      </w:r>
+    </w:p>
+    <w:p>
+      <w:pPr>
+        <w:pStyle w:val="Heading3"/>
+      </w:pPr>
+      <w:r>
         <w:t>Explanations for the additional workbook examples</w:t>
       </w:r>
     </w:p>
@@ -2488,84 +4687,378 @@
       </w:r>
     </w:p>
     <w:p>
-      <w:r>
-        <w:t>Compute the worked residuals and identify overprediction.</w:t>
-      </w:r>
-    </w:p>
-    <w:p>
-      <w:r>
-        <w:t>Teacher explanation: Residuals -1, 1, 0 cm; the first record is overpredicted.</w:t>
-      </w:r>
-    </w:p>
-    <w:p>
       <w:pPr>
         <w:pStyle w:val="Heading3"/>
       </w:pPr>
       <w:r>
+        <w:t>Workbook question · W1</w:t>
+      </w:r>
+    </w:p>
+    <w:p>
+      <w:pPr>
+        <w:spacing w:line="336" w:lineRule="auto" w:after="180"/>
+        <w:shd w:fill="F5F1FB"/>
+      </w:pPr>
+      <w:r>
+        <w:rPr>
+          <w:b w:val="0"/>
+        </w:rPr>
+        <w:t xml:space="preserve">Compute the worked </w:t>
+      </w:r>
+      <w:r>
+        <w:rPr>
+          <w:b/>
+        </w:rPr>
+        <w:t>residual</w:t>
+      </w:r>
+      <w:r>
+        <w:rPr>
+          <w:b w:val="0"/>
+        </w:rPr>
+        <w:t xml:space="preserve">s and identify </w:t>
+      </w:r>
+      <w:r>
+        <w:rPr>
+          <w:b/>
+        </w:rPr>
+        <w:t>overprediction</w:t>
+      </w:r>
+      <w:r>
+        <w:rPr>
+          <w:b w:val="0"/>
+        </w:rPr>
+        <w:t>.</w:t>
+      </w:r>
+    </w:p>
+    <w:p>
+      <w:pPr>
+        <w:pStyle w:val="Heading3"/>
+      </w:pPr>
+      <w:r>
+        <w:t>Teacher reasoning · W1</w:t>
+      </w:r>
+    </w:p>
+    <w:p>
+      <w:pPr>
+        <w:spacing w:line="336" w:lineRule="auto" w:after="180"/>
+        <w:shd w:fill="F1F6FC"/>
+      </w:pPr>
+      <w:r>
+        <w:rPr>
+          <w:b w:val="0"/>
+        </w:rPr>
+        <w:t xml:space="preserve">Teacher explanation: </w:t>
+      </w:r>
+      <w:r>
+        <w:rPr>
+          <w:b/>
+        </w:rPr>
+        <w:t>Residual</w:t>
+      </w:r>
+      <w:r>
+        <w:rPr>
+          <w:b w:val="0"/>
+        </w:rPr>
+        <w:t>s -1, 1, 0 cm; the first record is overpredicted.</w:t>
+      </w:r>
+    </w:p>
+    <w:p>
+      <w:pPr>
+        <w:pStyle w:val="Heading3"/>
+      </w:pPr>
+      <w:r>
         <w:t>W2 Explain cancellation</w:t>
       </w:r>
     </w:p>
     <w:p>
-      <w:r>
-        <w:t>Why does mean residual zero not imply perfect predictions?</w:t>
-      </w:r>
-    </w:p>
-    <w:p>
-      <w:r>
-        <w:t>Teacher explanation: Negative and positive residuals cancel even when individual errors are nonzero.</w:t>
-      </w:r>
-    </w:p>
-    <w:p>
       <w:pPr>
         <w:pStyle w:val="Heading3"/>
       </w:pPr>
       <w:r>
+        <w:t>Workbook question · W2</w:t>
+      </w:r>
+    </w:p>
+    <w:p>
+      <w:pPr>
+        <w:spacing w:line="336" w:lineRule="auto" w:after="180"/>
+        <w:shd w:fill="F5F1FB"/>
+      </w:pPr>
+      <w:r>
+        <w:rPr>
+          <w:b w:val="0"/>
+        </w:rPr>
+        <w:t xml:space="preserve">Why does mean </w:t>
+      </w:r>
+      <w:r>
+        <w:rPr>
+          <w:b/>
+        </w:rPr>
+        <w:t>residual</w:t>
+      </w:r>
+      <w:r>
+        <w:rPr>
+          <w:b w:val="0"/>
+        </w:rPr>
+        <w:t xml:space="preserve"> zero not imply perfect </w:t>
+      </w:r>
+      <w:r>
+        <w:rPr>
+          <w:b/>
+        </w:rPr>
+        <w:t>prediction</w:t>
+      </w:r>
+      <w:r>
+        <w:rPr>
+          <w:b w:val="0"/>
+        </w:rPr>
+        <w:t>s?</w:t>
+      </w:r>
+    </w:p>
+    <w:p>
+      <w:pPr>
+        <w:pStyle w:val="Heading3"/>
+      </w:pPr>
+      <w:r>
+        <w:t>Teacher reasoning · W2</w:t>
+      </w:r>
+    </w:p>
+    <w:p>
+      <w:pPr>
+        <w:spacing w:line="336" w:lineRule="auto" w:after="180"/>
+        <w:shd w:fill="F1F6FC"/>
+      </w:pPr>
+      <w:r>
+        <w:rPr>
+          <w:b w:val="0"/>
+        </w:rPr>
+        <w:t xml:space="preserve">Teacher explanation: Negative and positive </w:t>
+      </w:r>
+      <w:r>
+        <w:rPr>
+          <w:b/>
+        </w:rPr>
+        <w:t>residual</w:t>
+      </w:r>
+      <w:r>
+        <w:rPr>
+          <w:b w:val="0"/>
+        </w:rPr>
+        <w:t>s cancel even when individual errors are nonzero.</w:t>
+      </w:r>
+    </w:p>
+    <w:p>
+      <w:pPr>
+        <w:pStyle w:val="Heading3"/>
+      </w:pPr>
+      <w:r>
         <w:t>W3 Read a pattern</w:t>
       </w:r>
     </w:p>
     <w:p>
-      <w:r>
-        <w:t>Interpret residuals -2, 0, 3 ordered by growth stage.</w:t>
-      </w:r>
-    </w:p>
-    <w:p>
-      <w:r>
-        <w:t>Teacher explanation: They shift from overprediction to underprediction; investigate a missed relationship without claiming a proven cause.</w:t>
-      </w:r>
-    </w:p>
-    <w:p>
       <w:pPr>
         <w:pStyle w:val="Heading3"/>
       </w:pPr>
       <w:r>
+        <w:t>Workbook question · W3</w:t>
+      </w:r>
+    </w:p>
+    <w:p>
+      <w:pPr>
+        <w:spacing w:line="336" w:lineRule="auto" w:after="180"/>
+        <w:shd w:fill="F5F1FB"/>
+      </w:pPr>
+      <w:r>
+        <w:rPr>
+          <w:b w:val="0"/>
+        </w:rPr>
+        <w:t xml:space="preserve">Interpret </w:t>
+      </w:r>
+      <w:r>
+        <w:rPr>
+          <w:b/>
+        </w:rPr>
+        <w:t>residual</w:t>
+      </w:r>
+      <w:r>
+        <w:rPr>
+          <w:b w:val="0"/>
+        </w:rPr>
+        <w:t>s -2, 0, 3 ordered by growth stage.</w:t>
+      </w:r>
+    </w:p>
+    <w:p>
+      <w:pPr>
+        <w:pStyle w:val="Heading3"/>
+      </w:pPr>
+      <w:r>
+        <w:t>Teacher reasoning · W3</w:t>
+      </w:r>
+    </w:p>
+    <w:p>
+      <w:pPr>
+        <w:spacing w:line="336" w:lineRule="auto" w:after="180"/>
+        <w:shd w:fill="F1F6FC"/>
+      </w:pPr>
+      <w:r>
+        <w:rPr>
+          <w:b w:val="0"/>
+        </w:rPr>
+        <w:t xml:space="preserve">Teacher explanation: They shift from </w:t>
+      </w:r>
+      <w:r>
+        <w:rPr>
+          <w:b/>
+        </w:rPr>
+        <w:t>overprediction</w:t>
+      </w:r>
+      <w:r>
+        <w:rPr>
+          <w:b w:val="0"/>
+        </w:rPr>
+        <w:t xml:space="preserve"> to </w:t>
+      </w:r>
+      <w:r>
+        <w:rPr>
+          <w:b/>
+        </w:rPr>
+        <w:t>underprediction</w:t>
+      </w:r>
+      <w:r>
+        <w:rPr>
+          <w:b w:val="0"/>
+        </w:rPr>
+        <w:t>; investigate a missed relationship without claiming a proven cause.</w:t>
+      </w:r>
+    </w:p>
+    <w:p>
+      <w:pPr>
+        <w:pStyle w:val="Heading3"/>
+      </w:pPr>
+      <w:r>
         <w:t>W4 Apply independently</w:t>
       </w:r>
     </w:p>
     <w:p>
-      <w:r>
-        <w:t>Observed [6, 10, 13], predicted [8, 9, 11] cm. Give residuals, mean residual and error directions.</w:t>
-      </w:r>
-    </w:p>
-    <w:p>
-      <w:r>
-        <w:t>Teacher explanation: Residuals [-2, 1, 2] cm; mean 1/3 cm. First overpredicted, others underpredicted.</w:t>
-      </w:r>
-    </w:p>
-    <w:p>
       <w:pPr>
         <w:pStyle w:val="Heading3"/>
       </w:pPr>
       <w:r>
+        <w:t>Workbook question · W4</w:t>
+      </w:r>
+    </w:p>
+    <w:p>
+      <w:pPr>
+        <w:spacing w:line="336" w:lineRule="auto" w:after="180"/>
+        <w:shd w:fill="F5F1FB"/>
+      </w:pPr>
+      <w:r>
+        <w:rPr>
+          <w:b w:val="0"/>
+        </w:rPr>
+        <w:t xml:space="preserve">Observed [6, 10, 13], predicted [8, 9, 11] cm. Give </w:t>
+      </w:r>
+      <w:r>
+        <w:rPr>
+          <w:b/>
+        </w:rPr>
+        <w:t>residual</w:t>
+      </w:r>
+      <w:r>
+        <w:rPr>
+          <w:b w:val="0"/>
+        </w:rPr>
+        <w:t xml:space="preserve">s, mean </w:t>
+      </w:r>
+      <w:r>
+        <w:rPr>
+          <w:b/>
+        </w:rPr>
+        <w:t>residual</w:t>
+      </w:r>
+      <w:r>
+        <w:rPr>
+          <w:b w:val="0"/>
+        </w:rPr>
+        <w:t xml:space="preserve"> and error directions.</w:t>
+      </w:r>
+    </w:p>
+    <w:p>
+      <w:pPr>
+        <w:pStyle w:val="Heading3"/>
+      </w:pPr>
+      <w:r>
+        <w:t>Teacher reasoning · W4</w:t>
+      </w:r>
+    </w:p>
+    <w:p>
+      <w:pPr>
+        <w:spacing w:line="336" w:lineRule="auto" w:after="180"/>
+        <w:shd w:fill="F1F6FC"/>
+      </w:pPr>
+      <w:r>
+        <w:rPr>
+          <w:b w:val="0"/>
+        </w:rPr>
+        <w:t xml:space="preserve">Teacher explanation: </w:t>
+      </w:r>
+      <w:r>
+        <w:rPr>
+          <w:b/>
+        </w:rPr>
+        <w:t>Residual</w:t>
+      </w:r>
+      <w:r>
+        <w:rPr>
+          <w:b w:val="0"/>
+        </w:rPr>
+        <w:t>s [-2, 1, 2] cm; mean 1/3 cm. First overpredicted, others underpredicted.</w:t>
+      </w:r>
+    </w:p>
+    <w:p>
+      <w:pPr>
+        <w:pStyle w:val="Heading3"/>
+      </w:pPr>
+      <w:r>
         <w:t>W5 Check units</w:t>
       </w:r>
     </w:p>
     <w:p>
-      <w:r>
+      <w:pPr>
+        <w:pStyle w:val="Heading3"/>
+      </w:pPr>
+      <w:r>
+        <w:t>Workbook question · W5</w:t>
+      </w:r>
+    </w:p>
+    <w:p>
+      <w:pPr>
+        <w:spacing w:line="336" w:lineRule="auto" w:after="180"/>
+        <w:shd w:fill="F5F1FB"/>
+      </w:pPr>
+      <w:r>
+        <w:rPr>
+          <w:b w:val="0"/>
+        </w:rPr>
         <w:t>A report combines 2 cm and .02 m as if they were different magnitudes. Repair it.</w:t>
       </w:r>
     </w:p>
     <w:p>
-      <w:r>
+      <w:pPr>
+        <w:pStyle w:val="Heading3"/>
+      </w:pPr>
+      <w:r>
+        <w:t>Teacher reasoning · W5</w:t>
+      </w:r>
+    </w:p>
+    <w:p>
+      <w:pPr>
+        <w:spacing w:line="336" w:lineRule="auto" w:after="180"/>
+        <w:shd w:fill="F1F6FC"/>
+      </w:pPr>
+      <w:r>
+        <w:rPr>
+          <w:b w:val="0"/>
+        </w:rPr>
         <w:t>Teacher explanation: Convert to a shared unit; both represent 2 cm. Document units before comparing or aggregating errors.</w:t>
       </w:r>
     </w:p>
@@ -2578,21 +5071,87 @@
       </w:r>
     </w:p>
     <w:p>
-      <w:r>
-        <w:t>Selected case: Observed [6, 10, 13], predicted [8, 9, 11] cm. Give residuals, mean residual and error directions.</w:t>
-      </w:r>
-    </w:p>
-    <w:p>
       <w:pPr>
         <w:pStyle w:val="Heading3"/>
       </w:pPr>
       <w:r>
+        <w:t>Independent question · withhold the key</w:t>
+      </w:r>
+    </w:p>
+    <w:p>
+      <w:pPr>
+        <w:spacing w:line="336" w:lineRule="auto" w:after="180"/>
+        <w:shd w:fill="F5F1FB"/>
+      </w:pPr>
+      <w:r>
+        <w:rPr>
+          <w:b w:val="0"/>
+        </w:rPr>
+        <w:t xml:space="preserve">Selected case: Observed [6, 10, 13], predicted [8, 9, 11] cm. Give </w:t>
+      </w:r>
+      <w:r>
+        <w:rPr>
+          <w:b/>
+        </w:rPr>
+        <w:t>residual</w:t>
+      </w:r>
+      <w:r>
+        <w:rPr>
+          <w:b w:val="0"/>
+        </w:rPr>
+        <w:t xml:space="preserve">s, mean </w:t>
+      </w:r>
+      <w:r>
+        <w:rPr>
+          <w:b/>
+        </w:rPr>
+        <w:t>residual</w:t>
+      </w:r>
+      <w:r>
+        <w:rPr>
+          <w:b w:val="0"/>
+        </w:rPr>
+        <w:t xml:space="preserve"> and error directions.</w:t>
+      </w:r>
+    </w:p>
+    <w:p>
+      <w:pPr>
+        <w:pStyle w:val="Heading3"/>
+      </w:pPr>
+      <w:r>
         <w:t>Selected case answer</w:t>
       </w:r>
     </w:p>
     <w:p>
-      <w:r>
-        <w:t>Teacher explanation: Residuals [-2, 1, 2] cm; mean 1/3 cm. First overpredicted, others underpredicted.</w:t>
+      <w:pPr>
+        <w:pStyle w:val="Heading3"/>
+      </w:pPr>
+      <w:r>
+        <w:t>Teacher key · Selected case answer</w:t>
+      </w:r>
+    </w:p>
+    <w:p>
+      <w:pPr>
+        <w:spacing w:line="336" w:lineRule="auto" w:after="180"/>
+        <w:shd w:fill="F1F6FC"/>
+      </w:pPr>
+      <w:r>
+        <w:rPr>
+          <w:b w:val="0"/>
+        </w:rPr>
+        <w:t xml:space="preserve">Teacher explanation: </w:t>
+      </w:r>
+      <w:r>
+        <w:rPr>
+          <w:b/>
+        </w:rPr>
+        <w:t>Residual</w:t>
+      </w:r>
+      <w:r>
+        <w:rPr>
+          <w:b w:val="0"/>
+        </w:rPr>
+        <w:t>s [-2, 1, 2] cm; mean 1/3 cm. First overpredicted, others underpredicted.</w:t>
       </w:r>
     </w:p>
     <w:tbl>
@@ -2698,21 +5257,77 @@
       </w:tr>
     </w:tbl>
     <w:p>
-      <w:r>
-        <w:t>Record each dimension as not yet, with support, or independent. Accept a valid alternative procedure with a defensible trace. Do not penalise an honestly recorded model failure if the learner correctly explains its evidence and limits.</w:t>
-      </w:r>
-    </w:p>
-    <w:p>
       <w:pPr>
         <w:pStyle w:val="Heading3"/>
       </w:pPr>
       <w:r>
+        <w:t>Teacher key · Selected case answer</w:t>
+      </w:r>
+    </w:p>
+    <w:p>
+      <w:pPr>
+        <w:spacing w:line="336" w:lineRule="auto" w:after="180"/>
+        <w:shd w:fill="F1F6FC"/>
+      </w:pPr>
+      <w:r>
+        <w:rPr>
+          <w:b w:val="0"/>
+        </w:rPr>
+        <w:t>Record each dimension as not yet, with support, or independent. Accept a valid alternative procedure with a defensible trace.</w:t>
+      </w:r>
+    </w:p>
+    <w:p>
+      <w:pPr>
+        <w:spacing w:line="336" w:lineRule="auto" w:after="180"/>
+        <w:shd w:fill="F1F6FC"/>
+      </w:pPr>
+      <w:r>
+        <w:rPr>
+          <w:b w:val="0"/>
+        </w:rPr>
+        <w:t xml:space="preserve">Do not penalise an honestly recorded model failure if the learner correctly explains its </w:t>
+      </w:r>
+      <w:r>
+        <w:rPr>
+          <w:b/>
+        </w:rPr>
+        <w:t>evidence</w:t>
+      </w:r>
+      <w:r>
+        <w:rPr>
+          <w:b w:val="0"/>
+        </w:rPr>
+        <w:t xml:space="preserve"> and limits.</w:t>
+      </w:r>
+    </w:p>
+    <w:p>
+      <w:pPr>
+        <w:pStyle w:val="Heading3"/>
+      </w:pPr>
+      <w:r>
         <w:t>Feedback that the learner uses</w:t>
       </w:r>
     </w:p>
     <w:p>
-      <w:r>
-        <w:t>Name the earliest unsupported step and give one action to repair it. Have the learner make that repair now and explain why. Then assess the relevant skill on a fresh, fully specified case. Confirm it was not previously practised with feedback; solve and check the new case before assigning it. A follow-up design prompt is a starting brief, not automatically an equivalent test.</w:t>
+      <w:pPr>
+        <w:spacing w:line="336" w:lineRule="auto" w:after="180"/>
+      </w:pPr>
+      <w:r>
+        <w:rPr>
+          <w:b w:val="0"/>
+        </w:rPr>
+        <w:t>Name the earliest unsupported step and give one action to repair it. Have the learner make that repair now and explain why. Then assess the relevant skill on a fresh, fully specified case.</w:t>
+      </w:r>
+    </w:p>
+    <w:p>
+      <w:pPr>
+        <w:spacing w:line="336" w:lineRule="auto" w:after="180"/>
+      </w:pPr>
+      <w:r>
+        <w:rPr>
+          <w:b w:val="0"/>
+        </w:rPr>
+        <w:t>Confirm it was not previously practised with feedback; solve and check the new case before assigning it. A follow-up design prompt is a starting brief, not automatically an equivalent test.</w:t>
       </w:r>
     </w:p>
     <w:p>
@@ -2724,11 +5339,98 @@
       </w:r>
     </w:p>
     <w:p>
+      <w:r>
+        <w:t>Connect Regression and Residuals to Responsible Plant Classifier, adapt support and plan a later changed-case check.</w:t>
+      </w:r>
+    </w:p>
+    <w:p>
       <w:pPr>
         <w:pStyle w:val="Heading3"/>
       </w:pPr>
       <w:r>
-        <w:t>Connect and extend learning</w:t>
+        <w:t>Responsible Plant Classifier</w:t>
+      </w:r>
+    </w:p>
+    <w:p>
+      <w:pPr>
+        <w:spacing w:line="336" w:lineRule="auto" w:after="180"/>
+      </w:pPr>
+      <w:r>
+        <w:rPr>
+          <w:b w:val="0"/>
+        </w:rPr>
+        <w:t>Use a miniature growth-</w:t>
+      </w:r>
+      <w:r>
+        <w:rPr>
+          <w:b/>
+        </w:rPr>
+        <w:t>prediction</w:t>
+      </w:r>
+      <w:r>
+        <w:rPr>
+          <w:b w:val="0"/>
+        </w:rPr>
+        <w:t xml:space="preserve"> side experiment to distinguish </w:t>
+      </w:r>
+      <w:r>
+        <w:rPr>
+          <w:b/>
+        </w:rPr>
+        <w:t>regression</w:t>
+      </w:r>
+      <w:r>
+        <w:rPr>
+          <w:b w:val="0"/>
+        </w:rPr>
+        <w:t xml:space="preserve"> </w:t>
+      </w:r>
+      <w:r>
+        <w:rPr>
+          <w:b/>
+        </w:rPr>
+        <w:t>evidence</w:t>
+      </w:r>
+      <w:r>
+        <w:rPr>
+          <w:b w:val="0"/>
+        </w:rPr>
+        <w:t xml:space="preserve"> from the main classifier metrics.</w:t>
+      </w:r>
+    </w:p>
+    <w:p>
+      <w:pPr>
+        <w:spacing w:line="336" w:lineRule="auto" w:after="180"/>
+      </w:pPr>
+      <w:r>
+        <w:rPr>
+          <w:b w:val="0"/>
+        </w:rPr>
+        <w:t xml:space="preserve">Keep the decision, </w:t>
+      </w:r>
+      <w:r>
+        <w:rPr>
+          <w:b/>
+        </w:rPr>
+        <w:t>input</w:t>
+      </w:r>
+      <w:r>
+        <w:rPr>
+          <w:b w:val="0"/>
+        </w:rPr>
+        <w:t xml:space="preserve">, result, explanation and remaining limitation in the project </w:t>
+      </w:r>
+      <w:r>
+        <w:rPr>
+          <w:b/>
+        </w:rPr>
+        <w:t>evidence</w:t>
+      </w:r>
+      <w:r>
+        <w:rPr>
+          <w:b w:val="0"/>
+        </w:rPr>
+        <w:t xml:space="preserve"> record. Retrieve this record next week rather than restarting the project.</w:t>
       </w:r>
     </w:p>
     <w:p>
@@ -2736,17 +5438,18 @@
         <w:pStyle w:val="Heading3"/>
       </w:pPr>
       <w:r>
-        <w:t>Responsible Plant Classifier</w:t>
-      </w:r>
-    </w:p>
-    <w:p>
-      <w:r>
-        <w:t>Use a miniature growth-prediction side experiment to distinguish regression evidence from the main classifier metrics.</w:t>
-      </w:r>
-    </w:p>
-    <w:p>
-      <w:r>
-        <w:t>Keep the decision, input, result, explanation and remaining limitation in the project evidence record. Retrieve this record next week rather than restarting the project.</w:t>
+        <w:t>Support and stretch</w:t>
+      </w:r>
+    </w:p>
+    <w:p>
+      <w:pPr>
+        <w:spacing w:line="336" w:lineRule="auto" w:after="180"/>
+      </w:pPr>
+      <w:r>
+        <w:rPr>
+          <w:b w:val="0"/>
+        </w:rPr>
+        <w:t>Use a tiny labelled dataset, explicit units and a named positive class. Stretch: require a baseline, held-out evaluation and subgroup or shifted-condition analysis with denominators.</w:t>
       </w:r>
     </w:p>
     <w:p>
@@ -2754,12 +5457,30 @@
         <w:pStyle w:val="Heading3"/>
       </w:pPr>
       <w:r>
-        <w:t>Support and stretch</w:t>
-      </w:r>
-    </w:p>
-    <w:p>
-      <w:r>
-        <w:t>Use a tiny labelled dataset, explicit units and a named positive class. Stretch: require a baseline, held-out evaluation and subgroup or shifted-condition analysis with denominators.</w:t>
+        <w:t>Exit reflection</w:t>
+      </w:r>
+    </w:p>
+    <w:p>
+      <w:pPr>
+        <w:spacing w:line="336" w:lineRule="auto" w:after="180"/>
+      </w:pPr>
+      <w:r>
+        <w:rPr>
+          <w:b w:val="0"/>
+        </w:rPr>
+        <w:t xml:space="preserve">Ask for one decision the learner can now justify and one situation requiring more </w:t>
+      </w:r>
+      <w:r>
+        <w:rPr>
+          <w:b/>
+        </w:rPr>
+        <w:t>evidence</w:t>
+      </w:r>
+      <w:r>
+        <w:rPr>
+          <w:b w:val="0"/>
+        </w:rPr>
+        <w:t xml:space="preserve"> or human review. Confidence ratings are separate from correct independent performance.</w:t>
       </w:r>
     </w:p>
     <w:p>
@@ -2767,12 +5488,30 @@
         <w:pStyle w:val="Heading3"/>
       </w:pPr>
       <w:r>
-        <w:t>Exit reflection</w:t>
-      </w:r>
-    </w:p>
-    <w:p>
-      <w:r>
-        <w:t>Ask for one decision the learner can now justify and one situation requiring more evidence or human review. Confidence ratings are separate from correct independent performance.</w:t>
+        <w:t>Bridge to the next week</w:t>
+      </w:r>
+    </w:p>
+    <w:p>
+      <w:pPr>
+        <w:spacing w:line="336" w:lineRule="auto" w:after="180"/>
+      </w:pPr>
+      <w:r>
+        <w:rPr>
+          <w:b w:val="0"/>
+        </w:rPr>
+        <w:t xml:space="preserve">Next: Week 20: Mean, Median, and Baselines. Retrieve today’s </w:t>
+      </w:r>
+      <w:r>
+        <w:rPr>
+          <w:b/>
+        </w:rPr>
+        <w:t>evidence</w:t>
+      </w:r>
+      <w:r>
+        <w:rPr>
+          <w:b w:val="0"/>
+        </w:rPr>
+        <w:t xml:space="preserve"> and identify what carries forward and what is new.</w:t>
       </w:r>
     </w:p>
     <w:p>
@@ -2780,12 +5519,146 @@
         <w:pStyle w:val="Heading3"/>
       </w:pPr>
       <w:r>
-        <w:t>Bridge to the next week</w:t>
-      </w:r>
-    </w:p>
-    <w:p>
-      <w:r>
-        <w:t>Next: Week 20: Mean, Median, and Baselines. Retrieve today’s evidence and identify what carries forward and what is new.</w:t>
+        <w:t>Support and fresh reassessment</w:t>
+      </w:r>
+    </w:p>
+    <w:p>
+      <w:pPr>
+        <w:spacing w:line="336" w:lineRule="auto" w:after="180"/>
+      </w:pPr>
+      <w:r>
+        <w:rPr>
+          <w:b w:val="0"/>
+        </w:rPr>
+        <w:t xml:space="preserve">Provide a blank </w:t>
+      </w:r>
+      <w:r>
+        <w:rPr>
+          <w:b/>
+        </w:rPr>
+        <w:t>evidence</w:t>
+      </w:r>
+      <w:r>
+        <w:rPr>
+          <w:b w:val="0"/>
+        </w:rPr>
+        <w:t xml:space="preserve"> table and allow a verbal explanation before writing. Highlight the given conditions without supplying the W 4 conclusion. Use </w:t>
+      </w:r>
+      <w:r>
+        <w:rPr>
+          <w:b/>
+        </w:rPr>
+        <w:t>regression</w:t>
+      </w:r>
+      <w:r>
+        <w:rPr>
+          <w:b w:val="0"/>
+        </w:rPr>
+        <w:t xml:space="preserve"> and </w:t>
+      </w:r>
+      <w:r>
+        <w:rPr>
+          <w:b/>
+        </w:rPr>
+        <w:t>residual</w:t>
+      </w:r>
+      <w:r>
+        <w:rPr>
+          <w:b w:val="0"/>
+        </w:rPr>
+        <w:t xml:space="preserve"> in full sentences.</w:t>
+      </w:r>
+    </w:p>
+    <w:p>
+      <w:pPr>
+        <w:spacing w:line="336" w:lineRule="auto" w:after="180"/>
+      </w:pPr>
+      <w:r>
+        <w:rPr>
+          <w:b w:val="0"/>
+        </w:rPr>
+        <w:t>Extension: alter one condition in the worked example and explain which conclusion changes and which remains supported.</w:t>
+      </w:r>
+    </w:p>
+    <w:p>
+      <w:pPr>
+        <w:spacing w:line="336" w:lineRule="auto" w:after="180"/>
+      </w:pPr>
+      <w:r>
+        <w:rPr>
+          <w:b w:val="0"/>
+        </w:rPr>
+        <w:t xml:space="preserve">For independent W 4, require: </w:t>
+      </w:r>
+      <w:r>
+        <w:rPr>
+          <w:b/>
+        </w:rPr>
+        <w:t>Residual</w:t>
+      </w:r>
+      <w:r>
+        <w:rPr>
+          <w:b w:val="0"/>
+        </w:rPr>
+        <w:t xml:space="preserve">s [-2, 1, 2] cm; mean 1/3 cm. First overpredicted, others underpredicted. Fresh retry observed [3, 8, 12], predicted [4, 8, 10]: </w:t>
+      </w:r>
+      <w:r>
+        <w:rPr>
+          <w:b/>
+        </w:rPr>
+        <w:t>residual</w:t>
+      </w:r>
+      <w:r>
+        <w:rPr>
+          <w:b w:val="0"/>
+        </w:rPr>
+        <w:t>s [-1, 0, 2], mean 1/3 in the target unit.</w:t>
+      </w:r>
+    </w:p>
+    <w:p>
+      <w:pPr>
+        <w:spacing w:line="336" w:lineRule="auto" w:after="180"/>
+      </w:pPr>
+      <w:r>
+        <w:rPr>
+          <w:b w:val="0"/>
+        </w:rPr>
+        <w:t>Require sign interpretations. Mark each criterion as independent, supported or not yet demonstrated. Reassess the reasoning after feedback; do not replace the first attempt silently.</w:t>
+      </w:r>
+    </w:p>
+    <w:p>
+      <w:pPr>
+        <w:spacing w:line="336" w:lineRule="auto" w:after="180"/>
+      </w:pPr>
+      <w:r>
+        <w:rPr>
+          <w:b w:val="0"/>
+        </w:rPr>
+        <w:t xml:space="preserve">Next week: Constant </w:t>
+      </w:r>
+      <w:r>
+        <w:rPr>
+          <w:b/>
+        </w:rPr>
+        <w:t>prediction</w:t>
+      </w:r>
+      <w:r>
+        <w:rPr>
+          <w:b w:val="0"/>
+        </w:rPr>
+        <w:t xml:space="preserve"> baselines. Carry forward the saved </w:t>
+      </w:r>
+      <w:r>
+        <w:rPr>
+          <w:b/>
+        </w:rPr>
+        <w:t>evidence</w:t>
+      </w:r>
+      <w:r>
+        <w:rPr>
+          <w:b w:val="0"/>
+        </w:rPr>
+        <w:t xml:space="preserve"> and the distinction between development choices and justified claims.</w:t>
       </w:r>
     </w:p>
     <w:p>
@@ -2793,40 +5666,40 @@
         <w:pStyle w:val="Heading3"/>
       </w:pPr>
       <w:r>
-        <w:t>Support and fresh reassessment</w:t>
-      </w:r>
-    </w:p>
-    <w:p>
-      <w:r>
-        <w:t>Provide a blank evidence table and allow a verbal explanation before writing. Highlight the given conditions without supplying the W 4 conclusion. Use regression and residual in full sentences. Extension: alter one condition in the worked example and explain which conclusion changes and which remains supported.</w:t>
-      </w:r>
-    </w:p>
-    <w:p>
-      <w:r>
-        <w:t>For independent W 4, require: Residuals [-2, 1, 2] cm; mean 1/3 cm. First overpredicted, others underpredicted. Fresh retry observed [3, 8, 12], predicted [4, 8, 10]: residuals [-1, 0, 2], mean 1/3 in the target unit. Require sign interpretations. Mark each criterion as independent, supported or not yet demonstrated. Reassess the reasoning after feedback; do not replace the first attempt silently.</w:t>
-      </w:r>
-    </w:p>
-    <w:p>
-      <w:r>
-        <w:t>Next week: Constant prediction baselines. Carry forward the saved evidence and the distinction between development choices and justified claims.</w:t>
-      </w:r>
-    </w:p>
-    <w:p>
-      <w:pPr>
-        <w:pStyle w:val="Heading3"/>
-      </w:pPr>
-      <w:r>
         <w:t>Plan the delayed return</w:t>
       </w:r>
     </w:p>
     <w:p>
-      <w:r>
+      <w:pPr>
+        <w:spacing w:line="336" w:lineRule="auto" w:after="180"/>
+      </w:pPr>
+      <w:r>
+        <w:rPr>
+          <w:b w:val="0"/>
+        </w:rPr>
         <w:t>Suggested return points in this level: ai-4/20, ai-4/22, ai-4/25. Use actual classroom dates, adjusting for holidays and gaps. One, three and six teaching weeks are scheduling choices, not a claimed optimal spacing.</w:t>
       </w:r>
     </w:p>
     <w:p>
-      <w:r>
-        <w:t>At a delayed check, ask for the idea from memory and a changed application. Compare with the earlier independent response and record support used. For a new level, revisit the previous capstone before checking the new prerequisites.</w:t>
+      <w:pPr>
+        <w:spacing w:line="336" w:lineRule="auto" w:after="180"/>
+      </w:pPr>
+      <w:r>
+        <w:rPr>
+          <w:b w:val="0"/>
+        </w:rPr>
+        <w:t>At a delayed check, ask for the idea from memory and a changed application. Compare with the earlier independent response and record support used.</w:t>
+      </w:r>
+    </w:p>
+    <w:p>
+      <w:pPr>
+        <w:spacing w:line="336" w:lineRule="auto" w:after="180"/>
+      </w:pPr>
+      <w:r>
+        <w:rPr>
+          <w:b w:val="0"/>
+        </w:rPr>
+        <w:t>For a new level, revisit the previous capstone before checking the new prerequisites.</w:t>
       </w:r>
     </w:p>
     <w:tbl>
@@ -2986,8 +5859,26 @@
       </w:tr>
     </w:tbl>
     <w:p>
-      <w:r>
-        <w:t>Use the evidence to choose reteaching or the next step. A completed page, confidence rating or attractive project does not by itself demonstrate understanding.</w:t>
+      <w:pPr>
+        <w:spacing w:line="336" w:lineRule="auto" w:after="180"/>
+      </w:pPr>
+      <w:r>
+        <w:rPr>
+          <w:b w:val="0"/>
+        </w:rPr>
+        <w:t xml:space="preserve">Use the </w:t>
+      </w:r>
+      <w:r>
+        <w:rPr>
+          <w:b/>
+        </w:rPr>
+        <w:t>evidence</w:t>
+      </w:r>
+      <w:r>
+        <w:rPr>
+          <w:b w:val="0"/>
+        </w:rPr>
+        <w:t xml:space="preserve"> to choose reteaching or the next step. A completed page, confidence rating or attractive project does not by itself demonstrate understanding.</w:t>
       </w:r>
     </w:p>
     <w:p>
@@ -2999,8 +5890,37 @@
       </w:r>
     </w:p>
     <w:p>
-      <w:r>
-        <w:t>For your Responsible Plant Classifier, save the input, procedure, observed result and limitation of this check. Label this worked example as practice; use a different, previously unreviewed case when checking independent understanding.</w:t>
+      <w:pPr>
+        <w:spacing w:line="336" w:lineRule="auto" w:after="180"/>
+      </w:pPr>
+      <w:r>
+        <w:rPr>
+          <w:b w:val="0"/>
+        </w:rPr>
+        <w:t xml:space="preserve">For your Responsible Plant Classifier, save the </w:t>
+      </w:r>
+      <w:r>
+        <w:rPr>
+          <w:b/>
+        </w:rPr>
+        <w:t>input</w:t>
+      </w:r>
+      <w:r>
+        <w:rPr>
+          <w:b w:val="0"/>
+        </w:rPr>
+        <w:t>, procedure, observed result and limitation of this check.</w:t>
+      </w:r>
+    </w:p>
+    <w:p>
+      <w:pPr>
+        <w:spacing w:line="336" w:lineRule="auto" w:after="180"/>
+      </w:pPr>
+      <w:r>
+        <w:rPr>
+          <w:b w:val="0"/>
+        </w:rPr>
+        <w:t>Label this worked example as practice; use a different, previously unreviewed case when checking independent understanding.</w:t>
       </w:r>
     </w:p>
     <w:p>
@@ -3013,12 +5933,62 @@
     </w:p>
     <w:p>
       <w:r>
-        <w:t>Teaching target: Distinguish numeric prediction from classification</w:t>
-      </w:r>
-    </w:p>
-    <w:p>
-      <w:r>
-        <w:t>Prepare the labelled worked-case picture, the matching workbook, fictional input cards and a place for individual responses. Check a local Python 3 environment before class; have a paper-trace version ready.</w:t>
+        <w:t>Use this preparation summary alongside the detailed Regression and Residuals lesson; it is a checklist rather than a replacement for the full sequence.</w:t>
+      </w:r>
+    </w:p>
+    <w:p>
+      <w:pPr>
+        <w:pStyle w:val="Heading3"/>
+      </w:pPr>
+      <w:r>
+        <w:t>Teaching target</w:t>
+      </w:r>
+    </w:p>
+    <w:p>
+      <w:pPr>
+        <w:spacing w:line="336" w:lineRule="auto" w:after="180"/>
+        <w:shd w:fill="EDF7F3"/>
+      </w:pPr>
+      <w:r>
+        <w:rPr>
+          <w:b w:val="0"/>
+        </w:rPr>
+        <w:t xml:space="preserve">Teaching target: Distinguish numeric </w:t>
+      </w:r>
+      <w:r>
+        <w:rPr>
+          <w:b/>
+        </w:rPr>
+        <w:t>prediction</w:t>
+      </w:r>
+      <w:r>
+        <w:rPr>
+          <w:b w:val="0"/>
+        </w:rPr>
+        <w:t xml:space="preserve"> from classification</w:t>
+      </w:r>
+    </w:p>
+    <w:p>
+      <w:pPr>
+        <w:spacing w:line="336" w:lineRule="auto" w:after="180"/>
+      </w:pPr>
+      <w:r>
+        <w:rPr>
+          <w:b w:val="0"/>
+        </w:rPr>
+        <w:t xml:space="preserve">Prepare the labelled worked-case picture, the matching workbook, fictional </w:t>
+      </w:r>
+      <w:r>
+        <w:rPr>
+          <w:b/>
+        </w:rPr>
+        <w:t>input</w:t>
+      </w:r>
+      <w:r>
+        <w:rPr>
+          <w:b w:val="0"/>
+        </w:rPr>
+        <w:t xml:space="preserve"> cards and a place for individual responses. Check a local Python 3 environment before class; have a paper-trace version ready.</w:t>
       </w:r>
     </w:p>
     <w:tbl>
@@ -3165,37 +6135,280 @@
       </w:tr>
     </w:tbl>
     <w:p>
-      <w:r>
-        <w:t>Before class, solve the supported practice: Why does mean residual zero not imply perfect predictions?</w:t>
-      </w:r>
-    </w:p>
-    <w:p>
-      <w:r>
-        <w:t>Reasoned practice answer: Teacher explanation: Negative and positive residuals cancel even when individual errors are nonzero.</w:t>
-      </w:r>
-    </w:p>
-    <w:p>
-      <w:r>
-        <w:t>Check every learner before discussion: Use the worked case for Regression and residuals. Proposed explanation: “A final answer is enough”. Decide whether this explanation is supported. Point to the step or supplied fact that decides; explain your repair if needed.</w:t>
-      </w:r>
-    </w:p>
-    <w:p>
-      <w:r>
-        <w:t>Misconception repair: Ask for the relevant counts, units, procedure or saved record. For this week: Residuals -1, 1, 0 cm; the first record is overpredicted.</w:t>
-      </w:r>
-    </w:p>
-    <w:p>
-      <w:r>
-        <w:t>Support: read the exact case aloud, enlarge the labelled picture, supply input cards and model only the first deciding step. Accept a spoken explanation or drawing; retain the reasoning goal.</w:t>
-      </w:r>
-    </w:p>
-    <w:p>
-      <w:r>
-        <w:t>Extension: Raise all predictions by1 cm. Require a prediction and a reason before comparing. Expected result: Residuals become [-3, 0, 1]; mean=-2/3 cm and MAE=4/3 cm. Reason: Each residual decreases by1 under the observed-minus-predicted convention.</w:t>
-      </w:r>
-    </w:p>
-    <w:p>
-      <w:r>
+      <w:pPr>
+        <w:spacing w:line="336" w:lineRule="auto" w:after="180"/>
+        <w:shd w:fill="F5F1FB"/>
+      </w:pPr>
+      <w:r>
+        <w:rPr>
+          <w:b w:val="0"/>
+        </w:rPr>
+        <w:t xml:space="preserve">Before class, solve the supported practice: Why does mean </w:t>
+      </w:r>
+      <w:r>
+        <w:rPr>
+          <w:b/>
+        </w:rPr>
+        <w:t>residual</w:t>
+      </w:r>
+      <w:r>
+        <w:rPr>
+          <w:b w:val="0"/>
+        </w:rPr>
+        <w:t xml:space="preserve"> zero not imply perfect </w:t>
+      </w:r>
+      <w:r>
+        <w:rPr>
+          <w:b/>
+        </w:rPr>
+        <w:t>prediction</w:t>
+      </w:r>
+      <w:r>
+        <w:rPr>
+          <w:b w:val="0"/>
+        </w:rPr>
+        <w:t>s?</w:t>
+      </w:r>
+    </w:p>
+    <w:p>
+      <w:pPr>
+        <w:pStyle w:val="Heading3"/>
+      </w:pPr>
+      <w:r>
+        <w:t>Supported practice answer</w:t>
+      </w:r>
+    </w:p>
+    <w:p>
+      <w:pPr>
+        <w:spacing w:line="336" w:lineRule="auto" w:after="180"/>
+        <w:shd w:fill="F1F6FC"/>
+      </w:pPr>
+      <w:r>
+        <w:rPr>
+          <w:b w:val="0"/>
+        </w:rPr>
+        <w:t xml:space="preserve">Reasoned practice answer: Teacher explanation: Negative and positive </w:t>
+      </w:r>
+      <w:r>
+        <w:rPr>
+          <w:b/>
+        </w:rPr>
+        <w:t>residual</w:t>
+      </w:r>
+      <w:r>
+        <w:rPr>
+          <w:b w:val="0"/>
+        </w:rPr>
+        <w:t>s cancel even when individual errors are nonzero.</w:t>
+      </w:r>
+    </w:p>
+    <w:p>
+      <w:pPr>
+        <w:spacing w:line="336" w:lineRule="auto" w:after="180"/>
+      </w:pPr>
+      <w:r>
+        <w:rPr>
+          <w:b w:val="0"/>
+        </w:rPr>
+        <w:t xml:space="preserve">Check every learner before discussion: Use the worked case for </w:t>
+      </w:r>
+      <w:r>
+        <w:rPr>
+          <w:b/>
+        </w:rPr>
+        <w:t>Regression</w:t>
+      </w:r>
+      <w:r>
+        <w:rPr>
+          <w:b w:val="0"/>
+        </w:rPr>
+        <w:t xml:space="preserve"> and </w:t>
+      </w:r>
+      <w:r>
+        <w:rPr>
+          <w:b/>
+        </w:rPr>
+        <w:t>residual</w:t>
+      </w:r>
+      <w:r>
+        <w:rPr>
+          <w:b w:val="0"/>
+        </w:rPr>
+        <w:t>s. Proposed explanation: “A final answer is enough”. Decide whether this explanation is supported.</w:t>
+      </w:r>
+    </w:p>
+    <w:p>
+      <w:pPr>
+        <w:spacing w:line="336" w:lineRule="auto" w:after="180"/>
+      </w:pPr>
+      <w:r>
+        <w:rPr>
+          <w:b w:val="0"/>
+        </w:rPr>
+        <w:t>Point to the step or supplied fact that decides; explain your repair if needed.</w:t>
+      </w:r>
+    </w:p>
+    <w:p>
+      <w:pPr>
+        <w:pStyle w:val="Heading3"/>
+      </w:pPr>
+      <w:r>
+        <w:t>Repair the misconception</w:t>
+      </w:r>
+    </w:p>
+    <w:p>
+      <w:pPr>
+        <w:spacing w:line="336" w:lineRule="auto" w:after="180"/>
+        <w:shd w:fill="FFF5E6"/>
+      </w:pPr>
+      <w:r>
+        <w:rPr>
+          <w:b w:val="0"/>
+        </w:rPr>
+        <w:t xml:space="preserve">Misconception repair: Ask for the relevant counts, units, procedure or saved record. For this week: </w:t>
+      </w:r>
+      <w:r>
+        <w:rPr>
+          <w:b/>
+        </w:rPr>
+        <w:t>Residual</w:t>
+      </w:r>
+      <w:r>
+        <w:rPr>
+          <w:b w:val="0"/>
+        </w:rPr>
+        <w:t>s -1, 1, 0 cm; the first record is overpredicted.</w:t>
+      </w:r>
+    </w:p>
+    <w:p>
+      <w:pPr>
+        <w:pStyle w:val="Heading3"/>
+      </w:pPr>
+      <w:r>
+        <w:t>Support without giving away the answer</w:t>
+      </w:r>
+    </w:p>
+    <w:p>
+      <w:pPr>
+        <w:spacing w:line="336" w:lineRule="auto" w:after="180"/>
+        <w:shd w:fill="F1F6F8"/>
+      </w:pPr>
+      <w:r>
+        <w:rPr>
+          <w:b w:val="0"/>
+        </w:rPr>
+        <w:t xml:space="preserve">Support: read the exact case aloud, enlarge the labelled picture, supply </w:t>
+      </w:r>
+      <w:r>
+        <w:rPr>
+          <w:b/>
+        </w:rPr>
+        <w:t>input</w:t>
+      </w:r>
+      <w:r>
+        <w:rPr>
+          <w:b w:val="0"/>
+        </w:rPr>
+        <w:t xml:space="preserve"> cards and model only the first deciding step. Accept a spoken explanation or drawing; retain the reasoning goal.</w:t>
+      </w:r>
+    </w:p>
+    <w:p>
+      <w:pPr>
+        <w:pStyle w:val="Heading3"/>
+      </w:pPr>
+      <w:r>
+        <w:t>Extend the reasoning</w:t>
+      </w:r>
+    </w:p>
+    <w:p>
+      <w:pPr>
+        <w:spacing w:line="336" w:lineRule="auto" w:after="180"/>
+        <w:shd w:fill="F5F1FB"/>
+      </w:pPr>
+      <w:r>
+        <w:rPr>
+          <w:b w:val="0"/>
+        </w:rPr>
+        <w:t xml:space="preserve">Extension: Raise all </w:t>
+      </w:r>
+      <w:r>
+        <w:rPr>
+          <w:b/>
+        </w:rPr>
+        <w:t>prediction</w:t>
+      </w:r>
+      <w:r>
+        <w:rPr>
+          <w:b w:val="0"/>
+        </w:rPr>
+        <w:t xml:space="preserve">s by1 cm. Require a </w:t>
+      </w:r>
+      <w:r>
+        <w:rPr>
+          <w:b/>
+        </w:rPr>
+        <w:t>prediction</w:t>
+      </w:r>
+      <w:r>
+        <w:rPr>
+          <w:b w:val="0"/>
+        </w:rPr>
+        <w:t xml:space="preserve"> and a reason before comparing. Expected result: </w:t>
+      </w:r>
+      <w:r>
+        <w:rPr>
+          <w:b/>
+        </w:rPr>
+        <w:t>Residual</w:t>
+      </w:r>
+      <w:r>
+        <w:rPr>
+          <w:b w:val="0"/>
+        </w:rPr>
+        <w:t>s become [-3, 0, 1]; mean=-2/3 cm and MAE=4/3 cm.</w:t>
+      </w:r>
+    </w:p>
+    <w:p>
+      <w:pPr>
+        <w:spacing w:line="336" w:lineRule="auto" w:after="180"/>
+        <w:shd w:fill="F5F1FB"/>
+      </w:pPr>
+      <w:r>
+        <w:rPr>
+          <w:b w:val="0"/>
+        </w:rPr>
+        <w:t xml:space="preserve">Reason: Each </w:t>
+      </w:r>
+      <w:r>
+        <w:rPr>
+          <w:b/>
+        </w:rPr>
+        <w:t>residual</w:t>
+      </w:r>
+      <w:r>
+        <w:rPr>
+          <w:b w:val="0"/>
+        </w:rPr>
+        <w:t xml:space="preserve"> decreases by1 under the observed-minus-predicted convention.</w:t>
+      </w:r>
+    </w:p>
+    <w:p>
+      <w:pPr>
+        <w:pStyle w:val="Heading3"/>
+      </w:pPr>
+      <w:r>
+        <w:t>Protect the independent attempt</w:t>
+      </w:r>
+    </w:p>
+    <w:p>
+      <w:pPr>
+        <w:spacing w:line="336" w:lineRule="auto" w:after="180"/>
+        <w:shd w:fill="FFF5E6"/>
+      </w:pPr>
+      <w:r>
+        <w:rPr>
+          <w:b w:val="0"/>
+        </w:rPr>
         <w:t>Independent assessment: withhold the reserved answer until the learner has attempted the new case. Record support separately from correctness.</w:t>
       </w:r>
     </w:p>
@@ -3384,13 +6597,46 @@
       </w:tr>
     </w:tbl>
     <w:p>
-      <w:r>
+      <w:pPr>
+        <w:pStyle w:val="Heading3"/>
+      </w:pPr>
+      <w:r>
+        <w:t>Project checkpoint</w:t>
+      </w:r>
+    </w:p>
+    <w:p>
+      <w:pPr>
+        <w:spacing w:line="336" w:lineRule="auto" w:after="180"/>
+        <w:shd w:fill="EDF7F3"/>
+      </w:pPr>
+      <w:r>
+        <w:rPr>
+          <w:b w:val="0"/>
+        </w:rPr>
         <w:t>Project checkpoint: Evaluate and revise. Compare with your starting method, explain errors and record a justified revision.</w:t>
       </w:r>
     </w:p>
     <w:p>
-      <w:r>
-        <w:t>Use the weekly teacher answer for topic-specific reasoning. A saved progress tick is an activity record; judge mastery from the learner’s explanation and evidence.</w:t>
+      <w:pPr>
+        <w:spacing w:line="336" w:lineRule="auto" w:after="180"/>
+      </w:pPr>
+      <w:r>
+        <w:rPr>
+          <w:b w:val="0"/>
+        </w:rPr>
+        <w:t xml:space="preserve">Use the weekly teacher answer for topic-specific reasoning. A saved progress tick is an activity record; judge mastery from the learner’s explanation and </w:t>
+      </w:r>
+      <w:r>
+        <w:rPr>
+          <w:b/>
+        </w:rPr>
+        <w:t>evidence</w:t>
+      </w:r>
+      <w:r>
+        <w:rPr>
+          <w:b w:val="0"/>
+        </w:rPr>
+        <w:t>.</w:t>
       </w:r>
     </w:p>
     <w:p>
@@ -3403,27 +6649,1070 @@
     </w:p>
     <w:p>
       <w:r>
-        <w:t>Use the two formative questions as supported practice, not as independent mastery scores. Discuss the deciding evidence rather than accepting a guessed selection.</w:t>
-      </w:r>
-    </w:p>
-    <w:p>
-      <w:r>
+        <w:t>Use feedback, earlier review and portfolios purposefully. Apply the coding routine only when this lesson has an executable lab.</w:t>
+      </w:r>
+    </w:p>
+    <w:p>
+      <w:pPr>
+        <w:spacing w:line="336" w:lineRule="auto" w:after="180"/>
+      </w:pPr>
+      <w:r>
+        <w:rPr>
+          <w:b w:val="0"/>
+        </w:rPr>
+        <w:t xml:space="preserve">Use the two formative questions as supported practice, not as independent mastery scores. Discuss the deciding </w:t>
+      </w:r>
+      <w:r>
+        <w:rPr>
+          <w:b/>
+        </w:rPr>
+        <w:t>evidence</w:t>
+      </w:r>
+      <w:r>
+        <w:rPr>
+          <w:b w:val="0"/>
+        </w:rPr>
+        <w:t xml:space="preserve"> rather than accepting a guessed selection.</w:t>
+      </w:r>
+    </w:p>
+    <w:p>
+      <w:pPr>
+        <w:spacing w:line="336" w:lineRule="auto" w:after="180"/>
+      </w:pPr>
+      <w:r>
+        <w:rPr>
+          <w:b w:val="0"/>
+        </w:rPr>
         <w:t>The feedback comes from the reviewed public worked case. Do not reveal the separately reserved independent teacher answer until the learner has attempted that case.</w:t>
       </w:r>
     </w:p>
     <w:p>
-      <w:r>
-        <w:t>Ask students to predict before running code. Preserve errors and actual outputs; collect a changed test and an explanation. The branch-boundary and indexing lessons deliberately include failure cases.</w:t>
-      </w:r>
-    </w:p>
-    <w:p>
-      <w:r>
+      <w:pPr>
+        <w:spacing w:line="336" w:lineRule="auto" w:after="180"/>
+      </w:pPr>
+      <w:r>
+        <w:rPr>
+          <w:b w:val="0"/>
+        </w:rPr>
+        <w:t xml:space="preserve">Ask students to predict before running code. Preserve errors and actual </w:t>
+      </w:r>
+      <w:r>
+        <w:rPr>
+          <w:b/>
+        </w:rPr>
+        <w:t>output</w:t>
+      </w:r>
+      <w:r>
+        <w:rPr>
+          <w:b w:val="0"/>
+        </w:rPr>
+        <w:t>s; collect a changed test and an explanation. The branch-boundary and indexing lessons deliberately include failure cases.</w:t>
+      </w:r>
+    </w:p>
+    <w:p>
+      <w:pPr>
+        <w:spacing w:line="336" w:lineRule="auto" w:after="180"/>
+      </w:pPr>
+      <w:r>
+        <w:rPr>
+          <w:b w:val="0"/>
+        </w:rPr>
         <w:t>Use the earlier worked-explanation links to address a specific missing building block, then return to the current question. Adapt this suggestion after observing the learner; it is not an automatic diagnosis.</w:t>
       </w:r>
     </w:p>
     <w:p>
-      <w:r>
-        <w:t>Collect the completed-work portfolio as evidence. Record support separately from correctness, and assess explanation, trace/test and limitations. Progress ticks and quiz selections alone do not establish mastery.</w:t>
+      <w:pPr>
+        <w:spacing w:line="336" w:lineRule="auto" w:after="180"/>
+      </w:pPr>
+      <w:r>
+        <w:rPr>
+          <w:b w:val="0"/>
+        </w:rPr>
+        <w:t xml:space="preserve">Collect the completed-work portfolio as </w:t>
+      </w:r>
+      <w:r>
+        <w:rPr>
+          <w:b/>
+        </w:rPr>
+        <w:t>evidence</w:t>
+      </w:r>
+      <w:r>
+        <w:rPr>
+          <w:b w:val="0"/>
+        </w:rPr>
+        <w:t>. Record support separately from correctness, and assess explanation, trace/test and limitations. Progress ticks and quiz selections alone do not establish mastery.</w:t>
+      </w:r>
+    </w:p>
+    <w:p>
+      <w:pPr>
+        <w:pStyle w:val="Heading1"/>
+      </w:pPr>
+      <w:r>
+        <w:t>09. Visual concept journey</w:t>
+      </w:r>
+    </w:p>
+    <w:p>
+      <w:r>
+        <w:t>Show one Regression and Residuals graphic at a time, request a prediction and discuss its trace before the independent assessment.</w:t>
+      </w:r>
+    </w:p>
+    <w:p>
+      <w:pPr>
+        <w:spacing w:line="336" w:lineRule="auto" w:after="180"/>
+      </w:pPr>
+      <w:r>
+        <w:rPr>
+          <w:b w:val="0"/>
+        </w:rPr>
+        <w:t xml:space="preserve">Use one picture at a time. Hide a worked result before asking for a </w:t>
+      </w:r>
+      <w:r>
+        <w:rPr>
+          <w:b/>
+        </w:rPr>
+        <w:t>prediction</w:t>
+      </w:r>
+      <w:r>
+        <w:rPr>
+          <w:b w:val="0"/>
+        </w:rPr>
+        <w:t>, then reveal it for feedback. These are supported teaching cases; retain the separate independent assessment for a fresh first attempt.</w:t>
+      </w:r>
+    </w:p>
+    <w:p>
+      <w:pPr>
+        <w:pStyle w:val="Heading3"/>
+      </w:pPr>
+      <w:r>
+        <w:t>01. Regression and Residuals: the case</w:t>
+      </w:r>
+    </w:p>
+    <w:p>
+      <w:r>
+        <w:drawing>
+          <wp:inline xmlns:a="http://schemas.openxmlformats.org/drawingml/2006/main" xmlns:pic="http://schemas.openxmlformats.org/drawingml/2006/picture">
+            <wp:extent cx="5486400" cy="2990088"/>
+            <wp:docPr id="3" name="Picture 3" descr="Use residual signs to say whether each plant-height estimate is too high or low. Supplied facts: Residual=observed-predicted. Observed heights [5, 8, 12] cm; predicted [7, 7, 10] cm. All inputs and outcomes in this worked example are invented classroom data; no real model run is claimed."/>
+            <wp:cNvGraphicFramePr>
+              <a:graphicFrameLocks noChangeAspect="1"/>
+            </wp:cNvGraphicFramePr>
+            <a:graphic>
+              <a:graphicData uri="http://schemas.openxmlformats.org/drawingml/2006/picture">
+                <pic:pic>
+                  <pic:nvPicPr>
+                    <pic:cNvPr id="0" name="academy-story-ai-4-19-01.png"/>
+                    <pic:cNvPicPr/>
+                  </pic:nvPicPr>
+                  <pic:blipFill>
+                    <a:blip r:embed="rId11"/>
+                    <a:stretch>
+                      <a:fillRect/>
+                    </a:stretch>
+                  </pic:blipFill>
+                  <pic:spPr>
+                    <a:xfrm>
+                      <a:off x="0" y="0"/>
+                      <a:ext cx="5486400" cy="2990088"/>
+                    </a:xfrm>
+                    <a:prstGeom prst="rect"/>
+                  </pic:spPr>
+                </pic:pic>
+              </a:graphicData>
+            </a:graphic>
+          </wp:inline>
+        </w:drawing>
+      </w:r>
+    </w:p>
+    <w:p>
+      <w:pPr>
+        <w:spacing w:line="336" w:lineRule="auto" w:after="180"/>
+      </w:pPr>
+      <w:r>
+        <w:rPr>
+          <w:b w:val="0"/>
+        </w:rPr>
+        <w:t xml:space="preserve">Use </w:t>
+      </w:r>
+      <w:r>
+        <w:rPr>
+          <w:b/>
+        </w:rPr>
+        <w:t>residual</w:t>
+      </w:r>
+      <w:r>
+        <w:rPr>
+          <w:b w:val="0"/>
+        </w:rPr>
+        <w:t xml:space="preserve"> signs to say whether each plant-height estimate is too high or low. Supplied facts: </w:t>
+      </w:r>
+      <w:r>
+        <w:rPr>
+          <w:b/>
+        </w:rPr>
+        <w:t>Residual</w:t>
+      </w:r>
+      <w:r>
+        <w:rPr>
+          <w:b w:val="0"/>
+        </w:rPr>
+        <w:t>=observed-predicted. Observed heights [5, 8, 12] cm; predicted [7, 7, 10] cm.</w:t>
+      </w:r>
+    </w:p>
+    <w:p>
+      <w:pPr>
+        <w:spacing w:line="336" w:lineRule="auto" w:after="180"/>
+      </w:pPr>
+      <w:r>
+        <w:rPr>
+          <w:b w:val="0"/>
+        </w:rPr>
+        <w:t xml:space="preserve">All </w:t>
+      </w:r>
+      <w:r>
+        <w:rPr>
+          <w:b/>
+        </w:rPr>
+        <w:t>input</w:t>
+      </w:r>
+      <w:r>
+        <w:rPr>
+          <w:b w:val="0"/>
+        </w:rPr>
+        <w:t>s and outcomes in this worked example are invented classroom data; no real model run is claimed.</w:t>
+      </w:r>
+    </w:p>
+    <w:p>
+      <w:pPr>
+        <w:spacing w:line="336" w:lineRule="auto" w:after="180"/>
+        <w:shd w:fill="F5F1FB"/>
+      </w:pPr>
+      <w:r>
+        <w:rPr>
+          <w:b w:val="0"/>
+        </w:rPr>
+        <w:t>Point to the given fact that matters most. Explain why it matters.</w:t>
+      </w:r>
+    </w:p>
+    <w:p>
+      <w:pPr>
+        <w:pStyle w:val="Heading3"/>
+      </w:pPr>
+      <w:r>
+        <w:t>Discuss while showing the picture</w:t>
+      </w:r>
+    </w:p>
+    <w:p>
+      <w:pPr>
+        <w:spacing w:line="336" w:lineRule="auto" w:after="180"/>
+        <w:shd w:fill="F1F6F8"/>
+      </w:pPr>
+      <w:r>
+        <w:rPr>
+          <w:b w:val="0"/>
+        </w:rPr>
+        <w:t>Teacher prompt: Point to the given fact that matters most. Explain why it matters. Ask learners to describe one label or arrow in ordinary words. Use the adjacent transcript if the image is difficult to see.</w:t>
+      </w:r>
+    </w:p>
+    <w:p>
+      <w:pPr>
+        <w:pStyle w:val="Heading3"/>
+      </w:pPr>
+      <w:r>
+        <w:t>02. Follow the deciding steps</w:t>
+      </w:r>
+    </w:p>
+    <w:p>
+      <w:r>
+        <w:drawing>
+          <wp:inline xmlns:a="http://schemas.openxmlformats.org/drawingml/2006/main" xmlns:pic="http://schemas.openxmlformats.org/drawingml/2006/picture">
+            <wp:extent cx="5486400" cy="3337560"/>
+            <wp:docPr id="4" name="Picture 4" descr="Subtract matched pairs: Residuals are5-7=-2, 8-7=1, 12-10=2 cm. → Read directions: First prediction is too high by2; second too low by1; third too low by2. → Avoid cancellation: Mean residual is 1/3 cm; MAE is 5/3 cm, so small signed mean does not imply small errors."/>
+            <wp:cNvGraphicFramePr>
+              <a:graphicFrameLocks noChangeAspect="1"/>
+            </wp:cNvGraphicFramePr>
+            <a:graphic>
+              <a:graphicData uri="http://schemas.openxmlformats.org/drawingml/2006/picture">
+                <pic:pic>
+                  <pic:nvPicPr>
+                    <pic:cNvPr id="0" name="academy-story-ai-4-19-02.png"/>
+                    <pic:cNvPicPr/>
+                  </pic:nvPicPr>
+                  <pic:blipFill>
+                    <a:blip r:embed="rId12"/>
+                    <a:stretch>
+                      <a:fillRect/>
+                    </a:stretch>
+                  </pic:blipFill>
+                  <pic:spPr>
+                    <a:xfrm>
+                      <a:off x="0" y="0"/>
+                      <a:ext cx="5486400" cy="3337560"/>
+                    </a:xfrm>
+                    <a:prstGeom prst="rect"/>
+                  </pic:spPr>
+                </pic:pic>
+              </a:graphicData>
+            </a:graphic>
+          </wp:inline>
+        </w:drawing>
+      </w:r>
+    </w:p>
+    <w:p>
+      <w:pPr>
+        <w:spacing w:line="336" w:lineRule="auto" w:after="180"/>
+      </w:pPr>
+      <w:r>
+        <w:rPr>
+          <w:b w:val="0"/>
+        </w:rPr>
+        <w:t xml:space="preserve">Subtract matched pairs: </w:t>
+      </w:r>
+      <w:r>
+        <w:rPr>
+          <w:b/>
+        </w:rPr>
+        <w:t>Residual</w:t>
+      </w:r>
+      <w:r>
+        <w:rPr>
+          <w:b w:val="0"/>
+        </w:rPr>
+        <w:t xml:space="preserve">s are5-7=-2, 8-7=1, 12-10=2 cm. → Read directions: First </w:t>
+      </w:r>
+      <w:r>
+        <w:rPr>
+          <w:b/>
+        </w:rPr>
+        <w:t>prediction</w:t>
+      </w:r>
+      <w:r>
+        <w:rPr>
+          <w:b w:val="0"/>
+        </w:rPr>
+        <w:t xml:space="preserve"> is too high by2; second too low by1; third too low by2. → Avoid cancellation: Mean </w:t>
+      </w:r>
+      <w:r>
+        <w:rPr>
+          <w:b/>
+        </w:rPr>
+        <w:t>residual</w:t>
+      </w:r>
+      <w:r>
+        <w:rPr>
+          <w:b w:val="0"/>
+        </w:rPr>
+        <w:t xml:space="preserve"> is 1/3 cm; MAE is 5/3 cm, so small signed mean does not imply small errors.</w:t>
+      </w:r>
+    </w:p>
+    <w:p>
+      <w:pPr>
+        <w:spacing w:line="336" w:lineRule="auto" w:after="180"/>
+        <w:shd w:fill="F5F1FB"/>
+      </w:pPr>
+      <w:r>
+        <w:rPr>
+          <w:b w:val="0"/>
+        </w:rPr>
+        <w:t xml:space="preserve">Point to each numbered stage and explain which recorded </w:t>
+      </w:r>
+      <w:r>
+        <w:rPr>
+          <w:b/>
+        </w:rPr>
+        <w:t>input</w:t>
+      </w:r>
+      <w:r>
+        <w:rPr>
+          <w:b w:val="0"/>
+        </w:rPr>
+        <w:t xml:space="preserve"> it uses.</w:t>
+      </w:r>
+    </w:p>
+    <w:p>
+      <w:pPr>
+        <w:pStyle w:val="Heading3"/>
+      </w:pPr>
+      <w:r>
+        <w:t>Discuss while showing the picture</w:t>
+      </w:r>
+    </w:p>
+    <w:p>
+      <w:pPr>
+        <w:spacing w:line="336" w:lineRule="auto" w:after="180"/>
+        <w:shd w:fill="F1F6F8"/>
+      </w:pPr>
+      <w:r>
+        <w:rPr>
+          <w:b w:val="0"/>
+        </w:rPr>
+        <w:t xml:space="preserve">Teacher prompt: Point to each numbered stage and explain which recorded </w:t>
+      </w:r>
+      <w:r>
+        <w:rPr>
+          <w:b/>
+        </w:rPr>
+        <w:t>input</w:t>
+      </w:r>
+      <w:r>
+        <w:rPr>
+          <w:b w:val="0"/>
+        </w:rPr>
+        <w:t xml:space="preserve"> it uses. Ask learners to describe one label or arrow in ordinary words. Use the adjacent transcript if the image is difficult to see.</w:t>
+      </w:r>
+    </w:p>
+    <w:p>
+      <w:pPr>
+        <w:pStyle w:val="Heading3"/>
+      </w:pPr>
+      <w:r>
+        <w:t>03. Observed minus predicted height</w:t>
+      </w:r>
+    </w:p>
+    <w:p>
+      <w:r>
+        <w:drawing>
+          <wp:inline xmlns:a="http://schemas.openxmlformats.org/drawingml/2006/main" xmlns:pic="http://schemas.openxmlformats.org/drawingml/2006/picture">
+            <wp:extent cx="5486400" cy="3145536"/>
+            <wp:docPr id="5" name="Picture 5" descr="Observed minus predicted height. Units: cm. plant1: -2. plant2: 1. plant3: 2."/>
+            <wp:cNvGraphicFramePr>
+              <a:graphicFrameLocks noChangeAspect="1"/>
+            </wp:cNvGraphicFramePr>
+            <a:graphic>
+              <a:graphicData uri="http://schemas.openxmlformats.org/drawingml/2006/picture">
+                <pic:pic>
+                  <pic:nvPicPr>
+                    <pic:cNvPr id="0" name="academy-story-ai-4-19-03.png"/>
+                    <pic:cNvPicPr/>
+                  </pic:nvPicPr>
+                  <pic:blipFill>
+                    <a:blip r:embed="rId13"/>
+                    <a:stretch>
+                      <a:fillRect/>
+                    </a:stretch>
+                  </pic:blipFill>
+                  <pic:spPr>
+                    <a:xfrm>
+                      <a:off x="0" y="0"/>
+                      <a:ext cx="5486400" cy="3145536"/>
+                    </a:xfrm>
+                    <a:prstGeom prst="rect"/>
+                  </pic:spPr>
+                </pic:pic>
+              </a:graphicData>
+            </a:graphic>
+          </wp:inline>
+        </w:drawing>
+      </w:r>
+    </w:p>
+    <w:p>
+      <w:pPr>
+        <w:spacing w:line="336" w:lineRule="auto" w:after="180"/>
+      </w:pPr>
+      <w:r>
+        <w:rPr>
+          <w:b w:val="0"/>
+        </w:rPr>
+        <w:t>Observed minus predicted height. Units: cm. plant1: -2. plant2: 1. plant3: 2.</w:t>
+      </w:r>
+    </w:p>
+    <w:p>
+      <w:pPr>
+        <w:spacing w:line="336" w:lineRule="auto" w:after="180"/>
+        <w:shd w:fill="F5F1FB"/>
+      </w:pPr>
+      <w:r>
+        <w:rPr>
+          <w:b w:val="0"/>
+        </w:rPr>
+        <w:t>Read the labels and values. Explain the relationship the model shows.</w:t>
+      </w:r>
+    </w:p>
+    <w:p>
+      <w:pPr>
+        <w:pStyle w:val="Heading3"/>
+      </w:pPr>
+      <w:r>
+        <w:t>Discuss while showing the picture</w:t>
+      </w:r>
+    </w:p>
+    <w:p>
+      <w:pPr>
+        <w:spacing w:line="336" w:lineRule="auto" w:after="180"/>
+        <w:shd w:fill="F1F6F8"/>
+      </w:pPr>
+      <w:r>
+        <w:rPr>
+          <w:b w:val="0"/>
+        </w:rPr>
+        <w:t>Teacher prompt: Read the labels and values. Explain the relationship the model shows. Ask learners to describe one label or arrow in ordinary words. Use the adjacent transcript if the image is difficult to see.</w:t>
+      </w:r>
+    </w:p>
+    <w:p>
+      <w:pPr>
+        <w:spacing w:line="336" w:lineRule="auto" w:after="180"/>
+        <w:shd w:fill="F1F6F8"/>
+      </w:pPr>
+      <w:r>
+        <w:rPr>
+          <w:b w:val="0"/>
+        </w:rPr>
+        <w:t>Check row/column meanings, units and denominators before discussing a difference. Supplied toy values are not real class or model results.</w:t>
+      </w:r>
+    </w:p>
+    <w:p>
+      <w:pPr>
+        <w:pStyle w:val="Heading3"/>
+      </w:pPr>
+      <w:r>
+        <w:t>04. Change one thing. Trace what follows.</w:t>
+      </w:r>
+    </w:p>
+    <w:p>
+      <w:r>
+        <w:drawing>
+          <wp:inline xmlns:a="http://schemas.openxmlformats.org/drawingml/2006/main" xmlns:pic="http://schemas.openxmlformats.org/drawingml/2006/picture">
+            <wp:extent cx="5486400" cy="3041904"/>
+            <wp:docPr id="6" name="Picture 6" descr="Original case: Mean residual is 1/3 cm; MAE is 5/3 cm, so small signed mean does not imply small errors. Changed condition: Raise all predictions by1 cm. Expected result: Residuals become [-3, 0, 1]; mean=-2/3 cm and MAE=4/3 cm. Reason: Each residual decreases by1 under the observed-minus-predicted convention."/>
+            <wp:cNvGraphicFramePr>
+              <a:graphicFrameLocks noChangeAspect="1"/>
+            </wp:cNvGraphicFramePr>
+            <a:graphic>
+              <a:graphicData uri="http://schemas.openxmlformats.org/drawingml/2006/picture">
+                <pic:pic>
+                  <pic:nvPicPr>
+                    <pic:cNvPr id="0" name="academy-story-ai-4-19-04.png"/>
+                    <pic:cNvPicPr/>
+                  </pic:nvPicPr>
+                  <pic:blipFill>
+                    <a:blip r:embed="rId14"/>
+                    <a:stretch>
+                      <a:fillRect/>
+                    </a:stretch>
+                  </pic:blipFill>
+                  <pic:spPr>
+                    <a:xfrm>
+                      <a:off x="0" y="0"/>
+                      <a:ext cx="5486400" cy="3041904"/>
+                    </a:xfrm>
+                    <a:prstGeom prst="rect"/>
+                  </pic:spPr>
+                </pic:pic>
+              </a:graphicData>
+            </a:graphic>
+          </wp:inline>
+        </w:drawing>
+      </w:r>
+    </w:p>
+    <w:p>
+      <w:pPr>
+        <w:spacing w:line="336" w:lineRule="auto" w:after="180"/>
+      </w:pPr>
+      <w:r>
+        <w:rPr>
+          <w:b w:val="0"/>
+        </w:rPr>
+        <w:t xml:space="preserve">Original case: Mean </w:t>
+      </w:r>
+      <w:r>
+        <w:rPr>
+          <w:b/>
+        </w:rPr>
+        <w:t>residual</w:t>
+      </w:r>
+      <w:r>
+        <w:rPr>
+          <w:b w:val="0"/>
+        </w:rPr>
+        <w:t xml:space="preserve"> is 1/3 cm; MAE is 5/3 cm, so small signed mean does not imply small errors. Changed condition: Raise all </w:t>
+      </w:r>
+      <w:r>
+        <w:rPr>
+          <w:b/>
+        </w:rPr>
+        <w:t>prediction</w:t>
+      </w:r>
+      <w:r>
+        <w:rPr>
+          <w:b w:val="0"/>
+        </w:rPr>
+        <w:t>s by1 cm.</w:t>
+      </w:r>
+    </w:p>
+    <w:p>
+      <w:pPr>
+        <w:spacing w:line="336" w:lineRule="auto" w:after="180"/>
+      </w:pPr>
+      <w:r>
+        <w:rPr>
+          <w:b w:val="0"/>
+        </w:rPr>
+        <w:t xml:space="preserve">Expected result: </w:t>
+      </w:r>
+      <w:r>
+        <w:rPr>
+          <w:b/>
+        </w:rPr>
+        <w:t>Residual</w:t>
+      </w:r>
+      <w:r>
+        <w:rPr>
+          <w:b w:val="0"/>
+        </w:rPr>
+        <w:t xml:space="preserve">s become [-3, 0, 1]; mean=-2/3 cm and MAE=4/3 cm. Reason: Each </w:t>
+      </w:r>
+      <w:r>
+        <w:rPr>
+          <w:b/>
+        </w:rPr>
+        <w:t>residual</w:t>
+      </w:r>
+      <w:r>
+        <w:rPr>
+          <w:b w:val="0"/>
+        </w:rPr>
+        <w:t xml:space="preserve"> decreases by1 under the observed-minus-predicted convention.</w:t>
+      </w:r>
+    </w:p>
+    <w:p>
+      <w:pPr>
+        <w:spacing w:line="336" w:lineRule="auto" w:after="180"/>
+        <w:shd w:fill="F5F1FB"/>
+      </w:pPr>
+      <w:r>
+        <w:rPr>
+          <w:b w:val="0"/>
+        </w:rPr>
+        <w:t>Predict before checking the worked changed-case result. Name what changed and what the supplied facts allow you to conclude.</w:t>
+      </w:r>
+    </w:p>
+    <w:p>
+      <w:pPr>
+        <w:pStyle w:val="Heading3"/>
+      </w:pPr>
+      <w:r>
+        <w:t>Discuss while showing the picture</w:t>
+      </w:r>
+    </w:p>
+    <w:p>
+      <w:pPr>
+        <w:spacing w:line="336" w:lineRule="auto" w:after="180"/>
+        <w:shd w:fill="F1F6F8"/>
+      </w:pPr>
+      <w:r>
+        <w:rPr>
+          <w:b w:val="0"/>
+        </w:rPr>
+        <w:t>Teacher prompt: Predict before checking the worked changed-case result. Name what changed and what the supplied facts allow you to conclude. Ask learners to describe one label or arrow in ordinary words.</w:t>
+      </w:r>
+    </w:p>
+    <w:p>
+      <w:pPr>
+        <w:spacing w:line="336" w:lineRule="auto" w:after="180"/>
+        <w:shd w:fill="F1F6F8"/>
+      </w:pPr>
+      <w:r>
+        <w:rPr>
+          <w:b w:val="0"/>
+        </w:rPr>
+        <w:t xml:space="preserve">Use the adjacent transcript if the image is difficult to see. Changed-case reasoning: Each </w:t>
+      </w:r>
+      <w:r>
+        <w:rPr>
+          <w:b/>
+        </w:rPr>
+        <w:t>residual</w:t>
+      </w:r>
+      <w:r>
+        <w:rPr>
+          <w:b w:val="0"/>
+        </w:rPr>
+        <w:t xml:space="preserve"> decreases by1 under the observed-minus-predicted convention.</w:t>
+      </w:r>
+    </w:p>
+    <w:p>
+      <w:pPr>
+        <w:pStyle w:val="Heading3"/>
+      </w:pPr>
+      <w:r>
+        <w:t>05. Connect the explanation to its limit</w:t>
+      </w:r>
+    </w:p>
+    <w:p>
+      <w:r>
+        <w:drawing>
+          <wp:inline xmlns:a="http://schemas.openxmlformats.org/drawingml/2006/main" xmlns:pic="http://schemas.openxmlformats.org/drawingml/2006/picture">
+            <wp:extent cx="5486400" cy="2834640"/>
+            <wp:docPr id="7" name="Picture 7" descr="Read the picture in order. Mean residual is 1/3 cm; MAE is 5/3 cm, so small signed mean does not imply small errors. The arrows show which recorded input or intermediate result each decision uses. Explain the deciding step aloud before checking the changed case; pointing to the final answer alone does not show how it follows. Limit: Always declare the residual sign convention; some software uses predicted minus observed."/>
+            <wp:cNvGraphicFramePr>
+              <a:graphicFrameLocks noChangeAspect="1"/>
+            </wp:cNvGraphicFramePr>
+            <a:graphic>
+              <a:graphicData uri="http://schemas.openxmlformats.org/drawingml/2006/picture">
+                <pic:pic>
+                  <pic:nvPicPr>
+                    <pic:cNvPr id="0" name="academy-story-ai-4-19-05.png"/>
+                    <pic:cNvPicPr/>
+                  </pic:nvPicPr>
+                  <pic:blipFill>
+                    <a:blip r:embed="rId15"/>
+                    <a:stretch>
+                      <a:fillRect/>
+                    </a:stretch>
+                  </pic:blipFill>
+                  <pic:spPr>
+                    <a:xfrm>
+                      <a:off x="0" y="0"/>
+                      <a:ext cx="5486400" cy="2834640"/>
+                    </a:xfrm>
+                    <a:prstGeom prst="rect"/>
+                  </pic:spPr>
+                </pic:pic>
+              </a:graphicData>
+            </a:graphic>
+          </wp:inline>
+        </w:drawing>
+      </w:r>
+    </w:p>
+    <w:p>
+      <w:pPr>
+        <w:spacing w:line="336" w:lineRule="auto" w:after="180"/>
+      </w:pPr>
+      <w:r>
+        <w:rPr>
+          <w:b w:val="0"/>
+        </w:rPr>
+        <w:t xml:space="preserve">Read the picture in order. Mean </w:t>
+      </w:r>
+      <w:r>
+        <w:rPr>
+          <w:b/>
+        </w:rPr>
+        <w:t>residual</w:t>
+      </w:r>
+      <w:r>
+        <w:rPr>
+          <w:b w:val="0"/>
+        </w:rPr>
+        <w:t xml:space="preserve"> is 1/3 cm; MAE is 5/3 cm, so small signed mean does not imply small errors. The arrows show which recorded </w:t>
+      </w:r>
+      <w:r>
+        <w:rPr>
+          <w:b/>
+        </w:rPr>
+        <w:t>input</w:t>
+      </w:r>
+      <w:r>
+        <w:rPr>
+          <w:b w:val="0"/>
+        </w:rPr>
+        <w:t xml:space="preserve"> or intermediate result each decision uses.</w:t>
+      </w:r>
+    </w:p>
+    <w:p>
+      <w:pPr>
+        <w:spacing w:line="336" w:lineRule="auto" w:after="180"/>
+      </w:pPr>
+      <w:r>
+        <w:rPr>
+          <w:b w:val="0"/>
+        </w:rPr>
+        <w:t>Explain the deciding step aloud before checking the changed case; pointing to the final answer alone does not show how it follows.</w:t>
+      </w:r>
+    </w:p>
+    <w:p>
+      <w:pPr>
+        <w:spacing w:line="336" w:lineRule="auto" w:after="180"/>
+      </w:pPr>
+      <w:r>
+        <w:rPr>
+          <w:b w:val="0"/>
+        </w:rPr>
+        <w:t xml:space="preserve">Limit: Always declare the </w:t>
+      </w:r>
+      <w:r>
+        <w:rPr>
+          <w:b/>
+        </w:rPr>
+        <w:t>residual</w:t>
+      </w:r>
+      <w:r>
+        <w:rPr>
+          <w:b w:val="0"/>
+        </w:rPr>
+        <w:t xml:space="preserve"> sign convention; some software uses predicted minus observed.</w:t>
+      </w:r>
+    </w:p>
+    <w:p>
+      <w:pPr>
+        <w:spacing w:line="336" w:lineRule="auto" w:after="180"/>
+        <w:shd w:fill="F5F1FB"/>
+      </w:pPr>
+      <w:r>
+        <w:rPr>
+          <w:b w:val="0"/>
+        </w:rPr>
+        <w:t>Explain the case, then point to a limit on the claim.</w:t>
+      </w:r>
+    </w:p>
+    <w:p>
+      <w:pPr>
+        <w:pStyle w:val="Heading3"/>
+      </w:pPr>
+      <w:r>
+        <w:t>Discuss while showing the picture</w:t>
+      </w:r>
+    </w:p>
+    <w:p>
+      <w:pPr>
+        <w:spacing w:line="336" w:lineRule="auto" w:after="180"/>
+        <w:shd w:fill="F1F6F8"/>
+      </w:pPr>
+      <w:r>
+        <w:rPr>
+          <w:b w:val="0"/>
+        </w:rPr>
+        <w:t>Teacher prompt: Explain the case, then point to a limit on the claim. Ask learners to describe one label or arrow in ordinary words. Use the adjacent transcript if the image is difficult to see.</w:t>
+      </w:r>
+    </w:p>
+    <w:p>
+      <w:pPr>
+        <w:spacing w:line="336" w:lineRule="auto" w:after="180"/>
+        <w:shd w:fill="F1F6F8"/>
+      </w:pPr>
+      <w:r>
+        <w:rPr>
+          <w:b w:val="0"/>
+        </w:rPr>
+        <w:t xml:space="preserve">Keep the stated scope: Always declare the </w:t>
+      </w:r>
+      <w:r>
+        <w:rPr>
+          <w:b/>
+        </w:rPr>
+        <w:t>residual</w:t>
+      </w:r>
+      <w:r>
+        <w:rPr>
+          <w:b w:val="0"/>
+        </w:rPr>
+        <w:t xml:space="preserve"> sign convention; some software uses predicted minus observed.</w:t>
+      </w:r>
+    </w:p>
+    <w:p>
+      <w:pPr>
+        <w:pStyle w:val="Heading3"/>
+      </w:pPr>
+      <w:r>
+        <w:t>06. Make the idea visible in your project</w:t>
+      </w:r>
+    </w:p>
+    <w:p>
+      <w:r>
+        <w:drawing>
+          <wp:inline xmlns:a="http://schemas.openxmlformats.org/drawingml/2006/main" xmlns:pic="http://schemas.openxmlformats.org/drawingml/2006/picture">
+            <wp:extent cx="5486400" cy="3681984"/>
+            <wp:docPr id="8" name="Picture 8" descr="For your Responsible Plant Classifier, save the input, procedure, observed result and limitation of this check. Label this worked example as practice; use a different, previously unreviewed case when checking independent understanding. Draw your input, deciding step, result and limit. Supported question: Which statistic reveals the size of errors without cancellation? Point to the relevant step in the picture, then write the changed result and the rule or evidence that supports it."/>
+            <wp:cNvGraphicFramePr>
+              <a:graphicFrameLocks noChangeAspect="1"/>
+            </wp:cNvGraphicFramePr>
+            <a:graphic>
+              <a:graphicData uri="http://schemas.openxmlformats.org/drawingml/2006/picture">
+                <pic:pic>
+                  <pic:nvPicPr>
+                    <pic:cNvPr id="0" name="academy-story-ai-4-19-06.png"/>
+                    <pic:cNvPicPr/>
+                  </pic:nvPicPr>
+                  <pic:blipFill>
+                    <a:blip r:embed="rId16"/>
+                    <a:stretch>
+                      <a:fillRect/>
+                    </a:stretch>
+                  </pic:blipFill>
+                  <pic:spPr>
+                    <a:xfrm>
+                      <a:off x="0" y="0"/>
+                      <a:ext cx="5486400" cy="3681984"/>
+                    </a:xfrm>
+                    <a:prstGeom prst="rect"/>
+                  </pic:spPr>
+                </pic:pic>
+              </a:graphicData>
+            </a:graphic>
+          </wp:inline>
+        </w:drawing>
+      </w:r>
+    </w:p>
+    <w:p>
+      <w:pPr>
+        <w:spacing w:line="336" w:lineRule="auto" w:after="180"/>
+      </w:pPr>
+      <w:r>
+        <w:rPr>
+          <w:b w:val="0"/>
+        </w:rPr>
+        <w:t xml:space="preserve">For your Responsible Plant Classifier, save the </w:t>
+      </w:r>
+      <w:r>
+        <w:rPr>
+          <w:b/>
+        </w:rPr>
+        <w:t>input</w:t>
+      </w:r>
+      <w:r>
+        <w:rPr>
+          <w:b w:val="0"/>
+        </w:rPr>
+        <w:t>, procedure, observed result and limitation of this check.</w:t>
+      </w:r>
+    </w:p>
+    <w:p>
+      <w:pPr>
+        <w:spacing w:line="336" w:lineRule="auto" w:after="180"/>
+      </w:pPr>
+      <w:r>
+        <w:rPr>
+          <w:b w:val="0"/>
+        </w:rPr>
+        <w:t xml:space="preserve">Label this worked example as practice; use a different, previously unreviewed case when checking independent understanding. Draw your </w:t>
+      </w:r>
+      <w:r>
+        <w:rPr>
+          <w:b/>
+        </w:rPr>
+        <w:t>input</w:t>
+      </w:r>
+      <w:r>
+        <w:rPr>
+          <w:b w:val="0"/>
+        </w:rPr>
+        <w:t>, deciding step, result and limit.</w:t>
+      </w:r>
+    </w:p>
+    <w:p>
+      <w:pPr>
+        <w:spacing w:line="336" w:lineRule="auto" w:after="180"/>
+      </w:pPr>
+      <w:r>
+        <w:rPr>
+          <w:b w:val="0"/>
+        </w:rPr>
+        <w:t xml:space="preserve">Supported question: Which statistic reveals the size of errors without cancellation? Point to the relevant step in the picture, then write the changed result and the rule or </w:t>
+      </w:r>
+      <w:r>
+        <w:rPr>
+          <w:b/>
+        </w:rPr>
+        <w:t>evidence</w:t>
+      </w:r>
+      <w:r>
+        <w:rPr>
+          <w:b w:val="0"/>
+        </w:rPr>
+        <w:t xml:space="preserve"> that supports it.</w:t>
+      </w:r>
+    </w:p>
+    <w:p>
+      <w:pPr>
+        <w:spacing w:line="336" w:lineRule="auto" w:after="180"/>
+        <w:shd w:fill="F5F1FB"/>
+      </w:pPr>
+      <w:r>
+        <w:rPr>
+          <w:b w:val="0"/>
+        </w:rPr>
+        <w:t xml:space="preserve">Draw your project trace and justify the deciding step using </w:t>
+      </w:r>
+      <w:r>
+        <w:rPr>
+          <w:b/>
+        </w:rPr>
+        <w:t>evidence</w:t>
+      </w:r>
+      <w:r>
+        <w:rPr>
+          <w:b w:val="0"/>
+        </w:rPr>
+        <w:t>.</w:t>
+      </w:r>
+    </w:p>
+    <w:p>
+      <w:pPr>
+        <w:pStyle w:val="Heading3"/>
+      </w:pPr>
+      <w:r>
+        <w:t>Discuss while showing the picture</w:t>
+      </w:r>
+    </w:p>
+    <w:p>
+      <w:pPr>
+        <w:spacing w:line="336" w:lineRule="auto" w:after="180"/>
+        <w:shd w:fill="F1F6F8"/>
+      </w:pPr>
+      <w:r>
+        <w:rPr>
+          <w:b w:val="0"/>
+        </w:rPr>
+        <w:t xml:space="preserve">Teacher prompt: Draw your project trace and justify the deciding step using </w:t>
+      </w:r>
+      <w:r>
+        <w:rPr>
+          <w:b/>
+        </w:rPr>
+        <w:t>evidence</w:t>
+      </w:r>
+      <w:r>
+        <w:rPr>
+          <w:b w:val="0"/>
+        </w:rPr>
+        <w:t>. Ask learners to describe one label or arrow in ordinary words. Use the adjacent transcript if the image is difficult to see.</w:t>
+      </w:r>
+    </w:p>
+    <w:p>
+      <w:pPr>
+        <w:spacing w:line="336" w:lineRule="auto" w:after="180"/>
+        <w:shd w:fill="F1F6F8"/>
+      </w:pPr>
+      <w:r>
+        <w:rPr>
+          <w:b w:val="0"/>
+        </w:rPr>
+        <w:t xml:space="preserve">Supported practice key: MAE: original5/3 cm and changed4/3 cm. Signed mean reports average direction and can hide offsetting errors. Changed-case check: </w:t>
+      </w:r>
+      <w:r>
+        <w:rPr>
+          <w:b/>
+        </w:rPr>
+        <w:t>Residual</w:t>
+      </w:r>
+      <w:r>
+        <w:rPr>
+          <w:b w:val="0"/>
+        </w:rPr>
+        <w:t>s become [-3, 0, 1]; mean=-2/3 cm and MAE=4/3 cm.</w:t>
+      </w:r>
+    </w:p>
+    <w:p>
+      <w:pPr>
+        <w:spacing w:line="336" w:lineRule="auto" w:after="180"/>
+        <w:shd w:fill="F1F6F8"/>
+      </w:pPr>
+      <w:r>
+        <w:rPr>
+          <w:b w:val="0"/>
+        </w:rPr>
+        <w:t xml:space="preserve">Each </w:t>
+      </w:r>
+      <w:r>
+        <w:rPr>
+          <w:b/>
+        </w:rPr>
+        <w:t>residual</w:t>
+      </w:r>
+      <w:r>
+        <w:rPr>
+          <w:b w:val="0"/>
+        </w:rPr>
+        <w:t xml:space="preserve"> decreases by1 under the observed-minus-predicted convention.</w:t>
       </w:r>
     </w:p>
     <w:sectPr>

--- a/downloads/teacher/ai-4-week-19.docx
+++ b/downloads/teacher/ai-4-week-19.docx
@@ -201,7 +201,7 @@
           </w:tcPr>
           <w:p>
             <w:r>
-              <w:t>Sections 9 and 11–14. Give extra time to finish the full task set; use Section 15 when the week includes a coding lab.</w:t>
+              <w:t>Use “Run the investigation”, “Connect your project”, “Show what you know”, “Study a complete case” and “Try a new case independently”. Give extra time for the full task set. If this week has a coding lab, use its named section; section numbers can change when extra explanations are included.</w:t>
             </w:r>
           </w:p>
         </w:tc>
@@ -2707,6 +2707,26 @@
     <w:p>
       <w:r>
         <w:t>Demonstrate Regression and Residuals, reduce support deliberately and check individual reasoning before discussing answers.</w:t>
+      </w:r>
+    </w:p>
+    <w:p>
+      <w:pPr>
+        <w:pStyle w:val="Heading3"/>
+      </w:pPr>
+      <w:r>
+        <w:t>Choose the pacing route</w:t>
+      </w:r>
+    </w:p>
+    <w:p>
+      <w:pPr>
+        <w:spacing w:line="336" w:lineRule="auto" w:after="180"/>
+        <w:shd w:fill="F1F6F8"/>
+      </w:pPr>
+      <w:r>
+        <w:rPr>
+          <w:b w:val="0"/>
+        </w:rPr>
+        <w:t>Compact alternative: this two-session sequence covers selected core tasks. Use the three-session weekly plan for the full lesson, independent transfer, feedback and project work; allow extra time for extensions.</w:t>
       </w:r>
     </w:p>
     <w:p>
@@ -6128,7 +6148,7 @@
           </w:tcPr>
           <w:p>
             <w:r>
-              <w:t>Sections 9 and 11–14. Give extra time to finish the full task set; use Section 15 when the week includes a coding lab.</w:t>
+              <w:t>Use “Run the investigation”, “Connect your project”, “Show what you know”, “Study a complete case” and “Try a new case independently”. Give extra time for the full task set. If this week has a coding lab, use its named section; section numbers can change when extra explanations are included.</w:t>
             </w:r>
           </w:p>
         </w:tc>

--- a/downloads/teacher/ai-4-week-19.docx
+++ b/downloads/teacher/ai-4-week-19.docx
@@ -25,20 +25,38 @@
         <w:pStyle w:val="Heading1"/>
       </w:pPr>
       <w:r>
-        <w:t>01. Regression and Residuals</w:t>
-      </w:r>
-    </w:p>
-    <w:p>
-      <w:r>
-        <w:t>Prepare Regression and Residuals: check the target, prerequisites, resources and adaptable teaching schedule.</w:t>
-      </w:r>
-    </w:p>
-    <w:p>
-      <w:pPr>
-        <w:pStyle w:val="Heading3"/>
-      </w:pPr>
-      <w:r>
-        <w:t>Teach the learning cycle</w:t>
+        <w:t>Teach each residual as a matched-unit comparison.</w:t>
+      </w:r>
+    </w:p>
+    <w:p>
+      <w:r>
+        <w:t>Supply all plotting points,explain code assumptions and distinguish observed patterns from fitted models or causal claims.</w:t>
+      </w:r>
+    </w:p>
+    <w:p>
+      <w:r>
+        <w:t>Require subtraction evidence,units,sign interpretation and bounded summaries.</w:t>
+      </w:r>
+    </w:p>
+    <w:p>
+      <w:pPr>
+        <w:pStyle w:val="Heading1"/>
+      </w:pPr>
+      <w:r>
+        <w:t>01. Prepare the connected experiment</w:t>
+      </w:r>
+    </w:p>
+    <w:p>
+      <w:r>
+        <w:t>Keep prior exposure, shared practice and independent evidence distinct.</w:t>
+      </w:r>
+    </w:p>
+    <w:p>
+      <w:pPr>
+        <w:pStyle w:val="Heading2"/>
+      </w:pPr>
+      <w:r>
+        <w:t>Goal and main teaching plan</w:t>
       </w:r>
     </w:p>
     <w:p>
@@ -243,9 +261,431 @@
     </w:p>
     <w:p>
       <w:pPr>
+        <w:pStyle w:val="Heading2"/>
+      </w:pPr>
+      <w:r>
+        <w:t>Materials and prerequisite</w:t>
+      </w:r>
+    </w:p>
+    <w:p>
+      <w:pPr>
+        <w:spacing w:line="336" w:lineRule="auto" w:after="180"/>
+      </w:pPr>
+      <w:r>
+        <w:rPr>
+          <w:b w:val="0"/>
+        </w:rPr>
+        <w:t xml:space="preserve">Teach two 45-minute sessions. This week focuses on </w:t>
+      </w:r>
+      <w:r>
+        <w:rPr>
+          <w:b/>
+        </w:rPr>
+        <w:t>regression</w:t>
+      </w:r>
+      <w:r>
+        <w:rPr>
+          <w:b w:val="0"/>
+        </w:rPr>
+        <w:t xml:space="preserve"> and </w:t>
+      </w:r>
+      <w:r>
+        <w:rPr>
+          <w:b/>
+        </w:rPr>
+        <w:t>residual</w:t>
+      </w:r>
+      <w:r>
+        <w:rPr>
+          <w:b w:val="0"/>
+        </w:rPr>
+        <w:t>s. Model the worked example first, collect the new W 4 case independently before feedback, and use the fresh retry to check transfer.</w:t>
+      </w:r>
+    </w:p>
+    <w:p>
+      <w:pPr>
+        <w:spacing w:line="336" w:lineRule="auto" w:after="180"/>
+      </w:pPr>
+      <w:r>
+        <w:rPr>
+          <w:b w:val="0"/>
+        </w:rPr>
+        <w:t>Award credit for traceable reasoning and bounded claims, including justified uncertainty.</w:t>
+      </w:r>
+    </w:p>
+    <w:p>
+      <w:pPr>
+        <w:spacing w:line="336" w:lineRule="auto" w:after="180"/>
+      </w:pPr>
+      <w:r>
+        <w:rPr>
+          <w:b w:val="0"/>
+        </w:rPr>
+        <w:t>Use the supplied scenario, student illustrations and blank paper. For numeric work, offer counters or a calculator after learners show the setup. Fictional records are supplied; personal data and paid accounts are unnecessary.</w:t>
+      </w:r>
+    </w:p>
+    <w:p>
+      <w:pPr>
+        <w:spacing w:line="336" w:lineRule="auto" w:after="180"/>
+      </w:pPr>
+      <w:r>
+        <w:rPr>
+          <w:b w:val="0"/>
+        </w:rPr>
+        <w:t xml:space="preserve">A category; </w:t>
+      </w:r>
+      <w:r>
+        <w:rPr>
+          <w:b/>
+        </w:rPr>
+        <w:t>regression</w:t>
+      </w:r>
+      <w:r>
+        <w:rPr>
+          <w:b w:val="0"/>
+        </w:rPr>
+        <w:t xml:space="preserve"> predicts a numeric target instead.</w:t>
+      </w:r>
+    </w:p>
+    <w:p>
+      <w:pPr>
+        <w:spacing w:line="336" w:lineRule="auto" w:after="180"/>
+      </w:pPr>
+      <w:r>
+        <w:rPr>
+          <w:b w:val="0"/>
+        </w:rPr>
+        <w:t>Printed student lesson and workbook</w:t>
+      </w:r>
+    </w:p>
+    <w:p>
+      <w:pPr>
+        <w:spacing w:line="336" w:lineRule="auto" w:after="180"/>
+      </w:pPr>
+      <w:r>
+        <w:rPr>
+          <w:b w:val="0"/>
+        </w:rPr>
+        <w:t>Paper, pencils and a calculator for fractions</w:t>
+      </w:r>
+    </w:p>
+    <w:p>
+      <w:pPr>
+        <w:spacing w:line="336" w:lineRule="auto" w:after="180"/>
+      </w:pPr>
+      <w:r>
+        <w:rPr>
+          <w:b w:val="0"/>
+        </w:rPr>
+        <w:t xml:space="preserve">The fictional examples and a blank </w:t>
+      </w:r>
+      <w:r>
+        <w:rPr>
+          <w:b/>
+        </w:rPr>
+        <w:t>evidence</w:t>
+      </w:r>
+      <w:r>
+        <w:rPr>
+          <w:b w:val="0"/>
+        </w:rPr>
+        <w:t xml:space="preserve"> table</w:t>
+      </w:r>
+    </w:p>
+    <w:p>
+      <w:pPr>
+        <w:spacing w:line="336" w:lineRule="auto" w:after="180"/>
+      </w:pPr>
+      <w:r>
+        <w:rPr>
+          <w:b w:val="0"/>
+        </w:rPr>
+        <w:t>Optional Python 3 editor; no external packages or AI accounts required</w:t>
+      </w:r>
+    </w:p>
+    <w:p>
+      <w:pPr>
+        <w:pStyle w:val="Heading2"/>
+      </w:pPr>
+      <w:r>
+        <w:t>Opening retrieval</w:t>
+      </w:r>
+    </w:p>
+    <w:p>
+      <w:pPr>
+        <w:spacing w:line="336" w:lineRule="auto" w:after="180"/>
+      </w:pPr>
+      <w:r>
+        <w:rPr>
+          <w:b w:val="0"/>
+        </w:rPr>
+        <w:t>Without opening the old lesson, explain one key idea from Error Analysis. Give an example and a mistake that the idea helps you avoid.</w:t>
+      </w:r>
+    </w:p>
+    <w:p>
+      <w:pPr>
+        <w:spacing w:line="336" w:lineRule="auto" w:after="180"/>
+      </w:pPr>
+      <w:r>
+        <w:rPr>
+          <w:b w:val="0"/>
+        </w:rPr>
+        <w:t xml:space="preserve">Look for: Categorize development errors using </w:t>
+      </w:r>
+      <w:r>
+        <w:rPr>
+          <w:b/>
+        </w:rPr>
+        <w:t>evidence</w:t>
+      </w:r>
+    </w:p>
+    <w:p>
+      <w:pPr>
+        <w:spacing w:line="336" w:lineRule="auto" w:after="180"/>
+      </w:pPr>
+      <w:r>
+        <w:rPr>
+          <w:b w:val="0"/>
+        </w:rPr>
+        <w:t>Reference example, not the only acceptable wording: Teacher explanation: Dim 4/12 about 33.3 percent; bright 3/18 about 16.7 percent.</w:t>
+      </w:r>
+    </w:p>
+    <w:p>
+      <w:pPr>
+        <w:spacing w:line="336" w:lineRule="auto" w:after="180"/>
+      </w:pPr>
+      <w:r>
+        <w:rPr>
+          <w:b w:val="0"/>
+        </w:rPr>
+        <w:t>Without opening the old lesson, explain one key idea from Accuracy and Imbalance. Give an example and a mistake that the idea helps you avoid.</w:t>
+      </w:r>
+    </w:p>
+    <w:p>
+      <w:pPr>
+        <w:spacing w:line="336" w:lineRule="auto" w:after="180"/>
+      </w:pPr>
+      <w:r>
+        <w:rPr>
+          <w:b w:val="0"/>
+        </w:rPr>
+        <w:t>Look for: Explain why overall accuracy can hide failure on a less common class</w:t>
+      </w:r>
+    </w:p>
+    <w:p>
+      <w:pPr>
+        <w:spacing w:line="336" w:lineRule="auto" w:after="180"/>
+      </w:pPr>
+      <w:r>
+        <w:rPr>
+          <w:b w:val="0"/>
+        </w:rPr>
+        <w:t xml:space="preserve">Reference example, not the only acceptable wording: The </w:t>
+      </w:r>
+      <w:r>
+        <w:rPr>
+          <w:b/>
+        </w:rPr>
+        <w:t>training</w:t>
+      </w:r>
+      <w:r>
+        <w:rPr>
+          <w:b w:val="0"/>
+        </w:rPr>
+        <w:t>-majority rule always predicts clear. Matrix [[16,0],[4,0]] gives 16/20=80 percent, FP=0,FN=4.</w:t>
+      </w:r>
+    </w:p>
+    <w:p>
+      <w:pPr>
+        <w:spacing w:line="336" w:lineRule="auto" w:after="180"/>
+      </w:pPr>
+      <w:r>
+        <w:rPr>
+          <w:b w:val="0"/>
+        </w:rPr>
+        <w:t>It misses all four blocked cases, so the overall score hides complete failure on that evaluated class.</w:t>
+      </w:r>
+    </w:p>
+    <w:p>
+      <w:pPr>
+        <w:spacing w:line="336" w:lineRule="auto" w:after="180"/>
+      </w:pPr>
+      <w:r>
+        <w:rPr>
+          <w:b w:val="0"/>
+        </w:rPr>
+        <w:t>Without opening the old lesson, explain one key idea from Train a Classifier. Give an example and a mistake that the idea helps you avoid.</w:t>
+      </w:r>
+    </w:p>
+    <w:p>
+      <w:pPr>
+        <w:spacing w:line="336" w:lineRule="auto" w:after="180"/>
+      </w:pPr>
+      <w:r>
+        <w:rPr>
+          <w:b w:val="0"/>
+        </w:rPr>
+        <w:t xml:space="preserve">Look for: Connect </w:t>
+      </w:r>
+      <w:r>
+        <w:rPr>
+          <w:b/>
+        </w:rPr>
+        <w:t>training</w:t>
+      </w:r>
+      <w:r>
+        <w:rPr>
+          <w:b w:val="0"/>
+        </w:rPr>
+        <w:t xml:space="preserve">-only scaling and neighbour </w:t>
+      </w:r>
+      <w:r>
+        <w:rPr>
+          <w:b/>
+        </w:rPr>
+        <w:t>prediction</w:t>
+      </w:r>
+      <w:r>
+        <w:rPr>
+          <w:b w:val="0"/>
+        </w:rPr>
+        <w:t xml:space="preserve"> in one pipeline</w:t>
+      </w:r>
+    </w:p>
+    <w:p>
+      <w:pPr>
+        <w:spacing w:line="336" w:lineRule="auto" w:after="180"/>
+      </w:pPr>
+      <w:r>
+        <w:rPr>
+          <w:b w:val="0"/>
+        </w:rPr>
+        <w:t xml:space="preserve">Reference example, not the only acceptable wording: fit learns </w:t>
+      </w:r>
+      <w:r>
+        <w:rPr>
+          <w:b/>
+        </w:rPr>
+        <w:t>training</w:t>
+      </w:r>
+      <w:r>
+        <w:rPr>
+          <w:b w:val="0"/>
+        </w:rPr>
+        <w:t xml:space="preserve"> minima and ranges and stores scaled </w:t>
+      </w:r>
+      <w:r>
+        <w:rPr>
+          <w:b/>
+        </w:rPr>
+        <w:t>training</w:t>
+      </w:r>
+      <w:r>
+        <w:rPr>
+          <w:b w:val="0"/>
+        </w:rPr>
+        <w:t xml:space="preserve"> rows with IDs and labels. predict takes a raw feature pair and the fitted state.</w:t>
+      </w:r>
+    </w:p>
+    <w:p>
+      <w:pPr>
+        <w:spacing w:line="336" w:lineRule="auto" w:after="180"/>
+      </w:pPr>
+      <w:r>
+        <w:rPr>
+          <w:b w:val="0"/>
+        </w:rPr>
+        <w:t xml:space="preserve">Evaluation compares a </w:t>
+      </w:r>
+      <w:r>
+        <w:rPr>
+          <w:b/>
+        </w:rPr>
+        <w:t>prediction</w:t>
+      </w:r>
+      <w:r>
+        <w:rPr>
+          <w:b w:val="0"/>
+        </w:rPr>
+        <w:t xml:space="preserve"> with its reference label afterward. Validation references belong only in evaluation, not in </w:t>
+      </w:r>
+      <w:r>
+        <w:rPr>
+          <w:b/>
+        </w:rPr>
+        <w:t>fitting</w:t>
+      </w:r>
+      <w:r>
+        <w:rPr>
+          <w:b w:val="0"/>
+        </w:rPr>
+        <w:t xml:space="preserve"> or the neighbour pool.</w:t>
+      </w:r>
+    </w:p>
+    <w:p>
+      <w:pPr>
+        <w:pStyle w:val="Heading2"/>
+      </w:pPr>
+      <w:r>
+        <w:t>End goal</w:t>
+      </w:r>
+    </w:p>
+    <w:p>
+      <w:pPr>
+        <w:spacing w:line="336" w:lineRule="auto" w:after="180"/>
+      </w:pPr>
+      <w:r>
+        <w:rPr>
+          <w:b w:val="0"/>
+        </w:rPr>
+        <w:t xml:space="preserve">By the end, I can explain </w:t>
+      </w:r>
+      <w:r>
+        <w:rPr>
+          <w:b/>
+        </w:rPr>
+        <w:t>regression</w:t>
+      </w:r>
+      <w:r>
+        <w:rPr>
+          <w:b w:val="0"/>
+        </w:rPr>
+        <w:t xml:space="preserve"> and </w:t>
+      </w:r>
+      <w:r>
+        <w:rPr>
+          <w:b/>
+        </w:rPr>
+        <w:t>residual</w:t>
+      </w:r>
+      <w:r>
+        <w:rPr>
+          <w:b w:val="0"/>
+        </w:rPr>
+        <w:t>s using a traced example and a stated limitation.</w:t>
+      </w:r>
+    </w:p>
+    <w:p>
+      <w:pPr>
+        <w:pStyle w:val="Heading2"/>
+      </w:pPr>
+      <w:r>
+        <w:t>Earlier wording, alternatives and picture transcripts · reference / check after trying</w:t>
+      </w:r>
+    </w:p>
+    <w:p>
+      <w:pPr>
         <w:pStyle w:val="Heading3"/>
       </w:pPr>
       <w:r>
+        <w:t>Teach the learning cycle</w:t>
+      </w:r>
+    </w:p>
+    <w:p>
+      <w:pPr>
+        <w:pStyle w:val="Heading3"/>
+      </w:pPr>
+      <w:r>
         <w:t>Retrieval answer guidance</w:t>
       </w:r>
     </w:p>
@@ -259,45 +699,6 @@
     </w:p>
     <w:p>
       <w:pPr>
-        <w:spacing w:line="336" w:lineRule="auto" w:after="180"/>
-      </w:pPr>
-      <w:r>
-        <w:rPr>
-          <w:b w:val="0"/>
-        </w:rPr>
-        <w:t>Without opening the old lesson, explain one key idea from Error Analysis. Give an example and a mistake that the idea helps you avoid.</w:t>
-      </w:r>
-    </w:p>
-    <w:p>
-      <w:pPr>
-        <w:spacing w:line="336" w:lineRule="auto" w:after="180"/>
-      </w:pPr>
-      <w:r>
-        <w:rPr>
-          <w:b w:val="0"/>
-        </w:rPr>
-        <w:t xml:space="preserve">Look for: Categorize development errors using </w:t>
-      </w:r>
-      <w:r>
-        <w:rPr>
-          <w:b/>
-        </w:rPr>
-        <w:t>evidence</w:t>
-      </w:r>
-    </w:p>
-    <w:p>
-      <w:pPr>
-        <w:spacing w:line="336" w:lineRule="auto" w:after="180"/>
-      </w:pPr>
-      <w:r>
-        <w:rPr>
-          <w:b w:val="0"/>
-        </w:rPr>
-        <w:t>Reference example, not the only acceptable wording: Teacher explanation: Dim 4/12 about 33.3 percent; bright 3/18 about 16.7 percent.</w:t>
-      </w:r>
-    </w:p>
-    <w:p>
-      <w:pPr>
         <w:pStyle w:val="Heading3"/>
       </w:pPr>
       <w:r>
@@ -306,182 +707,10 @@
     </w:p>
     <w:p>
       <w:pPr>
-        <w:spacing w:line="336" w:lineRule="auto" w:after="180"/>
-      </w:pPr>
-      <w:r>
-        <w:rPr>
-          <w:b w:val="0"/>
-        </w:rPr>
-        <w:t>Without opening the old lesson, explain one key idea from Accuracy and Imbalance. Give an example and a mistake that the idea helps you avoid.</w:t>
-      </w:r>
-    </w:p>
-    <w:p>
-      <w:pPr>
-        <w:spacing w:line="336" w:lineRule="auto" w:after="180"/>
-      </w:pPr>
-      <w:r>
-        <w:rPr>
-          <w:b w:val="0"/>
-        </w:rPr>
-        <w:t>Look for: Explain why overall accuracy can hide failure on a less common class</w:t>
-      </w:r>
-    </w:p>
-    <w:p>
-      <w:pPr>
-        <w:spacing w:line="336" w:lineRule="auto" w:after="180"/>
-      </w:pPr>
-      <w:r>
-        <w:rPr>
-          <w:b w:val="0"/>
-        </w:rPr>
-        <w:t xml:space="preserve">Reference example, not the only acceptable wording: The </w:t>
-      </w:r>
-      <w:r>
-        <w:rPr>
-          <w:b/>
-        </w:rPr>
-        <w:t>training</w:t>
-      </w:r>
-      <w:r>
-        <w:rPr>
-          <w:b w:val="0"/>
-        </w:rPr>
-        <w:t>-majority rule always predicts clear. Matrix [[16,0],[4,0]] gives 16/20=80 percent, FP=0,FN=4.</w:t>
-      </w:r>
-    </w:p>
-    <w:p>
-      <w:pPr>
-        <w:spacing w:line="336" w:lineRule="auto" w:after="180"/>
-      </w:pPr>
-      <w:r>
-        <w:rPr>
-          <w:b w:val="0"/>
-        </w:rPr>
-        <w:t>It misses all four blocked cases, so the overall score hides complete failure on that evaluated class.</w:t>
-      </w:r>
-    </w:p>
-    <w:p>
-      <w:pPr>
         <w:pStyle w:val="Heading3"/>
       </w:pPr>
       <w:r>
         <w:t>Train a Classifier</w:t>
-      </w:r>
-    </w:p>
-    <w:p>
-      <w:pPr>
-        <w:spacing w:line="336" w:lineRule="auto" w:after="180"/>
-      </w:pPr>
-      <w:r>
-        <w:rPr>
-          <w:b w:val="0"/>
-        </w:rPr>
-        <w:t>Without opening the old lesson, explain one key idea from Train a Classifier. Give an example and a mistake that the idea helps you avoid.</w:t>
-      </w:r>
-    </w:p>
-    <w:p>
-      <w:pPr>
-        <w:spacing w:line="336" w:lineRule="auto" w:after="180"/>
-      </w:pPr>
-      <w:r>
-        <w:rPr>
-          <w:b w:val="0"/>
-        </w:rPr>
-        <w:t xml:space="preserve">Look for: Connect </w:t>
-      </w:r>
-      <w:r>
-        <w:rPr>
-          <w:b/>
-        </w:rPr>
-        <w:t>training</w:t>
-      </w:r>
-      <w:r>
-        <w:rPr>
-          <w:b w:val="0"/>
-        </w:rPr>
-        <w:t xml:space="preserve">-only scaling and neighbour </w:t>
-      </w:r>
-      <w:r>
-        <w:rPr>
-          <w:b/>
-        </w:rPr>
-        <w:t>prediction</w:t>
-      </w:r>
-      <w:r>
-        <w:rPr>
-          <w:b w:val="0"/>
-        </w:rPr>
-        <w:t xml:space="preserve"> in one pipeline</w:t>
-      </w:r>
-    </w:p>
-    <w:p>
-      <w:pPr>
-        <w:spacing w:line="336" w:lineRule="auto" w:after="180"/>
-      </w:pPr>
-      <w:r>
-        <w:rPr>
-          <w:b w:val="0"/>
-        </w:rPr>
-        <w:t xml:space="preserve">Reference example, not the only acceptable wording: fit learns </w:t>
-      </w:r>
-      <w:r>
-        <w:rPr>
-          <w:b/>
-        </w:rPr>
-        <w:t>training</w:t>
-      </w:r>
-      <w:r>
-        <w:rPr>
-          <w:b w:val="0"/>
-        </w:rPr>
-        <w:t xml:space="preserve"> minima and ranges and stores scaled </w:t>
-      </w:r>
-      <w:r>
-        <w:rPr>
-          <w:b/>
-        </w:rPr>
-        <w:t>training</w:t>
-      </w:r>
-      <w:r>
-        <w:rPr>
-          <w:b w:val="0"/>
-        </w:rPr>
-        <w:t xml:space="preserve"> rows with IDs and labels. predict takes a raw feature pair and the fitted state.</w:t>
-      </w:r>
-    </w:p>
-    <w:p>
-      <w:pPr>
-        <w:spacing w:line="336" w:lineRule="auto" w:after="180"/>
-      </w:pPr>
-      <w:r>
-        <w:rPr>
-          <w:b w:val="0"/>
-        </w:rPr>
-        <w:t xml:space="preserve">Evaluation compares a </w:t>
-      </w:r>
-      <w:r>
-        <w:rPr>
-          <w:b/>
-        </w:rPr>
-        <w:t>prediction</w:t>
-      </w:r>
-      <w:r>
-        <w:rPr>
-          <w:b w:val="0"/>
-        </w:rPr>
-        <w:t xml:space="preserve"> with its reference label afterward. Validation references belong only in evaluation, not in </w:t>
-      </w:r>
-      <w:r>
-        <w:rPr>
-          <w:b/>
-        </w:rPr>
-        <w:t>fitting</w:t>
-      </w:r>
-      <w:r>
-        <w:rPr>
-          <w:b w:val="0"/>
-        </w:rPr>
-        <w:t xml:space="preserve"> or the neighbour pool.</w:t>
       </w:r>
     </w:p>
     <w:p>
@@ -720,6 +949,11 @@
       </w:r>
     </w:p>
     <w:p>
+      <w:r>
+        <w:t>This compact option is not the full-week schedule. Use the main teaching cycle and allow extra sessions for the investigation, independent work and project.</w:t>
+      </w:r>
+    </w:p>
+    <w:p>
       <w:pPr>
         <w:spacing w:line="336" w:lineRule="auto" w:after="180"/>
       </w:pPr>
@@ -727,7 +961,7 @@
         <w:rPr>
           <w:b w:val="0"/>
         </w:rPr>
-        <w:t>Use the supplied scenario, student illustrations and blank paper. For numeric work, offer counters or a calculator after learners show the setup. Fictional records are supplied; personal data and paid accounts are unnecessary.</w:t>
+        <w:t>Allow 80 minutes: recall 8; explanation 12; worked demonstration 15; guided practice 20; independent assessment 15; project and reflection 10. Extend the lab into a second session when needed.</w:t>
       </w:r>
     </w:p>
     <w:p>
@@ -735,32 +969,55 @@
         <w:pStyle w:val="Heading3"/>
       </w:pPr>
       <w:r>
-        <w:t>Alternative compact allocation</w:t>
-      </w:r>
-    </w:p>
-    <w:p>
-      <w:r>
-        <w:t>This compact option is not the full-week schedule. Use the main teaching cycle and allow extra sessions for the investigation, independent work and project.</w:t>
+        <w:t>Preparation for the connected explanation</w:t>
+      </w:r>
+    </w:p>
+    <w:p>
+      <w:pPr>
+        <w:pStyle w:val="Heading3"/>
+      </w:pPr>
+      <w:r>
+        <w:t>Readiness answer</w:t>
+      </w:r>
+    </w:p>
+    <w:p>
+      <w:pPr>
+        <w:pStyle w:val="Heading3"/>
+      </w:pPr>
+      <w:r>
+        <w:t>End goal for the pictorial case</w:t>
       </w:r>
     </w:p>
     <w:p>
       <w:pPr>
         <w:spacing w:line="336" w:lineRule="auto" w:after="180"/>
-        <w:shd w:fill="F1F6F8"/>
-      </w:pPr>
-      <w:r>
-        <w:rPr>
-          <w:b w:val="0"/>
-        </w:rPr>
-        <w:t>Allow 80 minutes: recall 8; explanation 12; worked demonstration 15; guided practice 20; independent assessment 15; project and reflection 10. Extend the lab into a second session when needed.</w:t>
-      </w:r>
-    </w:p>
-    <w:p>
-      <w:pPr>
-        <w:pStyle w:val="Heading3"/>
-      </w:pPr>
-      <w:r>
-        <w:t>Preparation for the connected explanation</w:t>
+      </w:pPr>
+      <w:r>
+        <w:rPr>
+          <w:b w:val="0"/>
+        </w:rPr>
+        <w:t>This added worked case illustrates the week’s main idea. Retain all original and connected topics; schedule its practice within the teaching cycle.</w:t>
+      </w:r>
+    </w:p>
+    <w:p>
+      <w:pPr>
+        <w:pStyle w:val="Heading1"/>
+      </w:pPr>
+      <w:r>
+        <w:t>02. Teach matched quantities and subtraction order first</w:t>
+      </w:r>
+    </w:p>
+    <w:p>
+      <w:r>
+        <w:t>Keep numerical regression distinct from a software regression.</w:t>
+      </w:r>
+    </w:p>
+    <w:p>
+      <w:pPr>
+        <w:pStyle w:val="Heading2"/>
+      </w:pPr>
+      <w:r>
+        <w:t>Target, source and sign convention</w:t>
       </w:r>
     </w:p>
     <w:p>
@@ -771,12 +1028,81 @@
         <w:rPr>
           <w:b w:val="0"/>
         </w:rPr>
-        <w:t xml:space="preserve">Teach two 45-minute sessions. This week focuses on </w:t>
+        <w:t xml:space="preserve">A school garden example predicts plant height in cm from recorded conditions. The target is numeric, so a </w:t>
       </w:r>
       <w:r>
         <w:rPr>
           <w:b/>
         </w:rPr>
+        <w:t>prediction</w:t>
+      </w:r>
+      <w:r>
+        <w:rPr>
+          <w:b w:val="0"/>
+        </w:rPr>
+        <w:t xml:space="preserve"> can be too high or too low by different amounts. Define </w:t>
+      </w:r>
+      <w:r>
+        <w:rPr>
+          <w:b/>
+        </w:rPr>
+        <w:t>residual</w:t>
+      </w:r>
+      <w:r>
+        <w:rPr>
+          <w:b w:val="0"/>
+        </w:rPr>
+        <w:t xml:space="preserve"> as observed minus predicted.</w:t>
+      </w:r>
+    </w:p>
+    <w:p>
+      <w:pPr>
+        <w:spacing w:line="336" w:lineRule="auto" w:after="180"/>
+      </w:pPr>
+      <w:r>
+        <w:rPr>
+          <w:b w:val="0"/>
+        </w:rPr>
+        <w:t>Keep units and the sign convention visible; some software uses the opposite error convention.</w:t>
+      </w:r>
+    </w:p>
+    <w:p>
+      <w:pPr>
+        <w:spacing w:line="336" w:lineRule="auto" w:after="180"/>
+      </w:pPr>
+      <w:r>
+        <w:rPr>
+          <w:b w:val="0"/>
+        </w:rPr>
+        <w:t>Use fictional classroom data throughout this investigation. Keep the task, units, reference labels and data split visible as you reason.</w:t>
+      </w:r>
+    </w:p>
+    <w:p>
+      <w:pPr>
+        <w:spacing w:line="336" w:lineRule="auto" w:after="180"/>
+      </w:pPr>
+      <w:r>
+        <w:rPr>
+          <w:b w:val="0"/>
+        </w:rPr>
+        <w:t xml:space="preserve">Earlier weeks supplied the model-building </w:t>
+      </w:r>
+      <w:r>
+        <w:rPr>
+          <w:b/>
+        </w:rPr>
+        <w:t>process</w:t>
+      </w:r>
+      <w:r>
+        <w:rPr>
+          <w:b w:val="0"/>
+        </w:rPr>
+        <w:t xml:space="preserve">; this week examines </w:t>
+      </w:r>
+      <w:r>
+        <w:rPr>
+          <w:b/>
+        </w:rPr>
         <w:t>regression</w:t>
       </w:r>
       <w:r>
@@ -795,7 +1121,7 @@
         <w:rPr>
           <w:b w:val="0"/>
         </w:rPr>
-        <w:t>s. Model the worked example first, collect the new W 4 case independently before feedback, and use the fresh retry to check transfer.</w:t>
+        <w:t>s.</w:t>
       </w:r>
     </w:p>
     <w:p>
@@ -806,15 +1132,15 @@
         <w:rPr>
           <w:b w:val="0"/>
         </w:rPr>
-        <w:t>Award credit for traceable reasoning and bounded claims, including justified uncertainty.</w:t>
-      </w:r>
-    </w:p>
-    <w:p>
-      <w:pPr>
-        <w:pStyle w:val="Heading3"/>
-      </w:pPr>
-      <w:r>
-        <w:t>Readiness answer</w:t>
+        <w:t>Here regression means prediction of a numerical quantity. In last week’s software-change record, a regression meant a new or worsened failure; those uses of the word are different. These height examples use supplied predictions, not a newly trained model. Observe and predict the same case, quantity, time and unit before subtracting. A day-7 height is not a growth increment without an initial-height observation.</w:t>
+      </w:r>
+    </w:p>
+    <w:p>
+      <w:pPr>
+        <w:pStyle w:val="Heading2"/>
+      </w:pPr>
+      <w:r>
+        <w:t>Trace main cancellation example</w:t>
       </w:r>
     </w:p>
     <w:p>
@@ -825,19 +1151,67 @@
         <w:rPr>
           <w:b w:val="0"/>
         </w:rPr>
-        <w:t xml:space="preserve">A category; </w:t>
+        <w:t xml:space="preserve">Observed heights [4, 7, 9] cm and </w:t>
       </w:r>
       <w:r>
         <w:rPr>
           <w:b/>
         </w:rPr>
-        <w:t>regression</w:t>
-      </w:r>
-      <w:r>
-        <w:rPr>
-          <w:b w:val="0"/>
-        </w:rPr>
-        <w:t xml:space="preserve"> predicts a numeric target instead.</w:t>
+        <w:t>prediction</w:t>
+      </w:r>
+      <w:r>
+        <w:rPr>
+          <w:b w:val="0"/>
+        </w:rPr>
+        <w:t xml:space="preserve">s [5, 6, 9] cm give </w:t>
+      </w:r>
+      <w:r>
+        <w:rPr>
+          <w:b/>
+        </w:rPr>
+        <w:t>residual</w:t>
+      </w:r>
+      <w:r>
+        <w:rPr>
+          <w:b w:val="0"/>
+        </w:rPr>
+        <w:t xml:space="preserve">s [-1, 1, 0] cm. The first </w:t>
+      </w:r>
+      <w:r>
+        <w:rPr>
+          <w:b/>
+        </w:rPr>
+        <w:t>prediction</w:t>
+      </w:r>
+      <w:r>
+        <w:rPr>
+          <w:b w:val="0"/>
+        </w:rPr>
+        <w:t xml:space="preserve"> is too high, the second too low and the third exact. Mean signed </w:t>
+      </w:r>
+      <w:r>
+        <w:rPr>
+          <w:b/>
+        </w:rPr>
+        <w:t>residual</w:t>
+      </w:r>
+      <w:r>
+        <w:rPr>
+          <w:b w:val="0"/>
+        </w:rPr>
+        <w:t xml:space="preserve"> is zero, yet two </w:t>
+      </w:r>
+      <w:r>
+        <w:rPr>
+          <w:b/>
+        </w:rPr>
+        <w:t>prediction</w:t>
+      </w:r>
+      <w:r>
+        <w:rPr>
+          <w:b w:val="0"/>
+        </w:rPr>
+        <w:t>s are wrong.</w:t>
       </w:r>
     </w:p>
     <w:p>
@@ -848,7 +1222,7 @@
         <w:rPr>
           <w:b w:val="0"/>
         </w:rPr>
-        <w:t>Printed student lesson and workbook</w:t>
+        <w:t>Opposite errors can cancel.</w:t>
       </w:r>
     </w:p>
     <w:p>
@@ -859,818 +1233,31 @@
         <w:rPr>
           <w:b w:val="0"/>
         </w:rPr>
-        <w:t>Paper, pencils and a calculator for fractions</w:t>
-      </w:r>
-    </w:p>
-    <w:p>
-      <w:pPr>
-        <w:spacing w:line="336" w:lineRule="auto" w:after="180"/>
-      </w:pPr>
-      <w:r>
-        <w:rPr>
-          <w:b w:val="0"/>
-        </w:rPr>
-        <w:t xml:space="preserve">The fictional examples and a blank </w:t>
+        <w:t xml:space="preserve">Trace the calculation on paper before running this optional Python check. Use the stated fictional </w:t>
       </w:r>
       <w:r>
         <w:rPr>
           <w:b/>
         </w:rPr>
+        <w:t>input</w:t>
+      </w:r>
+      <w:r>
+        <w:rPr>
+          <w:b w:val="0"/>
+        </w:rPr>
+        <w:t xml:space="preserve">s and compare intermediate values. The code checks this example; your independent workbook case uses different </w:t>
+      </w:r>
+      <w:r>
+        <w:rPr>
+          <w:b/>
+        </w:rPr>
         <w:t>evidence</w:t>
       </w:r>
       <w:r>
         <w:rPr>
           <w:b w:val="0"/>
         </w:rPr>
-        <w:t xml:space="preserve"> table</w:t>
-      </w:r>
-    </w:p>
-    <w:p>
-      <w:pPr>
-        <w:spacing w:line="336" w:lineRule="auto" w:after="180"/>
-      </w:pPr>
-      <w:r>
-        <w:rPr>
-          <w:b w:val="0"/>
-        </w:rPr>
-        <w:t>Optional Python 3 editor; no external packages or AI accounts required</w:t>
-      </w:r>
-    </w:p>
-    <w:p>
-      <w:pPr>
-        <w:pStyle w:val="Heading3"/>
-      </w:pPr>
-      <w:r>
-        <w:t>End goal for the pictorial case</w:t>
-      </w:r>
-    </w:p>
-    <w:p>
-      <w:pPr>
-        <w:spacing w:line="336" w:lineRule="auto" w:after="180"/>
-      </w:pPr>
-      <w:r>
-        <w:rPr>
-          <w:b w:val="0"/>
-        </w:rPr>
-        <w:t xml:space="preserve">By the end, I can explain </w:t>
-      </w:r>
-      <w:r>
-        <w:rPr>
-          <w:b/>
-        </w:rPr>
-        <w:t>regression</w:t>
-      </w:r>
-      <w:r>
-        <w:rPr>
-          <w:b w:val="0"/>
-        </w:rPr>
-        <w:t xml:space="preserve"> and </w:t>
-      </w:r>
-      <w:r>
-        <w:rPr>
-          <w:b/>
-        </w:rPr>
-        <w:t>residual</w:t>
-      </w:r>
-      <w:r>
-        <w:rPr>
-          <w:b w:val="0"/>
-        </w:rPr>
-        <w:t>s using a traced example and a stated limitation.</w:t>
-      </w:r>
-    </w:p>
-    <w:p>
-      <w:pPr>
-        <w:spacing w:line="336" w:lineRule="auto" w:after="180"/>
-      </w:pPr>
-      <w:r>
-        <w:rPr>
-          <w:b w:val="0"/>
-        </w:rPr>
-        <w:t>This added worked case illustrates the week’s main idea. Retain all original and connected topics; schedule its practice within the teaching cycle.</w:t>
-      </w:r>
-    </w:p>
-    <w:p>
-      <w:pPr>
-        <w:pStyle w:val="Heading1"/>
-      </w:pPr>
-      <w:r>
-        <w:t>02. Explain the mechanism</w:t>
-      </w:r>
-    </w:p>
-    <w:p>
-      <w:r>
-        <w:t>Model Regression and Residuals using the supplied case, labelled mechanism and reasoning. Make the scope of each conclusion explicit.</w:t>
-      </w:r>
-    </w:p>
-    <w:p>
-      <w:pPr>
-        <w:spacing w:line="336" w:lineRule="auto" w:after="180"/>
-      </w:pPr>
-      <w:r>
-        <w:rPr>
-          <w:b w:val="0"/>
-        </w:rPr>
-        <w:t>Trace the information, fitted behavior, and evaluation proof separately.</w:t>
-      </w:r>
-    </w:p>
-    <w:p>
-      <w:pPr>
-        <w:pStyle w:val="Heading3"/>
-      </w:pPr>
-      <w:r>
-        <w:t>Question to explain</w:t>
-      </w:r>
-    </w:p>
-    <w:p>
-      <w:pPr>
-        <w:spacing w:line="336" w:lineRule="auto" w:after="180"/>
-        <w:shd w:fill="F5F1FB"/>
-      </w:pPr>
-      <w:r>
-        <w:rPr>
-          <w:b w:val="0"/>
-        </w:rPr>
-        <w:t xml:space="preserve">QUESTION Plot </w:t>
-      </w:r>
-      <w:r>
-        <w:rPr>
-          <w:b/>
-        </w:rPr>
-        <w:t>prediction</w:t>
-      </w:r>
-      <w:r>
-        <w:rPr>
-          <w:b w:val="0"/>
-        </w:rPr>
-        <w:t xml:space="preserve">s and calculate positive and negative </w:t>
-      </w:r>
-      <w:r>
-        <w:rPr>
-          <w:b/>
-        </w:rPr>
-        <w:t>residual</w:t>
-      </w:r>
-      <w:r>
-        <w:rPr>
-          <w:b w:val="0"/>
-        </w:rPr>
-        <w:t>s.</w:t>
-      </w:r>
-    </w:p>
-    <w:p>
-      <w:pPr>
-        <w:spacing w:line="336" w:lineRule="auto" w:after="180"/>
-      </w:pPr>
-      <w:r>
-        <w:rPr>
-          <w:b w:val="0"/>
-        </w:rPr>
-        <w:t xml:space="preserve">MODEL IDEA </w:t>
-      </w:r>
-      <w:r>
-        <w:rPr>
-          <w:b/>
-        </w:rPr>
-        <w:t>Regression</w:t>
-      </w:r>
-      <w:r>
-        <w:rPr>
-          <w:b w:val="0"/>
-        </w:rPr>
-        <w:t xml:space="preserve"> predicts a number; a </w:t>
-      </w:r>
-      <w:r>
-        <w:rPr>
-          <w:b/>
-        </w:rPr>
-        <w:t>residual</w:t>
-      </w:r>
-      <w:r>
-        <w:rPr>
-          <w:b w:val="0"/>
-        </w:rPr>
-        <w:t xml:space="preserve"> records signed error and reveals direction as well as size.</w:t>
-      </w:r>
-    </w:p>
-    <w:p>
-      <w:pPr>
-        <w:spacing w:line="336" w:lineRule="auto" w:after="180"/>
-      </w:pPr>
-      <w:r>
-        <w:rPr>
-          <w:b w:val="0"/>
-        </w:rPr>
-        <w:t>PROOF NEEDED Use an unseen case, visible calculation, error analysis, and a stated limitation.</w:t>
-      </w:r>
-    </w:p>
-    <w:p>
-      <w:pPr>
-        <w:pStyle w:val="Heading3"/>
-      </w:pPr>
-      <w:r>
-        <w:t>How the mechanism works</w:t>
-      </w:r>
-    </w:p>
-    <w:p>
-      <w:pPr>
-        <w:spacing w:line="336" w:lineRule="auto" w:after="180"/>
-        <w:shd w:fill="F1F6F8"/>
-      </w:pPr>
-      <w:r>
-        <w:rPr>
-          <w:b w:val="0"/>
-        </w:rPr>
-        <w:t xml:space="preserve">UNDER THE HOOD Actual plant height is 30 cm; </w:t>
-      </w:r>
-      <w:r>
-        <w:rPr>
-          <w:b/>
-        </w:rPr>
-        <w:t>prediction</w:t>
-      </w:r>
-      <w:r>
-        <w:rPr>
-          <w:b w:val="0"/>
-        </w:rPr>
-        <w:t xml:space="preserve"> is 27 cm. </w:t>
-      </w:r>
-      <w:r>
-        <w:rPr>
-          <w:b/>
-        </w:rPr>
-        <w:t>Residual</w:t>
-      </w:r>
-      <w:r>
-        <w:rPr>
-          <w:b w:val="0"/>
-        </w:rPr>
-        <w:t xml:space="preserve"> = actual − predicted = 30 − 27 = +3 cm.</w:t>
-      </w:r>
-    </w:p>
-    <w:p>
-      <w:pPr>
-        <w:spacing w:line="336" w:lineRule="auto" w:after="180"/>
-      </w:pPr>
-      <w:r>
-        <w:rPr>
-          <w:b w:val="0"/>
-        </w:rPr>
-        <w:t xml:space="preserve">Draw a fresh data → model → </w:t>
-      </w:r>
-      <w:r>
-        <w:rPr>
-          <w:b/>
-        </w:rPr>
-        <w:t>prediction</w:t>
-      </w:r>
-      <w:r>
-        <w:rPr>
-          <w:b w:val="0"/>
-        </w:rPr>
-        <w:t xml:space="preserve"> → evaluation trace:</w:t>
-      </w:r>
-    </w:p>
-    <w:p>
-      <w:pPr>
-        <w:spacing w:line="336" w:lineRule="auto" w:after="180"/>
-      </w:pPr>
-      <w:r>
-        <w:rPr>
-          <w:b w:val="0"/>
-        </w:rPr>
-        <w:t xml:space="preserve">Predict first. Then check each step. A correct answer without visible </w:t>
-      </w:r>
-      <w:r>
-        <w:rPr>
-          <w:b/>
-        </w:rPr>
-        <w:t>evidence</w:t>
-      </w:r>
-      <w:r>
-        <w:rPr>
-          <w:b w:val="0"/>
-        </w:rPr>
-        <w:t xml:space="preserve"> cannot be audited.</w:t>
-      </w:r>
-    </w:p>
-    <w:p>
-      <w:pPr>
-        <w:pStyle w:val="Heading3"/>
-      </w:pPr>
-      <w:r>
-        <w:t>Step 1</w:t>
-      </w:r>
-    </w:p>
-    <w:p>
-      <w:pPr>
-        <w:spacing w:line="336" w:lineRule="auto" w:after="180"/>
-        <w:shd w:fill="F4F9FC"/>
-      </w:pPr>
-      <w:r>
-        <w:rPr>
-          <w:b w:val="0"/>
-        </w:rPr>
-        <w:t xml:space="preserve">STEP 1 Actual plant height is 30 cm; </w:t>
-      </w:r>
-      <w:r>
-        <w:rPr>
-          <w:b/>
-        </w:rPr>
-        <w:t>prediction</w:t>
-      </w:r>
-      <w:r>
-        <w:rPr>
-          <w:b w:val="0"/>
-        </w:rPr>
-        <w:t xml:space="preserve"> is 27 cm.</w:t>
-      </w:r>
-    </w:p>
-    <w:p>
-      <w:pPr>
-        <w:pStyle w:val="Heading3"/>
-      </w:pPr>
-      <w:r>
-        <w:t>Step 2</w:t>
-      </w:r>
-    </w:p>
-    <w:p>
-      <w:pPr>
-        <w:spacing w:line="336" w:lineRule="auto" w:after="180"/>
-        <w:shd w:fill="F4F9FC"/>
-      </w:pPr>
-      <w:r>
-        <w:rPr>
-          <w:b w:val="0"/>
-        </w:rPr>
-        <w:t xml:space="preserve">STEP 2 </w:t>
-      </w:r>
-      <w:r>
-        <w:rPr>
-          <w:b/>
-        </w:rPr>
-        <w:t>Residual</w:t>
-      </w:r>
-      <w:r>
-        <w:rPr>
-          <w:b w:val="0"/>
-        </w:rPr>
-        <w:t xml:space="preserve"> = actual − predicted = 30 − 27 = +3 cm.</w:t>
-      </w:r>
-    </w:p>
-    <w:p>
-      <w:pPr>
-        <w:pStyle w:val="Heading3"/>
-      </w:pPr>
-      <w:r>
-        <w:t>Step 3</w:t>
-      </w:r>
-    </w:p>
-    <w:p>
-      <w:pPr>
-        <w:spacing w:line="336" w:lineRule="auto" w:after="180"/>
-        <w:shd w:fill="F4F9FC"/>
-      </w:pPr>
-      <w:r>
-        <w:rPr>
-          <w:b w:val="0"/>
-        </w:rPr>
-        <w:t xml:space="preserve">STEP 3 Another case has actual 20 and predicted 24, </w:t>
-      </w:r>
-      <w:r>
-        <w:rPr>
-          <w:b/>
-        </w:rPr>
-        <w:t>residual</w:t>
-      </w:r>
-      <w:r>
-        <w:rPr>
-          <w:b w:val="0"/>
-        </w:rPr>
-        <w:t xml:space="preserve"> −4 cm.</w:t>
-      </w:r>
-    </w:p>
-    <w:p>
-      <w:pPr>
-        <w:pStyle w:val="Heading3"/>
-      </w:pPr>
-      <w:r>
-        <w:t>Step 4</w:t>
-      </w:r>
-    </w:p>
-    <w:p>
-      <w:pPr>
-        <w:spacing w:line="336" w:lineRule="auto" w:after="180"/>
-        <w:shd w:fill="F4F9FC"/>
-      </w:pPr>
-      <w:r>
-        <w:rPr>
-          <w:b w:val="0"/>
-        </w:rPr>
-        <w:t xml:space="preserve">STEP 4 Plot </w:t>
-      </w:r>
-      <w:r>
-        <w:rPr>
-          <w:b/>
-        </w:rPr>
-        <w:t>residual</w:t>
-      </w:r>
-      <w:r>
-        <w:rPr>
-          <w:b w:val="0"/>
-        </w:rPr>
-        <w:t>s; a pattern above or below zero suggests systematic model error.</w:t>
-      </w:r>
-    </w:p>
-    <w:p>
-      <w:pPr>
-        <w:spacing w:line="336" w:lineRule="auto" w:after="180"/>
-      </w:pPr>
-      <w:r>
-        <w:rPr>
-          <w:b w:val="0"/>
-        </w:rPr>
-        <w:t>CHECK Verify the denominator, unit, split, class definition, and data version before interpreting a score.</w:t>
-      </w:r>
-    </w:p>
-    <w:p>
-      <w:pPr>
-        <w:spacing w:line="336" w:lineRule="auto" w:after="180"/>
-      </w:pPr>
-      <w:r>
-        <w:rPr>
-          <w:b w:val="0"/>
-        </w:rPr>
-        <w:t xml:space="preserve">Recalculate, retrace, or restate the </w:t>
-      </w:r>
-      <w:r>
-        <w:rPr>
-          <w:b/>
-        </w:rPr>
-        <w:t>evidence</w:t>
-      </w:r>
-      <w:r>
-        <w:rPr>
-          <w:b w:val="0"/>
-        </w:rPr>
-        <w:t xml:space="preserve"> independently:</w:t>
-      </w:r>
-    </w:p>
-    <w:p>
-      <w:pPr>
-        <w:pStyle w:val="Heading3"/>
-      </w:pPr>
-      <w:r>
-        <w:t>Concrete teaching case</w:t>
-      </w:r>
-    </w:p>
-    <w:p>
-      <w:pPr>
-        <w:pStyle w:val="Heading3"/>
-      </w:pPr>
-      <w:r>
-        <w:t>The teaching case</w:t>
-      </w:r>
-    </w:p>
-    <w:p>
-      <w:pPr>
-        <w:spacing w:line="336" w:lineRule="auto" w:after="180"/>
-        <w:shd w:fill="F1F6FC"/>
-      </w:pPr>
-      <w:r>
-        <w:rPr>
-          <w:b w:val="0"/>
-        </w:rPr>
-        <w:t xml:space="preserve">Actual height=12 cm, </w:t>
-      </w:r>
-      <w:r>
-        <w:rPr>
-          <w:b/>
-        </w:rPr>
-        <w:t>prediction</w:t>
-      </w:r>
-      <w:r>
-        <w:rPr>
-          <w:b w:val="0"/>
-        </w:rPr>
-        <w:t xml:space="preserve">=9 cm. </w:t>
-      </w:r>
-      <w:r>
-        <w:rPr>
-          <w:b/>
-        </w:rPr>
-        <w:t>Residual</w:t>
-      </w:r>
-      <w:r>
-        <w:rPr>
-          <w:b w:val="0"/>
-        </w:rPr>
-        <w:t xml:space="preserve"> means actual minus predicted.</w:t>
-      </w:r>
-    </w:p>
-    <w:p>
-      <w:pPr>
-        <w:pStyle w:val="Heading3"/>
-      </w:pPr>
-      <w:r>
-        <w:t>The teaching case</w:t>
-      </w:r>
-    </w:p>
-    <w:p>
-      <w:pPr>
-        <w:spacing w:line="336" w:lineRule="auto" w:after="180"/>
-        <w:shd w:fill="F1F6FC"/>
-      </w:pPr>
-      <w:r>
-        <w:rPr>
-          <w:b w:val="0"/>
-        </w:rPr>
-        <w:t>Calculate and interpret.</w:t>
-      </w:r>
-    </w:p>
-    <w:p>
-      <w:pPr>
-        <w:pStyle w:val="Heading3"/>
-      </w:pPr>
-      <w:r>
-        <w:t>Exact explanation to model</w:t>
-      </w:r>
-    </w:p>
-    <w:p>
-      <w:pPr>
-        <w:pStyle w:val="Heading3"/>
-      </w:pPr>
-      <w:r>
-        <w:t>Why the result follows</w:t>
-      </w:r>
-    </w:p>
-    <w:p>
-      <w:pPr>
-        <w:spacing w:line="336" w:lineRule="auto" w:after="180"/>
-        <w:shd w:fill="F1F6FC"/>
-      </w:pPr>
-      <w:r>
-        <w:rPr>
-          <w:b w:val="0"/>
-        </w:rPr>
-        <w:t xml:space="preserve">+3 cm means </w:t>
-      </w:r>
-      <w:r>
-        <w:rPr>
-          <w:b/>
-        </w:rPr>
-        <w:t>underprediction</w:t>
-      </w:r>
-      <w:r>
-        <w:rPr>
-          <w:b w:val="0"/>
-        </w:rPr>
-        <w:t xml:space="preserve"> by 3 cm. State this sign convention consistently.</w:t>
-      </w:r>
-    </w:p>
-    <w:p>
-      <w:pPr>
-        <w:pStyle w:val="Heading3"/>
-      </w:pPr>
-      <w:r>
-        <w:t>Explain the added worked example</w:t>
-      </w:r>
-    </w:p>
-    <w:p>
-      <w:pPr>
-        <w:pStyle w:val="Heading3"/>
-      </w:pPr>
-      <w:r>
-        <w:t>Explain the added worked example · 1</w:t>
-      </w:r>
-    </w:p>
-    <w:p>
-      <w:pPr>
-        <w:spacing w:line="336" w:lineRule="auto" w:after="180"/>
-      </w:pPr>
-      <w:r>
-        <w:rPr>
-          <w:b w:val="0"/>
-        </w:rPr>
-        <w:t xml:space="preserve">A school garden example predicts plant height in cm from recorded conditions. The target is numeric, so a </w:t>
-      </w:r>
-      <w:r>
-        <w:rPr>
-          <w:b/>
-        </w:rPr>
-        <w:t>prediction</w:t>
-      </w:r>
-      <w:r>
-        <w:rPr>
-          <w:b w:val="0"/>
-        </w:rPr>
-        <w:t xml:space="preserve"> can be too high or too low by different amounts. Define </w:t>
-      </w:r>
-      <w:r>
-        <w:rPr>
-          <w:b/>
-        </w:rPr>
-        <w:t>residual</w:t>
-      </w:r>
-      <w:r>
-        <w:rPr>
-          <w:b w:val="0"/>
-        </w:rPr>
-        <w:t xml:space="preserve"> as observed minus predicted.</w:t>
-      </w:r>
-    </w:p>
-    <w:p>
-      <w:pPr>
-        <w:spacing w:line="336" w:lineRule="auto" w:after="180"/>
-      </w:pPr>
-      <w:r>
-        <w:rPr>
-          <w:b w:val="0"/>
-        </w:rPr>
-        <w:t>Keep units and the sign convention visible; some software uses the opposite error convention.</w:t>
-      </w:r>
-    </w:p>
-    <w:p>
-      <w:pPr>
-        <w:spacing w:line="336" w:lineRule="auto" w:after="180"/>
-      </w:pPr>
-      <w:r>
-        <w:rPr>
-          <w:b w:val="0"/>
-        </w:rPr>
-        <w:t>Use fictional classroom data throughout this investigation. Keep the task, units, reference labels and data split visible as you reason.</w:t>
-      </w:r>
-    </w:p>
-    <w:p>
-      <w:pPr>
-        <w:spacing w:line="336" w:lineRule="auto" w:after="180"/>
-      </w:pPr>
-      <w:r>
-        <w:rPr>
-          <w:b w:val="0"/>
-        </w:rPr>
-        <w:t xml:space="preserve">Earlier weeks supplied the model-building </w:t>
-      </w:r>
-      <w:r>
-        <w:rPr>
-          <w:b/>
-        </w:rPr>
-        <w:t>process</w:t>
-      </w:r>
-      <w:r>
-        <w:rPr>
-          <w:b w:val="0"/>
-        </w:rPr>
-        <w:t xml:space="preserve">; this week examines </w:t>
-      </w:r>
-      <w:r>
-        <w:rPr>
-          <w:b/>
-        </w:rPr>
-        <w:t>regression</w:t>
-      </w:r>
-      <w:r>
-        <w:rPr>
-          <w:b w:val="0"/>
-        </w:rPr>
-        <w:t xml:space="preserve"> and </w:t>
-      </w:r>
-      <w:r>
-        <w:rPr>
-          <w:b/>
-        </w:rPr>
-        <w:t>residual</w:t>
-      </w:r>
-      <w:r>
-        <w:rPr>
-          <w:b w:val="0"/>
-        </w:rPr>
-        <w:t>s.</w:t>
-      </w:r>
-    </w:p>
-    <w:p>
-      <w:pPr>
-        <w:spacing w:line="336" w:lineRule="auto" w:after="180"/>
-      </w:pPr>
-      <w:r>
-        <w:rPr>
-          <w:b w:val="0"/>
-        </w:rPr>
-        <w:t xml:space="preserve">Observed heights [4, 7, 9] cm and </w:t>
-      </w:r>
-      <w:r>
-        <w:rPr>
-          <w:b/>
-        </w:rPr>
-        <w:t>prediction</w:t>
-      </w:r>
-      <w:r>
-        <w:rPr>
-          <w:b w:val="0"/>
-        </w:rPr>
-        <w:t xml:space="preserve">s [5, 6, 9] cm give </w:t>
-      </w:r>
-      <w:r>
-        <w:rPr>
-          <w:b/>
-        </w:rPr>
-        <w:t>residual</w:t>
-      </w:r>
-      <w:r>
-        <w:rPr>
-          <w:b w:val="0"/>
-        </w:rPr>
-        <w:t xml:space="preserve">s [-1, 1, 0] cm. The first </w:t>
-      </w:r>
-      <w:r>
-        <w:rPr>
-          <w:b/>
-        </w:rPr>
-        <w:t>prediction</w:t>
-      </w:r>
-      <w:r>
-        <w:rPr>
-          <w:b w:val="0"/>
-        </w:rPr>
-        <w:t xml:space="preserve"> is too high, the second too low and the third exact. Mean signed </w:t>
-      </w:r>
-      <w:r>
-        <w:rPr>
-          <w:b/>
-        </w:rPr>
-        <w:t>residual</w:t>
-      </w:r>
-      <w:r>
-        <w:rPr>
-          <w:b w:val="0"/>
-        </w:rPr>
-        <w:t xml:space="preserve"> is zero, yet two </w:t>
-      </w:r>
-      <w:r>
-        <w:rPr>
-          <w:b/>
-        </w:rPr>
-        <w:t>prediction</w:t>
-      </w:r>
-      <w:r>
-        <w:rPr>
-          <w:b w:val="0"/>
-        </w:rPr>
-        <w:t>s are wrong.</w:t>
-      </w:r>
-    </w:p>
-    <w:p>
-      <w:pPr>
-        <w:spacing w:line="336" w:lineRule="auto" w:after="180"/>
-      </w:pPr>
-      <w:r>
-        <w:rPr>
-          <w:b w:val="0"/>
-        </w:rPr>
-        <w:t>Opposite errors can cancel.</w:t>
-      </w:r>
-    </w:p>
-    <w:p>
-      <w:pPr>
-        <w:spacing w:line="336" w:lineRule="auto" w:after="180"/>
-      </w:pPr>
-      <w:r>
-        <w:rPr>
-          <w:b w:val="0"/>
-        </w:rPr>
-        <w:t xml:space="preserve">Trace the calculation on paper before running this optional Python check. Use the stated fictional </w:t>
-      </w:r>
-      <w:r>
-        <w:rPr>
-          <w:b/>
-        </w:rPr>
-        <w:t>input</w:t>
-      </w:r>
-      <w:r>
-        <w:rPr>
-          <w:b w:val="0"/>
-        </w:rPr>
-        <w:t xml:space="preserve">s and compare intermediate values. The code checks this example; your independent workbook case uses different </w:t>
-      </w:r>
-      <w:r>
-        <w:rPr>
-          <w:b/>
-        </w:rPr>
-        <w:t>evidence</w:t>
-      </w:r>
-      <w:r>
-        <w:rPr>
-          <w:b w:val="0"/>
-        </w:rPr>
         <w:t>.</w:t>
-      </w:r>
-    </w:p>
-    <w:p>
-      <w:pPr>
-        <w:pStyle w:val="Heading3"/>
-      </w:pPr>
-      <w:r>
-        <w:t>Key terms</w:t>
       </w:r>
     </w:p>
     <w:tbl>
@@ -1797,48 +1384,6 @@
         </w:tc>
       </w:tr>
     </w:tbl>
-    <w:p>
-      <w:pPr>
-        <w:pStyle w:val="Heading3"/>
-      </w:pPr>
-      <w:r>
-        <w:t>Model the reasoning aloud</w:t>
-      </w:r>
-    </w:p>
-    <w:p>
-      <w:pPr>
-        <w:spacing w:line="336" w:lineRule="auto" w:after="180"/>
-      </w:pPr>
-      <w:r>
-        <w:rPr>
-          <w:b w:val="0"/>
-        </w:rPr>
-        <w:t xml:space="preserve">Use the complete worked example below before asking learners to complete W2. Reveal a small part, invite a </w:t>
-      </w:r>
-      <w:r>
-        <w:rPr>
-          <w:b/>
-        </w:rPr>
-        <w:t>prediction</w:t>
-      </w:r>
-      <w:r>
-        <w:rPr>
-          <w:b w:val="0"/>
-        </w:rPr>
-        <w:t>, then explain the deciding step.</w:t>
-      </w:r>
-    </w:p>
-    <w:p>
-      <w:pPr>
-        <w:spacing w:line="336" w:lineRule="auto" w:after="180"/>
-      </w:pPr>
-      <w:r>
-        <w:rPr>
-          <w:b w:val="0"/>
-        </w:rPr>
-        <w:t>These teacher notes contain solutions; do not reveal the independent case answer during modelling.</w:t>
-      </w:r>
-    </w:p>
     <w:p>
       <w:pPr>
         <w:pStyle w:val="Heading3"/>
@@ -2023,6 +1568,907 @@
         <w:t>________________________________________________________________</w:t>
       </w:r>
     </w:p>
+    <w:p>
+      <w:pPr>
+        <w:pStyle w:val="Heading2"/>
+      </w:pPr>
+      <w:r>
+        <w:t>Read separate pictured pairs and signs</w:t>
+      </w:r>
+    </w:p>
+    <w:p>
+      <w:pPr>
+        <w:spacing w:line="336" w:lineRule="auto" w:after="180"/>
+      </w:pPr>
+      <w:r>
+        <w:rPr>
+          <w:b w:val="0"/>
+        </w:rPr>
+        <w:t xml:space="preserve">Use </w:t>
+      </w:r>
+      <w:r>
+        <w:rPr>
+          <w:b/>
+        </w:rPr>
+        <w:t>residual</w:t>
+      </w:r>
+      <w:r>
+        <w:rPr>
+          <w:b w:val="0"/>
+        </w:rPr>
+        <w:t xml:space="preserve"> signs to say whether each plant-height estimate is too high or low.</w:t>
+      </w:r>
+    </w:p>
+    <w:p>
+      <w:pPr>
+        <w:spacing w:line="336" w:lineRule="auto" w:after="180"/>
+      </w:pPr>
+      <w:r>
+        <w:rPr>
+          <w:b/>
+        </w:rPr>
+        <w:t>Residual</w:t>
+      </w:r>
+      <w:r>
+        <w:rPr>
+          <w:b w:val="0"/>
+        </w:rPr>
+        <w:t>=observed-predicted. Observed heights [5, 8, 12] cm; predicted [7, 7, 10] cm.</w:t>
+      </w:r>
+    </w:p>
+    <w:p>
+      <w:pPr>
+        <w:spacing w:line="336" w:lineRule="auto" w:after="180"/>
+      </w:pPr>
+      <w:r>
+        <w:rPr>
+          <w:b w:val="0"/>
+        </w:rPr>
+        <w:t xml:space="preserve">All </w:t>
+      </w:r>
+      <w:r>
+        <w:rPr>
+          <w:b/>
+        </w:rPr>
+        <w:t>input</w:t>
+      </w:r>
+      <w:r>
+        <w:rPr>
+          <w:b w:val="0"/>
+        </w:rPr>
+        <w:t>s and outcomes in this worked example are invented classroom data; no real model run is claimed.</w:t>
+      </w:r>
+    </w:p>
+    <w:p>
+      <w:pPr>
+        <w:spacing w:line="336" w:lineRule="auto" w:after="180"/>
+      </w:pPr>
+      <w:r>
+        <w:rPr>
+          <w:b w:val="0"/>
+        </w:rPr>
+        <w:t>Main observed4,7,9versus predicted5,6,9 gives residuals-1,+1,0cm,mean0and MAE2/3cm. Picture observed5,8,12versus predicted7,7,10 gives-2,+1,+2cm,mean1/3and MAE5/3cm. Raising only the pictured predictions by1cm gives-3,0,+1,mean-2/3and MAE4/3cm. A smaller MAE on these already inspected records is a development observation,not proof of better future performance.</w:t>
+      </w:r>
+    </w:p>
+    <w:p>
+      <w:pPr>
+        <w:spacing w:line="336" w:lineRule="auto" w:after="180"/>
+      </w:pPr>
+      <w:r>
+        <w:rPr>
+          <w:b w:val="0"/>
+        </w:rPr>
+        <w:t>Keep observed values and the unit unchanged during this arithmetic comparison.</w:t>
+      </w:r>
+    </w:p>
+    <w:p>
+      <w:r>
+        <w:drawing>
+          <wp:inline xmlns:a="http://schemas.openxmlformats.org/drawingml/2006/main" xmlns:pic="http://schemas.openxmlformats.org/drawingml/2006/picture">
+            <wp:extent cx="5486400" cy="3131457"/>
+            <wp:docPr id="1" name="Picture 1" descr="Observed minus predicted height"/>
+            <wp:cNvGraphicFramePr>
+              <a:graphicFrameLocks noChangeAspect="1"/>
+            </wp:cNvGraphicFramePr>
+            <a:graphic>
+              <a:graphicData uri="http://schemas.openxmlformats.org/drawingml/2006/picture">
+                <pic:pic>
+                  <pic:nvPicPr>
+                    <pic:cNvPr id="0" name="academy-detail-ai-4-19.png"/>
+                    <pic:cNvPicPr/>
+                  </pic:nvPicPr>
+                  <pic:blipFill>
+                    <a:blip r:embed="rId9"/>
+                    <a:stretch>
+                      <a:fillRect/>
+                    </a:stretch>
+                  </pic:blipFill>
+                  <pic:spPr>
+                    <a:xfrm>
+                      <a:off x="0" y="0"/>
+                      <a:ext cx="5486400" cy="3131457"/>
+                    </a:xfrm>
+                    <a:prstGeom prst="rect"/>
+                  </pic:spPr>
+                </pic:pic>
+              </a:graphicData>
+            </a:graphic>
+          </wp:inline>
+        </w:drawing>
+      </w:r>
+    </w:p>
+    <w:p>
+      <w:pPr>
+        <w:pStyle w:val="Heading2"/>
+      </w:pPr>
+      <w:r>
+        <w:t>Trace bars and raising predictions</w:t>
+      </w:r>
+    </w:p>
+    <w:p>
+      <w:r>
+        <w:drawing>
+          <wp:inline xmlns:a="http://schemas.openxmlformats.org/drawingml/2006/main" xmlns:pic="http://schemas.openxmlformats.org/drawingml/2006/picture">
+            <wp:extent cx="5486400" cy="3337560"/>
+            <wp:docPr id="2" name="Picture 2" descr="Subtract matched pairs: Residuals are5-7=-2, 8-7=1, 12-10=2 cm. → Read directions: First prediction is too high by2; second too low by1; third too low by2. → Avoid cancellation: Mean residual is 1/3 cm; MAE is 5/3 cm, so small signed mean does not imply small errors."/>
+            <wp:cNvGraphicFramePr>
+              <a:graphicFrameLocks noChangeAspect="1"/>
+            </wp:cNvGraphicFramePr>
+            <a:graphic>
+              <a:graphicData uri="http://schemas.openxmlformats.org/drawingml/2006/picture">
+                <pic:pic>
+                  <pic:nvPicPr>
+                    <pic:cNvPr id="0" name="academy-story-ai-4-19-02.png"/>
+                    <pic:cNvPicPr/>
+                  </pic:nvPicPr>
+                  <pic:blipFill>
+                    <a:blip r:embed="rId10"/>
+                    <a:stretch>
+                      <a:fillRect/>
+                    </a:stretch>
+                  </pic:blipFill>
+                  <pic:spPr>
+                    <a:xfrm>
+                      <a:off x="0" y="0"/>
+                      <a:ext cx="5486400" cy="3337560"/>
+                    </a:xfrm>
+                    <a:prstGeom prst="rect"/>
+                  </pic:spPr>
+                </pic:pic>
+              </a:graphicData>
+            </a:graphic>
+          </wp:inline>
+        </w:drawing>
+      </w:r>
+    </w:p>
+    <w:p>
+      <w:pPr>
+        <w:pStyle w:val="Heading3"/>
+      </w:pPr>
+      <w:r>
+        <w:t>Read the picture one step at a time</w:t>
+      </w:r>
+    </w:p>
+    <w:tbl>
+      <w:tblPr>
+        <w:tblStyle w:val="LightShading-Accent1"/>
+        <w:tblW w:type="auto" w:w="0"/>
+        <w:tblLook w:firstColumn="1" w:firstRow="1" w:lastColumn="0" w:lastRow="0" w:noHBand="0" w:noVBand="1" w:val="04A0"/>
+      </w:tblPr>
+      <w:tblGrid>
+        <w:gridCol w:w="5112"/>
+        <w:gridCol w:w="5112"/>
+      </w:tblGrid>
+      <w:tr>
+        <w:trPr>
+          <w:tblHeader/>
+        </w:trPr>
+        <w:tc>
+          <w:tcPr>
+            <w:tcW w:type="dxa" w:w="5112"/>
+          </w:tcPr>
+          <w:p>
+            <w:r>
+              <w:t>Step</w:t>
+            </w:r>
+          </w:p>
+        </w:tc>
+        <w:tc>
+          <w:tcPr>
+            <w:tcW w:type="dxa" w:w="5112"/>
+          </w:tcPr>
+          <w:p>
+            <w:r>
+              <w:t>What happens and why</w:t>
+            </w:r>
+          </w:p>
+        </w:tc>
+      </w:tr>
+      <w:tr>
+        <w:tc>
+          <w:tcPr>
+            <w:tcW w:type="dxa" w:w="5112"/>
+          </w:tcPr>
+          <w:p>
+            <w:r>
+              <w:t>1. Subtract matched pairs</w:t>
+            </w:r>
+          </w:p>
+        </w:tc>
+        <w:tc>
+          <w:tcPr>
+            <w:tcW w:type="dxa" w:w="5112"/>
+          </w:tcPr>
+          <w:p>
+            <w:r>
+              <w:t>Residuals are5-7=-2, 8-7=1, 12-10=2 cm.</w:t>
+            </w:r>
+          </w:p>
+        </w:tc>
+      </w:tr>
+      <w:tr>
+        <w:tc>
+          <w:tcPr>
+            <w:tcW w:type="dxa" w:w="5112"/>
+          </w:tcPr>
+          <w:p>
+            <w:r>
+              <w:t>2. Read directions</w:t>
+            </w:r>
+          </w:p>
+        </w:tc>
+        <w:tc>
+          <w:tcPr>
+            <w:tcW w:type="dxa" w:w="5112"/>
+          </w:tcPr>
+          <w:p>
+            <w:r>
+              <w:t>First prediction is too high by2; second too low by1; third too low by2.</w:t>
+            </w:r>
+          </w:p>
+        </w:tc>
+      </w:tr>
+      <w:tr>
+        <w:tc>
+          <w:tcPr>
+            <w:tcW w:type="dxa" w:w="5112"/>
+          </w:tcPr>
+          <w:p>
+            <w:r>
+              <w:t>3. Avoid cancellation</w:t>
+            </w:r>
+          </w:p>
+        </w:tc>
+        <w:tc>
+          <w:tcPr>
+            <w:tcW w:type="dxa" w:w="5112"/>
+          </w:tcPr>
+          <w:p>
+            <w:r>
+              <w:t>Mean residual is 1/3 cm; MAE is 5/3 cm, so small signed mean does not imply small errors.</w:t>
+            </w:r>
+          </w:p>
+        </w:tc>
+      </w:tr>
+    </w:tbl>
+    <w:p>
+      <w:r>
+        <w:t>Match each pictured step to the supplied facts. This is a worked teaching case, not an independent assessment.</w:t>
+      </w:r>
+    </w:p>
+    <w:p>
+      <w:pPr>
+        <w:spacing w:line="336" w:lineRule="auto" w:after="180"/>
+      </w:pPr>
+      <w:r>
+        <w:rPr>
+          <w:b w:val="0"/>
+        </w:rPr>
+        <w:t xml:space="preserve">Read the picture in order. Mean </w:t>
+      </w:r>
+      <w:r>
+        <w:rPr>
+          <w:b/>
+        </w:rPr>
+        <w:t>residual</w:t>
+      </w:r>
+      <w:r>
+        <w:rPr>
+          <w:b w:val="0"/>
+        </w:rPr>
+        <w:t xml:space="preserve"> is 1/3 cm; MAE is 5/3 cm, so small signed mean does not imply small errors. The arrows show which recorded </w:t>
+      </w:r>
+      <w:r>
+        <w:rPr>
+          <w:b/>
+        </w:rPr>
+        <w:t>input</w:t>
+      </w:r>
+      <w:r>
+        <w:rPr>
+          <w:b w:val="0"/>
+        </w:rPr>
+        <w:t xml:space="preserve"> or intermediate result each decision uses.</w:t>
+      </w:r>
+    </w:p>
+    <w:p>
+      <w:pPr>
+        <w:spacing w:line="336" w:lineRule="auto" w:after="180"/>
+      </w:pPr>
+      <w:r>
+        <w:rPr>
+          <w:b w:val="0"/>
+        </w:rPr>
+        <w:t>Explain the deciding step aloud before checking the changed case; pointing to the final answer alone does not show how it follows.</w:t>
+      </w:r>
+    </w:p>
+    <w:p>
+      <w:pPr>
+        <w:spacing w:line="336" w:lineRule="auto" w:after="180"/>
+      </w:pPr>
+      <w:r>
+        <w:rPr>
+          <w:b w:val="0"/>
+        </w:rPr>
+        <w:t xml:space="preserve">Always declare the </w:t>
+      </w:r>
+      <w:r>
+        <w:rPr>
+          <w:b/>
+        </w:rPr>
+        <w:t>residual</w:t>
+      </w:r>
+      <w:r>
+        <w:rPr>
+          <w:b w:val="0"/>
+        </w:rPr>
+        <w:t xml:space="preserve"> sign convention; some software uses predicted minus observed.</w:t>
+      </w:r>
+    </w:p>
+    <w:p>
+      <w:pPr>
+        <w:spacing w:line="336" w:lineRule="auto" w:after="180"/>
+      </w:pPr>
+      <w:r>
+        <w:rPr>
+          <w:b w:val="0"/>
+        </w:rPr>
+        <w:t xml:space="preserve">Change: Raise all </w:t>
+      </w:r>
+      <w:r>
+        <w:rPr>
+          <w:b/>
+        </w:rPr>
+        <w:t>prediction</w:t>
+      </w:r>
+      <w:r>
+        <w:rPr>
+          <w:b w:val="0"/>
+        </w:rPr>
+        <w:t>s by1 cm.</w:t>
+      </w:r>
+    </w:p>
+    <w:p>
+      <w:pPr>
+        <w:spacing w:line="336" w:lineRule="auto" w:after="180"/>
+      </w:pPr>
+      <w:r>
+        <w:rPr>
+          <w:b/>
+        </w:rPr>
+        <w:t>Prediction</w:t>
+      </w:r>
+      <w:r>
+        <w:rPr>
+          <w:b w:val="0"/>
+        </w:rPr>
+        <w:t xml:space="preserve">: </w:t>
+      </w:r>
+      <w:r>
+        <w:rPr>
+          <w:b/>
+        </w:rPr>
+        <w:t>Residual</w:t>
+      </w:r>
+      <w:r>
+        <w:rPr>
+          <w:b w:val="0"/>
+        </w:rPr>
+        <w:t>s become [-3, 0, 1]; mean=-2/3 cm and MAE=4/3 cm.</w:t>
+      </w:r>
+    </w:p>
+    <w:p>
+      <w:pPr>
+        <w:spacing w:line="336" w:lineRule="auto" w:after="180"/>
+      </w:pPr>
+      <w:r>
+        <w:rPr>
+          <w:b w:val="0"/>
+        </w:rPr>
+        <w:t xml:space="preserve">Reason: Each </w:t>
+      </w:r>
+      <w:r>
+        <w:rPr>
+          <w:b/>
+        </w:rPr>
+        <w:t>residual</w:t>
+      </w:r>
+      <w:r>
+        <w:rPr>
+          <w:b w:val="0"/>
+        </w:rPr>
+        <w:t xml:space="preserve"> decreases by1 under the observed-minus-predicted convention.</w:t>
+      </w:r>
+    </w:p>
+    <w:p>
+      <w:pPr>
+        <w:pStyle w:val="Heading2"/>
+      </w:pPr>
+      <w:r>
+        <w:t>Additional12observed/9predicted example · reference / check after trying</w:t>
+      </w:r>
+    </w:p>
+    <w:p>
+      <w:pPr>
+        <w:spacing w:line="336" w:lineRule="auto" w:after="180"/>
+      </w:pPr>
+      <w:r>
+        <w:rPr>
+          <w:b w:val="0"/>
+        </w:rPr>
+        <w:t xml:space="preserve">Actual height=12 cm, </w:t>
+      </w:r>
+      <w:r>
+        <w:rPr>
+          <w:b/>
+        </w:rPr>
+        <w:t>prediction</w:t>
+      </w:r>
+      <w:r>
+        <w:rPr>
+          <w:b w:val="0"/>
+        </w:rPr>
+        <w:t xml:space="preserve">=9 cm. </w:t>
+      </w:r>
+      <w:r>
+        <w:rPr>
+          <w:b/>
+        </w:rPr>
+        <w:t>Residual</w:t>
+      </w:r>
+      <w:r>
+        <w:rPr>
+          <w:b w:val="0"/>
+        </w:rPr>
+        <w:t xml:space="preserve"> means actual minus predicted.</w:t>
+      </w:r>
+    </w:p>
+    <w:p>
+      <w:pPr>
+        <w:spacing w:line="336" w:lineRule="auto" w:after="180"/>
+      </w:pPr>
+      <w:r>
+        <w:rPr>
+          <w:b w:val="0"/>
+        </w:rPr>
+        <w:t>Calculate and interpret.</w:t>
+      </w:r>
+    </w:p>
+    <w:p>
+      <w:pPr>
+        <w:spacing w:line="336" w:lineRule="auto" w:after="180"/>
+      </w:pPr>
+      <w:r>
+        <w:rPr>
+          <w:b w:val="0"/>
+        </w:rPr>
+        <w:t xml:space="preserve">+3 cm means </w:t>
+      </w:r>
+      <w:r>
+        <w:rPr>
+          <w:b/>
+        </w:rPr>
+        <w:t>underprediction</w:t>
+      </w:r>
+      <w:r>
+        <w:rPr>
+          <w:b w:val="0"/>
+        </w:rPr>
+        <w:t xml:space="preserve"> by 3 cm. State this sign convention consistently.</w:t>
+      </w:r>
+    </w:p>
+    <w:p>
+      <w:pPr>
+        <w:pStyle w:val="Heading2"/>
+      </w:pPr>
+      <w:r>
+        <w:t>Earlier wording, alternatives and picture transcripts · reference / check after trying</w:t>
+      </w:r>
+    </w:p>
+    <w:p>
+      <w:pPr>
+        <w:spacing w:line="336" w:lineRule="auto" w:after="180"/>
+      </w:pPr>
+      <w:r>
+        <w:rPr>
+          <w:b w:val="0"/>
+        </w:rPr>
+        <w:t>Explain the mechanism</w:t>
+      </w:r>
+    </w:p>
+    <w:p>
+      <w:pPr>
+        <w:spacing w:line="336" w:lineRule="auto" w:after="180"/>
+      </w:pPr>
+      <w:r>
+        <w:rPr>
+          <w:b w:val="0"/>
+        </w:rPr>
+        <w:t>Trace the information, fitted behavior, and evaluation proof separately.</w:t>
+      </w:r>
+    </w:p>
+    <w:p>
+      <w:pPr>
+        <w:spacing w:line="336" w:lineRule="auto" w:after="180"/>
+      </w:pPr>
+      <w:r>
+        <w:rPr>
+          <w:b w:val="0"/>
+        </w:rPr>
+        <w:t xml:space="preserve">QUESTION Plot </w:t>
+      </w:r>
+      <w:r>
+        <w:rPr>
+          <w:b/>
+        </w:rPr>
+        <w:t>prediction</w:t>
+      </w:r>
+      <w:r>
+        <w:rPr>
+          <w:b w:val="0"/>
+        </w:rPr>
+        <w:t xml:space="preserve">s and calculate positive and negative </w:t>
+      </w:r>
+      <w:r>
+        <w:rPr>
+          <w:b/>
+        </w:rPr>
+        <w:t>residual</w:t>
+      </w:r>
+      <w:r>
+        <w:rPr>
+          <w:b w:val="0"/>
+        </w:rPr>
+        <w:t>s.</w:t>
+      </w:r>
+    </w:p>
+    <w:p>
+      <w:pPr>
+        <w:spacing w:line="336" w:lineRule="auto" w:after="180"/>
+      </w:pPr>
+      <w:r>
+        <w:rPr>
+          <w:b w:val="0"/>
+        </w:rPr>
+        <w:t xml:space="preserve">MODEL IDEA </w:t>
+      </w:r>
+      <w:r>
+        <w:rPr>
+          <w:b/>
+        </w:rPr>
+        <w:t>Regression</w:t>
+      </w:r>
+      <w:r>
+        <w:rPr>
+          <w:b w:val="0"/>
+        </w:rPr>
+        <w:t xml:space="preserve"> predicts a number; a </w:t>
+      </w:r>
+      <w:r>
+        <w:rPr>
+          <w:b/>
+        </w:rPr>
+        <w:t>residual</w:t>
+      </w:r>
+      <w:r>
+        <w:rPr>
+          <w:b w:val="0"/>
+        </w:rPr>
+        <w:t xml:space="preserve"> records signed error and reveals direction as well as size.</w:t>
+      </w:r>
+    </w:p>
+    <w:p>
+      <w:pPr>
+        <w:spacing w:line="336" w:lineRule="auto" w:after="180"/>
+      </w:pPr>
+      <w:r>
+        <w:rPr>
+          <w:b w:val="0"/>
+        </w:rPr>
+        <w:t>PROOF NEEDED Use an unseen case, visible calculation, error analysis, and a stated limitation.</w:t>
+      </w:r>
+    </w:p>
+    <w:p>
+      <w:pPr>
+        <w:spacing w:line="336" w:lineRule="auto" w:after="180"/>
+      </w:pPr>
+      <w:r>
+        <w:rPr>
+          <w:b w:val="0"/>
+        </w:rPr>
+        <w:t xml:space="preserve">UNDER THE HOOD Actual plant height is 30 cm; </w:t>
+      </w:r>
+      <w:r>
+        <w:rPr>
+          <w:b/>
+        </w:rPr>
+        <w:t>prediction</w:t>
+      </w:r>
+      <w:r>
+        <w:rPr>
+          <w:b w:val="0"/>
+        </w:rPr>
+        <w:t xml:space="preserve"> is 27 cm. </w:t>
+      </w:r>
+      <w:r>
+        <w:rPr>
+          <w:b/>
+        </w:rPr>
+        <w:t>Residual</w:t>
+      </w:r>
+      <w:r>
+        <w:rPr>
+          <w:b w:val="0"/>
+        </w:rPr>
+        <w:t xml:space="preserve"> = actual − predicted = 30 − 27 = +3 cm.</w:t>
+      </w:r>
+    </w:p>
+    <w:p>
+      <w:pPr>
+        <w:spacing w:line="336" w:lineRule="auto" w:after="180"/>
+      </w:pPr>
+      <w:r>
+        <w:rPr>
+          <w:b w:val="0"/>
+        </w:rPr>
+        <w:t xml:space="preserve">Draw a fresh data → model → </w:t>
+      </w:r>
+      <w:r>
+        <w:rPr>
+          <w:b/>
+        </w:rPr>
+        <w:t>prediction</w:t>
+      </w:r>
+      <w:r>
+        <w:rPr>
+          <w:b w:val="0"/>
+        </w:rPr>
+        <w:t xml:space="preserve"> → evaluation trace:</w:t>
+      </w:r>
+    </w:p>
+    <w:p>
+      <w:pPr>
+        <w:spacing w:line="336" w:lineRule="auto" w:after="180"/>
+      </w:pPr>
+      <w:r>
+        <w:rPr>
+          <w:b w:val="0"/>
+        </w:rPr>
+        <w:t xml:space="preserve">Predict first. Then check each step. A correct answer without visible </w:t>
+      </w:r>
+      <w:r>
+        <w:rPr>
+          <w:b/>
+        </w:rPr>
+        <w:t>evidence</w:t>
+      </w:r>
+      <w:r>
+        <w:rPr>
+          <w:b w:val="0"/>
+        </w:rPr>
+        <w:t xml:space="preserve"> cannot be audited.</w:t>
+      </w:r>
+    </w:p>
+    <w:p>
+      <w:pPr>
+        <w:spacing w:line="336" w:lineRule="auto" w:after="180"/>
+      </w:pPr>
+      <w:r>
+        <w:rPr>
+          <w:b w:val="0"/>
+        </w:rPr>
+        <w:t xml:space="preserve">STEP 1 Actual plant height is 30 cm; </w:t>
+      </w:r>
+      <w:r>
+        <w:rPr>
+          <w:b/>
+        </w:rPr>
+        <w:t>prediction</w:t>
+      </w:r>
+      <w:r>
+        <w:rPr>
+          <w:b w:val="0"/>
+        </w:rPr>
+        <w:t xml:space="preserve"> is 27 cm.</w:t>
+      </w:r>
+    </w:p>
+    <w:p>
+      <w:pPr>
+        <w:spacing w:line="336" w:lineRule="auto" w:after="180"/>
+      </w:pPr>
+      <w:r>
+        <w:rPr>
+          <w:b w:val="0"/>
+        </w:rPr>
+        <w:t xml:space="preserve">STEP 2 </w:t>
+      </w:r>
+      <w:r>
+        <w:rPr>
+          <w:b/>
+        </w:rPr>
+        <w:t>Residual</w:t>
+      </w:r>
+      <w:r>
+        <w:rPr>
+          <w:b w:val="0"/>
+        </w:rPr>
+        <w:t xml:space="preserve"> = actual − predicted = 30 − 27 = +3 cm.</w:t>
+      </w:r>
+    </w:p>
+    <w:p>
+      <w:pPr>
+        <w:spacing w:line="336" w:lineRule="auto" w:after="180"/>
+      </w:pPr>
+      <w:r>
+        <w:rPr>
+          <w:b w:val="0"/>
+        </w:rPr>
+        <w:t xml:space="preserve">STEP 3 Another case has actual 20 and predicted 24, </w:t>
+      </w:r>
+      <w:r>
+        <w:rPr>
+          <w:b/>
+        </w:rPr>
+        <w:t>residual</w:t>
+      </w:r>
+      <w:r>
+        <w:rPr>
+          <w:b w:val="0"/>
+        </w:rPr>
+        <w:t xml:space="preserve"> −4 cm.</w:t>
+      </w:r>
+    </w:p>
+    <w:p>
+      <w:pPr>
+        <w:spacing w:line="336" w:lineRule="auto" w:after="180"/>
+      </w:pPr>
+      <w:r>
+        <w:rPr>
+          <w:b w:val="0"/>
+        </w:rPr>
+        <w:t xml:space="preserve">STEP 4 Plot </w:t>
+      </w:r>
+      <w:r>
+        <w:rPr>
+          <w:b/>
+        </w:rPr>
+        <w:t>residual</w:t>
+      </w:r>
+      <w:r>
+        <w:rPr>
+          <w:b w:val="0"/>
+        </w:rPr>
+        <w:t>s; a pattern above or below zero suggests systematic model error.</w:t>
+      </w:r>
+    </w:p>
+    <w:p>
+      <w:pPr>
+        <w:spacing w:line="336" w:lineRule="auto" w:after="180"/>
+      </w:pPr>
+      <w:r>
+        <w:rPr>
+          <w:b w:val="0"/>
+        </w:rPr>
+        <w:t>CHECK Verify the denominator, unit, split, class definition, and data version before interpreting a score.</w:t>
+      </w:r>
+    </w:p>
+    <w:p>
+      <w:pPr>
+        <w:spacing w:line="336" w:lineRule="auto" w:after="180"/>
+      </w:pPr>
+      <w:r>
+        <w:rPr>
+          <w:b w:val="0"/>
+        </w:rPr>
+        <w:t xml:space="preserve">Recalculate, retrace, or restate the </w:t>
+      </w:r>
+      <w:r>
+        <w:rPr>
+          <w:b/>
+        </w:rPr>
+        <w:t>evidence</w:t>
+      </w:r>
+      <w:r>
+        <w:rPr>
+          <w:b w:val="0"/>
+        </w:rPr>
+        <w:t xml:space="preserve"> independently:</w:t>
+      </w:r>
+    </w:p>
+    <w:p>
+      <w:pPr>
+        <w:pStyle w:val="Heading3"/>
+      </w:pPr>
+      <w:r>
+        <w:t>Concrete teaching case</w:t>
+      </w:r>
+    </w:p>
+    <w:p>
+      <w:pPr>
+        <w:pStyle w:val="Heading3"/>
+      </w:pPr>
+      <w:r>
+        <w:t>Exact explanation to model</w:t>
+      </w:r>
+    </w:p>
+    <w:p>
+      <w:pPr>
+        <w:pStyle w:val="Heading3"/>
+      </w:pPr>
+      <w:r>
+        <w:t>Explain the added worked example</w:t>
+      </w:r>
+    </w:p>
+    <w:p>
+      <w:pPr>
+        <w:pStyle w:val="Heading3"/>
+      </w:pPr>
+      <w:r>
+        <w:t>Key terms</w:t>
+      </w:r>
+    </w:p>
+    <w:p>
+      <w:pPr>
+        <w:pStyle w:val="Heading3"/>
+      </w:pPr>
+      <w:r>
+        <w:t>Model the reasoning aloud</w:t>
+      </w:r>
+    </w:p>
+    <w:p>
+      <w:pPr>
+        <w:spacing w:line="336" w:lineRule="auto" w:after="180"/>
+      </w:pPr>
+      <w:r>
+        <w:rPr>
+          <w:b w:val="0"/>
+        </w:rPr>
+        <w:t xml:space="preserve">Use the complete worked example below before asking learners to complete W2. Reveal a small part, invite a </w:t>
+      </w:r>
+      <w:r>
+        <w:rPr>
+          <w:b/>
+        </w:rPr>
+        <w:t>prediction</w:t>
+      </w:r>
+      <w:r>
+        <w:rPr>
+          <w:b w:val="0"/>
+        </w:rPr>
+        <w:t>, then explain the deciding step.</w:t>
+      </w:r>
+    </w:p>
+    <w:p>
+      <w:pPr>
+        <w:spacing w:line="336" w:lineRule="auto" w:after="180"/>
+      </w:pPr>
+      <w:r>
+        <w:rPr>
+          <w:b w:val="0"/>
+        </w:rPr>
+        <w:t>These teacher notes contain solutions; do not reveal the independent case answer during modelling.</w:t>
+      </w:r>
+    </w:p>
     <w:tbl>
       <w:tblPr>
         <w:tblStyle w:val="LightShading-Accent1"/>
@@ -2146,127 +2592,10 @@
     </w:p>
     <w:p>
       <w:pPr>
-        <w:spacing w:line="336" w:lineRule="auto" w:after="180"/>
-      </w:pPr>
-      <w:r>
-        <w:rPr>
-          <w:b w:val="0"/>
-        </w:rPr>
-        <w:t xml:space="preserve">Use </w:t>
-      </w:r>
-      <w:r>
-        <w:rPr>
-          <w:b/>
-        </w:rPr>
-        <w:t>residual</w:t>
-      </w:r>
-      <w:r>
-        <w:rPr>
-          <w:b w:val="0"/>
-        </w:rPr>
-        <w:t xml:space="preserve"> signs to say whether each plant-height estimate is too high or low.</w:t>
-      </w:r>
-    </w:p>
-    <w:p>
-      <w:pPr>
         <w:pStyle w:val="Heading3"/>
       </w:pPr>
       <w:r>
         <w:t>The facts we will use</w:t>
-      </w:r>
-    </w:p>
-    <w:p>
-      <w:pPr>
-        <w:pStyle w:val="Heading3"/>
-      </w:pPr>
-      <w:r>
-        <w:t>Supplied facts</w:t>
-      </w:r>
-    </w:p>
-    <w:p>
-      <w:pPr>
-        <w:spacing w:line="336" w:lineRule="auto" w:after="180"/>
-        <w:shd w:fill="F1F6FC"/>
-      </w:pPr>
-      <w:r>
-        <w:rPr>
-          <w:b/>
-        </w:rPr>
-        <w:t>Residual</w:t>
-      </w:r>
-      <w:r>
-        <w:rPr>
-          <w:b w:val="0"/>
-        </w:rPr>
-        <w:t>=observed-predicted. Observed heights [5, 8, 12] cm; predicted [7, 7, 10] cm.</w:t>
-      </w:r>
-    </w:p>
-    <w:p>
-      <w:pPr>
-        <w:pStyle w:val="Heading3"/>
-      </w:pPr>
-      <w:r>
-        <w:t>Supplied facts</w:t>
-      </w:r>
-    </w:p>
-    <w:p>
-      <w:pPr>
-        <w:spacing w:line="336" w:lineRule="auto" w:after="180"/>
-        <w:shd w:fill="F1F6FC"/>
-      </w:pPr>
-      <w:r>
-        <w:rPr>
-          <w:b w:val="0"/>
-        </w:rPr>
-        <w:t xml:space="preserve">All </w:t>
-      </w:r>
-      <w:r>
-        <w:rPr>
-          <w:b/>
-        </w:rPr>
-        <w:t>input</w:t>
-      </w:r>
-      <w:r>
-        <w:rPr>
-          <w:b w:val="0"/>
-        </w:rPr>
-        <w:t>s and outcomes in this worked example are invented classroom data; no real model run is claimed.</w:t>
-      </w:r>
-    </w:p>
-    <w:p>
-      <w:r>
-        <w:drawing>
-          <wp:inline xmlns:a="http://schemas.openxmlformats.org/drawingml/2006/main" xmlns:pic="http://schemas.openxmlformats.org/drawingml/2006/picture">
-            <wp:extent cx="5486400" cy="3131457"/>
-            <wp:docPr id="1" name="Picture 1" descr="Observed minus predicted height"/>
-            <wp:cNvGraphicFramePr>
-              <a:graphicFrameLocks noChangeAspect="1"/>
-            </wp:cNvGraphicFramePr>
-            <a:graphic>
-              <a:graphicData uri="http://schemas.openxmlformats.org/drawingml/2006/picture">
-                <pic:pic>
-                  <pic:nvPicPr>
-                    <pic:cNvPr id="0" name="academy-detail-ai-4-19.png"/>
-                    <pic:cNvPicPr/>
-                  </pic:nvPicPr>
-                  <pic:blipFill>
-                    <a:blip r:embed="rId9"/>
-                    <a:stretch>
-                      <a:fillRect/>
-                    </a:stretch>
-                  </pic:blipFill>
-                  <pic:spPr>
-                    <a:xfrm>
-                      <a:off x="0" y="0"/>
-                      <a:ext cx="5486400" cy="3131457"/>
-                    </a:xfrm>
-                    <a:prstGeom prst="rect"/>
-                  </pic:spPr>
-                </pic:pic>
-              </a:graphicData>
-            </a:graphic>
-          </wp:inline>
-        </w:drawing>
       </w:r>
     </w:p>
     <w:p>
@@ -2274,7 +2603,7 @@
         <w:drawing>
           <wp:inline xmlns:a="http://schemas.openxmlformats.org/drawingml/2006/main" xmlns:pic="http://schemas.openxmlformats.org/drawingml/2006/picture">
             <wp:extent cx="5486400" cy="5225143"/>
-            <wp:docPr id="2" name="Picture 2" descr="Regression and Residuals. Subtract matched pairs: Residuals are5-7=-2, 8-7=1, 12-10=2 cm.. Read directions: First prediction is too high by2; second too low by1; third too low by2.. Avoid cancellation: Mean residual is 1/3 cm; MAE is 5/3 cm, so small signed mean does not imply small errors."/>
+            <wp:docPr id="3" name="Picture 3" descr="Regression and Residuals. Subtract matched pairs: Residuals are5-7=-2, 8-7=1, 12-10=2 cm.. Read directions: First prediction is too high by2; second too low by1; third too low by2.. Avoid cancellation: Mean residual is 1/3 cm; MAE is 5/3 cm, so small signed mean does not imply small errors."/>
             <wp:cNvGraphicFramePr>
               <a:graphicFrameLocks noChangeAspect="1"/>
             </wp:cNvGraphicFramePr>
@@ -2286,7 +2615,7 @@
                     <pic:cNvPicPr/>
                   </pic:nvPicPr>
                   <pic:blipFill>
-                    <a:blip r:embed="rId10"/>
+                    <a:blip r:embed="rId11"/>
                     <a:stretch>
                       <a:fillRect/>
                     </a:stretch>
@@ -2310,114 +2639,7 @@
         <w:pStyle w:val="Heading3"/>
       </w:pPr>
       <w:r>
-        <w:t>Read the picture one step at a time</w:t>
-      </w:r>
-    </w:p>
-    <w:tbl>
-      <w:tblPr>
-        <w:tblStyle w:val="LightShading-Accent1"/>
-        <w:tblW w:type="auto" w:w="0"/>
-        <w:tblLook w:firstColumn="1" w:firstRow="1" w:lastColumn="0" w:lastRow="0" w:noHBand="0" w:noVBand="1" w:val="04A0"/>
-      </w:tblPr>
-      <w:tblGrid>
-        <w:gridCol w:w="5112"/>
-        <w:gridCol w:w="5112"/>
-      </w:tblGrid>
-      <w:tr>
-        <w:trPr>
-          <w:tblHeader/>
-        </w:trPr>
-        <w:tc>
-          <w:tcPr>
-            <w:tcW w:type="dxa" w:w="5112"/>
-          </w:tcPr>
-          <w:p>
-            <w:r>
-              <w:t>Step</w:t>
-            </w:r>
-          </w:p>
-        </w:tc>
-        <w:tc>
-          <w:tcPr>
-            <w:tcW w:type="dxa" w:w="5112"/>
-          </w:tcPr>
-          <w:p>
-            <w:r>
-              <w:t>What happens and why</w:t>
-            </w:r>
-          </w:p>
-        </w:tc>
-      </w:tr>
-      <w:tr>
-        <w:tc>
-          <w:tcPr>
-            <w:tcW w:type="dxa" w:w="5112"/>
-          </w:tcPr>
-          <w:p>
-            <w:r>
-              <w:t>1. Subtract matched pairs</w:t>
-            </w:r>
-          </w:p>
-        </w:tc>
-        <w:tc>
-          <w:tcPr>
-            <w:tcW w:type="dxa" w:w="5112"/>
-          </w:tcPr>
-          <w:p>
-            <w:r>
-              <w:t>Residuals are5-7=-2, 8-7=1, 12-10=2 cm.</w:t>
-            </w:r>
-          </w:p>
-        </w:tc>
-      </w:tr>
-      <w:tr>
-        <w:tc>
-          <w:tcPr>
-            <w:tcW w:type="dxa" w:w="5112"/>
-          </w:tcPr>
-          <w:p>
-            <w:r>
-              <w:t>2. Read directions</w:t>
-            </w:r>
-          </w:p>
-        </w:tc>
-        <w:tc>
-          <w:tcPr>
-            <w:tcW w:type="dxa" w:w="5112"/>
-          </w:tcPr>
-          <w:p>
-            <w:r>
-              <w:t>First prediction is too high by2; second too low by1; third too low by2.</w:t>
-            </w:r>
-          </w:p>
-        </w:tc>
-      </w:tr>
-      <w:tr>
-        <w:tc>
-          <w:tcPr>
-            <w:tcW w:type="dxa" w:w="5112"/>
-          </w:tcPr>
-          <w:p>
-            <w:r>
-              <w:t>3. Avoid cancellation</w:t>
-            </w:r>
-          </w:p>
-        </w:tc>
-        <w:tc>
-          <w:tcPr>
-            <w:tcW w:type="dxa" w:w="5112"/>
-          </w:tcPr>
-          <w:p>
-            <w:r>
-              <w:t>Mean residual is 1/3 cm; MAE is 5/3 cm, so small signed mean does not imply small errors.</w:t>
-            </w:r>
-          </w:p>
-        </w:tc>
-      </w:tr>
-    </w:tbl>
-    <w:p>
-      <w:r>
-        <w:t>Match each pictured step to the supplied facts. This is a worked teaching case, not an independent assessment.</w:t>
+        <w:t>Why this result follows</w:t>
       </w:r>
     </w:p>
     <w:p>
@@ -2425,7 +2647,7 @@
         <w:pStyle w:val="Heading3"/>
       </w:pPr>
       <w:r>
-        <w:t>Why this result follows</w:t>
+        <w:t>What this example does not establish</w:t>
       </w:r>
     </w:p>
     <w:p>
@@ -2433,55 +2655,492 @@
         <w:pStyle w:val="Heading3"/>
       </w:pPr>
       <w:r>
-        <w:t>Why the result follows</w:t>
+        <w:t>Change one thing in the pictured case</w:t>
+      </w:r>
+    </w:p>
+    <w:p>
+      <w:pPr>
+        <w:pStyle w:val="Heading3"/>
+      </w:pPr>
+      <w:r>
+        <w:t>Ask while showing the picture</w:t>
       </w:r>
     </w:p>
     <w:p>
       <w:pPr>
         <w:spacing w:line="336" w:lineRule="auto" w:after="180"/>
-        <w:shd w:fill="F1F6FC"/>
-      </w:pPr>
-      <w:r>
-        <w:rPr>
-          <w:b w:val="0"/>
-        </w:rPr>
-        <w:t xml:space="preserve">Read the picture in order. Mean </w:t>
+      </w:pPr>
+      <w:r>
+        <w:rPr>
+          <w:b w:val="0"/>
+        </w:rPr>
+        <w:t xml:space="preserve">Cover the result. Ask learners to name the </w:t>
       </w:r>
       <w:r>
         <w:rPr>
           <w:b/>
         </w:rPr>
+        <w:t>input</w:t>
+      </w:r>
+      <w:r>
+        <w:rPr>
+          <w:b w:val="0"/>
+        </w:rPr>
+        <w:t xml:space="preserve">s and predict the next step. Uncover one step, connect the icon to the actual procedure, and explain its </w:t>
+      </w:r>
+      <w:r>
+        <w:rPr>
+          <w:b/>
+        </w:rPr>
+        <w:t>evidence</w:t>
+      </w:r>
+      <w:r>
+        <w:rPr>
+          <w:b w:val="0"/>
+        </w:rPr>
+        <w:t>. Then change the supplied condition and compare.</w:t>
+      </w:r>
+    </w:p>
+    <w:p>
+      <w:pPr>
+        <w:spacing w:line="336" w:lineRule="auto" w:after="180"/>
+      </w:pPr>
+      <w:r>
+        <w:rPr>
+          <w:b w:val="0"/>
+        </w:rPr>
+        <w:t>The picture is a representation; it does not document execution of a real AI model.</w:t>
+      </w:r>
+    </w:p>
+    <w:p>
+      <w:pPr>
+        <w:pStyle w:val="Heading1"/>
+      </w:pPr>
+      <w:r>
+        <w:t>03. Guide the calculation, then remove help</w:t>
+      </w:r>
+    </w:p>
+    <w:p>
+      <w:r>
+        <w:t>Collect each learner’s prediction before showing its key.</w:t>
+      </w:r>
+    </w:p>
+    <w:p>
+      <w:pPr>
+        <w:pStyle w:val="Heading2"/>
+      </w:pPr>
+      <w:r>
+        <w:t>Current completion task and checked key</w:t>
+      </w:r>
+    </w:p>
+    <w:p>
+      <w:pPr>
+        <w:spacing w:line="336" w:lineRule="auto" w:after="180"/>
+      </w:pPr>
+      <w:r>
+        <w:rPr>
+          <w:b w:val="0"/>
+        </w:rPr>
+        <w:t xml:space="preserve">Completion task: Why does mean </w:t>
+      </w:r>
+      <w:r>
+        <w:rPr>
+          <w:b/>
+        </w:rPr>
         <w:t>residual</w:t>
       </w:r>
       <w:r>
         <w:rPr>
           <w:b w:val="0"/>
         </w:rPr>
-        <w:t xml:space="preserve"> is 1/3 cm; MAE is 5/3 cm, so small signed mean does not imply small errors. The arrows show which recorded </w:t>
+        <w:t xml:space="preserve"> zero not imply perfect </w:t>
       </w:r>
       <w:r>
         <w:rPr>
           <w:b/>
         </w:rPr>
+        <w:t>prediction</w:t>
+      </w:r>
+      <w:r>
+        <w:rPr>
+          <w:b w:val="0"/>
+        </w:rPr>
+        <w:t>s?</w:t>
+      </w:r>
+    </w:p>
+    <w:p>
+      <w:pPr>
+        <w:spacing w:line="336" w:lineRule="auto" w:after="180"/>
+      </w:pPr>
+      <w:r>
+        <w:rPr>
+          <w:b w:val="0"/>
+        </w:rPr>
+        <w:t xml:space="preserve">Teacher check: Teacher explanation: Negative and positive </w:t>
+      </w:r>
+      <w:r>
+        <w:rPr>
+          <w:b/>
+        </w:rPr>
+        <w:t>residual</w:t>
+      </w:r>
+      <w:r>
+        <w:rPr>
+          <w:b w:val="0"/>
+        </w:rPr>
+        <w:t>s cancel even when individual errors are nonzero.</w:t>
+      </w:r>
+    </w:p>
+    <w:p>
+      <w:pPr>
+        <w:spacing w:line="336" w:lineRule="auto" w:after="180"/>
+      </w:pPr>
+      <w:r>
+        <w:rPr>
+          <w:b w:val="0"/>
+        </w:rPr>
+        <w:t xml:space="preserve">Start by identifying the given </w:t>
+      </w:r>
+      <w:r>
+        <w:rPr>
+          <w:b/>
+        </w:rPr>
         <w:t>input</w:t>
       </w:r>
       <w:r>
         <w:rPr>
           <w:b w:val="0"/>
         </w:rPr>
-        <w:t xml:space="preserve"> or intermediate result each decision uses.</w:t>
+        <w:t>s together. Leave the intermediate steps blank. If needed, model one step, then withdraw that help on the next step. Move to a full trace only when the partial trace is understood.</w:t>
       </w:r>
     </w:p>
     <w:p>
       <w:pPr>
         <w:spacing w:line="336" w:lineRule="auto" w:after="180"/>
-        <w:shd w:fill="F1F6FC"/>
-      </w:pPr>
-      <w:r>
-        <w:rPr>
-          <w:b w:val="0"/>
-        </w:rPr>
-        <w:t>Explain the deciding step aloud before checking the changed case; pointing to the final answer alone does not show how it follows.</w:t>
+      </w:pPr>
+      <w:r>
+        <w:rPr>
+          <w:b w:val="0"/>
+        </w:rPr>
+        <w:t>For partners, alternate explainer and checker; collect a response from every learner before discussion.</w:t>
+      </w:r>
+    </w:p>
+    <w:p>
+      <w:pPr>
+        <w:pStyle w:val="Heading2"/>
+      </w:pPr>
+      <w:r>
+        <w:t>Individual misconception check</w:t>
+      </w:r>
+    </w:p>
+    <w:p>
+      <w:pPr>
+        <w:spacing w:line="336" w:lineRule="auto" w:after="180"/>
+      </w:pPr>
+      <w:r>
+        <w:rPr>
+          <w:b w:val="0"/>
+        </w:rPr>
+        <w:t xml:space="preserve">Use the worked case for </w:t>
+      </w:r>
+      <w:r>
+        <w:rPr>
+          <w:b/>
+        </w:rPr>
+        <w:t>Regression</w:t>
+      </w:r>
+      <w:r>
+        <w:rPr>
+          <w:b w:val="0"/>
+        </w:rPr>
+        <w:t xml:space="preserve"> and </w:t>
+      </w:r>
+      <w:r>
+        <w:rPr>
+          <w:b/>
+        </w:rPr>
+        <w:t>residual</w:t>
+      </w:r>
+      <w:r>
+        <w:rPr>
+          <w:b w:val="0"/>
+        </w:rPr>
+        <w:t>s. Proposed explanation: “A final answer is enough”. Decide whether this explanation is supported. Point to the step or supplied fact that decides; explain your repair if needed.</w:t>
+      </w:r>
+    </w:p>
+    <w:p>
+      <w:pPr>
+        <w:spacing w:line="336" w:lineRule="auto" w:after="180"/>
+      </w:pPr>
+      <w:r>
+        <w:rPr>
+          <w:b w:val="0"/>
+        </w:rPr>
+        <w:t xml:space="preserve">Expected correction: Ask for the relevant counts, units, procedure or saved record. For this week: </w:t>
+      </w:r>
+      <w:r>
+        <w:rPr>
+          <w:b/>
+        </w:rPr>
+        <w:t>Residual</w:t>
+      </w:r>
+      <w:r>
+        <w:rPr>
+          <w:b w:val="0"/>
+        </w:rPr>
+        <w:t>s -1, 1, 0 cm; the first record is overpredicted.</w:t>
+      </w:r>
+    </w:p>
+    <w:p>
+      <w:pPr>
+        <w:spacing w:line="336" w:lineRule="auto" w:after="180"/>
+      </w:pPr>
+      <w:r>
+        <w:rPr>
+          <w:b w:val="0"/>
+        </w:rPr>
+        <w:t>Collect explanations, not only yes/no votes. If a misunderstanding is common, re-model the relevant step for the class.</w:t>
+      </w:r>
+    </w:p>
+    <w:p>
+      <w:pPr>
+        <w:spacing w:line="336" w:lineRule="auto" w:after="180"/>
+      </w:pPr>
+      <w:r>
+        <w:rPr>
+          <w:b w:val="0"/>
+        </w:rPr>
+        <w:t>If it affects a few learners, give a short targeted group explanation while others solve a more demanding variation.</w:t>
+      </w:r>
+    </w:p>
+    <w:p>
+      <w:pPr>
+        <w:pStyle w:val="Heading2"/>
+      </w:pPr>
+      <w:r>
+        <w:t>Pictorial question and changed-case reasoning</w:t>
+      </w:r>
+    </w:p>
+    <w:p>
+      <w:pPr>
+        <w:spacing w:line="336" w:lineRule="auto" w:after="180"/>
+      </w:pPr>
+      <w:r>
+        <w:rPr>
+          <w:b w:val="0"/>
+        </w:rPr>
+        <w:t xml:space="preserve">Which statistic reveals the size of errors without cancellation? Point to the relevant step in the picture, then write the changed result and the rule or </w:t>
+      </w:r>
+      <w:r>
+        <w:rPr>
+          <w:b/>
+        </w:rPr>
+        <w:t>evidence</w:t>
+      </w:r>
+      <w:r>
+        <w:rPr>
+          <w:b w:val="0"/>
+        </w:rPr>
+        <w:t xml:space="preserve"> that supports it.</w:t>
+      </w:r>
+    </w:p>
+    <w:p>
+      <w:pPr>
+        <w:spacing w:line="336" w:lineRule="auto" w:after="180"/>
+      </w:pPr>
+      <w:r>
+        <w:rPr>
+          <w:b w:val="0"/>
+        </w:rPr>
+        <w:t xml:space="preserve">MAE: original5/3 cm and changed4/3 cm. Signed mean reports average direction and can hide offsetting errors. Changed-case check: </w:t>
+      </w:r>
+      <w:r>
+        <w:rPr>
+          <w:b/>
+        </w:rPr>
+        <w:t>Residual</w:t>
+      </w:r>
+      <w:r>
+        <w:rPr>
+          <w:b w:val="0"/>
+        </w:rPr>
+        <w:t>s become [-3, 0, 1]; mean=-2/3 cm and MAE=4/3 cm.</w:t>
+      </w:r>
+    </w:p>
+    <w:p>
+      <w:pPr>
+        <w:spacing w:line="336" w:lineRule="auto" w:after="180"/>
+      </w:pPr>
+      <w:r>
+        <w:rPr>
+          <w:b w:val="0"/>
+        </w:rPr>
+        <w:t xml:space="preserve">Each </w:t>
+      </w:r>
+      <w:r>
+        <w:rPr>
+          <w:b/>
+        </w:rPr>
+        <w:t>residual</w:t>
+      </w:r>
+      <w:r>
+        <w:rPr>
+          <w:b w:val="0"/>
+        </w:rPr>
+        <w:t xml:space="preserve"> decreases by1 under the observed-minus-predicted convention.</w:t>
+      </w:r>
+    </w:p>
+    <w:p>
+      <w:pPr>
+        <w:spacing w:line="336" w:lineRule="auto" w:after="180"/>
+      </w:pPr>
+      <w:r>
+        <w:rPr>
+          <w:b w:val="0"/>
+        </w:rPr>
+        <w:t xml:space="preserve">Changed-case reasoning: </w:t>
+      </w:r>
+      <w:r>
+        <w:rPr>
+          <w:b/>
+        </w:rPr>
+        <w:t>Residual</w:t>
+      </w:r>
+      <w:r>
+        <w:rPr>
+          <w:b w:val="0"/>
+        </w:rPr>
+        <w:t xml:space="preserve">s become [-3, 0, 1]; mean=-2/3 cm and MAE=4/3 cm. Each </w:t>
+      </w:r>
+      <w:r>
+        <w:rPr>
+          <w:b/>
+        </w:rPr>
+        <w:t>residual</w:t>
+      </w:r>
+      <w:r>
+        <w:rPr>
+          <w:b w:val="0"/>
+        </w:rPr>
+        <w:t xml:space="preserve"> decreases by1 under the observed-minus-predicted convention.</w:t>
+      </w:r>
+    </w:p>
+    <w:p>
+      <w:pPr>
+        <w:spacing w:line="336" w:lineRule="auto" w:after="180"/>
+      </w:pPr>
+      <w:r>
+        <w:rPr>
+          <w:b w:val="0"/>
+        </w:rPr>
+        <w:t xml:space="preserve">Collect each learner’s explanation before discussion. Use the first missing connection between </w:t>
+      </w:r>
+      <w:r>
+        <w:rPr>
+          <w:b/>
+        </w:rPr>
+        <w:t>input</w:t>
+      </w:r>
+      <w:r>
+        <w:rPr>
+          <w:b w:val="0"/>
+        </w:rPr>
+        <w:t xml:space="preserve">, deciding step and result to choose support. This question is worked-case practice, not fresh mastery </w:t>
+      </w:r>
+      <w:r>
+        <w:rPr>
+          <w:b/>
+        </w:rPr>
+        <w:t>evidence</w:t>
+      </w:r>
+      <w:r>
+        <w:rPr>
+          <w:b w:val="0"/>
+        </w:rPr>
+        <w:t>.</w:t>
+      </w:r>
+    </w:p>
+    <w:p>
+      <w:pPr>
+        <w:pStyle w:val="Heading2"/>
+      </w:pPr>
+      <w:r>
+        <w:t>Keep each learner explaining</w:t>
+      </w:r>
+    </w:p>
+    <w:p>
+      <w:pPr>
+        <w:spacing w:line="336" w:lineRule="auto" w:after="180"/>
+      </w:pPr>
+      <w:r>
+        <w:rPr>
+          <w:b w:val="0"/>
+        </w:rPr>
+        <w:t>Ask: Which facts are given, and which would we have to assume? Learners mark relevant details before discussing answers.</w:t>
+      </w:r>
+    </w:p>
+    <w:p>
+      <w:pPr>
+        <w:spacing w:line="336" w:lineRule="auto" w:after="180"/>
+      </w:pPr>
+      <w:r>
+        <w:rPr>
+          <w:b w:val="0"/>
+        </w:rPr>
+        <w:t>Say: Predict first. Show the rule, information path or calculation that would produce the result. A correct guess is not yet an explanation.</w:t>
+      </w:r>
+    </w:p>
+    <w:p>
+      <w:pPr>
+        <w:spacing w:line="336" w:lineRule="auto" w:after="180"/>
+      </w:pPr>
+      <w:r>
+        <w:rPr>
+          <w:b w:val="0"/>
+        </w:rPr>
+        <w:t xml:space="preserve">In pairs, one learner solves while the other checks </w:t>
+      </w:r>
+      <w:r>
+        <w:rPr>
+          <w:b/>
+        </w:rPr>
+        <w:t>evidence</w:t>
+      </w:r>
+      <w:r>
+        <w:rPr>
+          <w:b w:val="0"/>
+        </w:rPr>
+        <w:t>; exchange roles. Remove the worked answer before independent assessment.</w:t>
+      </w:r>
+    </w:p>
+    <w:p>
+      <w:pPr>
+        <w:pStyle w:val="Heading2"/>
+      </w:pPr>
+      <w:r>
+        <w:t>Earlier wording, alternatives and picture transcripts · reference / check after trying</w:t>
+      </w:r>
+    </w:p>
+    <w:p>
+      <w:pPr>
+        <w:spacing w:line="336" w:lineRule="auto" w:after="180"/>
+      </w:pPr>
+      <w:r>
+        <w:rPr>
+          <w:b w:val="0"/>
+        </w:rPr>
+        <w:t>Compact alternative: this two-session sequence covers selected core tasks. Use the three-session weekly plan for the full lesson, independent transfer, feedback and project work; allow extra time for extensions.</w:t>
+      </w:r>
+    </w:p>
+    <w:p>
+      <w:pPr>
+        <w:spacing w:line="336" w:lineRule="auto" w:after="180"/>
+      </w:pPr>
+      <w:r>
+        <w:rPr>
+          <w:b w:val="0"/>
+        </w:rPr>
+        <w:t>Demonstrate and guide practice</w:t>
       </w:r>
     </w:p>
     <w:p>
@@ -2489,7 +3148,111 @@
         <w:pStyle w:val="Heading3"/>
       </w:pPr>
       <w:r>
-        <w:t>What this example does not establish</w:t>
+        <w:t>Board sequence</w:t>
+      </w:r>
+    </w:p>
+    <w:p>
+      <w:pPr>
+        <w:spacing w:line="336" w:lineRule="auto" w:after="180"/>
+      </w:pPr>
+      <w:r>
+        <w:rPr>
+          <w:b w:val="0"/>
+        </w:rPr>
+        <w:t xml:space="preserve">Write the given facts: Actual height=12 cm, </w:t>
+      </w:r>
+      <w:r>
+        <w:rPr>
+          <w:b/>
+        </w:rPr>
+        <w:t>prediction</w:t>
+      </w:r>
+      <w:r>
+        <w:rPr>
+          <w:b w:val="0"/>
+        </w:rPr>
+        <w:t xml:space="preserve">=9 cm. </w:t>
+      </w:r>
+      <w:r>
+        <w:rPr>
+          <w:b/>
+        </w:rPr>
+        <w:t>Residual</w:t>
+      </w:r>
+      <w:r>
+        <w:rPr>
+          <w:b w:val="0"/>
+        </w:rPr>
+        <w:t xml:space="preserve"> means actual minus predicted.</w:t>
+      </w:r>
+    </w:p>
+    <w:p>
+      <w:pPr>
+        <w:spacing w:line="336" w:lineRule="auto" w:after="180"/>
+      </w:pPr>
+      <w:r>
+        <w:rPr>
+          <w:b w:val="0"/>
+        </w:rPr>
+        <w:t>Write the question to explain: Calculate and interpret.</w:t>
+      </w:r>
+    </w:p>
+    <w:p>
+      <w:pPr>
+        <w:spacing w:line="336" w:lineRule="auto" w:after="180"/>
+      </w:pPr>
+      <w:r>
+        <w:rPr>
+          <w:b w:val="0"/>
+        </w:rPr>
+        <w:t xml:space="preserve">Reveal after </w:t>
+      </w:r>
+      <w:r>
+        <w:rPr>
+          <w:b/>
+        </w:rPr>
+        <w:t>prediction</w:t>
+      </w:r>
+      <w:r>
+        <w:rPr>
+          <w:b w:val="0"/>
+        </w:rPr>
+        <w:t xml:space="preserve">s: +3 cm means </w:t>
+      </w:r>
+      <w:r>
+        <w:rPr>
+          <w:b/>
+        </w:rPr>
+        <w:t>underprediction</w:t>
+      </w:r>
+      <w:r>
+        <w:rPr>
+          <w:b w:val="0"/>
+        </w:rPr>
+        <w:t xml:space="preserve"> by 3 cm. State this sign convention consistently.</w:t>
+      </w:r>
+    </w:p>
+    <w:p>
+      <w:pPr>
+        <w:spacing w:line="336" w:lineRule="auto" w:after="180"/>
+      </w:pPr>
+      <w:r>
+        <w:rPr>
+          <w:b w:val="0"/>
+        </w:rPr>
+        <w:t>Use the earlier transfer question as additional practice. Reserve the selected fresh three-pair signed-</w:t>
+      </w:r>
+      <w:r>
+        <w:rPr>
+          <w:b/>
+        </w:rPr>
+        <w:t>residual</w:t>
+      </w:r>
+      <w:r>
+        <w:rPr>
+          <w:b w:val="0"/>
+        </w:rPr>
+        <w:t xml:space="preserve"> task for the first individual attempt and record support used.</w:t>
       </w:r>
     </w:p>
     <w:p>
@@ -2497,490 +3260,18 @@
         <w:pStyle w:val="Heading3"/>
       </w:pPr>
       <w:r>
-        <w:t>Keep the stated limit</w:t>
+        <w:t>Classroom dialogue</w:t>
       </w:r>
     </w:p>
     <w:p>
       <w:pPr>
         <w:spacing w:line="336" w:lineRule="auto" w:after="180"/>
-        <w:shd w:fill="FFF5E6"/>
-      </w:pPr>
-      <w:r>
-        <w:rPr>
-          <w:b w:val="0"/>
-        </w:rPr>
-        <w:t xml:space="preserve">Always declare the </w:t>
-      </w:r>
-      <w:r>
-        <w:rPr>
-          <w:b/>
-        </w:rPr>
-        <w:t>residual</w:t>
-      </w:r>
-      <w:r>
-        <w:rPr>
-          <w:b w:val="0"/>
-        </w:rPr>
-        <w:t xml:space="preserve"> sign convention; some software uses predicted minus observed.</w:t>
-      </w:r>
-    </w:p>
-    <w:p>
-      <w:pPr>
-        <w:pStyle w:val="Heading3"/>
-      </w:pPr>
-      <w:r>
-        <w:t>Change one thing in the pictured case</w:t>
-      </w:r>
-    </w:p>
-    <w:p>
-      <w:pPr>
-        <w:pStyle w:val="Heading3"/>
-      </w:pPr>
-      <w:r>
-        <w:t>Change one thing</w:t>
-      </w:r>
-    </w:p>
-    <w:p>
-      <w:pPr>
-        <w:spacing w:line="336" w:lineRule="auto" w:after="180"/>
-        <w:shd w:fill="F5F1FB"/>
-      </w:pPr>
-      <w:r>
-        <w:rPr>
-          <w:b w:val="0"/>
-        </w:rPr>
-        <w:t xml:space="preserve">Change: Raise all </w:t>
-      </w:r>
-      <w:r>
-        <w:rPr>
-          <w:b/>
-        </w:rPr>
-        <w:t>prediction</w:t>
-      </w:r>
-      <w:r>
-        <w:rPr>
-          <w:b w:val="0"/>
-        </w:rPr>
-        <w:t>s by1 cm.</w:t>
-      </w:r>
-    </w:p>
-    <w:p>
-      <w:pPr>
-        <w:pStyle w:val="Heading3"/>
-      </w:pPr>
-      <w:r>
-        <w:t>Predicted result</w:t>
-      </w:r>
-    </w:p>
-    <w:p>
-      <w:pPr>
-        <w:spacing w:line="336" w:lineRule="auto" w:after="180"/>
-        <w:shd w:fill="F1F6FC"/>
-      </w:pPr>
-      <w:r>
-        <w:rPr>
-          <w:b/>
-        </w:rPr>
-        <w:t>Prediction</w:t>
-      </w:r>
-      <w:r>
-        <w:rPr>
-          <w:b w:val="0"/>
-        </w:rPr>
-        <w:t xml:space="preserve">: </w:t>
-      </w:r>
-      <w:r>
-        <w:rPr>
-          <w:b/>
-        </w:rPr>
-        <w:t>Residual</w:t>
-      </w:r>
-      <w:r>
-        <w:rPr>
-          <w:b w:val="0"/>
-        </w:rPr>
-        <w:t>s become [-3, 0, 1]; mean=-2/3 cm and MAE=4/3 cm.</w:t>
-      </w:r>
-    </w:p>
-    <w:p>
-      <w:pPr>
-        <w:pStyle w:val="Heading3"/>
-      </w:pPr>
-      <w:r>
-        <w:t>Why the result follows</w:t>
-      </w:r>
-    </w:p>
-    <w:p>
-      <w:pPr>
-        <w:spacing w:line="336" w:lineRule="auto" w:after="180"/>
-        <w:shd w:fill="F1F6FC"/>
-      </w:pPr>
-      <w:r>
-        <w:rPr>
-          <w:b w:val="0"/>
-        </w:rPr>
-        <w:t xml:space="preserve">Reason: Each </w:t>
-      </w:r>
-      <w:r>
-        <w:rPr>
-          <w:b/>
-        </w:rPr>
-        <w:t>residual</w:t>
-      </w:r>
-      <w:r>
-        <w:rPr>
-          <w:b w:val="0"/>
-        </w:rPr>
-        <w:t xml:space="preserve"> decreases by1 under the observed-minus-predicted convention.</w:t>
-      </w:r>
-    </w:p>
-    <w:p>
-      <w:pPr>
-        <w:pStyle w:val="Heading3"/>
-      </w:pPr>
-      <w:r>
-        <w:t>Ask while showing the picture</w:t>
-      </w:r>
-    </w:p>
-    <w:p>
-      <w:pPr>
-        <w:pStyle w:val="Heading3"/>
-      </w:pPr>
-      <w:r>
-        <w:t>Ask while showing the picture · 2</w:t>
-      </w:r>
-    </w:p>
-    <w:p>
-      <w:pPr>
-        <w:spacing w:line="336" w:lineRule="auto" w:after="180"/>
-      </w:pPr>
-      <w:r>
-        <w:rPr>
-          <w:b w:val="0"/>
-        </w:rPr>
-        <w:t xml:space="preserve">Cover the result. Ask learners to name the </w:t>
-      </w:r>
-      <w:r>
-        <w:rPr>
-          <w:b/>
-        </w:rPr>
-        <w:t>input</w:t>
-      </w:r>
-      <w:r>
-        <w:rPr>
-          <w:b w:val="0"/>
-        </w:rPr>
-        <w:t xml:space="preserve">s and predict the next step. Uncover one step, connect the icon to the actual procedure, and explain its </w:t>
-      </w:r>
-      <w:r>
-        <w:rPr>
-          <w:b/>
-        </w:rPr>
-        <w:t>evidence</w:t>
-      </w:r>
-      <w:r>
-        <w:rPr>
-          <w:b w:val="0"/>
-        </w:rPr>
-        <w:t>. Then change the supplied condition and compare.</w:t>
-      </w:r>
-    </w:p>
-    <w:p>
-      <w:pPr>
-        <w:spacing w:line="336" w:lineRule="auto" w:after="180"/>
-      </w:pPr>
-      <w:r>
-        <w:rPr>
-          <w:b w:val="0"/>
-        </w:rPr>
-        <w:t>The picture is a representation; it does not document execution of a real AI model.</w:t>
-      </w:r>
-    </w:p>
-    <w:p>
-      <w:pPr>
-        <w:pStyle w:val="Heading1"/>
-      </w:pPr>
-      <w:r>
-        <w:t>03. Demonstrate and guide practice</w:t>
-      </w:r>
-    </w:p>
-    <w:p>
-      <w:r>
-        <w:t>Demonstrate Regression and Residuals, reduce support deliberately and check individual reasoning before discussing answers.</w:t>
-      </w:r>
-    </w:p>
-    <w:p>
-      <w:pPr>
-        <w:pStyle w:val="Heading3"/>
-      </w:pPr>
-      <w:r>
-        <w:t>Choose the pacing route</w:t>
-      </w:r>
-    </w:p>
-    <w:p>
-      <w:pPr>
-        <w:spacing w:line="336" w:lineRule="auto" w:after="180"/>
-        <w:shd w:fill="F1F6F8"/>
-      </w:pPr>
-      <w:r>
-        <w:rPr>
-          <w:b w:val="0"/>
-        </w:rPr>
-        <w:t>Compact alternative: this two-session sequence covers selected core tasks. Use the three-session weekly plan for the full lesson, independent transfer, feedback and project work; allow extra time for extensions.</w:t>
-      </w:r>
-    </w:p>
-    <w:p>
-      <w:pPr>
-        <w:pStyle w:val="Heading3"/>
-      </w:pPr>
-      <w:r>
-        <w:t>Board sequence</w:t>
-      </w:r>
-    </w:p>
-    <w:p>
-      <w:pPr>
-        <w:pStyle w:val="Heading3"/>
-      </w:pPr>
-      <w:r>
-        <w:t>1. Put the facts on the board</w:t>
-      </w:r>
-    </w:p>
-    <w:p>
-      <w:pPr>
-        <w:spacing w:line="336" w:lineRule="auto" w:after="180"/>
-        <w:shd w:fill="F4F9FC"/>
-      </w:pPr>
-      <w:r>
-        <w:rPr>
-          <w:b w:val="0"/>
-        </w:rPr>
-        <w:t xml:space="preserve">Write the given facts: Actual height=12 cm, </w:t>
-      </w:r>
-      <w:r>
-        <w:rPr>
-          <w:b/>
-        </w:rPr>
-        <w:t>prediction</w:t>
-      </w:r>
-      <w:r>
-        <w:rPr>
-          <w:b w:val="0"/>
-        </w:rPr>
-        <w:t xml:space="preserve">=9 cm. </w:t>
-      </w:r>
-      <w:r>
-        <w:rPr>
-          <w:b/>
-        </w:rPr>
-        <w:t>Residual</w:t>
-      </w:r>
-      <w:r>
-        <w:rPr>
-          <w:b w:val="0"/>
-        </w:rPr>
-        <w:t xml:space="preserve"> means actual minus predicted.</w:t>
-      </w:r>
-    </w:p>
-    <w:p>
-      <w:pPr>
-        <w:pStyle w:val="Heading3"/>
-      </w:pPr>
-      <w:r>
-        <w:t>2. State the decision to explain</w:t>
-      </w:r>
-    </w:p>
-    <w:p>
-      <w:pPr>
-        <w:spacing w:line="336" w:lineRule="auto" w:after="180"/>
-        <w:shd w:fill="F4F9FC"/>
-      </w:pPr>
-      <w:r>
-        <w:rPr>
-          <w:b w:val="0"/>
-        </w:rPr>
-        <w:t>Write the question to explain: Calculate and interpret.</w:t>
-      </w:r>
-    </w:p>
-    <w:p>
-      <w:pPr>
-        <w:pStyle w:val="Heading3"/>
-      </w:pPr>
-      <w:r>
-        <w:t>3. Reveal the worked reasoning</w:t>
-      </w:r>
-    </w:p>
-    <w:p>
-      <w:pPr>
-        <w:spacing w:line="336" w:lineRule="auto" w:after="180"/>
-        <w:shd w:fill="F1F6FC"/>
-      </w:pPr>
-      <w:r>
-        <w:rPr>
-          <w:b w:val="0"/>
-        </w:rPr>
-        <w:t xml:space="preserve">Reveal after </w:t>
-      </w:r>
-      <w:r>
-        <w:rPr>
-          <w:b/>
-        </w:rPr>
-        <w:t>prediction</w:t>
-      </w:r>
-      <w:r>
-        <w:rPr>
-          <w:b w:val="0"/>
-        </w:rPr>
-        <w:t xml:space="preserve">s: +3 cm means </w:t>
-      </w:r>
-      <w:r>
-        <w:rPr>
-          <w:b/>
-        </w:rPr>
-        <w:t>underprediction</w:t>
-      </w:r>
-      <w:r>
-        <w:rPr>
-          <w:b w:val="0"/>
-        </w:rPr>
-        <w:t xml:space="preserve"> by 3 cm. State this sign convention consistently.</w:t>
-      </w:r>
-    </w:p>
-    <w:p>
-      <w:pPr>
-        <w:pStyle w:val="Heading3"/>
-      </w:pPr>
-      <w:r>
-        <w:t>Hold back the independent task</w:t>
-      </w:r>
-    </w:p>
-    <w:p>
-      <w:pPr>
-        <w:spacing w:line="336" w:lineRule="auto" w:after="180"/>
-        <w:shd w:fill="FFF5E6"/>
-      </w:pPr>
-      <w:r>
-        <w:rPr>
-          <w:b w:val="0"/>
-        </w:rPr>
-        <w:t xml:space="preserve">Keep for an independent attempt: Define </w:t>
-      </w:r>
-      <w:r>
-        <w:rPr>
-          <w:b/>
-        </w:rPr>
-        <w:t>residual</w:t>
-      </w:r>
-      <w:r>
-        <w:rPr>
-          <w:b w:val="0"/>
-        </w:rPr>
-        <w:t xml:space="preserve"> as actual minus predicted. Actual height is 14 cm and </w:t>
-      </w:r>
-      <w:r>
-        <w:rPr>
-          <w:b/>
-        </w:rPr>
-        <w:t>prediction</w:t>
-      </w:r>
-      <w:r>
-        <w:rPr>
-          <w:b w:val="0"/>
-        </w:rPr>
-        <w:t xml:space="preserve"> is 17 cm. Calculate </w:t>
-      </w:r>
-      <w:r>
-        <w:rPr>
-          <w:b/>
-        </w:rPr>
-        <w:t>residual</w:t>
-      </w:r>
-      <w:r>
-        <w:rPr>
-          <w:b w:val="0"/>
-        </w:rPr>
-        <w:t xml:space="preserve"> and interpret its sign.</w:t>
-      </w:r>
-    </w:p>
-    <w:p>
-      <w:pPr>
-        <w:pStyle w:val="Heading3"/>
-      </w:pPr>
-      <w:r>
-        <w:t>Classroom dialogue</w:t>
-      </w:r>
-    </w:p>
-    <w:p>
-      <w:pPr>
-        <w:pStyle w:val="Heading3"/>
-      </w:pPr>
-      <w:r>
-        <w:t>Ask the class</w:t>
-      </w:r>
-    </w:p>
-    <w:p>
-      <w:pPr>
-        <w:spacing w:line="336" w:lineRule="auto" w:after="180"/>
-        <w:shd w:fill="F5F1FB"/>
-      </w:pPr>
-      <w:r>
-        <w:rPr>
-          <w:b w:val="0"/>
-        </w:rPr>
-        <w:t>Ask: Which facts are given, and which would we have to assume? Learners mark relevant details before discussing answers.</w:t>
-      </w:r>
-    </w:p>
-    <w:p>
-      <w:pPr>
-        <w:pStyle w:val="Heading3"/>
-      </w:pPr>
-      <w:r>
-        <w:t>Language to model</w:t>
-      </w:r>
-    </w:p>
-    <w:p>
-      <w:pPr>
-        <w:spacing w:line="336" w:lineRule="auto" w:after="180"/>
-        <w:shd w:fill="F1F6F8"/>
-      </w:pPr>
-      <w:r>
-        <w:rPr>
-          <w:b w:val="0"/>
-        </w:rPr>
-        <w:t>Say: Predict first. Show the rule, information path or calculation that would produce the result. A correct guess is not yet an explanation.</w:t>
-      </w:r>
-    </w:p>
-    <w:p>
-      <w:pPr>
-        <w:spacing w:line="336" w:lineRule="auto" w:after="180"/>
       </w:pPr>
       <w:r>
         <w:rPr>
           <w:b w:val="0"/>
         </w:rPr>
         <w:t>Reveal reasoning one step at a time. Explain why a tempting alternative fails. Write units and denominators for arithmetic, trace conditions for decisions, and identify supporting sources for claims.</w:t>
-      </w:r>
-    </w:p>
-    <w:p>
-      <w:pPr>
-        <w:spacing w:line="336" w:lineRule="auto" w:after="180"/>
-      </w:pPr>
-      <w:r>
-        <w:rPr>
-          <w:b w:val="0"/>
-        </w:rPr>
-        <w:t xml:space="preserve">In pairs, one learner solves while the other checks </w:t>
-      </w:r>
-      <w:r>
-        <w:rPr>
-          <w:b/>
-        </w:rPr>
-        <w:t>evidence</w:t>
-      </w:r>
-      <w:r>
-        <w:rPr>
-          <w:b w:val="0"/>
-        </w:rPr>
-        <w:t>; exchange roles. Remove the worked answer before independent assessment.</w:t>
       </w:r>
     </w:p>
     <w:p>
@@ -3247,499 +3538,122 @@
         <w:pStyle w:val="Heading3"/>
       </w:pPr>
       <w:r>
-        <w:t>Completion practice</w:t>
+        <w:t>Individual reasoning check</w:t>
+      </w:r>
+    </w:p>
+    <w:p>
+      <w:pPr>
+        <w:pStyle w:val="Heading3"/>
+      </w:pPr>
+      <w:r>
+        <w:t>Pictorial practice question</w:t>
+      </w:r>
+    </w:p>
+    <w:p>
+      <w:pPr>
+        <w:pStyle w:val="Heading3"/>
+      </w:pPr>
+      <w:r>
+        <w:t>Reasoned teacher answer</w:t>
+      </w:r>
+    </w:p>
+    <w:p>
+      <w:pPr>
+        <w:pStyle w:val="Heading1"/>
+      </w:pPr>
+      <w:r>
+        <w:t>04. Run the complete supplied investigation</w:t>
+      </w:r>
+    </w:p>
+    <w:p>
+      <w:r>
+        <w:t>Keep predictions, observed or supplied outcomes and unmeasured cases separate.</w:t>
+      </w:r>
+    </w:p>
+    <w:p>
+      <w:pPr>
+        <w:pStyle w:val="Heading2"/>
+      </w:pPr>
+      <w:r>
+        <w:t>Supplied inputs and checked guidance</w:t>
       </w:r>
     </w:p>
     <w:p>
       <w:pPr>
         <w:spacing w:line="336" w:lineRule="auto" w:after="180"/>
-        <w:shd w:fill="F5F1FB"/>
-      </w:pPr>
-      <w:r>
-        <w:rPr>
-          <w:b w:val="0"/>
-        </w:rPr>
-        <w:t xml:space="preserve">Completion task: Why does mean </w:t>
-      </w:r>
-      <w:r>
-        <w:rPr>
-          <w:b/>
-        </w:rPr>
-        <w:t>residual</w:t>
-      </w:r>
-      <w:r>
-        <w:rPr>
-          <w:b w:val="0"/>
-        </w:rPr>
-        <w:t xml:space="preserve"> zero not imply perfect </w:t>
-      </w:r>
-      <w:r>
-        <w:rPr>
-          <w:b/>
-        </w:rPr>
-        <w:t>prediction</w:t>
-      </w:r>
-      <w:r>
-        <w:rPr>
-          <w:b w:val="0"/>
-        </w:rPr>
-        <w:t>s?</w:t>
-      </w:r>
-    </w:p>
-    <w:p>
-      <w:pPr>
-        <w:pStyle w:val="Heading3"/>
-      </w:pPr>
-      <w:r>
-        <w:t>Reasoning to listen for</w:t>
+      </w:pPr>
+      <w:r>
+        <w:rPr>
+          <w:b w:val="0"/>
+        </w:rPr>
+        <w:t>Six-case lab mean0with all6predictions wrong,MAE14/6=7/3cm. Plot residual versus predicted height;constructed larger magnitudes suggest a check,not a proved general pattern. Missing observed outcome has no residual;separate32vs12cm extreme gives+20and needs source checking. Original zip code assumes equal-length matched nonempty lists.</w:t>
       </w:r>
     </w:p>
     <w:p>
       <w:pPr>
         <w:spacing w:line="336" w:lineRule="auto" w:after="180"/>
-        <w:shd w:fill="F1F6FC"/>
-      </w:pPr>
-      <w:r>
-        <w:rPr>
-          <w:b w:val="0"/>
-        </w:rPr>
-        <w:t xml:space="preserve">Teacher check: Teacher explanation: Negative and positive </w:t>
-      </w:r>
-      <w:r>
-        <w:rPr>
-          <w:b/>
-        </w:rPr>
-        <w:t>residual</w:t>
-      </w:r>
-      <w:r>
-        <w:rPr>
-          <w:b w:val="0"/>
-        </w:rPr>
-        <w:t>s cancel even when individual errors are nonzero.</w:t>
-      </w:r>
-    </w:p>
-    <w:p>
-      <w:pPr>
-        <w:spacing w:line="336" w:lineRule="auto" w:after="180"/>
-      </w:pPr>
-      <w:r>
-        <w:rPr>
-          <w:b w:val="0"/>
-        </w:rPr>
-        <w:t xml:space="preserve">Start by identifying the given </w:t>
-      </w:r>
-      <w:r>
-        <w:rPr>
-          <w:b/>
-        </w:rPr>
-        <w:t>input</w:t>
-      </w:r>
-      <w:r>
-        <w:rPr>
-          <w:b w:val="0"/>
-        </w:rPr>
-        <w:t>s together. Leave the intermediate steps blank. If needed, model one step, then withdraw that help on the next step. Move to a full trace only when the partial trace is understood.</w:t>
-      </w:r>
-    </w:p>
-    <w:p>
-      <w:pPr>
-        <w:spacing w:line="336" w:lineRule="auto" w:after="180"/>
-      </w:pPr>
-      <w:r>
-        <w:rPr>
-          <w:b w:val="0"/>
-        </w:rPr>
-        <w:t>For partners, alternate explainer and checker; collect a response from every learner before discussion.</w:t>
-      </w:r>
-    </w:p>
-    <w:p>
-      <w:pPr>
-        <w:pStyle w:val="Heading3"/>
-      </w:pPr>
-      <w:r>
-        <w:t>Individual reasoning check</w:t>
-      </w:r>
-    </w:p>
-    <w:p>
-      <w:pPr>
-        <w:spacing w:line="336" w:lineRule="auto" w:after="180"/>
-      </w:pPr>
-      <w:r>
-        <w:rPr>
-          <w:b w:val="0"/>
-        </w:rPr>
-        <w:t xml:space="preserve">Use the worked case for </w:t>
-      </w:r>
-      <w:r>
-        <w:rPr>
-          <w:b/>
-        </w:rPr>
-        <w:t>Regression</w:t>
-      </w:r>
-      <w:r>
-        <w:rPr>
-          <w:b w:val="0"/>
-        </w:rPr>
-        <w:t xml:space="preserve"> and </w:t>
-      </w:r>
-      <w:r>
-        <w:rPr>
-          <w:b/>
-        </w:rPr>
-        <w:t>residual</w:t>
-      </w:r>
-      <w:r>
-        <w:rPr>
-          <w:b w:val="0"/>
-        </w:rPr>
-        <w:t>s. Proposed explanation: “A final answer is enough”. Decide whether this explanation is supported. Point to the step or supplied fact that decides; explain your repair if needed.</w:t>
-      </w:r>
-    </w:p>
-    <w:p>
-      <w:pPr>
-        <w:pStyle w:val="Heading3"/>
-      </w:pPr>
-      <w:r>
-        <w:t>Expected repair</w:t>
-      </w:r>
-    </w:p>
-    <w:p>
-      <w:pPr>
-        <w:spacing w:line="336" w:lineRule="auto" w:after="180"/>
-        <w:shd w:fill="F1F6FC"/>
-      </w:pPr>
-      <w:r>
-        <w:rPr>
-          <w:b w:val="0"/>
-        </w:rPr>
-        <w:t xml:space="preserve">Expected correction: Ask for the relevant counts, units, procedure or saved record. For this week: </w:t>
-      </w:r>
-      <w:r>
-        <w:rPr>
-          <w:b/>
-        </w:rPr>
-        <w:t>Residual</w:t>
-      </w:r>
-      <w:r>
-        <w:rPr>
-          <w:b w:val="0"/>
-        </w:rPr>
-        <w:t>s -1, 1, 0 cm; the first record is overpredicted.</w:t>
-      </w:r>
-    </w:p>
-    <w:p>
-      <w:pPr>
-        <w:spacing w:line="336" w:lineRule="auto" w:after="180"/>
-      </w:pPr>
-      <w:r>
-        <w:rPr>
-          <w:b w:val="0"/>
-        </w:rPr>
-        <w:t>Collect explanations, not only yes/no votes. If a misunderstanding is common, re-model the relevant step for the class.</w:t>
-      </w:r>
-    </w:p>
-    <w:p>
-      <w:pPr>
-        <w:spacing w:line="336" w:lineRule="auto" w:after="180"/>
-      </w:pPr>
-      <w:r>
-        <w:rPr>
-          <w:b w:val="0"/>
-        </w:rPr>
-        <w:t>If it affects a few learners, give a short targeted group explanation while others solve a more demanding variation.</w:t>
-      </w:r>
-    </w:p>
-    <w:p>
-      <w:pPr>
-        <w:pStyle w:val="Heading3"/>
-      </w:pPr>
-      <w:r>
-        <w:t>Pictorial practice question</w:t>
-      </w:r>
-    </w:p>
-    <w:p>
-      <w:pPr>
-        <w:spacing w:line="336" w:lineRule="auto" w:after="180"/>
-      </w:pPr>
-      <w:r>
-        <w:rPr>
-          <w:b w:val="0"/>
-        </w:rPr>
-        <w:t xml:space="preserve">Which statistic reveals the size of errors without cancellation? Point to the relevant step in the picture, then write the changed result and the rule or </w:t>
-      </w:r>
-      <w:r>
-        <w:rPr>
-          <w:b/>
-        </w:rPr>
-        <w:t>evidence</w:t>
-      </w:r>
-      <w:r>
-        <w:rPr>
-          <w:b w:val="0"/>
-        </w:rPr>
-        <w:t xml:space="preserve"> that supports it.</w:t>
-      </w:r>
-    </w:p>
-    <w:p>
-      <w:pPr>
-        <w:pStyle w:val="Heading3"/>
-      </w:pPr>
-      <w:r>
-        <w:t>Reasoned teacher answer</w:t>
-      </w:r>
-    </w:p>
-    <w:p>
-      <w:pPr>
-        <w:spacing w:line="336" w:lineRule="auto" w:after="180"/>
-      </w:pPr>
-      <w:r>
-        <w:rPr>
-          <w:b w:val="0"/>
-        </w:rPr>
-        <w:t xml:space="preserve">MAE: original5/3 cm and changed4/3 cm. Signed mean reports average direction and can hide offsetting errors. Changed-case check: </w:t>
-      </w:r>
-      <w:r>
-        <w:rPr>
-          <w:b/>
-        </w:rPr>
-        <w:t>Residual</w:t>
-      </w:r>
-      <w:r>
-        <w:rPr>
-          <w:b w:val="0"/>
-        </w:rPr>
-        <w:t>s become [-3, 0, 1]; mean=-2/3 cm and MAE=4/3 cm.</w:t>
-      </w:r>
-    </w:p>
-    <w:p>
-      <w:pPr>
-        <w:spacing w:line="336" w:lineRule="auto" w:after="180"/>
-      </w:pPr>
-      <w:r>
-        <w:rPr>
-          <w:b w:val="0"/>
-        </w:rPr>
-        <w:t xml:space="preserve">Each </w:t>
-      </w:r>
-      <w:r>
-        <w:rPr>
-          <w:b/>
-        </w:rPr>
-        <w:t>residual</w:t>
-      </w:r>
-      <w:r>
-        <w:rPr>
-          <w:b w:val="0"/>
-        </w:rPr>
-        <w:t xml:space="preserve"> decreases by1 under the observed-minus-predicted convention.</w:t>
-      </w:r>
-    </w:p>
-    <w:p>
-      <w:pPr>
-        <w:spacing w:line="336" w:lineRule="auto" w:after="180"/>
-      </w:pPr>
-      <w:r>
-        <w:rPr>
-          <w:b w:val="0"/>
-        </w:rPr>
-        <w:t xml:space="preserve">Changed-case reasoning: </w:t>
-      </w:r>
-      <w:r>
-        <w:rPr>
-          <w:b/>
-        </w:rPr>
-        <w:t>Residual</w:t>
-      </w:r>
-      <w:r>
-        <w:rPr>
-          <w:b w:val="0"/>
-        </w:rPr>
-        <w:t xml:space="preserve">s become [-3, 0, 1]; mean=-2/3 cm and MAE=4/3 cm. Each </w:t>
-      </w:r>
-      <w:r>
-        <w:rPr>
-          <w:b/>
-        </w:rPr>
-        <w:t>residual</w:t>
-      </w:r>
-      <w:r>
-        <w:rPr>
-          <w:b w:val="0"/>
-        </w:rPr>
-        <w:t xml:space="preserve"> decreases by1 under the observed-minus-predicted convention.</w:t>
-      </w:r>
-    </w:p>
-    <w:p>
-      <w:pPr>
-        <w:spacing w:line="336" w:lineRule="auto" w:after="180"/>
-      </w:pPr>
-      <w:r>
-        <w:rPr>
-          <w:b w:val="0"/>
-        </w:rPr>
-        <w:t xml:space="preserve">Collect each learner’s explanation before discussion. Use the first missing connection between </w:t>
-      </w:r>
-      <w:r>
-        <w:rPr>
-          <w:b/>
-        </w:rPr>
-        <w:t>input</w:t>
-      </w:r>
-      <w:r>
-        <w:rPr>
-          <w:b w:val="0"/>
-        </w:rPr>
-        <w:t xml:space="preserve">, deciding step and result to choose support. This question is worked-case practice, not fresh mastery </w:t>
-      </w:r>
-      <w:r>
-        <w:rPr>
-          <w:b/>
-        </w:rPr>
-        <w:t>evidence</w:t>
-      </w:r>
-      <w:r>
-        <w:rPr>
-          <w:b w:val="0"/>
-        </w:rPr>
-        <w:t>.</w:t>
-      </w:r>
-    </w:p>
-    <w:p>
-      <w:pPr>
-        <w:pStyle w:val="Heading1"/>
-      </w:pPr>
-      <w:r>
-        <w:t>04. Run the weekly evidence lab</w:t>
-      </w:r>
-    </w:p>
-    <w:p>
-      <w:r>
-        <w:t>Run the Regression and Residuals investigation and use the first unsupported step to choose a teaching response.</w:t>
-      </w:r>
-    </w:p>
-    <w:p>
-      <w:pPr>
-        <w:spacing w:line="336" w:lineRule="auto" w:after="180"/>
-      </w:pPr>
-      <w:r>
-        <w:rPr>
-          <w:b w:val="0"/>
-        </w:rPr>
-        <w:t>Keep the test conditions fixed, record every result, and change only one planned factor.</w:t>
-      </w:r>
-    </w:p>
-    <w:p>
-      <w:pPr>
-        <w:spacing w:line="336" w:lineRule="auto" w:after="180"/>
-        <w:shd w:fill="F4F9FC"/>
-      </w:pPr>
-      <w:r>
-        <w:rPr>
-          <w:b w:val="0"/>
-        </w:rPr>
-        <w:t xml:space="preserve">1. Write the hypothesis and expected </w:t>
-      </w:r>
-      <w:r>
-        <w:rPr>
-          <w:b/>
-        </w:rPr>
-        <w:t>evidence</w:t>
-      </w:r>
-      <w:r>
-        <w:rPr>
-          <w:b w:val="0"/>
-        </w:rPr>
-        <w:t xml:space="preserve"> before running.</w:t>
-      </w:r>
-    </w:p>
-    <w:p>
-      <w:pPr>
-        <w:spacing w:line="336" w:lineRule="auto" w:after="180"/>
-        <w:shd w:fill="F4F9FC"/>
-      </w:pPr>
-      <w:r>
-        <w:rPr>
-          <w:b w:val="0"/>
-        </w:rPr>
-        <w:t xml:space="preserve">2. </w:t>
-      </w:r>
-      <w:r>
-        <w:rPr>
-          <w:b/>
-        </w:rPr>
-        <w:t>Residual</w:t>
-      </w:r>
-      <w:r>
-        <w:rPr>
-          <w:b w:val="0"/>
-        </w:rPr>
-        <w:t xml:space="preserve"> Walk: calculate signed errors, place them on a plot, and identify bias, outliers, or changing spread.</w:t>
-      </w:r>
-    </w:p>
-    <w:p>
-      <w:pPr>
-        <w:spacing w:line="336" w:lineRule="auto" w:after="180"/>
-        <w:shd w:fill="F4F9FC"/>
-      </w:pPr>
-      <w:r>
-        <w:rPr>
-          <w:b w:val="0"/>
-        </w:rPr>
+      </w:pPr>
+      <w:r>
+        <w:rPr>
+          <w:b w:val="0"/>
+        </w:rPr>
+        <w:t>Selected observed6,10,13/predicted8,9,11 gives-2,+1,+2cm,mean1/3;first overpredicts,others underpredict. No model is fitted.</w:t>
+      </w:r>
+    </w:p>
+    <w:p>
+      <w:pPr>
+        <w:pStyle w:val="Heading2"/>
+      </w:pPr>
+      <w:r>
+        <w:t>Predict, investigate and record</w:t>
+      </w:r>
+    </w:p>
+    <w:p>
+      <w:pPr>
+        <w:pStyle w:val="ListNumber"/>
+      </w:pPr>
+      <w:r>
+        <w:t>1. Write the hypothesis and expected evidence before running.</w:t>
+      </w:r>
+    </w:p>
+    <w:p>
+      <w:pPr>
+        <w:pStyle w:val="ListNumber"/>
+      </w:pPr>
+      <w:r>
+        <w:t>2. Residual Walk: calculate signed errors, place them on a plot, and identify bias, outliers, or changing spread.</w:t>
+      </w:r>
+    </w:p>
+    <w:p>
+      <w:pPr>
+        <w:pStyle w:val="ListNumber"/>
+      </w:pPr>
+      <w:r>
         <w:t>3. Run one normal, one boundary, one missing, and one shifted case.</w:t>
       </w:r>
     </w:p>
     <w:p>
       <w:pPr>
-        <w:spacing w:line="336" w:lineRule="auto" w:after="180"/>
-        <w:shd w:fill="F4F9FC"/>
-      </w:pPr>
-      <w:r>
-        <w:rPr>
-          <w:b w:val="0"/>
-        </w:rPr>
+        <w:pStyle w:val="ListNumber"/>
+      </w:pPr>
+      <w:r>
         <w:t>4. Calculate the metric from raw counts or row-level errors.</w:t>
       </w:r>
     </w:p>
     <w:p>
       <w:pPr>
-        <w:spacing w:line="336" w:lineRule="auto" w:after="180"/>
-        <w:shd w:fill="F4F9FC"/>
-      </w:pPr>
-      <w:r>
-        <w:rPr>
-          <w:b w:val="0"/>
-        </w:rPr>
+        <w:pStyle w:val="ListNumber"/>
+      </w:pPr>
+      <w:r>
         <w:t>5. Interpret what changed, what did not, and what remains unsafe or unknown.</w:t>
       </w:r>
     </w:p>
     <w:p>
       <w:pPr>
-        <w:pStyle w:val="Heading3"/>
-      </w:pPr>
-      <w:r>
-        <w:t>Make the lab runnable</w:t>
-      </w:r>
-    </w:p>
-    <w:p>
-      <w:pPr>
-        <w:spacing w:line="336" w:lineRule="auto" w:after="180"/>
-      </w:pPr>
-      <w:r>
-        <w:rPr>
-          <w:b w:val="0"/>
-        </w:rPr>
-        <w:t>Use the concrete case as the shared normal case and the independent question as a second case. Each pair creates a boundary or missing-information case and predicts its result before testing.</w:t>
-      </w:r>
-    </w:p>
-    <w:p>
-      <w:pPr>
-        <w:spacing w:line="336" w:lineRule="auto" w:after="180"/>
-      </w:pPr>
-      <w:r>
-        <w:rPr>
-          <w:b w:val="0"/>
-        </w:rPr>
-        <w:t>Keep the expected result separate from an observed mistake.</w:t>
+        <w:pStyle w:val="Heading2"/>
+      </w:pPr>
+      <w:r>
+        <w:t>Keep the experiment ledger</w:t>
       </w:r>
     </w:p>
     <w:tbl>
@@ -3890,10 +3804,10 @@
     </w:tbl>
     <w:p>
       <w:pPr>
-        <w:pStyle w:val="Heading3"/>
-      </w:pPr>
-      <w:r>
-        <w:t>Diagnose and reteach</w:t>
+        <w:pStyle w:val="Heading2"/>
+      </w:pPr>
+      <w:r>
+        <w:t>Diagnose the current misconceptions</w:t>
       </w:r>
     </w:p>
     <w:p>
@@ -3904,19 +3818,19 @@
         <w:rPr>
           <w:b w:val="0"/>
         </w:rPr>
-        <w:t xml:space="preserve">MISCONCEPTION TO REPAIR Positive and negative </w:t>
+        <w:t xml:space="preserve">A final answer is enough: Ask for the relevant counts, units, procedure or saved record. For this week: </w:t>
       </w:r>
       <w:r>
         <w:rPr>
           <w:b/>
         </w:rPr>
-        <w:t>residual</w:t>
-      </w:r>
-      <w:r>
-        <w:rPr>
-          <w:b w:val="0"/>
-        </w:rPr>
-        <w:t>s cancel, so their average proves accuracy.</w:t>
+        <w:t>Residual</w:t>
+      </w:r>
+      <w:r>
+        <w:rPr>
+          <w:b w:val="0"/>
+        </w:rPr>
+        <w:t>s -1, 1, 0 cm; the first record is overpredicted.</w:t>
       </w:r>
     </w:p>
     <w:p>
@@ -3927,7 +3841,7 @@
         <w:rPr>
           <w:b w:val="0"/>
         </w:rPr>
-        <w:t>For guessing, return to given facts and request a trace. For vocabulary without application, use one example and one non-example. For arithmetic errors, check the setup before the calculation.</w:t>
+        <w:t>A stronger claim makes a stronger project: Convert to a shared unit; both represent 2 cm. Document units before comparing or aggregating errors.</w:t>
       </w:r>
     </w:p>
     <w:p>
@@ -3938,92 +3852,39 @@
         <w:rPr>
           <w:b w:val="0"/>
         </w:rPr>
-        <w:t>Finish with a different uncoached case before recording mastery.</w:t>
-      </w:r>
-    </w:p>
-    <w:p>
-      <w:pPr>
-        <w:pStyle w:val="Heading3"/>
-      </w:pPr>
-      <w:r>
-        <w:t>Address these additional misconceptions</w:t>
-      </w:r>
-    </w:p>
-    <w:p>
-      <w:pPr>
-        <w:spacing w:line="336" w:lineRule="auto" w:after="180"/>
-      </w:pPr>
-      <w:r>
-        <w:rPr>
-          <w:b w:val="0"/>
-        </w:rPr>
-        <w:t xml:space="preserve">A final answer is enough: Ask for the relevant counts, units, procedure or saved record. For this week: </w:t>
+        <w:t xml:space="preserve">The new case can be copied from the example: The independent task changes the </w:t>
       </w:r>
       <w:r>
         <w:rPr>
           <w:b/>
         </w:rPr>
+        <w:t>evidence</w:t>
+      </w:r>
+      <w:r>
+        <w:rPr>
+          <w:b w:val="0"/>
+        </w:rPr>
+        <w:t xml:space="preserve">. Require a fresh explanation: </w:t>
+      </w:r>
+      <w:r>
+        <w:rPr>
+          <w:b/>
+        </w:rPr>
         <w:t>Residual</w:t>
       </w:r>
       <w:r>
         <w:rPr>
           <w:b w:val="0"/>
         </w:rPr>
-        <w:t>s -1, 1, 0 cm; the first record is overpredicted.</w:t>
-      </w:r>
-    </w:p>
-    <w:p>
-      <w:pPr>
-        <w:spacing w:line="336" w:lineRule="auto" w:after="180"/>
-      </w:pPr>
-      <w:r>
-        <w:rPr>
-          <w:b w:val="0"/>
-        </w:rPr>
-        <w:t>A stronger claim makes a stronger project: Convert to a shared unit; both represent 2 cm. Document units before comparing or aggregating errors.</w:t>
-      </w:r>
-    </w:p>
-    <w:p>
-      <w:pPr>
-        <w:spacing w:line="336" w:lineRule="auto" w:after="180"/>
-      </w:pPr>
-      <w:r>
-        <w:rPr>
-          <w:b w:val="0"/>
-        </w:rPr>
-        <w:t xml:space="preserve">The new case can be copied from the example: The independent task changes the </w:t>
-      </w:r>
-      <w:r>
-        <w:rPr>
-          <w:b/>
-        </w:rPr>
-        <w:t>evidence</w:t>
-      </w:r>
-      <w:r>
-        <w:rPr>
-          <w:b w:val="0"/>
-        </w:rPr>
-        <w:t xml:space="preserve">. Require a fresh explanation: </w:t>
-      </w:r>
-      <w:r>
-        <w:rPr>
-          <w:b/>
-        </w:rPr>
-        <w:t>Residual</w:t>
-      </w:r>
-      <w:r>
-        <w:rPr>
-          <w:b w:val="0"/>
-        </w:rPr>
         <w:t>s [-2, 1, 2] cm; mean 1/3 cm. First overpredicted, others underpredicted.</w:t>
       </w:r>
     </w:p>
     <w:p>
       <w:pPr>
-        <w:pStyle w:val="Heading3"/>
-      </w:pPr>
-      <w:r>
-        <w:t>Match the support to the first error</w:t>
+        <w:pStyle w:val="Heading2"/>
+      </w:pPr>
+      <w:r>
+        <w:t>Choose accessible support</w:t>
       </w:r>
     </w:p>
     <w:tbl>
@@ -4196,15 +4057,620 @@
     </w:p>
     <w:p>
       <w:pPr>
+        <w:pStyle w:val="Heading2"/>
+      </w:pPr>
+      <w:r>
+        <w:t>Earlier wording, alternatives and picture transcripts · reference / check after trying</w:t>
+      </w:r>
+    </w:p>
+    <w:p>
+      <w:pPr>
+        <w:spacing w:line="336" w:lineRule="auto" w:after="180"/>
+      </w:pPr>
+      <w:r>
+        <w:rPr>
+          <w:b w:val="0"/>
+        </w:rPr>
+        <w:t>Run the weekly evidence lab</w:t>
+      </w:r>
+    </w:p>
+    <w:p>
+      <w:pPr>
+        <w:spacing w:line="336" w:lineRule="auto" w:after="180"/>
+      </w:pPr>
+      <w:r>
+        <w:rPr>
+          <w:b w:val="0"/>
+        </w:rPr>
+        <w:t>Keep the test conditions fixed, record every result, and change only one planned factor.</w:t>
+      </w:r>
+    </w:p>
+    <w:p>
+      <w:pPr>
+        <w:pStyle w:val="Heading3"/>
+      </w:pPr>
+      <w:r>
+        <w:t>Make the lab runnable</w:t>
+      </w:r>
+    </w:p>
+    <w:p>
+      <w:pPr>
+        <w:spacing w:line="336" w:lineRule="auto" w:after="180"/>
+      </w:pPr>
+      <w:r>
+        <w:rPr>
+          <w:b w:val="0"/>
+        </w:rPr>
+        <w:t>Use the supplied complete investigation for shared practice. Reserve the selected fresh three-pair signed-residual task for the individual first attempt before hints or feedback; earlier transfer questions remain additional practice.</w:t>
+      </w:r>
+    </w:p>
+    <w:p>
+      <w:pPr>
+        <w:pStyle w:val="Heading3"/>
+      </w:pPr>
+      <w:r>
+        <w:t>Diagnose and reteach</w:t>
+      </w:r>
+    </w:p>
+    <w:p>
+      <w:pPr>
+        <w:spacing w:line="336" w:lineRule="auto" w:after="180"/>
+      </w:pPr>
+      <w:r>
+        <w:rPr>
+          <w:b w:val="0"/>
+        </w:rPr>
+        <w:t xml:space="preserve">MISCONCEPTION TO REPAIR Positive and negative </w:t>
+      </w:r>
+      <w:r>
+        <w:rPr>
+          <w:b/>
+        </w:rPr>
+        <w:t>residual</w:t>
+      </w:r>
+      <w:r>
+        <w:rPr>
+          <w:b w:val="0"/>
+        </w:rPr>
+        <w:t>s cancel, so their average proves accuracy.</w:t>
+      </w:r>
+    </w:p>
+    <w:p>
+      <w:pPr>
+        <w:spacing w:line="336" w:lineRule="auto" w:after="180"/>
+      </w:pPr>
+      <w:r>
+        <w:rPr>
+          <w:b w:val="0"/>
+        </w:rPr>
+        <w:t>For guessing, return to given facts and request a trace. For vocabulary without application, use one example and one non-example. For arithmetic errors, check the setup before the calculation.</w:t>
+      </w:r>
+    </w:p>
+    <w:p>
+      <w:pPr>
+        <w:spacing w:line="336" w:lineRule="auto" w:after="180"/>
+      </w:pPr>
+      <w:r>
+        <w:rPr>
+          <w:b w:val="0"/>
+        </w:rPr>
+        <w:t>Finish with a different uncoached case before recording mastery.</w:t>
+      </w:r>
+    </w:p>
+    <w:p>
+      <w:pPr>
+        <w:pStyle w:val="Heading3"/>
+      </w:pPr>
+      <w:r>
+        <w:t>Address these additional misconceptions</w:t>
+      </w:r>
+    </w:p>
+    <w:p>
+      <w:pPr>
+        <w:pStyle w:val="Heading3"/>
+      </w:pPr>
+      <w:r>
+        <w:t>Match the support to the first error</w:t>
+      </w:r>
+    </w:p>
+    <w:p>
+      <w:pPr>
         <w:pStyle w:val="Heading1"/>
       </w:pPr>
       <w:r>
-        <w:t>05. Assess and explain the answers</w:t>
-      </w:r>
-    </w:p>
-    <w:p>
-      <w:r>
-        <w:t>Use the Regression and Residuals questions, teacher keys and criteria after the relevant attempts. Previously discussed cases are practice; protect the separately selected independent task.</w:t>
+        <w:t>05. Assess the selected experiment transfer</w:t>
+      </w:r>
+    </w:p>
+    <w:p>
+      <w:r>
+        <w:t>Keep this key until after a first attempt; record any help and prior exposure.</w:t>
+      </w:r>
+    </w:p>
+    <w:p>
+      <w:pPr>
+        <w:pStyle w:val="Heading2"/>
+      </w:pPr>
+      <w:r>
+        <w:t>Selected independent task and checked key</w:t>
+      </w:r>
+    </w:p>
+    <w:p>
+      <w:pPr>
+        <w:spacing w:line="336" w:lineRule="auto" w:after="180"/>
+      </w:pPr>
+      <w:r>
+        <w:rPr>
+          <w:b w:val="0"/>
+        </w:rPr>
+        <w:t xml:space="preserve">Selected case: Observed [6, 10, 13], predicted [8, 9, 11] cm. Give </w:t>
+      </w:r>
+      <w:r>
+        <w:rPr>
+          <w:b/>
+        </w:rPr>
+        <w:t>residual</w:t>
+      </w:r>
+      <w:r>
+        <w:rPr>
+          <w:b w:val="0"/>
+        </w:rPr>
+        <w:t xml:space="preserve">s, mean </w:t>
+      </w:r>
+      <w:r>
+        <w:rPr>
+          <w:b/>
+        </w:rPr>
+        <w:t>residual</w:t>
+      </w:r>
+      <w:r>
+        <w:rPr>
+          <w:b w:val="0"/>
+        </w:rPr>
+        <w:t xml:space="preserve"> and error directions.</w:t>
+      </w:r>
+    </w:p>
+    <w:p>
+      <w:pPr>
+        <w:spacing w:line="336" w:lineRule="auto" w:after="180"/>
+      </w:pPr>
+      <w:r>
+        <w:rPr>
+          <w:b w:val="0"/>
+        </w:rPr>
+        <w:t xml:space="preserve">Teacher explanation: </w:t>
+      </w:r>
+      <w:r>
+        <w:rPr>
+          <w:b/>
+        </w:rPr>
+        <w:t>Residual</w:t>
+      </w:r>
+      <w:r>
+        <w:rPr>
+          <w:b w:val="0"/>
+        </w:rPr>
+        <w:t>s [-2, 1, 2] cm; mean 1/3 cm. First overpredicted, others underpredicted.</w:t>
+      </w:r>
+    </w:p>
+    <w:p>
+      <w:pPr>
+        <w:pStyle w:val="Heading2"/>
+      </w:pPr>
+      <w:r>
+        <w:t>Judge trace, scope and support</w:t>
+      </w:r>
+    </w:p>
+    <w:tbl>
+      <w:tblPr>
+        <w:tblStyle w:val="LightShading-Accent1"/>
+        <w:tblW w:type="auto" w:w="0"/>
+        <w:tblLook w:firstColumn="1" w:firstRow="1" w:lastColumn="0" w:lastRow="0" w:noHBand="0" w:noVBand="1" w:val="04A0"/>
+      </w:tblPr>
+      <w:tblGrid>
+        <w:gridCol w:w="5112"/>
+        <w:gridCol w:w="5112"/>
+      </w:tblGrid>
+      <w:tr>
+        <w:trPr>
+          <w:tblHeader/>
+        </w:trPr>
+        <w:tc>
+          <w:tcPr>
+            <w:tcW w:type="dxa" w:w="5112"/>
+          </w:tcPr>
+          <w:p>
+            <w:r>
+              <w:t>Dimension</w:t>
+            </w:r>
+          </w:p>
+        </w:tc>
+        <w:tc>
+          <w:tcPr>
+            <w:tcW w:type="dxa" w:w="5112"/>
+          </w:tcPr>
+          <w:p>
+            <w:r>
+              <w:t>Evidence required</w:t>
+            </w:r>
+          </w:p>
+        </w:tc>
+      </w:tr>
+      <w:tr>
+        <w:tc>
+          <w:tcPr>
+            <w:tcW w:type="dxa" w:w="5112"/>
+          </w:tcPr>
+          <w:p>
+            <w:r>
+              <w:t>Explanation</w:t>
+            </w:r>
+          </w:p>
+        </w:tc>
+        <w:tc>
+          <w:tcPr>
+            <w:tcW w:type="dxa" w:w="5112"/>
+          </w:tcPr>
+          <w:p>
+            <w:r>
+              <w:t>Names the applicable idea or procedure and ties it to the supplied facts.</w:t>
+            </w:r>
+          </w:p>
+        </w:tc>
+      </w:tr>
+      <w:tr>
+        <w:tc>
+          <w:tcPr>
+            <w:tcW w:type="dxa" w:w="5112"/>
+          </w:tcPr>
+          <w:p>
+            <w:r>
+              <w:t>Trace and result</w:t>
+            </w:r>
+          </w:p>
+        </w:tc>
+        <w:tc>
+          <w:tcPr>
+            <w:tcW w:type="dxa" w:w="5112"/>
+          </w:tcPr>
+          <w:p>
+            <w:r>
+              <w:t>Preserves the given inputs and shows the relevant intermediate steps; distinguishes a prediction from an observed execution.</w:t>
+            </w:r>
+          </w:p>
+        </w:tc>
+      </w:tr>
+      <w:tr>
+        <w:tc>
+          <w:tcPr>
+            <w:tcW w:type="dxa" w:w="5112"/>
+          </w:tcPr>
+          <w:p>
+            <w:r>
+              <w:t>Limits</w:t>
+            </w:r>
+          </w:p>
+        </w:tc>
+        <w:tc>
+          <w:tcPr>
+            <w:tcW w:type="dxa" w:w="5112"/>
+          </w:tcPr>
+          <w:p>
+            <w:r>
+              <w:t>States the assumptions, missing evidence or conditions under which the result would change.</w:t>
+            </w:r>
+          </w:p>
+        </w:tc>
+      </w:tr>
+    </w:tbl>
+    <w:p>
+      <w:pPr>
+        <w:spacing w:line="336" w:lineRule="auto" w:after="180"/>
+      </w:pPr>
+      <w:r>
+        <w:rPr>
+          <w:b w:val="0"/>
+        </w:rPr>
+        <w:t>Record each dimension as not yet, with support, or independent. Accept a valid alternative procedure with a defensible trace.</w:t>
+      </w:r>
+    </w:p>
+    <w:p>
+      <w:pPr>
+        <w:spacing w:line="336" w:lineRule="auto" w:after="180"/>
+      </w:pPr>
+      <w:r>
+        <w:rPr>
+          <w:b w:val="0"/>
+        </w:rPr>
+        <w:t xml:space="preserve">Do not penalise an honestly recorded model failure if the learner correctly explains its </w:t>
+      </w:r>
+      <w:r>
+        <w:rPr>
+          <w:b/>
+        </w:rPr>
+        <w:t>evidence</w:t>
+      </w:r>
+      <w:r>
+        <w:rPr>
+          <w:b w:val="0"/>
+        </w:rPr>
+        <w:t xml:space="preserve"> and limits.</w:t>
+      </w:r>
+    </w:p>
+    <w:p>
+      <w:pPr>
+        <w:pStyle w:val="Heading2"/>
+      </w:pPr>
+      <w:r>
+        <w:t>Give one repair action</w:t>
+      </w:r>
+    </w:p>
+    <w:p>
+      <w:pPr>
+        <w:spacing w:line="336" w:lineRule="auto" w:after="180"/>
+      </w:pPr>
+      <w:r>
+        <w:rPr>
+          <w:b w:val="0"/>
+        </w:rPr>
+        <w:t>Name the earliest unsupported step and give one action to repair it. Have the learner make that repair now and explain why. Then assess the relevant skill on a fresh, fully specified case.</w:t>
+      </w:r>
+    </w:p>
+    <w:p>
+      <w:pPr>
+        <w:spacing w:line="336" w:lineRule="auto" w:after="180"/>
+      </w:pPr>
+      <w:r>
+        <w:rPr>
+          <w:b w:val="0"/>
+        </w:rPr>
+        <w:t>Confirm it was not previously practised with feedback; solve and check the new case before assigning it. A follow-up design prompt is a starting brief, not automatically an equivalent test.</w:t>
+      </w:r>
+    </w:p>
+    <w:p>
+      <w:pPr>
+        <w:pStyle w:val="Heading2"/>
+      </w:pPr>
+      <w:r>
+        <w:t>W1 Calculate residuals</w:t>
+      </w:r>
+    </w:p>
+    <w:p>
+      <w:pPr>
+        <w:spacing w:line="336" w:lineRule="auto" w:after="180"/>
+      </w:pPr>
+      <w:r>
+        <w:rPr>
+          <w:b w:val="0"/>
+        </w:rPr>
+        <w:t xml:space="preserve">Compute the worked </w:t>
+      </w:r>
+      <w:r>
+        <w:rPr>
+          <w:b/>
+        </w:rPr>
+        <w:t>residual</w:t>
+      </w:r>
+      <w:r>
+        <w:rPr>
+          <w:b w:val="0"/>
+        </w:rPr>
+        <w:t xml:space="preserve">s and identify </w:t>
+      </w:r>
+      <w:r>
+        <w:rPr>
+          <w:b/>
+        </w:rPr>
+        <w:t>overprediction</w:t>
+      </w:r>
+      <w:r>
+        <w:rPr>
+          <w:b w:val="0"/>
+        </w:rPr>
+        <w:t>.</w:t>
+      </w:r>
+    </w:p>
+    <w:p>
+      <w:pPr>
+        <w:spacing w:line="336" w:lineRule="auto" w:after="180"/>
+      </w:pPr>
+      <w:r>
+        <w:rPr>
+          <w:b w:val="0"/>
+        </w:rPr>
+        <w:t xml:space="preserve">Teacher explanation: </w:t>
+      </w:r>
+      <w:r>
+        <w:rPr>
+          <w:b/>
+        </w:rPr>
+        <w:t>Residual</w:t>
+      </w:r>
+      <w:r>
+        <w:rPr>
+          <w:b w:val="0"/>
+        </w:rPr>
+        <w:t>s -1, 1, 0 cm; the first record is overpredicted.</w:t>
+      </w:r>
+    </w:p>
+    <w:p>
+      <w:pPr>
+        <w:pStyle w:val="Heading2"/>
+      </w:pPr>
+      <w:r>
+        <w:t>W2 Explain cancellation</w:t>
+      </w:r>
+    </w:p>
+    <w:p>
+      <w:pPr>
+        <w:spacing w:line="336" w:lineRule="auto" w:after="180"/>
+      </w:pPr>
+      <w:r>
+        <w:rPr>
+          <w:b w:val="0"/>
+        </w:rPr>
+        <w:t xml:space="preserve">Why does mean </w:t>
+      </w:r>
+      <w:r>
+        <w:rPr>
+          <w:b/>
+        </w:rPr>
+        <w:t>residual</w:t>
+      </w:r>
+      <w:r>
+        <w:rPr>
+          <w:b w:val="0"/>
+        </w:rPr>
+        <w:t xml:space="preserve"> zero not imply perfect </w:t>
+      </w:r>
+      <w:r>
+        <w:rPr>
+          <w:b/>
+        </w:rPr>
+        <w:t>prediction</w:t>
+      </w:r>
+      <w:r>
+        <w:rPr>
+          <w:b w:val="0"/>
+        </w:rPr>
+        <w:t>s?</w:t>
+      </w:r>
+    </w:p>
+    <w:p>
+      <w:pPr>
+        <w:spacing w:line="336" w:lineRule="auto" w:after="180"/>
+      </w:pPr>
+      <w:r>
+        <w:rPr>
+          <w:b w:val="0"/>
+        </w:rPr>
+        <w:t xml:space="preserve">Teacher explanation: Negative and positive </w:t>
+      </w:r>
+      <w:r>
+        <w:rPr>
+          <w:b/>
+        </w:rPr>
+        <w:t>residual</w:t>
+      </w:r>
+      <w:r>
+        <w:rPr>
+          <w:b w:val="0"/>
+        </w:rPr>
+        <w:t>s cancel even when individual errors are nonzero.</w:t>
+      </w:r>
+    </w:p>
+    <w:p>
+      <w:pPr>
+        <w:pStyle w:val="Heading2"/>
+      </w:pPr>
+      <w:r>
+        <w:t>W3 Read a pattern</w:t>
+      </w:r>
+    </w:p>
+    <w:p>
+      <w:pPr>
+        <w:spacing w:line="336" w:lineRule="auto" w:after="180"/>
+      </w:pPr>
+      <w:r>
+        <w:rPr>
+          <w:b w:val="0"/>
+        </w:rPr>
+        <w:t xml:space="preserve">Interpret </w:t>
+      </w:r>
+      <w:r>
+        <w:rPr>
+          <w:b/>
+        </w:rPr>
+        <w:t>residual</w:t>
+      </w:r>
+      <w:r>
+        <w:rPr>
+          <w:b w:val="0"/>
+        </w:rPr>
+        <w:t>s -2, 0, 3 ordered by growth stage.</w:t>
+      </w:r>
+    </w:p>
+    <w:p>
+      <w:pPr>
+        <w:spacing w:line="336" w:lineRule="auto" w:after="180"/>
+      </w:pPr>
+      <w:r>
+        <w:rPr>
+          <w:b w:val="0"/>
+        </w:rPr>
+        <w:t xml:space="preserve">Teacher explanation: They shift from </w:t>
+      </w:r>
+      <w:r>
+        <w:rPr>
+          <w:b/>
+        </w:rPr>
+        <w:t>overprediction</w:t>
+      </w:r>
+      <w:r>
+        <w:rPr>
+          <w:b w:val="0"/>
+        </w:rPr>
+        <w:t xml:space="preserve"> to </w:t>
+      </w:r>
+      <w:r>
+        <w:rPr>
+          <w:b/>
+        </w:rPr>
+        <w:t>underprediction</w:t>
+      </w:r>
+      <w:r>
+        <w:rPr>
+          <w:b w:val="0"/>
+        </w:rPr>
+        <w:t>; investigate a missed relationship without claiming a proven cause.</w:t>
+      </w:r>
+    </w:p>
+    <w:p>
+      <w:pPr>
+        <w:pStyle w:val="Heading2"/>
+      </w:pPr>
+      <w:r>
+        <w:t>W5 Check units</w:t>
+      </w:r>
+    </w:p>
+    <w:p>
+      <w:pPr>
+        <w:spacing w:line="336" w:lineRule="auto" w:after="180"/>
+      </w:pPr>
+      <w:r>
+        <w:rPr>
+          <w:b w:val="0"/>
+        </w:rPr>
+        <w:t>A report combines 2 cm and .02 m as if they were different magnitudes. Repair it.</w:t>
+      </w:r>
+    </w:p>
+    <w:p>
+      <w:pPr>
+        <w:spacing w:line="336" w:lineRule="auto" w:after="180"/>
+      </w:pPr>
+      <w:r>
+        <w:rPr>
+          <w:b w:val="0"/>
+        </w:rPr>
+        <w:t>Teacher explanation: Convert to a shared unit; both represent 2 cm. Document units before comparing or aggregating errors.</w:t>
+      </w:r>
+    </w:p>
+    <w:p>
+      <w:pPr>
+        <w:pStyle w:val="Heading2"/>
+      </w:pPr>
+      <w:r>
+        <w:t>Earlier wording, alternatives and picture transcripts · reference / check after trying</w:t>
+      </w:r>
+    </w:p>
+    <w:p>
+      <w:pPr>
+        <w:spacing w:line="336" w:lineRule="auto" w:after="180"/>
+      </w:pPr>
+      <w:r>
+        <w:rPr>
+          <w:b w:val="0"/>
+        </w:rPr>
+        <w:t>Assess and explain the answers</w:t>
       </w:r>
     </w:p>
     <w:p>
@@ -4217,34 +4683,80 @@
     </w:p>
     <w:p>
       <w:pPr>
+        <w:spacing w:line="336" w:lineRule="auto" w:after="180"/>
+      </w:pPr>
+      <w:r>
+        <w:rPr>
+          <w:b w:val="0"/>
+        </w:rPr>
+        <w:t xml:space="preserve">+3 cm means </w:t>
+      </w:r>
+      <w:r>
+        <w:rPr>
+          <w:b/>
+        </w:rPr>
+        <w:t>underprediction</w:t>
+      </w:r>
+      <w:r>
+        <w:rPr>
+          <w:b w:val="0"/>
+        </w:rPr>
+        <w:t xml:space="preserve"> by 3 cm. State this sign convention consistently.</w:t>
+      </w:r>
+    </w:p>
+    <w:p>
+      <w:pPr>
         <w:pStyle w:val="Heading3"/>
       </w:pPr>
       <w:r>
-        <w:t>Teacher key · Worked case answer</w:t>
+        <w:t>Additional transfer practice question</w:t>
       </w:r>
     </w:p>
     <w:p>
       <w:pPr>
         <w:spacing w:line="336" w:lineRule="auto" w:after="180"/>
-        <w:shd w:fill="F1F6FC"/>
-      </w:pPr>
-      <w:r>
-        <w:rPr>
-          <w:b w:val="0"/>
-        </w:rPr>
-        <w:t xml:space="preserve">+3 cm means </w:t>
+      </w:pPr>
+      <w:r>
+        <w:rPr>
+          <w:b w:val="0"/>
+        </w:rPr>
+        <w:t xml:space="preserve">Define </w:t>
       </w:r>
       <w:r>
         <w:rPr>
           <w:b/>
         </w:rPr>
-        <w:t>underprediction</w:t>
-      </w:r>
-      <w:r>
-        <w:rPr>
-          <w:b w:val="0"/>
-        </w:rPr>
-        <w:t xml:space="preserve"> by 3 cm. State this sign convention consistently.</w:t>
+        <w:t>residual</w:t>
+      </w:r>
+      <w:r>
+        <w:rPr>
+          <w:b w:val="0"/>
+        </w:rPr>
+        <w:t xml:space="preserve"> as actual minus predicted. Actual height is 14 cm and </w:t>
+      </w:r>
+      <w:r>
+        <w:rPr>
+          <w:b/>
+        </w:rPr>
+        <w:t>prediction</w:t>
+      </w:r>
+      <w:r>
+        <w:rPr>
+          <w:b w:val="0"/>
+        </w:rPr>
+        <w:t xml:space="preserve"> is 17 cm. Calculate </w:t>
+      </w:r>
+      <w:r>
+        <w:rPr>
+          <w:b/>
+        </w:rPr>
+        <w:t>residual</w:t>
+      </w:r>
+      <w:r>
+        <w:rPr>
+          <w:b w:val="0"/>
+        </w:rPr>
+        <w:t xml:space="preserve"> and interpret its sign.</w:t>
       </w:r>
     </w:p>
     <w:p>
@@ -4252,85 +4764,12 @@
         <w:pStyle w:val="Heading3"/>
       </w:pPr>
       <w:r>
-        <w:t>Independent question</w:t>
-      </w:r>
-    </w:p>
-    <w:p>
-      <w:pPr>
-        <w:pStyle w:val="Heading3"/>
-      </w:pPr>
-      <w:r>
-        <w:t>Independent question · withhold the key</w:t>
+        <w:t>Reasoned practice answer</w:t>
       </w:r>
     </w:p>
     <w:p>
       <w:pPr>
         <w:spacing w:line="336" w:lineRule="auto" w:after="180"/>
-        <w:shd w:fill="F5F1FB"/>
-      </w:pPr>
-      <w:r>
-        <w:rPr>
-          <w:b w:val="0"/>
-        </w:rPr>
-        <w:t xml:space="preserve">Define </w:t>
-      </w:r>
-      <w:r>
-        <w:rPr>
-          <w:b/>
-        </w:rPr>
-        <w:t>residual</w:t>
-      </w:r>
-      <w:r>
-        <w:rPr>
-          <w:b w:val="0"/>
-        </w:rPr>
-        <w:t xml:space="preserve"> as actual minus predicted. Actual height is 14 cm and </w:t>
-      </w:r>
-      <w:r>
-        <w:rPr>
-          <w:b/>
-        </w:rPr>
-        <w:t>prediction</w:t>
-      </w:r>
-      <w:r>
-        <w:rPr>
-          <w:b w:val="0"/>
-        </w:rPr>
-        <w:t xml:space="preserve"> is 17 cm. Calculate </w:t>
-      </w:r>
-      <w:r>
-        <w:rPr>
-          <w:b/>
-        </w:rPr>
-        <w:t>residual</w:t>
-      </w:r>
-      <w:r>
-        <w:rPr>
-          <w:b w:val="0"/>
-        </w:rPr>
-        <w:t xml:space="preserve"> and interpret its sign.</w:t>
-      </w:r>
-    </w:p>
-    <w:p>
-      <w:pPr>
-        <w:pStyle w:val="Heading3"/>
-      </w:pPr>
-      <w:r>
-        <w:t>Expected independent answer</w:t>
-      </w:r>
-    </w:p>
-    <w:p>
-      <w:pPr>
-        <w:pStyle w:val="Heading3"/>
-      </w:pPr>
-      <w:r>
-        <w:t>Teacher key · Expected independent answer</w:t>
-      </w:r>
-    </w:p>
-    <w:p>
-      <w:pPr>
-        <w:spacing w:line="336" w:lineRule="auto" w:after="180"/>
-        <w:shd w:fill="F1F6FC"/>
       </w:pPr>
       <w:r>
         <w:rPr>
@@ -4654,990 +5093,415 @@
     </w:p>
     <w:p>
       <w:pPr>
+        <w:spacing w:line="336" w:lineRule="auto" w:after="180"/>
+      </w:pPr>
+      <w:r>
+        <w:rPr>
+          <w:b/>
+        </w:rPr>
+        <w:t>Residual</w:t>
+      </w:r>
+      <w:r>
+        <w:rPr>
+          <w:b w:val="0"/>
+        </w:rPr>
+        <w:t xml:space="preserve">=-3 cm means </w:t>
+      </w:r>
+      <w:r>
+        <w:rPr>
+          <w:b/>
+        </w:rPr>
+        <w:t>overprediction</w:t>
+      </w:r>
+      <w:r>
+        <w:rPr>
+          <w:b w:val="0"/>
+        </w:rPr>
+        <w:t xml:space="preserve"> by 3 cm. Absolute error=3 cm. State the sign convention because some sources reverse it; keep units and convention consistent across plots and calculations.</w:t>
+      </w:r>
+    </w:p>
+    <w:p>
+      <w:pPr>
         <w:pStyle w:val="Heading3"/>
       </w:pPr>
       <w:r>
-        <w:t>Teacher key · Original transfer answer</w:t>
+        <w:t>Explanations for the additional workbook examples</w:t>
+      </w:r>
+    </w:p>
+    <w:p>
+      <w:pPr>
+        <w:pStyle w:val="Heading3"/>
+      </w:pPr>
+      <w:r>
+        <w:t>W1 Calculate residuals</w:t>
+      </w:r>
+    </w:p>
+    <w:p>
+      <w:pPr>
+        <w:pStyle w:val="Heading3"/>
+      </w:pPr>
+      <w:r>
+        <w:t>W2 Explain cancellation</w:t>
+      </w:r>
+    </w:p>
+    <w:p>
+      <w:pPr>
+        <w:pStyle w:val="Heading3"/>
+      </w:pPr>
+      <w:r>
+        <w:t>W3 Read a pattern</w:t>
+      </w:r>
+    </w:p>
+    <w:p>
+      <w:pPr>
+        <w:pStyle w:val="Heading3"/>
+      </w:pPr>
+      <w:r>
+        <w:t>W4 Apply independently</w:t>
       </w:r>
     </w:p>
     <w:p>
       <w:pPr>
         <w:spacing w:line="336" w:lineRule="auto" w:after="180"/>
-        <w:shd w:fill="F1F6FC"/>
-      </w:pPr>
+      </w:pPr>
+      <w:r>
+        <w:rPr>
+          <w:b w:val="0"/>
+        </w:rPr>
+        <w:t xml:space="preserve">Observed [6, 10, 13], predicted [8, 9, 11] cm. Give </w:t>
+      </w:r>
       <w:r>
         <w:rPr>
           <w:b/>
         </w:rPr>
+        <w:t>residual</w:t>
+      </w:r>
+      <w:r>
+        <w:rPr>
+          <w:b w:val="0"/>
+        </w:rPr>
+        <w:t xml:space="preserve">s, mean </w:t>
+      </w:r>
+      <w:r>
+        <w:rPr>
+          <w:b/>
+        </w:rPr>
+        <w:t>residual</w:t>
+      </w:r>
+      <w:r>
+        <w:rPr>
+          <w:b w:val="0"/>
+        </w:rPr>
+        <w:t xml:space="preserve"> and error directions.</w:t>
+      </w:r>
+    </w:p>
+    <w:p>
+      <w:pPr>
+        <w:spacing w:line="336" w:lineRule="auto" w:after="180"/>
+      </w:pPr>
+      <w:r>
+        <w:rPr>
+          <w:b w:val="0"/>
+        </w:rPr>
+        <w:t xml:space="preserve">Teacher explanation: </w:t>
+      </w:r>
+      <w:r>
+        <w:rPr>
+          <w:b/>
+        </w:rPr>
         <w:t>Residual</w:t>
       </w:r>
       <w:r>
         <w:rPr>
           <w:b w:val="0"/>
         </w:rPr>
-        <w:t xml:space="preserve">=-3 cm means </w:t>
+        <w:t>s [-2, 1, 2] cm; mean 1/3 cm. First overpredicted, others underpredicted.</w:t>
+      </w:r>
+    </w:p>
+    <w:p>
+      <w:pPr>
+        <w:pStyle w:val="Heading3"/>
+      </w:pPr>
+      <w:r>
+        <w:t>W5 Check units</w:t>
+      </w:r>
+    </w:p>
+    <w:p>
+      <w:pPr>
+        <w:pStyle w:val="Heading3"/>
+      </w:pPr>
+      <w:r>
+        <w:t>Assess independent transfer</w:t>
+      </w:r>
+    </w:p>
+    <w:p>
+      <w:pPr>
+        <w:pStyle w:val="Heading3"/>
+      </w:pPr>
+      <w:r>
+        <w:t>Selected case answer</w:t>
+      </w:r>
+    </w:p>
+    <w:p>
+      <w:pPr>
+        <w:pStyle w:val="Heading3"/>
+      </w:pPr>
+      <w:r>
+        <w:t>Feedback that the learner uses</w:t>
+      </w:r>
+    </w:p>
+    <w:p>
+      <w:pPr>
+        <w:pStyle w:val="Heading1"/>
+      </w:pPr>
+      <w:r>
+        <w:t>06. Connect, support and revisit the experiment</w:t>
+      </w:r>
+    </w:p>
+    <w:p>
+      <w:r>
+        <w:t>Retain failures and assess a fresh parallel case after help.</w:t>
+      </w:r>
+    </w:p>
+    <w:p>
+      <w:pPr>
+        <w:pStyle w:val="Heading2"/>
+      </w:pPr>
+      <w:r>
+        <w:t>Project evidence</w:t>
+      </w:r>
+    </w:p>
+    <w:p>
+      <w:pPr>
+        <w:spacing w:line="336" w:lineRule="auto" w:after="180"/>
+      </w:pPr>
+      <w:r>
+        <w:rPr>
+          <w:b w:val="0"/>
+        </w:rPr>
+        <w:t>Use a miniature growth-</w:t>
       </w:r>
       <w:r>
         <w:rPr>
           <w:b/>
         </w:rPr>
-        <w:t>overprediction</w:t>
-      </w:r>
-      <w:r>
-        <w:rPr>
-          <w:b w:val="0"/>
-        </w:rPr>
-        <w:t xml:space="preserve"> by 3 cm. Absolute error=3 cm. State the sign convention because some sources reverse it; keep units and convention consistent across plots and calculations.</w:t>
-      </w:r>
-    </w:p>
-    <w:p>
-      <w:pPr>
-        <w:pStyle w:val="Heading3"/>
-      </w:pPr>
-      <w:r>
-        <w:t>Explanations for the additional workbook examples</w:t>
-      </w:r>
-    </w:p>
-    <w:p>
-      <w:pPr>
-        <w:pStyle w:val="Heading3"/>
-      </w:pPr>
-      <w:r>
-        <w:t>W1 Calculate residuals</w:t>
-      </w:r>
-    </w:p>
-    <w:p>
-      <w:pPr>
-        <w:pStyle w:val="Heading3"/>
-      </w:pPr>
-      <w:r>
-        <w:t>Workbook question · W1</w:t>
+        <w:t>prediction</w:t>
+      </w:r>
+      <w:r>
+        <w:rPr>
+          <w:b w:val="0"/>
+        </w:rPr>
+        <w:t xml:space="preserve"> side experiment to distinguish </w:t>
+      </w:r>
+      <w:r>
+        <w:rPr>
+          <w:b/>
+        </w:rPr>
+        <w:t>regression</w:t>
+      </w:r>
+      <w:r>
+        <w:rPr>
+          <w:b w:val="0"/>
+        </w:rPr>
+        <w:t xml:space="preserve"> </w:t>
+      </w:r>
+      <w:r>
+        <w:rPr>
+          <w:b/>
+        </w:rPr>
+        <w:t>evidence</w:t>
+      </w:r>
+      <w:r>
+        <w:rPr>
+          <w:b w:val="0"/>
+        </w:rPr>
+        <w:t xml:space="preserve"> from the main classifier metrics.</w:t>
       </w:r>
     </w:p>
     <w:p>
       <w:pPr>
         <w:spacing w:line="336" w:lineRule="auto" w:after="180"/>
-        <w:shd w:fill="F5F1FB"/>
-      </w:pPr>
-      <w:r>
-        <w:rPr>
-          <w:b w:val="0"/>
-        </w:rPr>
-        <w:t xml:space="preserve">Compute the worked </w:t>
+      </w:pPr>
+      <w:r>
+        <w:rPr>
+          <w:b w:val="0"/>
+        </w:rPr>
+        <w:t xml:space="preserve">Keep the decision, </w:t>
       </w:r>
       <w:r>
         <w:rPr>
           <w:b/>
         </w:rPr>
+        <w:t>input</w:t>
+      </w:r>
+      <w:r>
+        <w:rPr>
+          <w:b w:val="0"/>
+        </w:rPr>
+        <w:t xml:space="preserve">, result, explanation and remaining limitation in the project </w:t>
+      </w:r>
+      <w:r>
+        <w:rPr>
+          <w:b/>
+        </w:rPr>
+        <w:t>evidence</w:t>
+      </w:r>
+      <w:r>
+        <w:rPr>
+          <w:b w:val="0"/>
+        </w:rPr>
+        <w:t xml:space="preserve"> record. Retrieve this record next week rather than restarting the project.</w:t>
+      </w:r>
+    </w:p>
+    <w:p>
+      <w:pPr>
+        <w:spacing w:line="336" w:lineRule="auto" w:after="180"/>
+      </w:pPr>
+      <w:r>
+        <w:rPr>
+          <w:b w:val="0"/>
+        </w:rPr>
+        <w:t xml:space="preserve">For your Responsible Plant Classifier, save the </w:t>
+      </w:r>
+      <w:r>
+        <w:rPr>
+          <w:b/>
+        </w:rPr>
+        <w:t>input</w:t>
+      </w:r>
+      <w:r>
+        <w:rPr>
+          <w:b w:val="0"/>
+        </w:rPr>
+        <w:t>, procedure, observed result and limitation of this check.</w:t>
+      </w:r>
+    </w:p>
+    <w:p>
+      <w:pPr>
+        <w:spacing w:line="336" w:lineRule="auto" w:after="180"/>
+      </w:pPr>
+      <w:r>
+        <w:rPr>
+          <w:b w:val="0"/>
+        </w:rPr>
+        <w:t>Label this worked example as practice; use a different, previously unreviewed case when checking independent understanding.</w:t>
+      </w:r>
+    </w:p>
+    <w:p>
+      <w:pPr>
+        <w:pStyle w:val="Heading2"/>
+      </w:pPr>
+      <w:r>
+        <w:t>Support and selected reassessment</w:t>
+      </w:r>
+    </w:p>
+    <w:p>
+      <w:pPr>
+        <w:spacing w:line="336" w:lineRule="auto" w:after="180"/>
+      </w:pPr>
+      <w:r>
+        <w:rPr>
+          <w:b w:val="0"/>
+        </w:rPr>
+        <w:t>Use a tiny labelled dataset, explicit units and a named positive class. Stretch: require a baseline, held-out evaluation and subgroup or shifted-condition analysis with denominators.</w:t>
+      </w:r>
+    </w:p>
+    <w:p>
+      <w:pPr>
+        <w:spacing w:line="336" w:lineRule="auto" w:after="180"/>
+      </w:pPr>
+      <w:r>
+        <w:rPr>
+          <w:b w:val="0"/>
+        </w:rPr>
+        <w:t xml:space="preserve">Provide a blank </w:t>
+      </w:r>
+      <w:r>
+        <w:rPr>
+          <w:b/>
+        </w:rPr>
+        <w:t>evidence</w:t>
+      </w:r>
+      <w:r>
+        <w:rPr>
+          <w:b w:val="0"/>
+        </w:rPr>
+        <w:t xml:space="preserve"> table and allow a verbal explanation before writing. Highlight the given conditions without supplying the W 4 conclusion. Use </w:t>
+      </w:r>
+      <w:r>
+        <w:rPr>
+          <w:b/>
+        </w:rPr>
+        <w:t>regression</w:t>
+      </w:r>
+      <w:r>
+        <w:rPr>
+          <w:b w:val="0"/>
+        </w:rPr>
+        <w:t xml:space="preserve"> and </w:t>
+      </w:r>
+      <w:r>
+        <w:rPr>
+          <w:b/>
+        </w:rPr>
         <w:t>residual</w:t>
       </w:r>
       <w:r>
         <w:rPr>
           <w:b w:val="0"/>
         </w:rPr>
-        <w:t xml:space="preserve">s and identify </w:t>
+        <w:t xml:space="preserve"> in full sentences.</w:t>
+      </w:r>
+    </w:p>
+    <w:p>
+      <w:pPr>
+        <w:spacing w:line="336" w:lineRule="auto" w:after="180"/>
+      </w:pPr>
+      <w:r>
+        <w:rPr>
+          <w:b w:val="0"/>
+        </w:rPr>
+        <w:t>Extension: alter one condition in the worked example and explain which conclusion changes and which remains supported.</w:t>
+      </w:r>
+    </w:p>
+    <w:p>
+      <w:pPr>
+        <w:spacing w:line="336" w:lineRule="auto" w:after="180"/>
+      </w:pPr>
+      <w:r>
+        <w:rPr>
+          <w:b w:val="0"/>
+        </w:rPr>
+        <w:t xml:space="preserve">For independent W 4, require: </w:t>
       </w:r>
       <w:r>
         <w:rPr>
           <w:b/>
         </w:rPr>
-        <w:t>overprediction</w:t>
-      </w:r>
-      <w:r>
-        <w:rPr>
-          <w:b w:val="0"/>
-        </w:rPr>
-        <w:t>.</w:t>
-      </w:r>
-    </w:p>
-    <w:p>
-      <w:pPr>
-        <w:pStyle w:val="Heading3"/>
-      </w:pPr>
-      <w:r>
-        <w:t>Teacher reasoning · W1</w:t>
+        <w:t>Residual</w:t>
+      </w:r>
+      <w:r>
+        <w:rPr>
+          <w:b w:val="0"/>
+        </w:rPr>
+        <w:t xml:space="preserve">s [-2, 1, 2] cm; mean 1/3 cm. First overpredicted, others underpredicted. Fresh retry observed [3, 8, 12], predicted [4, 8, 10]: </w:t>
+      </w:r>
+      <w:r>
+        <w:rPr>
+          <w:b/>
+        </w:rPr>
+        <w:t>residual</w:t>
+      </w:r>
+      <w:r>
+        <w:rPr>
+          <w:b w:val="0"/>
+        </w:rPr>
+        <w:t>s [-1, 0, 2], mean 1/3 in the target unit.</w:t>
       </w:r>
     </w:p>
     <w:p>
       <w:pPr>
         <w:spacing w:line="336" w:lineRule="auto" w:after="180"/>
-        <w:shd w:fill="F1F6FC"/>
-      </w:pPr>
-      <w:r>
-        <w:rPr>
-          <w:b w:val="0"/>
-        </w:rPr>
-        <w:t xml:space="preserve">Teacher explanation: </w:t>
-      </w:r>
-      <w:r>
-        <w:rPr>
-          <w:b/>
-        </w:rPr>
-        <w:t>Residual</w:t>
-      </w:r>
-      <w:r>
-        <w:rPr>
-          <w:b w:val="0"/>
-        </w:rPr>
-        <w:t>s -1, 1, 0 cm; the first record is overpredicted.</w:t>
-      </w:r>
-    </w:p>
-    <w:p>
-      <w:pPr>
-        <w:pStyle w:val="Heading3"/>
-      </w:pPr>
-      <w:r>
-        <w:t>W2 Explain cancellation</w:t>
-      </w:r>
-    </w:p>
-    <w:p>
-      <w:pPr>
-        <w:pStyle w:val="Heading3"/>
-      </w:pPr>
-      <w:r>
-        <w:t>Workbook question · W2</w:t>
-      </w:r>
-    </w:p>
-    <w:p>
-      <w:pPr>
-        <w:spacing w:line="336" w:lineRule="auto" w:after="180"/>
-        <w:shd w:fill="F5F1FB"/>
-      </w:pPr>
-      <w:r>
-        <w:rPr>
-          <w:b w:val="0"/>
-        </w:rPr>
-        <w:t xml:space="preserve">Why does mean </w:t>
-      </w:r>
-      <w:r>
-        <w:rPr>
-          <w:b/>
-        </w:rPr>
-        <w:t>residual</w:t>
-      </w:r>
-      <w:r>
-        <w:rPr>
-          <w:b w:val="0"/>
-        </w:rPr>
-        <w:t xml:space="preserve"> zero not imply perfect </w:t>
-      </w:r>
-      <w:r>
-        <w:rPr>
-          <w:b/>
-        </w:rPr>
-        <w:t>prediction</w:t>
-      </w:r>
-      <w:r>
-        <w:rPr>
-          <w:b w:val="0"/>
-        </w:rPr>
-        <w:t>s?</w:t>
-      </w:r>
-    </w:p>
-    <w:p>
-      <w:pPr>
-        <w:pStyle w:val="Heading3"/>
-      </w:pPr>
-      <w:r>
-        <w:t>Teacher reasoning · W2</w:t>
-      </w:r>
-    </w:p>
-    <w:p>
-      <w:pPr>
-        <w:spacing w:line="336" w:lineRule="auto" w:after="180"/>
-        <w:shd w:fill="F1F6FC"/>
-      </w:pPr>
-      <w:r>
-        <w:rPr>
-          <w:b w:val="0"/>
-        </w:rPr>
-        <w:t xml:space="preserve">Teacher explanation: Negative and positive </w:t>
-      </w:r>
-      <w:r>
-        <w:rPr>
-          <w:b/>
-        </w:rPr>
-        <w:t>residual</w:t>
-      </w:r>
-      <w:r>
-        <w:rPr>
-          <w:b w:val="0"/>
-        </w:rPr>
-        <w:t>s cancel even when individual errors are nonzero.</w:t>
-      </w:r>
-    </w:p>
-    <w:p>
-      <w:pPr>
-        <w:pStyle w:val="Heading3"/>
-      </w:pPr>
-      <w:r>
-        <w:t>W3 Read a pattern</w:t>
-      </w:r>
-    </w:p>
-    <w:p>
-      <w:pPr>
-        <w:pStyle w:val="Heading3"/>
-      </w:pPr>
-      <w:r>
-        <w:t>Workbook question · W3</w:t>
-      </w:r>
-    </w:p>
-    <w:p>
-      <w:pPr>
-        <w:spacing w:line="336" w:lineRule="auto" w:after="180"/>
-        <w:shd w:fill="F5F1FB"/>
-      </w:pPr>
-      <w:r>
-        <w:rPr>
-          <w:b w:val="0"/>
-        </w:rPr>
-        <w:t xml:space="preserve">Interpret </w:t>
-      </w:r>
-      <w:r>
-        <w:rPr>
-          <w:b/>
-        </w:rPr>
-        <w:t>residual</w:t>
-      </w:r>
-      <w:r>
-        <w:rPr>
-          <w:b w:val="0"/>
-        </w:rPr>
-        <w:t>s -2, 0, 3 ordered by growth stage.</w:t>
-      </w:r>
-    </w:p>
-    <w:p>
-      <w:pPr>
-        <w:pStyle w:val="Heading3"/>
-      </w:pPr>
-      <w:r>
-        <w:t>Teacher reasoning · W3</w:t>
-      </w:r>
-    </w:p>
-    <w:p>
-      <w:pPr>
-        <w:spacing w:line="336" w:lineRule="auto" w:after="180"/>
-        <w:shd w:fill="F1F6FC"/>
-      </w:pPr>
-      <w:r>
-        <w:rPr>
-          <w:b w:val="0"/>
-        </w:rPr>
-        <w:t xml:space="preserve">Teacher explanation: They shift from </w:t>
-      </w:r>
-      <w:r>
-        <w:rPr>
-          <w:b/>
-        </w:rPr>
-        <w:t>overprediction</w:t>
-      </w:r>
-      <w:r>
-        <w:rPr>
-          <w:b w:val="0"/>
-        </w:rPr>
-        <w:t xml:space="preserve"> to </w:t>
-      </w:r>
-      <w:r>
-        <w:rPr>
-          <w:b/>
-        </w:rPr>
-        <w:t>underprediction</w:t>
-      </w:r>
-      <w:r>
-        <w:rPr>
-          <w:b w:val="0"/>
-        </w:rPr>
-        <w:t>; investigate a missed relationship without claiming a proven cause.</w:t>
-      </w:r>
-    </w:p>
-    <w:p>
-      <w:pPr>
-        <w:pStyle w:val="Heading3"/>
-      </w:pPr>
-      <w:r>
-        <w:t>W4 Apply independently</w:t>
-      </w:r>
-    </w:p>
-    <w:p>
-      <w:pPr>
-        <w:pStyle w:val="Heading3"/>
-      </w:pPr>
-      <w:r>
-        <w:t>Workbook question · W4</w:t>
-      </w:r>
-    </w:p>
-    <w:p>
-      <w:pPr>
-        <w:spacing w:line="336" w:lineRule="auto" w:after="180"/>
-        <w:shd w:fill="F5F1FB"/>
-      </w:pPr>
-      <w:r>
-        <w:rPr>
-          <w:b w:val="0"/>
-        </w:rPr>
-        <w:t xml:space="preserve">Observed [6, 10, 13], predicted [8, 9, 11] cm. Give </w:t>
-      </w:r>
-      <w:r>
-        <w:rPr>
-          <w:b/>
-        </w:rPr>
-        <w:t>residual</w:t>
-      </w:r>
-      <w:r>
-        <w:rPr>
-          <w:b w:val="0"/>
-        </w:rPr>
-        <w:t xml:space="preserve">s, mean </w:t>
-      </w:r>
-      <w:r>
-        <w:rPr>
-          <w:b/>
-        </w:rPr>
-        <w:t>residual</w:t>
-      </w:r>
-      <w:r>
-        <w:rPr>
-          <w:b w:val="0"/>
-        </w:rPr>
-        <w:t xml:space="preserve"> and error directions.</w:t>
-      </w:r>
-    </w:p>
-    <w:p>
-      <w:pPr>
-        <w:pStyle w:val="Heading3"/>
-      </w:pPr>
-      <w:r>
-        <w:t>Teacher reasoning · W4</w:t>
-      </w:r>
-    </w:p>
-    <w:p>
-      <w:pPr>
-        <w:spacing w:line="336" w:lineRule="auto" w:after="180"/>
-        <w:shd w:fill="F1F6FC"/>
-      </w:pPr>
-      <w:r>
-        <w:rPr>
-          <w:b w:val="0"/>
-        </w:rPr>
-        <w:t xml:space="preserve">Teacher explanation: </w:t>
-      </w:r>
-      <w:r>
-        <w:rPr>
-          <w:b/>
-        </w:rPr>
-        <w:t>Residual</w:t>
-      </w:r>
-      <w:r>
-        <w:rPr>
-          <w:b w:val="0"/>
-        </w:rPr>
-        <w:t>s [-2, 1, 2] cm; mean 1/3 cm. First overpredicted, others underpredicted.</w:t>
-      </w:r>
-    </w:p>
-    <w:p>
-      <w:pPr>
-        <w:pStyle w:val="Heading3"/>
-      </w:pPr>
-      <w:r>
-        <w:t>W5 Check units</w:t>
-      </w:r>
-    </w:p>
-    <w:p>
-      <w:pPr>
-        <w:pStyle w:val="Heading3"/>
-      </w:pPr>
-      <w:r>
-        <w:t>Workbook question · W5</w:t>
-      </w:r>
-    </w:p>
-    <w:p>
-      <w:pPr>
-        <w:spacing w:line="336" w:lineRule="auto" w:after="180"/>
-        <w:shd w:fill="F5F1FB"/>
-      </w:pPr>
-      <w:r>
-        <w:rPr>
-          <w:b w:val="0"/>
-        </w:rPr>
-        <w:t>A report combines 2 cm and .02 m as if they were different magnitudes. Repair it.</w:t>
-      </w:r>
-    </w:p>
-    <w:p>
-      <w:pPr>
-        <w:pStyle w:val="Heading3"/>
-      </w:pPr>
-      <w:r>
-        <w:t>Teacher reasoning · W5</w:t>
-      </w:r>
-    </w:p>
-    <w:p>
-      <w:pPr>
-        <w:spacing w:line="336" w:lineRule="auto" w:after="180"/>
-        <w:shd w:fill="F1F6FC"/>
-      </w:pPr>
-      <w:r>
-        <w:rPr>
-          <w:b w:val="0"/>
-        </w:rPr>
-        <w:t>Teacher explanation: Convert to a shared unit; both represent 2 cm. Document units before comparing or aggregating errors.</w:t>
-      </w:r>
-    </w:p>
-    <w:p>
-      <w:pPr>
-        <w:pStyle w:val="Heading3"/>
-      </w:pPr>
-      <w:r>
-        <w:t>Assess independent transfer</w:t>
-      </w:r>
-    </w:p>
-    <w:p>
-      <w:pPr>
-        <w:pStyle w:val="Heading3"/>
-      </w:pPr>
-      <w:r>
-        <w:t>Independent question · withhold the key</w:t>
-      </w:r>
-    </w:p>
-    <w:p>
-      <w:pPr>
-        <w:spacing w:line="336" w:lineRule="auto" w:after="180"/>
-        <w:shd w:fill="F5F1FB"/>
-      </w:pPr>
-      <w:r>
-        <w:rPr>
-          <w:b w:val="0"/>
-        </w:rPr>
-        <w:t xml:space="preserve">Selected case: Observed [6, 10, 13], predicted [8, 9, 11] cm. Give </w:t>
-      </w:r>
-      <w:r>
-        <w:rPr>
-          <w:b/>
-        </w:rPr>
-        <w:t>residual</w:t>
-      </w:r>
-      <w:r>
-        <w:rPr>
-          <w:b w:val="0"/>
-        </w:rPr>
-        <w:t xml:space="preserve">s, mean </w:t>
-      </w:r>
-      <w:r>
-        <w:rPr>
-          <w:b/>
-        </w:rPr>
-        <w:t>residual</w:t>
-      </w:r>
-      <w:r>
-        <w:rPr>
-          <w:b w:val="0"/>
-        </w:rPr>
-        <w:t xml:space="preserve"> and error directions.</w:t>
-      </w:r>
-    </w:p>
-    <w:p>
-      <w:pPr>
-        <w:pStyle w:val="Heading3"/>
-      </w:pPr>
-      <w:r>
-        <w:t>Selected case answer</w:t>
-      </w:r>
-    </w:p>
-    <w:p>
-      <w:pPr>
-        <w:pStyle w:val="Heading3"/>
-      </w:pPr>
-      <w:r>
-        <w:t>Teacher key · Selected case answer</w:t>
-      </w:r>
-    </w:p>
-    <w:p>
-      <w:pPr>
-        <w:spacing w:line="336" w:lineRule="auto" w:after="180"/>
-        <w:shd w:fill="F1F6FC"/>
-      </w:pPr>
-      <w:r>
-        <w:rPr>
-          <w:b w:val="0"/>
-        </w:rPr>
-        <w:t xml:space="preserve">Teacher explanation: </w:t>
-      </w:r>
-      <w:r>
-        <w:rPr>
-          <w:b/>
-        </w:rPr>
-        <w:t>Residual</w:t>
-      </w:r>
-      <w:r>
-        <w:rPr>
-          <w:b w:val="0"/>
-        </w:rPr>
-        <w:t>s [-2, 1, 2] cm; mean 1/3 cm. First overpredicted, others underpredicted.</w:t>
-      </w:r>
-    </w:p>
-    <w:tbl>
-      <w:tblPr>
-        <w:tblStyle w:val="LightShading-Accent1"/>
-        <w:tblW w:type="auto" w:w="0"/>
-        <w:tblLook w:firstColumn="1" w:firstRow="1" w:lastColumn="0" w:lastRow="0" w:noHBand="0" w:noVBand="1" w:val="04A0"/>
-      </w:tblPr>
-      <w:tblGrid>
-        <w:gridCol w:w="5112"/>
-        <w:gridCol w:w="5112"/>
-      </w:tblGrid>
-      <w:tr>
-        <w:trPr>
-          <w:tblHeader/>
-        </w:trPr>
-        <w:tc>
-          <w:tcPr>
-            <w:tcW w:type="dxa" w:w="5112"/>
-          </w:tcPr>
-          <w:p>
-            <w:r>
-              <w:t>Dimension</w:t>
-            </w:r>
-          </w:p>
-        </w:tc>
-        <w:tc>
-          <w:tcPr>
-            <w:tcW w:type="dxa" w:w="5112"/>
-          </w:tcPr>
-          <w:p>
-            <w:r>
-              <w:t>Evidence required</w:t>
-            </w:r>
-          </w:p>
-        </w:tc>
-      </w:tr>
-      <w:tr>
-        <w:tc>
-          <w:tcPr>
-            <w:tcW w:type="dxa" w:w="5112"/>
-          </w:tcPr>
-          <w:p>
-            <w:r>
-              <w:t>Explanation</w:t>
-            </w:r>
-          </w:p>
-        </w:tc>
-        <w:tc>
-          <w:tcPr>
-            <w:tcW w:type="dxa" w:w="5112"/>
-          </w:tcPr>
-          <w:p>
-            <w:r>
-              <w:t>Names the applicable idea or procedure and ties it to the supplied facts.</w:t>
-            </w:r>
-          </w:p>
-        </w:tc>
-      </w:tr>
-      <w:tr>
-        <w:tc>
-          <w:tcPr>
-            <w:tcW w:type="dxa" w:w="5112"/>
-          </w:tcPr>
-          <w:p>
-            <w:r>
-              <w:t>Trace and result</w:t>
-            </w:r>
-          </w:p>
-        </w:tc>
-        <w:tc>
-          <w:tcPr>
-            <w:tcW w:type="dxa" w:w="5112"/>
-          </w:tcPr>
-          <w:p>
-            <w:r>
-              <w:t>Preserves the given inputs and shows the relevant intermediate steps; distinguishes a prediction from an observed execution.</w:t>
-            </w:r>
-          </w:p>
-        </w:tc>
-      </w:tr>
-      <w:tr>
-        <w:tc>
-          <w:tcPr>
-            <w:tcW w:type="dxa" w:w="5112"/>
-          </w:tcPr>
-          <w:p>
-            <w:r>
-              <w:t>Limits</w:t>
-            </w:r>
-          </w:p>
-        </w:tc>
-        <w:tc>
-          <w:tcPr>
-            <w:tcW w:type="dxa" w:w="5112"/>
-          </w:tcPr>
-          <w:p>
-            <w:r>
-              <w:t>States the assumptions, missing evidence or conditions under which the result would change.</w:t>
-            </w:r>
-          </w:p>
-        </w:tc>
-      </w:tr>
-    </w:tbl>
-    <w:p>
-      <w:pPr>
-        <w:pStyle w:val="Heading3"/>
-      </w:pPr>
-      <w:r>
-        <w:t>Teacher key · Selected case answer</w:t>
-      </w:r>
-    </w:p>
-    <w:p>
-      <w:pPr>
-        <w:spacing w:line="336" w:lineRule="auto" w:after="180"/>
-        <w:shd w:fill="F1F6FC"/>
-      </w:pPr>
-      <w:r>
-        <w:rPr>
-          <w:b w:val="0"/>
-        </w:rPr>
-        <w:t>Record each dimension as not yet, with support, or independent. Accept a valid alternative procedure with a defensible trace.</w:t>
-      </w:r>
-    </w:p>
-    <w:p>
-      <w:pPr>
-        <w:spacing w:line="336" w:lineRule="auto" w:after="180"/>
-        <w:shd w:fill="F1F6FC"/>
-      </w:pPr>
-      <w:r>
-        <w:rPr>
-          <w:b w:val="0"/>
-        </w:rPr>
-        <w:t xml:space="preserve">Do not penalise an honestly recorded model failure if the learner correctly explains its </w:t>
-      </w:r>
-      <w:r>
-        <w:rPr>
-          <w:b/>
-        </w:rPr>
-        <w:t>evidence</w:t>
-      </w:r>
-      <w:r>
-        <w:rPr>
-          <w:b w:val="0"/>
-        </w:rPr>
-        <w:t xml:space="preserve"> and limits.</w:t>
-      </w:r>
-    </w:p>
-    <w:p>
-      <w:pPr>
-        <w:pStyle w:val="Heading3"/>
-      </w:pPr>
-      <w:r>
-        <w:t>Feedback that the learner uses</w:t>
-      </w:r>
-    </w:p>
-    <w:p>
-      <w:pPr>
-        <w:spacing w:line="336" w:lineRule="auto" w:after="180"/>
-      </w:pPr>
-      <w:r>
-        <w:rPr>
-          <w:b w:val="0"/>
-        </w:rPr>
-        <w:t>Name the earliest unsupported step and give one action to repair it. Have the learner make that repair now and explain why. Then assess the relevant skill on a fresh, fully specified case.</w:t>
-      </w:r>
-    </w:p>
-    <w:p>
-      <w:pPr>
-        <w:spacing w:line="336" w:lineRule="auto" w:after="180"/>
-      </w:pPr>
-      <w:r>
-        <w:rPr>
-          <w:b w:val="0"/>
-        </w:rPr>
-        <w:t>Confirm it was not previously practised with feedback; solve and check the new case before assigning it. A follow-up design prompt is a starting brief, not automatically an equivalent test.</w:t>
-      </w:r>
-    </w:p>
-    <w:p>
-      <w:pPr>
-        <w:pStyle w:val="Heading1"/>
-      </w:pPr>
-      <w:r>
-        <w:t>06. Connect and extend learning</w:t>
-      </w:r>
-    </w:p>
-    <w:p>
-      <w:r>
-        <w:t>Connect Regression and Residuals to Responsible Plant Classifier, adapt support and plan a later changed-case check.</w:t>
-      </w:r>
-    </w:p>
-    <w:p>
-      <w:pPr>
-        <w:pStyle w:val="Heading3"/>
-      </w:pPr>
-      <w:r>
-        <w:t>Responsible Plant Classifier</w:t>
-      </w:r>
-    </w:p>
-    <w:p>
-      <w:pPr>
-        <w:spacing w:line="336" w:lineRule="auto" w:after="180"/>
-      </w:pPr>
-      <w:r>
-        <w:rPr>
-          <w:b w:val="0"/>
-        </w:rPr>
-        <w:t>Use a miniature growth-</w:t>
-      </w:r>
-      <w:r>
-        <w:rPr>
-          <w:b/>
-        </w:rPr>
-        <w:t>prediction</w:t>
-      </w:r>
-      <w:r>
-        <w:rPr>
-          <w:b w:val="0"/>
-        </w:rPr>
-        <w:t xml:space="preserve"> side experiment to distinguish </w:t>
-      </w:r>
-      <w:r>
-        <w:rPr>
-          <w:b/>
-        </w:rPr>
-        <w:t>regression</w:t>
-      </w:r>
-      <w:r>
-        <w:rPr>
-          <w:b w:val="0"/>
-        </w:rPr>
-        <w:t xml:space="preserve"> </w:t>
-      </w:r>
-      <w:r>
-        <w:rPr>
-          <w:b/>
-        </w:rPr>
-        <w:t>evidence</w:t>
-      </w:r>
-      <w:r>
-        <w:rPr>
-          <w:b w:val="0"/>
-        </w:rPr>
-        <w:t xml:space="preserve"> from the main classifier metrics.</w:t>
-      </w:r>
-    </w:p>
-    <w:p>
-      <w:pPr>
-        <w:spacing w:line="336" w:lineRule="auto" w:after="180"/>
-      </w:pPr>
-      <w:r>
-        <w:rPr>
-          <w:b w:val="0"/>
-        </w:rPr>
-        <w:t xml:space="preserve">Keep the decision, </w:t>
-      </w:r>
-      <w:r>
-        <w:rPr>
-          <w:b/>
-        </w:rPr>
-        <w:t>input</w:t>
-      </w:r>
-      <w:r>
-        <w:rPr>
-          <w:b w:val="0"/>
-        </w:rPr>
-        <w:t xml:space="preserve">, result, explanation and remaining limitation in the project </w:t>
-      </w:r>
-      <w:r>
-        <w:rPr>
-          <w:b/>
-        </w:rPr>
-        <w:t>evidence</w:t>
-      </w:r>
-      <w:r>
-        <w:rPr>
-          <w:b w:val="0"/>
-        </w:rPr>
-        <w:t xml:space="preserve"> record. Retrieve this record next week rather than restarting the project.</w:t>
-      </w:r>
-    </w:p>
-    <w:p>
-      <w:pPr>
-        <w:pStyle w:val="Heading3"/>
-      </w:pPr>
-      <w:r>
-        <w:t>Support and stretch</w:t>
-      </w:r>
-    </w:p>
-    <w:p>
-      <w:pPr>
-        <w:spacing w:line="336" w:lineRule="auto" w:after="180"/>
-      </w:pPr>
-      <w:r>
-        <w:rPr>
-          <w:b w:val="0"/>
-        </w:rPr>
-        <w:t>Use a tiny labelled dataset, explicit units and a named positive class. Stretch: require a baseline, held-out evaluation and subgroup or shifted-condition analysis with denominators.</w:t>
-      </w:r>
-    </w:p>
-    <w:p>
-      <w:pPr>
-        <w:pStyle w:val="Heading3"/>
-      </w:pPr>
-      <w:r>
-        <w:t>Exit reflection</w:t>
-      </w:r>
-    </w:p>
-    <w:p>
-      <w:pPr>
-        <w:spacing w:line="336" w:lineRule="auto" w:after="180"/>
-      </w:pPr>
-      <w:r>
-        <w:rPr>
-          <w:b w:val="0"/>
-        </w:rPr>
-        <w:t xml:space="preserve">Ask for one decision the learner can now justify and one situation requiring more </w:t>
-      </w:r>
-      <w:r>
-        <w:rPr>
-          <w:b/>
-        </w:rPr>
-        <w:t>evidence</w:t>
-      </w:r>
-      <w:r>
-        <w:rPr>
-          <w:b w:val="0"/>
-        </w:rPr>
-        <w:t xml:space="preserve"> or human review. Confidence ratings are separate from correct independent performance.</w:t>
-      </w:r>
-    </w:p>
-    <w:p>
-      <w:pPr>
-        <w:pStyle w:val="Heading3"/>
-      </w:pPr>
-      <w:r>
-        <w:t>Bridge to the next week</w:t>
-      </w:r>
-    </w:p>
-    <w:p>
-      <w:pPr>
-        <w:spacing w:line="336" w:lineRule="auto" w:after="180"/>
-      </w:pPr>
-      <w:r>
-        <w:rPr>
-          <w:b w:val="0"/>
-        </w:rPr>
-        <w:t xml:space="preserve">Next: Week 20: Mean, Median, and Baselines. Retrieve today’s </w:t>
-      </w:r>
-      <w:r>
-        <w:rPr>
-          <w:b/>
-        </w:rPr>
-        <w:t>evidence</w:t>
-      </w:r>
-      <w:r>
-        <w:rPr>
-          <w:b w:val="0"/>
-        </w:rPr>
-        <w:t xml:space="preserve"> and identify what carries forward and what is new.</w:t>
-      </w:r>
-    </w:p>
-    <w:p>
-      <w:pPr>
-        <w:pStyle w:val="Heading3"/>
-      </w:pPr>
-      <w:r>
-        <w:t>Support and fresh reassessment</w:t>
-      </w:r>
-    </w:p>
-    <w:p>
-      <w:pPr>
-        <w:spacing w:line="336" w:lineRule="auto" w:after="180"/>
-      </w:pPr>
-      <w:r>
-        <w:rPr>
-          <w:b w:val="0"/>
-        </w:rPr>
-        <w:t xml:space="preserve">Provide a blank </w:t>
-      </w:r>
-      <w:r>
-        <w:rPr>
-          <w:b/>
-        </w:rPr>
-        <w:t>evidence</w:t>
-      </w:r>
-      <w:r>
-        <w:rPr>
-          <w:b w:val="0"/>
-        </w:rPr>
-        <w:t xml:space="preserve"> table and allow a verbal explanation before writing. Highlight the given conditions without supplying the W 4 conclusion. Use </w:t>
-      </w:r>
-      <w:r>
-        <w:rPr>
-          <w:b/>
-        </w:rPr>
-        <w:t>regression</w:t>
-      </w:r>
-      <w:r>
-        <w:rPr>
-          <w:b w:val="0"/>
-        </w:rPr>
-        <w:t xml:space="preserve"> and </w:t>
-      </w:r>
-      <w:r>
-        <w:rPr>
-          <w:b/>
-        </w:rPr>
-        <w:t>residual</w:t>
-      </w:r>
-      <w:r>
-        <w:rPr>
-          <w:b w:val="0"/>
-        </w:rPr>
-        <w:t xml:space="preserve"> in full sentences.</w:t>
-      </w:r>
-    </w:p>
-    <w:p>
-      <w:pPr>
-        <w:spacing w:line="336" w:lineRule="auto" w:after="180"/>
-      </w:pPr>
-      <w:r>
-        <w:rPr>
-          <w:b w:val="0"/>
-        </w:rPr>
-        <w:t>Extension: alter one condition in the worked example and explain which conclusion changes and which remains supported.</w:t>
-      </w:r>
-    </w:p>
-    <w:p>
-      <w:pPr>
-        <w:spacing w:line="336" w:lineRule="auto" w:after="180"/>
-      </w:pPr>
-      <w:r>
-        <w:rPr>
-          <w:b w:val="0"/>
-        </w:rPr>
-        <w:t xml:space="preserve">For independent W 4, require: </w:t>
-      </w:r>
-      <w:r>
-        <w:rPr>
-          <w:b/>
-        </w:rPr>
-        <w:t>Residual</w:t>
-      </w:r>
-      <w:r>
-        <w:rPr>
-          <w:b w:val="0"/>
-        </w:rPr>
-        <w:t xml:space="preserve">s [-2, 1, 2] cm; mean 1/3 cm. First overpredicted, others underpredicted. Fresh retry observed [3, 8, 12], predicted [4, 8, 10]: </w:t>
-      </w:r>
-      <w:r>
-        <w:rPr>
-          <w:b/>
-        </w:rPr>
-        <w:t>residual</w:t>
-      </w:r>
-      <w:r>
-        <w:rPr>
-          <w:b w:val="0"/>
-        </w:rPr>
-        <w:t>s [-1, 0, 2], mean 1/3 in the target unit.</w:t>
-      </w:r>
-    </w:p>
-    <w:p>
-      <w:pPr>
-        <w:spacing w:line="336" w:lineRule="auto" w:after="180"/>
       </w:pPr>
       <w:r>
         <w:rPr>
@@ -5648,45 +5512,10 @@
     </w:p>
     <w:p>
       <w:pPr>
-        <w:spacing w:line="336" w:lineRule="auto" w:after="180"/>
-      </w:pPr>
-      <w:r>
-        <w:rPr>
-          <w:b w:val="0"/>
-        </w:rPr>
-        <w:t xml:space="preserve">Next week: Constant </w:t>
-      </w:r>
-      <w:r>
-        <w:rPr>
-          <w:b/>
-        </w:rPr>
-        <w:t>prediction</w:t>
-      </w:r>
-      <w:r>
-        <w:rPr>
-          <w:b w:val="0"/>
-        </w:rPr>
-        <w:t xml:space="preserve"> baselines. Carry forward the saved </w:t>
-      </w:r>
-      <w:r>
-        <w:rPr>
-          <w:b/>
-        </w:rPr>
-        <w:t>evidence</w:t>
-      </w:r>
-      <w:r>
-        <w:rPr>
-          <w:b w:val="0"/>
-        </w:rPr>
-        <w:t xml:space="preserve"> and the distinction between development choices and justified claims.</w:t>
-      </w:r>
-    </w:p>
-    <w:p>
-      <w:pPr>
-        <w:pStyle w:val="Heading3"/>
-      </w:pPr>
-      <w:r>
-        <w:t>Plan the delayed return</w:t>
+        <w:pStyle w:val="Heading2"/>
+      </w:pPr>
+      <w:r>
+        <w:t>Delayed return</w:t>
       </w:r>
     </w:p>
     <w:p>
@@ -5903,71 +5732,200 @@
     </w:p>
     <w:p>
       <w:pPr>
+        <w:pStyle w:val="Heading2"/>
+      </w:pPr>
+      <w:r>
+        <w:t>Bridge and reflection</w:t>
+      </w:r>
+    </w:p>
+    <w:p>
+      <w:pPr>
+        <w:spacing w:line="336" w:lineRule="auto" w:after="180"/>
+      </w:pPr>
+      <w:r>
+        <w:rPr>
+          <w:b w:val="0"/>
+        </w:rPr>
+        <w:t xml:space="preserve">Ask for one decision the learner can now justify and one situation requiring more </w:t>
+      </w:r>
+      <w:r>
+        <w:rPr>
+          <w:b/>
+        </w:rPr>
+        <w:t>evidence</w:t>
+      </w:r>
+      <w:r>
+        <w:rPr>
+          <w:b w:val="0"/>
+        </w:rPr>
+        <w:t xml:space="preserve"> or human review. Confidence ratings are separate from correct independent performance.</w:t>
+      </w:r>
+    </w:p>
+    <w:p>
+      <w:pPr>
+        <w:spacing w:line="336" w:lineRule="auto" w:after="180"/>
+      </w:pPr>
+      <w:r>
+        <w:rPr>
+          <w:b w:val="0"/>
+        </w:rPr>
+        <w:t xml:space="preserve">Next: Week 20: Mean, Median, and Baselines. Retrieve today’s </w:t>
+      </w:r>
+      <w:r>
+        <w:rPr>
+          <w:b/>
+        </w:rPr>
+        <w:t>evidence</w:t>
+      </w:r>
+      <w:r>
+        <w:rPr>
+          <w:b w:val="0"/>
+        </w:rPr>
+        <w:t xml:space="preserve"> and identify what carries forward and what is new.</w:t>
+      </w:r>
+    </w:p>
+    <w:p>
+      <w:pPr>
+        <w:spacing w:line="336" w:lineRule="auto" w:after="180"/>
+      </w:pPr>
+      <w:r>
+        <w:rPr>
+          <w:b w:val="0"/>
+        </w:rPr>
+        <w:t xml:space="preserve">Next week: Constant </w:t>
+      </w:r>
+      <w:r>
+        <w:rPr>
+          <w:b/>
+        </w:rPr>
+        <w:t>prediction</w:t>
+      </w:r>
+      <w:r>
+        <w:rPr>
+          <w:b w:val="0"/>
+        </w:rPr>
+        <w:t xml:space="preserve"> baselines. Carry forward the saved </w:t>
+      </w:r>
+      <w:r>
+        <w:rPr>
+          <w:b/>
+        </w:rPr>
+        <w:t>evidence</w:t>
+      </w:r>
+      <w:r>
+        <w:rPr>
+          <w:b w:val="0"/>
+        </w:rPr>
+        <w:t xml:space="preserve"> and the distinction between development choices and justified claims.</w:t>
+      </w:r>
+    </w:p>
+    <w:p>
+      <w:pPr>
+        <w:pStyle w:val="Heading2"/>
+      </w:pPr>
+      <w:r>
+        <w:t>Earlier wording, alternatives and picture transcripts · reference / check after trying</w:t>
+      </w:r>
+    </w:p>
+    <w:p>
+      <w:pPr>
+        <w:spacing w:line="336" w:lineRule="auto" w:after="180"/>
+      </w:pPr>
+      <w:r>
+        <w:rPr>
+          <w:b w:val="0"/>
+        </w:rPr>
+        <w:t>Connect and extend learning</w:t>
+      </w:r>
+    </w:p>
+    <w:p>
+      <w:pPr>
         <w:pStyle w:val="Heading3"/>
       </w:pPr>
       <w:r>
+        <w:t>Responsible Plant Classifier</w:t>
+      </w:r>
+    </w:p>
+    <w:p>
+      <w:pPr>
+        <w:pStyle w:val="Heading3"/>
+      </w:pPr>
+      <w:r>
+        <w:t>Support and stretch</w:t>
+      </w:r>
+    </w:p>
+    <w:p>
+      <w:pPr>
+        <w:pStyle w:val="Heading3"/>
+      </w:pPr>
+      <w:r>
+        <w:t>Exit reflection</w:t>
+      </w:r>
+    </w:p>
+    <w:p>
+      <w:pPr>
+        <w:pStyle w:val="Heading3"/>
+      </w:pPr>
+      <w:r>
+        <w:t>Bridge to the next week</w:t>
+      </w:r>
+    </w:p>
+    <w:p>
+      <w:pPr>
+        <w:pStyle w:val="Heading3"/>
+      </w:pPr>
+      <w:r>
+        <w:t>Support and fresh reassessment</w:t>
+      </w:r>
+    </w:p>
+    <w:p>
+      <w:pPr>
+        <w:pStyle w:val="Heading3"/>
+      </w:pPr>
+      <w:r>
+        <w:t>Plan the delayed return</w:t>
+      </w:r>
+    </w:p>
+    <w:p>
+      <w:pPr>
+        <w:pStyle w:val="Heading3"/>
+      </w:pPr>
+      <w:r>
         <w:t>Project evidence from this case</w:t>
       </w:r>
     </w:p>
     <w:p>
       <w:pPr>
+        <w:pStyle w:val="Heading1"/>
+      </w:pPr>
+      <w:r>
+        <w:t>Reference bank and extra practice</w:t>
+      </w:r>
+    </w:p>
+    <w:p>
+      <w:pPr>
+        <w:pStyle w:val="Heading1"/>
+      </w:pPr>
+      <w:r>
+        <w:t>07. Reference · Alternative planning checklist</w:t>
+      </w:r>
+    </w:p>
+    <w:p>
+      <w:r>
+        <w:t>Use alongside the main route without repeating the whole cycle.</w:t>
+      </w:r>
+    </w:p>
+    <w:p>
+      <w:pPr>
+        <w:pStyle w:val="Heading2"/>
+      </w:pPr>
+      <w:r>
+        <w:t>Planning and assessment reference</w:t>
+      </w:r>
+    </w:p>
+    <w:p>
+      <w:pPr>
         <w:spacing w:line="336" w:lineRule="auto" w:after="180"/>
-      </w:pPr>
-      <w:r>
-        <w:rPr>
-          <w:b w:val="0"/>
-        </w:rPr>
-        <w:t xml:space="preserve">For your Responsible Plant Classifier, save the </w:t>
-      </w:r>
-      <w:r>
-        <w:rPr>
-          <w:b/>
-        </w:rPr>
-        <w:t>input</w:t>
-      </w:r>
-      <w:r>
-        <w:rPr>
-          <w:b w:val="0"/>
-        </w:rPr>
-        <w:t>, procedure, observed result and limitation of this check.</w:t>
-      </w:r>
-    </w:p>
-    <w:p>
-      <w:pPr>
-        <w:spacing w:line="336" w:lineRule="auto" w:after="180"/>
-      </w:pPr>
-      <w:r>
-        <w:rPr>
-          <w:b w:val="0"/>
-        </w:rPr>
-        <w:t>Label this worked example as practice; use a different, previously unreviewed case when checking independent understanding.</w:t>
-      </w:r>
-    </w:p>
-    <w:p>
-      <w:pPr>
-        <w:pStyle w:val="Heading1"/>
-      </w:pPr>
-      <w:r>
-        <w:t>07. Prepare, teach and assess</w:t>
-      </w:r>
-    </w:p>
-    <w:p>
-      <w:r>
-        <w:t>Use this preparation summary alongside the detailed Regression and Residuals lesson; it is a checklist rather than a replacement for the full sequence.</w:t>
-      </w:r>
-    </w:p>
-    <w:p>
-      <w:pPr>
-        <w:pStyle w:val="Heading3"/>
-      </w:pPr>
-      <w:r>
-        <w:t>Teaching target</w:t>
-      </w:r>
-    </w:p>
-    <w:p>
-      <w:pPr>
-        <w:spacing w:line="336" w:lineRule="auto" w:after="180"/>
-        <w:shd w:fill="EDF7F3"/>
       </w:pPr>
       <w:r>
         <w:rPr>
@@ -6157,7 +6115,6 @@
     <w:p>
       <w:pPr>
         <w:spacing w:line="336" w:lineRule="auto" w:after="180"/>
-        <w:shd w:fill="F5F1FB"/>
       </w:pPr>
       <w:r>
         <w:rPr>
@@ -6192,16 +6149,7 @@
     </w:p>
     <w:p>
       <w:pPr>
-        <w:pStyle w:val="Heading3"/>
-      </w:pPr>
-      <w:r>
-        <w:t>Supported practice answer</w:t>
-      </w:r>
-    </w:p>
-    <w:p>
-      <w:pPr>
         <w:spacing w:line="336" w:lineRule="auto" w:after="180"/>
-        <w:shd w:fill="F1F6FC"/>
       </w:pPr>
       <w:r>
         <w:rPr>
@@ -6270,16 +6218,7 @@
     </w:p>
     <w:p>
       <w:pPr>
-        <w:pStyle w:val="Heading3"/>
-      </w:pPr>
-      <w:r>
-        <w:t>Repair the misconception</w:t>
-      </w:r>
-    </w:p>
-    <w:p>
-      <w:pPr>
         <w:spacing w:line="336" w:lineRule="auto" w:after="180"/>
-        <w:shd w:fill="FFF5E6"/>
       </w:pPr>
       <w:r>
         <w:rPr>
@@ -6302,16 +6241,7 @@
     </w:p>
     <w:p>
       <w:pPr>
-        <w:pStyle w:val="Heading3"/>
-      </w:pPr>
-      <w:r>
-        <w:t>Support without giving away the answer</w:t>
-      </w:r>
-    </w:p>
-    <w:p>
-      <w:pPr>
         <w:spacing w:line="336" w:lineRule="auto" w:after="180"/>
-        <w:shd w:fill="F1F6F8"/>
       </w:pPr>
       <w:r>
         <w:rPr>
@@ -6334,16 +6264,7 @@
     </w:p>
     <w:p>
       <w:pPr>
-        <w:pStyle w:val="Heading3"/>
-      </w:pPr>
-      <w:r>
-        <w:t>Extend the reasoning</w:t>
-      </w:r>
-    </w:p>
-    <w:p>
-      <w:pPr>
         <w:spacing w:line="336" w:lineRule="auto" w:after="180"/>
-        <w:shd w:fill="F5F1FB"/>
       </w:pPr>
       <w:r>
         <w:rPr>
@@ -6391,7 +6312,6 @@
     <w:p>
       <w:pPr>
         <w:spacing w:line="336" w:lineRule="auto" w:after="180"/>
-        <w:shd w:fill="F5F1FB"/>
       </w:pPr>
       <w:r>
         <w:rPr>
@@ -6414,16 +6334,7 @@
     </w:p>
     <w:p>
       <w:pPr>
-        <w:pStyle w:val="Heading3"/>
-      </w:pPr>
-      <w:r>
-        <w:t>Protect the independent attempt</w:t>
-      </w:r>
-    </w:p>
-    <w:p>
-      <w:pPr>
         <w:spacing w:line="336" w:lineRule="auto" w:after="180"/>
-        <w:shd w:fill="FFF5E6"/>
       </w:pPr>
       <w:r>
         <w:rPr>
@@ -6618,16 +6529,7 @@
     </w:tbl>
     <w:p>
       <w:pPr>
-        <w:pStyle w:val="Heading3"/>
-      </w:pPr>
-      <w:r>
-        <w:t>Project checkpoint</w:t>
-      </w:r>
-    </w:p>
-    <w:p>
-      <w:pPr>
         <w:spacing w:line="336" w:lineRule="auto" w:after="180"/>
-        <w:shd w:fill="EDF7F3"/>
       </w:pPr>
       <w:r>
         <w:rPr>
@@ -6664,12 +6566,20 @@
         <w:pStyle w:val="Heading1"/>
       </w:pPr>
       <w:r>
-        <w:t>08. Use feedback, labs and repair paths</w:t>
-      </w:r>
-    </w:p>
-    <w:p>
-      <w:r>
-        <w:t>Use feedback, earlier review and portfolios purposefully. Apply the coding routine only when this lesson has an executable lab.</w:t>
+        <w:t>08. Reference · Feedback and evidence records</w:t>
+      </w:r>
+    </w:p>
+    <w:p>
+      <w:r>
+        <w:t>Keep supported rehearsal separate from independent performance.</w:t>
+      </w:r>
+    </w:p>
+    <w:p>
+      <w:pPr>
+        <w:pStyle w:val="Heading2"/>
+      </w:pPr>
+      <w:r>
+        <w:t>Record and repair</w:t>
       </w:r>
     </w:p>
     <w:p>
@@ -6714,6 +6624,48 @@
         <w:rPr>
           <w:b w:val="0"/>
         </w:rPr>
+        <w:t>Use the earlier worked-explanation links to address a specific missing building block, then return to the current question. Adapt this suggestion after observing the learner; it is not an automatic diagnosis.</w:t>
+      </w:r>
+    </w:p>
+    <w:p>
+      <w:pPr>
+        <w:spacing w:line="336" w:lineRule="auto" w:after="180"/>
+      </w:pPr>
+      <w:r>
+        <w:rPr>
+          <w:b w:val="0"/>
+        </w:rPr>
+        <w:t xml:space="preserve">Collect the completed-work portfolio as </w:t>
+      </w:r>
+      <w:r>
+        <w:rPr>
+          <w:b/>
+        </w:rPr>
+        <w:t>evidence</w:t>
+      </w:r>
+      <w:r>
+        <w:rPr>
+          <w:b w:val="0"/>
+        </w:rPr>
+        <w:t>. Record support separately from correctness, and assess explanation, trace/test and limitations. Progress ticks and quiz selections alone do not establish mastery.</w:t>
+      </w:r>
+    </w:p>
+    <w:p>
+      <w:pPr>
+        <w:pStyle w:val="Heading2"/>
+      </w:pPr>
+      <w:r>
+        <w:t>Earlier wording, alternatives and picture transcripts · reference / check after trying</w:t>
+      </w:r>
+    </w:p>
+    <w:p>
+      <w:pPr>
+        <w:spacing w:line="336" w:lineRule="auto" w:after="180"/>
+      </w:pPr>
+      <w:r>
+        <w:rPr>
+          <w:b w:val="0"/>
+        </w:rPr>
         <w:t xml:space="preserve">Ask students to predict before running code. Preserve errors and actual </w:t>
       </w:r>
       <w:r>
@@ -6731,77 +6683,20 @@
     </w:p>
     <w:p>
       <w:pPr>
-        <w:spacing w:line="336" w:lineRule="auto" w:after="180"/>
-      </w:pPr>
-      <w:r>
-        <w:rPr>
-          <w:b w:val="0"/>
-        </w:rPr>
-        <w:t>Use the earlier worked-explanation links to address a specific missing building block, then return to the current question. Adapt this suggestion after observing the learner; it is not an automatic diagnosis.</w:t>
-      </w:r>
-    </w:p>
-    <w:p>
-      <w:pPr>
-        <w:spacing w:line="336" w:lineRule="auto" w:after="180"/>
-      </w:pPr>
-      <w:r>
-        <w:rPr>
-          <w:b w:val="0"/>
-        </w:rPr>
-        <w:t xml:space="preserve">Collect the completed-work portfolio as </w:t>
-      </w:r>
-      <w:r>
-        <w:rPr>
-          <w:b/>
-        </w:rPr>
-        <w:t>evidence</w:t>
-      </w:r>
-      <w:r>
-        <w:rPr>
-          <w:b w:val="0"/>
-        </w:rPr>
-        <w:t>. Record support separately from correctness, and assess explanation, trace/test and limitations. Progress ticks and quiz selections alone do not establish mastery.</w:t>
-      </w:r>
-    </w:p>
-    <w:p>
-      <w:pPr>
         <w:pStyle w:val="Heading1"/>
       </w:pPr>
       <w:r>
-        <w:t>09. Visual concept journey</w:t>
-      </w:r>
-    </w:p>
-    <w:p>
-      <w:r>
-        <w:t>Show one Regression and Residuals graphic at a time, request a prediction and discuss its trace before the independent assessment.</w:t>
-      </w:r>
-    </w:p>
-    <w:p>
-      <w:pPr>
-        <w:spacing w:line="336" w:lineRule="auto" w:after="180"/>
-      </w:pPr>
-      <w:r>
-        <w:rPr>
-          <w:b w:val="0"/>
-        </w:rPr>
-        <w:t xml:space="preserve">Use one picture at a time. Hide a worked result before asking for a </w:t>
-      </w:r>
-      <w:r>
-        <w:rPr>
-          <w:b/>
-        </w:rPr>
-        <w:t>prediction</w:t>
-      </w:r>
-      <w:r>
-        <w:rPr>
-          <w:b w:val="0"/>
-        </w:rPr>
-        <w:t>, then reveal it for feedback. These are supported teaching cases; retain the separate independent assessment for a fresh first attempt.</w:t>
-      </w:r>
-    </w:p>
-    <w:p>
-      <w:pPr>
-        <w:pStyle w:val="Heading3"/>
+        <w:t>09. Reference · Teach with the six pictures</w:t>
+      </w:r>
+    </w:p>
+    <w:p>
+      <w:r>
+        <w:t>Choose one picture for a specific reasoning move.</w:t>
+      </w:r>
+    </w:p>
+    <w:p>
+      <w:pPr>
+        <w:pStyle w:val="Heading2"/>
       </w:pPr>
       <w:r>
         <w:t>01. Regression and Residuals: the case</w:t>
@@ -6812,7 +6707,7 @@
         <w:drawing>
           <wp:inline xmlns:a="http://schemas.openxmlformats.org/drawingml/2006/main" xmlns:pic="http://schemas.openxmlformats.org/drawingml/2006/picture">
             <wp:extent cx="5486400" cy="2990088"/>
-            <wp:docPr id="3" name="Picture 3" descr="Use residual signs to say whether each plant-height estimate is too high or low. Supplied facts: Residual=observed-predicted. Observed heights [5, 8, 12] cm; predicted [7, 7, 10] cm. All inputs and outcomes in this worked example are invented classroom data; no real model run is claimed."/>
+            <wp:docPr id="4" name="Picture 4" descr="Use residual signs to say whether each plant-height estimate is too high or low. Supplied facts: Residual=observed-predicted. Observed heights [5, 8, 12] cm; predicted [7, 7, 10] cm. All inputs and outcomes in this worked example are invented classroom data; no real model run is claimed."/>
             <wp:cNvGraphicFramePr>
               <a:graphicFrameLocks noChangeAspect="1"/>
             </wp:cNvGraphicFramePr>
@@ -6824,7 +6719,7 @@
                     <pic:cNvPicPr/>
                   </pic:nvPicPr>
                   <pic:blipFill>
-                    <a:blip r:embed="rId11"/>
+                    <a:blip r:embed="rId12"/>
                     <a:stretch>
                       <a:fillRect/>
                     </a:stretch>
@@ -6904,7 +6799,6 @@
     <w:p>
       <w:pPr>
         <w:spacing w:line="336" w:lineRule="auto" w:after="180"/>
-        <w:shd w:fill="F5F1FB"/>
       </w:pPr>
       <w:r>
         <w:rPr>
@@ -6915,16 +6809,7 @@
     </w:p>
     <w:p>
       <w:pPr>
-        <w:pStyle w:val="Heading3"/>
-      </w:pPr>
-      <w:r>
-        <w:t>Discuss while showing the picture</w:t>
-      </w:r>
-    </w:p>
-    <w:p>
-      <w:pPr>
         <w:spacing w:line="336" w:lineRule="auto" w:after="180"/>
-        <w:shd w:fill="F1F6F8"/>
       </w:pPr>
       <w:r>
         <w:rPr>
@@ -6935,7 +6820,7 @@
     </w:p>
     <w:p>
       <w:pPr>
-        <w:pStyle w:val="Heading3"/>
+        <w:pStyle w:val="Heading2"/>
       </w:pPr>
       <w:r>
         <w:t>02. Follow the deciding steps</w:t>
@@ -6946,7 +6831,7 @@
         <w:drawing>
           <wp:inline xmlns:a="http://schemas.openxmlformats.org/drawingml/2006/main" xmlns:pic="http://schemas.openxmlformats.org/drawingml/2006/picture">
             <wp:extent cx="5486400" cy="3337560"/>
-            <wp:docPr id="4" name="Picture 4" descr="Subtract matched pairs: Residuals are5-7=-2, 8-7=1, 12-10=2 cm. → Read directions: First prediction is too high by2; second too low by1; third too low by2. → Avoid cancellation: Mean residual is 1/3 cm; MAE is 5/3 cm, so small signed mean does not imply small errors."/>
+            <wp:docPr id="5" name="Picture 5" descr="Subtract matched pairs: Residuals are5-7=-2, 8-7=1, 12-10=2 cm. → Read directions: First prediction is too high by2; second too low by1; third too low by2. → Avoid cancellation: Mean residual is 1/3 cm; MAE is 5/3 cm, so small signed mean does not imply small errors."/>
             <wp:cNvGraphicFramePr>
               <a:graphicFrameLocks noChangeAspect="1"/>
             </wp:cNvGraphicFramePr>
@@ -6958,7 +6843,7 @@
                     <pic:cNvPicPr/>
                   </pic:nvPicPr>
                   <pic:blipFill>
-                    <a:blip r:embed="rId12"/>
+                    <a:blip r:embed="rId10"/>
                     <a:stretch>
                       <a:fillRect/>
                     </a:stretch>
@@ -7027,7 +6912,6 @@
     <w:p>
       <w:pPr>
         <w:spacing w:line="336" w:lineRule="auto" w:after="180"/>
-        <w:shd w:fill="F5F1FB"/>
       </w:pPr>
       <w:r>
         <w:rPr>
@@ -7050,16 +6934,7 @@
     </w:p>
     <w:p>
       <w:pPr>
-        <w:pStyle w:val="Heading3"/>
-      </w:pPr>
-      <w:r>
-        <w:t>Discuss while showing the picture</w:t>
-      </w:r>
-    </w:p>
-    <w:p>
-      <w:pPr>
         <w:spacing w:line="336" w:lineRule="auto" w:after="180"/>
-        <w:shd w:fill="F1F6F8"/>
       </w:pPr>
       <w:r>
         <w:rPr>
@@ -7082,7 +6957,7 @@
     </w:p>
     <w:p>
       <w:pPr>
-        <w:pStyle w:val="Heading3"/>
+        <w:pStyle w:val="Heading2"/>
       </w:pPr>
       <w:r>
         <w:t>03. Observed minus predicted height</w:t>
@@ -7093,7 +6968,7 @@
         <w:drawing>
           <wp:inline xmlns:a="http://schemas.openxmlformats.org/drawingml/2006/main" xmlns:pic="http://schemas.openxmlformats.org/drawingml/2006/picture">
             <wp:extent cx="5486400" cy="3145536"/>
-            <wp:docPr id="5" name="Picture 5" descr="Observed minus predicted height. Units: cm. plant1: -2. plant2: 1. plant3: 2."/>
+            <wp:docPr id="6" name="Picture 6" descr="Observed minus predicted height. Units: cm. plant1: -2. plant2: 1. plant3: 2."/>
             <wp:cNvGraphicFramePr>
               <a:graphicFrameLocks noChangeAspect="1"/>
             </wp:cNvGraphicFramePr>
@@ -7138,7 +7013,6 @@
     <w:p>
       <w:pPr>
         <w:spacing w:line="336" w:lineRule="auto" w:after="180"/>
-        <w:shd w:fill="F5F1FB"/>
       </w:pPr>
       <w:r>
         <w:rPr>
@@ -7149,16 +7023,7 @@
     </w:p>
     <w:p>
       <w:pPr>
-        <w:pStyle w:val="Heading3"/>
-      </w:pPr>
-      <w:r>
-        <w:t>Discuss while showing the picture</w:t>
-      </w:r>
-    </w:p>
-    <w:p>
-      <w:pPr>
         <w:spacing w:line="336" w:lineRule="auto" w:after="180"/>
-        <w:shd w:fill="F1F6F8"/>
       </w:pPr>
       <w:r>
         <w:rPr>
@@ -7170,7 +7035,6 @@
     <w:p>
       <w:pPr>
         <w:spacing w:line="336" w:lineRule="auto" w:after="180"/>
-        <w:shd w:fill="F1F6F8"/>
       </w:pPr>
       <w:r>
         <w:rPr>
@@ -7181,7 +7045,7 @@
     </w:p>
     <w:p>
       <w:pPr>
-        <w:pStyle w:val="Heading3"/>
+        <w:pStyle w:val="Heading2"/>
       </w:pPr>
       <w:r>
         <w:t>04. Change one thing. Trace what follows.</w:t>
@@ -7192,7 +7056,7 @@
         <w:drawing>
           <wp:inline xmlns:a="http://schemas.openxmlformats.org/drawingml/2006/main" xmlns:pic="http://schemas.openxmlformats.org/drawingml/2006/picture">
             <wp:extent cx="5486400" cy="3041904"/>
-            <wp:docPr id="6" name="Picture 6" descr="Original case: Mean residual is 1/3 cm; MAE is 5/3 cm, so small signed mean does not imply small errors. Changed condition: Raise all predictions by1 cm. Expected result: Residuals become [-3, 0, 1]; mean=-2/3 cm and MAE=4/3 cm. Reason: Each residual decreases by1 under the observed-minus-predicted convention."/>
+            <wp:docPr id="7" name="Picture 7" descr="Original case: Mean residual is 1/3 cm; MAE is 5/3 cm, so small signed mean does not imply small errors. Changed condition: Raise all predictions by1 cm. Expected result: Residuals become [-3, 0, 1]; mean=-2/3 cm and MAE=4/3 cm. Reason: Each residual decreases by1 under the observed-minus-predicted convention."/>
             <wp:cNvGraphicFramePr>
               <a:graphicFrameLocks noChangeAspect="1"/>
             </wp:cNvGraphicFramePr>
@@ -7296,7 +7160,6 @@
     <w:p>
       <w:pPr>
         <w:spacing w:line="336" w:lineRule="auto" w:after="180"/>
-        <w:shd w:fill="F5F1FB"/>
       </w:pPr>
       <w:r>
         <w:rPr>
@@ -7307,16 +7170,7 @@
     </w:p>
     <w:p>
       <w:pPr>
-        <w:pStyle w:val="Heading3"/>
-      </w:pPr>
-      <w:r>
-        <w:t>Discuss while showing the picture</w:t>
-      </w:r>
-    </w:p>
-    <w:p>
-      <w:pPr>
         <w:spacing w:line="336" w:lineRule="auto" w:after="180"/>
-        <w:shd w:fill="F1F6F8"/>
       </w:pPr>
       <w:r>
         <w:rPr>
@@ -7328,7 +7182,6 @@
     <w:p>
       <w:pPr>
         <w:spacing w:line="336" w:lineRule="auto" w:after="180"/>
-        <w:shd w:fill="F1F6F8"/>
       </w:pPr>
       <w:r>
         <w:rPr>
@@ -7351,7 +7204,7 @@
     </w:p>
     <w:p>
       <w:pPr>
-        <w:pStyle w:val="Heading3"/>
+        <w:pStyle w:val="Heading2"/>
       </w:pPr>
       <w:r>
         <w:t>05. Connect the explanation to its limit</w:t>
@@ -7362,7 +7215,7 @@
         <w:drawing>
           <wp:inline xmlns:a="http://schemas.openxmlformats.org/drawingml/2006/main" xmlns:pic="http://schemas.openxmlformats.org/drawingml/2006/picture">
             <wp:extent cx="5486400" cy="2834640"/>
-            <wp:docPr id="7" name="Picture 7" descr="Read the picture in order. Mean residual is 1/3 cm; MAE is 5/3 cm, so small signed mean does not imply small errors. The arrows show which recorded input or intermediate result each decision uses. Explain the deciding step aloud before checking the changed case; pointing to the final answer alone does not show how it follows. Limit: Always declare the residual sign convention; some software uses predicted minus observed."/>
+            <wp:docPr id="8" name="Picture 8" descr="Read the picture in order. Mean residual is 1/3 cm; MAE is 5/3 cm, so small signed mean does not imply small errors. The arrows show which recorded input or intermediate result each decision uses. Explain the deciding step aloud before checking the changed case; pointing to the final answer alone does not show how it follows. Limit: Always declare the residual sign convention; some software uses predicted minus observed."/>
             <wp:cNvGraphicFramePr>
               <a:graphicFrameLocks noChangeAspect="1"/>
             </wp:cNvGraphicFramePr>
@@ -7465,7 +7318,6 @@
     <w:p>
       <w:pPr>
         <w:spacing w:line="336" w:lineRule="auto" w:after="180"/>
-        <w:shd w:fill="F5F1FB"/>
       </w:pPr>
       <w:r>
         <w:rPr>
@@ -7476,16 +7328,7 @@
     </w:p>
     <w:p>
       <w:pPr>
-        <w:pStyle w:val="Heading3"/>
-      </w:pPr>
-      <w:r>
-        <w:t>Discuss while showing the picture</w:t>
-      </w:r>
-    </w:p>
-    <w:p>
-      <w:pPr>
         <w:spacing w:line="336" w:lineRule="auto" w:after="180"/>
-        <w:shd w:fill="F1F6F8"/>
       </w:pPr>
       <w:r>
         <w:rPr>
@@ -7497,7 +7340,6 @@
     <w:p>
       <w:pPr>
         <w:spacing w:line="336" w:lineRule="auto" w:after="180"/>
-        <w:shd w:fill="F1F6F8"/>
       </w:pPr>
       <w:r>
         <w:rPr>
@@ -7520,7 +7362,7 @@
     </w:p>
     <w:p>
       <w:pPr>
-        <w:pStyle w:val="Heading3"/>
+        <w:pStyle w:val="Heading2"/>
       </w:pPr>
       <w:r>
         <w:t>06. Make the idea visible in your project</w:t>
@@ -7531,7 +7373,7 @@
         <w:drawing>
           <wp:inline xmlns:a="http://schemas.openxmlformats.org/drawingml/2006/main" xmlns:pic="http://schemas.openxmlformats.org/drawingml/2006/picture">
             <wp:extent cx="5486400" cy="3681984"/>
-            <wp:docPr id="8" name="Picture 8" descr="For your Responsible Plant Classifier, save the input, procedure, observed result and limitation of this check. Label this worked example as practice; use a different, previously unreviewed case when checking independent understanding. Draw your input, deciding step, result and limit. Supported question: Which statistic reveals the size of errors without cancellation? Point to the relevant step in the picture, then write the changed result and the rule or evidence that supports it."/>
+            <wp:docPr id="9" name="Picture 9" descr="For your Responsible Plant Classifier, save the input, procedure, observed result and limitation of this check. Label this worked example as practice; use a different, previously unreviewed case when checking independent understanding. Draw your input, deciding step, result and limit. Supported question: Which statistic reveals the size of errors without cancellation? Point to the relevant step in the picture, then write the changed result and the rule or evidence that supports it."/>
             <wp:cNvGraphicFramePr>
               <a:graphicFrameLocks noChangeAspect="1"/>
             </wp:cNvGraphicFramePr>
@@ -7634,7 +7476,6 @@
     <w:p>
       <w:pPr>
         <w:spacing w:line="336" w:lineRule="auto" w:after="180"/>
-        <w:shd w:fill="F5F1FB"/>
       </w:pPr>
       <w:r>
         <w:rPr>
@@ -7657,82 +7498,150 @@
     </w:p>
     <w:p>
       <w:pPr>
+        <w:spacing w:line="336" w:lineRule="auto" w:after="180"/>
+      </w:pPr>
+      <w:r>
+        <w:rPr>
+          <w:b w:val="0"/>
+        </w:rPr>
+        <w:t xml:space="preserve">Teacher prompt: Draw your project trace and justify the deciding step using </w:t>
+      </w:r>
+      <w:r>
+        <w:rPr>
+          <w:b/>
+        </w:rPr>
+        <w:t>evidence</w:t>
+      </w:r>
+      <w:r>
+        <w:rPr>
+          <w:b w:val="0"/>
+        </w:rPr>
+        <w:t>. Ask learners to describe one label or arrow in ordinary words. Use the adjacent transcript if the image is difficult to see.</w:t>
+      </w:r>
+    </w:p>
+    <w:p>
+      <w:pPr>
+        <w:spacing w:line="336" w:lineRule="auto" w:after="180"/>
+      </w:pPr>
+      <w:r>
+        <w:rPr>
+          <w:b w:val="0"/>
+        </w:rPr>
+        <w:t xml:space="preserve">Supported practice key: MAE: original5/3 cm and changed4/3 cm. Signed mean reports average direction and can hide offsetting errors. Changed-case check: </w:t>
+      </w:r>
+      <w:r>
+        <w:rPr>
+          <w:b/>
+        </w:rPr>
+        <w:t>Residual</w:t>
+      </w:r>
+      <w:r>
+        <w:rPr>
+          <w:b w:val="0"/>
+        </w:rPr>
+        <w:t>s become [-3, 0, 1]; mean=-2/3 cm and MAE=4/3 cm.</w:t>
+      </w:r>
+    </w:p>
+    <w:p>
+      <w:pPr>
+        <w:spacing w:line="336" w:lineRule="auto" w:after="180"/>
+      </w:pPr>
+      <w:r>
+        <w:rPr>
+          <w:b w:val="0"/>
+        </w:rPr>
+        <w:t xml:space="preserve">Each </w:t>
+      </w:r>
+      <w:r>
+        <w:rPr>
+          <w:b/>
+        </w:rPr>
+        <w:t>residual</w:t>
+      </w:r>
+      <w:r>
+        <w:rPr>
+          <w:b w:val="0"/>
+        </w:rPr>
+        <w:t xml:space="preserve"> decreases by1 under the observed-minus-predicted convention.</w:t>
+      </w:r>
+    </w:p>
+    <w:p>
+      <w:pPr>
+        <w:pStyle w:val="Heading2"/>
+      </w:pPr>
+      <w:r>
+        <w:t>Earlier wording, alternatives and picture transcripts · reference / check after trying</w:t>
+      </w:r>
+    </w:p>
+    <w:p>
+      <w:pPr>
+        <w:spacing w:line="336" w:lineRule="auto" w:after="180"/>
+      </w:pPr>
+      <w:r>
+        <w:rPr>
+          <w:b w:val="0"/>
+        </w:rPr>
+        <w:t xml:space="preserve">Use one picture at a time. Hide a worked result before asking for a </w:t>
+      </w:r>
+      <w:r>
+        <w:rPr>
+          <w:b/>
+        </w:rPr>
+        <w:t>prediction</w:t>
+      </w:r>
+      <w:r>
+        <w:rPr>
+          <w:b w:val="0"/>
+        </w:rPr>
+        <w:t>, then reveal it for feedback. These are supported teaching cases; retain the separate independent assessment for a fresh first attempt.</w:t>
+      </w:r>
+    </w:p>
+    <w:p>
+      <w:pPr>
         <w:pStyle w:val="Heading3"/>
       </w:pPr>
       <w:r>
-        <w:t>Discuss while showing the picture</w:t>
-      </w:r>
-    </w:p>
-    <w:p>
-      <w:pPr>
-        <w:spacing w:line="336" w:lineRule="auto" w:after="180"/>
-        <w:shd w:fill="F1F6F8"/>
-      </w:pPr>
-      <w:r>
-        <w:rPr>
-          <w:b w:val="0"/>
-        </w:rPr>
-        <w:t xml:space="preserve">Teacher prompt: Draw your project trace and justify the deciding step using </w:t>
-      </w:r>
-      <w:r>
-        <w:rPr>
-          <w:b/>
-        </w:rPr>
-        <w:t>evidence</w:t>
-      </w:r>
-      <w:r>
-        <w:rPr>
-          <w:b w:val="0"/>
-        </w:rPr>
-        <w:t>. Ask learners to describe one label or arrow in ordinary words. Use the adjacent transcript if the image is difficult to see.</w:t>
-      </w:r>
-    </w:p>
-    <w:p>
-      <w:pPr>
-        <w:spacing w:line="336" w:lineRule="auto" w:after="180"/>
-        <w:shd w:fill="F1F6F8"/>
-      </w:pPr>
-      <w:r>
-        <w:rPr>
-          <w:b w:val="0"/>
-        </w:rPr>
-        <w:t xml:space="preserve">Supported practice key: MAE: original5/3 cm and changed4/3 cm. Signed mean reports average direction and can hide offsetting errors. Changed-case check: </w:t>
-      </w:r>
-      <w:r>
-        <w:rPr>
-          <w:b/>
-        </w:rPr>
-        <w:t>Residual</w:t>
-      </w:r>
-      <w:r>
-        <w:rPr>
-          <w:b w:val="0"/>
-        </w:rPr>
-        <w:t>s become [-3, 0, 1]; mean=-2/3 cm and MAE=4/3 cm.</w:t>
-      </w:r>
-    </w:p>
-    <w:p>
-      <w:pPr>
-        <w:spacing w:line="336" w:lineRule="auto" w:after="180"/>
-        <w:shd w:fill="F1F6F8"/>
-      </w:pPr>
-      <w:r>
-        <w:rPr>
-          <w:b w:val="0"/>
-        </w:rPr>
-        <w:t xml:space="preserve">Each </w:t>
-      </w:r>
-      <w:r>
-        <w:rPr>
-          <w:b/>
-        </w:rPr>
-        <w:t>residual</w:t>
-      </w:r>
-      <w:r>
-        <w:rPr>
-          <w:b w:val="0"/>
-        </w:rPr>
-        <w:t xml:space="preserve"> decreases by1 under the observed-minus-predicted convention.</w:t>
+        <w:t>01. Regression and Residuals: the case</w:t>
+      </w:r>
+    </w:p>
+    <w:p>
+      <w:pPr>
+        <w:pStyle w:val="Heading3"/>
+      </w:pPr>
+      <w:r>
+        <w:t>02. Follow the deciding steps</w:t>
+      </w:r>
+    </w:p>
+    <w:p>
+      <w:pPr>
+        <w:pStyle w:val="Heading3"/>
+      </w:pPr>
+      <w:r>
+        <w:t>03. Observed minus predicted height</w:t>
+      </w:r>
+    </w:p>
+    <w:p>
+      <w:pPr>
+        <w:pStyle w:val="Heading3"/>
+      </w:pPr>
+      <w:r>
+        <w:t>04. Change one thing. Trace what follows.</w:t>
+      </w:r>
+    </w:p>
+    <w:p>
+      <w:pPr>
+        <w:pStyle w:val="Heading3"/>
+      </w:pPr>
+      <w:r>
+        <w:t>05. Connect the explanation to its limit</w:t>
+      </w:r>
+    </w:p>
+    <w:p>
+      <w:pPr>
+        <w:pStyle w:val="Heading3"/>
+      </w:pPr>
+      <w:r>
+        <w:t>06. Make the idea visible in your project</w:t>
       </w:r>
     </w:p>
     <w:sectPr>
